--- a/source/MySEProject/Documentation/ML 24-25-03 Implement Anomaly Detection Sample_Team Synergy.docx
+++ b/source/MySEProject/Documentation/ML 24-25-03 Implement Anomaly Detection Sample_Team Synergy.docx
@@ -51,7 +51,7 @@
     <w:p>
       <w:pPr>
         <w:pStyle w:val="Author"/>
-        <w:spacing w:before="100" w:beforeAutospacing="1"/>
+        <w:spacing w:before="0"/>
         <w:rPr>
           <w:sz w:val="18"/>
           <w:szCs w:val="18"/>
@@ -64,26 +64,98 @@
         </w:rPr>
         <w:t>Mohammad Talha Saleem</w:t>
       </w:r>
-      <w:r>
+    </w:p>
+    <w:p>
+      <w:pPr>
+        <w:pStyle w:val="Author"/>
+        <w:spacing w:before="0"/>
         <w:rPr>
           <w:sz w:val="18"/>
           <w:szCs w:val="18"/>
         </w:rPr>
-        <w:t xml:space="preserve"> </w:t>
-      </w:r>
+      </w:pPr>
       <w:r>
         <w:rPr>
           <w:sz w:val="18"/>
           <w:szCs w:val="18"/>
         </w:rPr>
-        <w:br/>
+        <w:t>1502910</w:t>
       </w:r>
       <w:r>
         <w:rPr>
           <w:sz w:val="18"/>
           <w:szCs w:val="18"/>
         </w:rPr>
+        <w:t xml:space="preserve"> </w:t>
+      </w:r>
+      <w:r>
+        <w:rPr>
+          <w:sz w:val="18"/>
+          <w:szCs w:val="18"/>
+        </w:rPr>
+        <w:br/>
+      </w:r>
+      <w:r>
+        <w:rPr>
+          <w:sz w:val="18"/>
+          <w:szCs w:val="18"/>
+        </w:rPr>
         <w:t>talha.saleem@stud.fra-uas.de</w:t>
+      </w:r>
+    </w:p>
+    <w:p>
+      <w:pPr>
+        <w:pStyle w:val="Author"/>
+        <w:spacing w:before="0"/>
+        <w:rPr>
+          <w:sz w:val="18"/>
+          <w:szCs w:val="18"/>
+        </w:rPr>
+      </w:pPr>
+      <w:r>
+        <w:rPr>
+          <w:sz w:val="18"/>
+          <w:szCs w:val="18"/>
+        </w:rPr>
+        <w:br w:type="column"/>
+      </w:r>
+      <w:r>
+        <w:rPr>
+          <w:sz w:val="18"/>
+          <w:szCs w:val="18"/>
+        </w:rPr>
+        <w:t>Samra Arif</w:t>
+      </w:r>
+    </w:p>
+    <w:p>
+      <w:pPr>
+        <w:pStyle w:val="Author"/>
+        <w:spacing w:before="0"/>
+        <w:rPr>
+          <w:sz w:val="18"/>
+          <w:szCs w:val="18"/>
+        </w:rPr>
+      </w:pPr>
+      <w:r>
+        <w:rPr>
+          <w:sz w:val="18"/>
+          <w:szCs w:val="18"/>
+        </w:rPr>
+        <w:t>1565456</w:t>
+      </w:r>
+      <w:r>
+        <w:rPr>
+          <w:sz w:val="18"/>
+          <w:szCs w:val="18"/>
+        </w:rPr>
+        <w:br/>
+      </w:r>
+      <w:r>
+        <w:rPr>
+          <w:sz w:val="18"/>
+          <w:szCs w:val="18"/>
+        </w:rPr>
+        <w:t>samra.arif@stud.fra-uas.de</w:t>
       </w:r>
     </w:p>
     <w:p>
@@ -95,67 +167,46 @@
           <w:szCs w:val="18"/>
         </w:rPr>
       </w:pPr>
-      <w:r>
+    </w:p>
+    <w:p>
+      <w:pPr>
+        <w:pStyle w:val="Author"/>
+        <w:spacing w:before="0"/>
         <w:rPr>
           <w:sz w:val="18"/>
           <w:szCs w:val="18"/>
         </w:rPr>
-        <w:br w:type="column"/>
-      </w:r>
+      </w:pPr>
       <w:r>
         <w:rPr>
           <w:sz w:val="18"/>
           <w:szCs w:val="18"/>
         </w:rPr>
-        <w:t>Samra Arif</w:t>
+        <w:br w:type="column"/>
       </w:r>
       <w:r>
         <w:rPr>
           <w:sz w:val="18"/>
           <w:szCs w:val="18"/>
         </w:rPr>
-        <w:br/>
-      </w:r>
-      <w:r>
+        <w:t>Waqas Ahmed</w:t>
+      </w:r>
+    </w:p>
+    <w:p>
+      <w:pPr>
+        <w:pStyle w:val="Author"/>
+        <w:spacing w:before="0"/>
         <w:rPr>
           <w:sz w:val="18"/>
           <w:szCs w:val="18"/>
         </w:rPr>
-        <w:t>samra.arif@stud.fra-uas.de</w:t>
-      </w:r>
-    </w:p>
-    <w:p>
-      <w:pPr>
-        <w:pStyle w:val="Author"/>
-        <w:spacing w:before="100" w:beforeAutospacing="1"/>
+      </w:pPr>
+      <w:r>
         <w:rPr>
           <w:sz w:val="18"/>
           <w:szCs w:val="18"/>
         </w:rPr>
-      </w:pPr>
-    </w:p>
-    <w:p>
-      <w:pPr>
-        <w:pStyle w:val="Author"/>
-        <w:spacing w:before="100" w:beforeAutospacing="1"/>
-        <w:rPr>
-          <w:sz w:val="18"/>
-          <w:szCs w:val="18"/>
-        </w:rPr>
-      </w:pPr>
-      <w:r>
-        <w:rPr>
-          <w:sz w:val="18"/>
-          <w:szCs w:val="18"/>
-        </w:rPr>
-        <w:br w:type="column"/>
-      </w:r>
-      <w:r>
-        <w:rPr>
-          <w:sz w:val="18"/>
-          <w:szCs w:val="18"/>
-        </w:rPr>
-        <w:t>Waqas Ahmed</w:t>
+        <w:t>1569061</w:t>
       </w:r>
       <w:r>
         <w:rPr>
@@ -211,111 +262,23 @@
           <w:i/>
           <w:iCs/>
         </w:rPr>
-        <w:t>Abstract--</w:t>
-      </w:r>
+        <w:t xml:space="preserve">Abstract--Hierarchical Temporal Memory (HTM) is a machine learning algorithm that attempts to replicate the functioning of human neocortex. The HTM architecture consists of Spatial Pooler (SP) that transforms input data into Sparse Distributed Representation (SDR) and Temporal Memory (TM) which is responsible for the learning process. Precisely, the input data are fed to the encoder that converts them to binary values that is received by the SP which then generates SDR values. This paper presents a system for real-time anomaly detection in temporal sequences using Hierarchical Temporal Memory (HTM) via the </w:t>
+      </w:r>
+      <w:proofErr w:type="spellStart"/>
       <w:r>
         <w:rPr>
           <w:i/>
           <w:iCs/>
         </w:rPr>
-        <w:t>Hierarchical Temporal Memory (HTM) is a machine learning algorithm that attempts to replicate the functioning of human neocortex. The HTM architecture consists of Spatial Pooler (SP) that transforms input data i</w:t>
-      </w:r>
+        <w:t>NeoCortexAPI</w:t>
+      </w:r>
+      <w:proofErr w:type="spellEnd"/>
       <w:r>
         <w:rPr>
           <w:i/>
           <w:iCs/>
         </w:rPr>
-        <w:t>n</w:t>
-      </w:r>
-      <w:r>
-        <w:rPr>
-          <w:i/>
-          <w:iCs/>
-        </w:rPr>
-        <w:t>to Sparse Distributed Representation (SDR) and Temporal Memory (TM) which is responsible for the learning process. Precisely, the input data are fed to the encoder that converts them to binary values that is received by the SP which then generates SDR values</w:t>
-      </w:r>
-      <w:r>
-        <w:rPr>
-          <w:i/>
-          <w:iCs/>
-        </w:rPr>
-        <w:t xml:space="preserve">. </w:t>
-      </w:r>
-      <w:r>
-        <w:rPr>
-          <w:i/>
-          <w:iCs/>
-        </w:rPr>
-        <w:t xml:space="preserve">This paper presents a system for real-time anomaly detection in temporal sequences using Hierarchical Temporal Memory (HTM) via </w:t>
-      </w:r>
-      <w:proofErr w:type="gramStart"/>
-      <w:r>
-        <w:rPr>
-          <w:i/>
-          <w:iCs/>
-        </w:rPr>
-        <w:t xml:space="preserve">the </w:t>
-      </w:r>
-      <w:proofErr w:type="spellStart"/>
-      <w:r>
-        <w:rPr>
-          <w:i/>
-          <w:iCs/>
-        </w:rPr>
-        <w:t>NeoCortexAPI</w:t>
-      </w:r>
-      <w:proofErr w:type="spellEnd"/>
-      <w:proofErr w:type="gramEnd"/>
-      <w:r>
-        <w:rPr>
-          <w:i/>
-          <w:iCs/>
-        </w:rPr>
-        <w:t xml:space="preserve">. The implementation </w:t>
-      </w:r>
-      <w:proofErr w:type="gramStart"/>
-      <w:r>
-        <w:rPr>
-          <w:i/>
-          <w:iCs/>
-        </w:rPr>
-        <w:t>trains</w:t>
-      </w:r>
-      <w:r>
-        <w:rPr>
-          <w:i/>
-          <w:iCs/>
-        </w:rPr>
-        <w:t xml:space="preserve"> </w:t>
-      </w:r>
-      <w:r>
-        <w:rPr>
-          <w:i/>
-          <w:iCs/>
-        </w:rPr>
-        <w:t>on</w:t>
-      </w:r>
-      <w:proofErr w:type="gramEnd"/>
-      <w:r>
-        <w:rPr>
-          <w:i/>
-          <w:iCs/>
-        </w:rPr>
-        <w:t xml:space="preserve"> non-anomalous sequences from CSV files and detects deviations during inference by comparing predicted and actual values against a tolerance threshold</w:t>
-      </w:r>
-      <w:r>
-        <w:rPr>
-          <w:i/>
-          <w:iCs/>
-        </w:rPr>
-        <w:t xml:space="preserve">. </w:t>
-      </w:r>
-      <w:r>
-        <w:rPr>
-          <w:i/>
-          <w:iCs/>
-        </w:rPr>
-        <w:t>The system achieves 92% anomaly detection accuracy on synthetic datasets, with graphical visualizations of sequences and flagged anomalies. Key contributions include a modular architecture for data processing, training, and inference, and a tolerance-based anomaly thresholding mechanism.</w:t>
+        <w:t>. The implementation trains on non-anomalous sequences from CSV files and detects deviations during inference by comparing predicted and actual values against a tolerance threshold. The system achieves 92% anomaly detection accuracy on synthetic datasets, with graphical visualizations of sequences and flagged anomalies. Key contributions include a modular architecture for data processing, training, and inference, and a tolerance-based anomaly thresholding mechanism.</w:t>
       </w:r>
       <w:r>
         <w:rPr>
@@ -476,14 +439,12 @@
         <w:rPr>
           <w:noProof/>
           <w:spacing w:val="-1"/>
-          <w:highlight w:val="yellow"/>
         </w:rPr>
         <w:t>[2]</w:t>
       </w:r>
       <w:r>
         <w:rPr>
           <w:spacing w:val="-1"/>
-          <w:highlight w:val="yellow"/>
         </w:rPr>
         <w:t>.</w:t>
       </w:r>
@@ -491,21 +452,7 @@
         <w:rPr>
           <w:spacing w:val="-1"/>
         </w:rPr>
-        <w:t xml:space="preserve"> Compared with the conventional machine learning methods, HTM tends to propose a general theory of intelligence rather than being designed to solve specific types of problems. </w:t>
-      </w:r>
-      <w:proofErr w:type="gramStart"/>
-      <w:r>
-        <w:rPr>
-          <w:spacing w:val="-1"/>
-        </w:rPr>
-        <w:t>In order to</w:t>
-      </w:r>
-      <w:proofErr w:type="gramEnd"/>
-      <w:r>
-        <w:rPr>
-          <w:spacing w:val="-1"/>
-        </w:rPr>
-        <w:t xml:space="preserve"> capture spatial information and learn temporal dependencies from sequential data, HTM uses two core learning algorithms, </w:t>
+        <w:t xml:space="preserve"> Compared with the conventional machine learning methods, HTM tends to propose a general theory of intelligence rather than being designed to solve specific types of problems. In order to capture spatial information and learn temporal dependencies from sequential data, HTM uses two core learning algorithms, </w:t>
       </w:r>
       <w:r>
         <w:rPr>
@@ -550,7 +497,7 @@
           <w:sz w:val="20"/>
           <w:szCs w:val="20"/>
         </w:rPr>
-        <w:t xml:space="preserve">In HTM, an Encoder serves a crucial role by preparing input data before it enters the HTM network. It transforms raw data like numbers, text, or images into binary vectors. The Spatial Pooling (SP) algorithm then takes over, creating an </w:t>
+        <w:t xml:space="preserve">In HTM, an Encoder serves a crucial role by preparing input data before it enters the HTM network. It transforms raw data like numbers, text, or images into binary vectors. The </w:t>
       </w:r>
       <w:r>
         <w:rPr>
@@ -559,7 +506,7 @@
           <w:sz w:val="20"/>
           <w:szCs w:val="20"/>
         </w:rPr>
-        <w:t>internal representation of the data pattern in the form of Sparse Distributed Representations (SDRs)</w:t>
+        <w:t>Spatial Pooling (SP) algorithm then takes over, creating an internal representation of the data pattern in the form of Sparse Distributed Representations (SDRs)</w:t>
       </w:r>
       <w:r>
         <w:rPr>
@@ -1156,21 +1103,7 @@
         <w:rPr>
           <w:lang w:eastAsia="x-none"/>
         </w:rPr>
-        <w:t xml:space="preserve">The architecture for anomaly detection </w:t>
-      </w:r>
-      <w:proofErr w:type="gramStart"/>
-      <w:r>
-        <w:rPr>
-          <w:lang w:eastAsia="x-none"/>
-        </w:rPr>
-        <w:t>based</w:t>
-      </w:r>
-      <w:proofErr w:type="gramEnd"/>
-      <w:r>
-        <w:rPr>
-          <w:lang w:eastAsia="x-none"/>
-        </w:rPr>
-        <w:t xml:space="preserve"> on the HTM model</w:t>
+        <w:t>The architecture for anomaly detection based on the HTM model</w:t>
       </w:r>
       <w:r>
         <w:rPr>
@@ -1468,35 +1401,35 @@
           <w:spacing w:val="-1"/>
           <w:lang w:eastAsia="x-none"/>
         </w:rPr>
-        <w:t xml:space="preserve">. These sequences will be stored in comma-separated value (CSV) files. </w:t>
+        <w:t>. These seq</w:t>
       </w:r>
       <w:r>
         <w:rPr>
           <w:spacing w:val="-1"/>
           <w:lang w:eastAsia="x-none"/>
         </w:rPr>
-        <w:t>The</w:t>
+        <w:t xml:space="preserve">uences will be stored in comma-separated value (CSV) files. </w:t>
       </w:r>
       <w:r>
         <w:rPr>
           <w:spacing w:val="-1"/>
           <w:lang w:eastAsia="x-none"/>
         </w:rPr>
-        <w:t xml:space="preserve"> main project folder will contain two subfolders: one for </w:t>
+        <w:t>The</w:t>
       </w:r>
       <w:r>
         <w:rPr>
           <w:spacing w:val="-1"/>
           <w:lang w:eastAsia="x-none"/>
         </w:rPr>
-        <w:t>t</w:t>
+        <w:t xml:space="preserve"> main project folder will contain two subfolders: one for </w:t>
       </w:r>
       <w:r>
         <w:rPr>
           <w:spacing w:val="-1"/>
           <w:lang w:eastAsia="x-none"/>
         </w:rPr>
-        <w:t xml:space="preserve">he </w:t>
+        <w:t xml:space="preserve">the </w:t>
       </w:r>
       <w:r>
         <w:rPr>
@@ -1531,53 +1464,21 @@
           <w:spacing w:val="-1"/>
           <w:lang w:eastAsia="x-none"/>
         </w:rPr>
-        <w:t xml:space="preserve">. Both folders hold CSV files, with the prediction folder containing data </w:t>
-      </w:r>
-      <w:proofErr w:type="gramStart"/>
+        <w:t xml:space="preserve">. Both folders hold CSV files, with the prediction folder containing data similar to the training set but with randomly introduced anomalies. </w:t>
+      </w:r>
       <w:r>
         <w:rPr>
           <w:spacing w:val="-1"/>
           <w:lang w:eastAsia="x-none"/>
         </w:rPr>
-        <w:t>similar to</w:t>
-      </w:r>
-      <w:proofErr w:type="gramEnd"/>
+        <w:t>The system</w:t>
+      </w:r>
       <w:r>
         <w:rPr>
           <w:spacing w:val="-1"/>
           <w:lang w:eastAsia="x-none"/>
         </w:rPr>
-        <w:t xml:space="preserve"> the training set but with randomly introduced anomalies. </w:t>
-      </w:r>
-      <w:r>
-        <w:rPr>
-          <w:spacing w:val="-1"/>
-          <w:lang w:eastAsia="x-none"/>
-        </w:rPr>
-        <w:t>The system</w:t>
-      </w:r>
-      <w:r>
-        <w:rPr>
-          <w:spacing w:val="-1"/>
-          <w:lang w:eastAsia="x-none"/>
-        </w:rPr>
-        <w:t xml:space="preserve"> </w:t>
-      </w:r>
-      <w:proofErr w:type="gramStart"/>
-      <w:r>
-        <w:rPr>
-          <w:spacing w:val="-1"/>
-          <w:lang w:eastAsia="x-none"/>
-        </w:rPr>
-        <w:t>read</w:t>
-      </w:r>
-      <w:proofErr w:type="gramEnd"/>
-      <w:r>
-        <w:rPr>
-          <w:spacing w:val="-1"/>
-          <w:lang w:eastAsia="x-none"/>
-        </w:rPr>
-        <w:t xml:space="preserve"> data from both folders to train </w:t>
+        <w:t xml:space="preserve"> read data from both folders to train </w:t>
       </w:r>
       <w:r>
         <w:rPr>
@@ -1741,25 +1642,7 @@
           <w:sz w:val="19"/>
           <w:szCs w:val="19"/>
         </w:rPr>
-        <w:t xml:space="preserve"> API and </w:t>
-      </w:r>
-      <w:proofErr w:type="gramStart"/>
-      <w:r>
-        <w:rPr>
-          <w:rFonts w:eastAsia="Times New Roman"/>
-          <w:sz w:val="19"/>
-          <w:szCs w:val="19"/>
-        </w:rPr>
-        <w:t>use</w:t>
-      </w:r>
-      <w:proofErr w:type="gramEnd"/>
-      <w:r>
-        <w:rPr>
-          <w:rFonts w:eastAsia="Times New Roman"/>
-          <w:sz w:val="19"/>
-          <w:szCs w:val="19"/>
-        </w:rPr>
-        <w:t xml:space="preserve"> the functionalities of this repository for training and predicting the sequences. The main part of this repository is the multi sequence learning class which is the basis of HTM model to learn the sequences stored in the CSV file </w:t>
+        <w:t xml:space="preserve"> API and use the functionalities of this repository for training and predicting the sequences. The main part of this repository is the multi sequence learning class which is the basis of HTM model to learn the sequences stored in the CSV file </w:t>
       </w:r>
     </w:p>
     <w:p>
@@ -1976,25 +1859,7 @@
           <w:sz w:val="19"/>
           <w:szCs w:val="19"/>
         </w:rPr>
-        <w:t xml:space="preserve"> 34, 36, 37, 35, </w:t>
-      </w:r>
-      <w:proofErr w:type="gramStart"/>
-      <w:r>
-        <w:rPr>
-          <w:rFonts w:eastAsia="Times New Roman"/>
-          <w:sz w:val="19"/>
-          <w:szCs w:val="19"/>
-        </w:rPr>
-        <w:t>38</w:t>
-      </w:r>
-      <w:proofErr w:type="gramEnd"/>
-      <w:r>
-        <w:rPr>
-          <w:rFonts w:eastAsia="Times New Roman"/>
-          <w:sz w:val="19"/>
-          <w:szCs w:val="19"/>
-        </w:rPr>
-        <w:t>, 36, 37, 39, 40, 41, 43, 44</w:t>
+        <w:t xml:space="preserve"> 34, 36, 37, 35, 38, 36, 37, 39, 40, 41, 43, 44</w:t>
       </w:r>
     </w:p>
     <w:p>
@@ -2060,25 +1925,7 @@
           <w:sz w:val="19"/>
           <w:szCs w:val="19"/>
         </w:rPr>
-        <w:t xml:space="preserve">Sequence 3: 22, 24, 23, 24, 26, </w:t>
-      </w:r>
-      <w:proofErr w:type="gramStart"/>
-      <w:r>
-        <w:rPr>
-          <w:rFonts w:eastAsia="Times New Roman"/>
-          <w:sz w:val="19"/>
-          <w:szCs w:val="19"/>
-        </w:rPr>
-        <w:t>24</w:t>
-      </w:r>
-      <w:proofErr w:type="gramEnd"/>
-      <w:r>
-        <w:rPr>
-          <w:rFonts w:eastAsia="Times New Roman"/>
-          <w:sz w:val="19"/>
-          <w:szCs w:val="19"/>
-        </w:rPr>
-        <w:t>, 26, 28, 29, 30, 33, 34, 32, 31</w:t>
+        <w:t>Sequence 3: 22, 24, 23, 24, 26, 24, 26, 28, 29, 30, 33, 34, 32, 31</w:t>
       </w:r>
       <w:r>
         <w:rPr>
@@ -2291,25 +2138,7 @@
           <w:sz w:val="19"/>
           <w:szCs w:val="19"/>
         </w:rPr>
-        <w:t xml:space="preserve">Sequence 1: 22, 24, 26, 28, </w:t>
-      </w:r>
-      <w:proofErr w:type="gramStart"/>
-      <w:r>
-        <w:rPr>
-          <w:rFonts w:eastAsia="Times New Roman"/>
-          <w:sz w:val="19"/>
-          <w:szCs w:val="19"/>
-        </w:rPr>
-        <w:t>40, 24</w:t>
-      </w:r>
-      <w:proofErr w:type="gramEnd"/>
-      <w:r>
-        <w:rPr>
-          <w:rFonts w:eastAsia="Times New Roman"/>
-          <w:sz w:val="19"/>
-          <w:szCs w:val="19"/>
-        </w:rPr>
-        <w:t>, 26, 27, 29, 30, 32, 33, 14, 31</w:t>
+        <w:t>Sequence 1: 22, 24, 26, 28, 40, 24, 26, 27, 29, 30, 32, 33, 14, 31</w:t>
       </w:r>
       <w:r>
         <w:rPr>
@@ -2520,25 +2349,25 @@
           <w:sz w:val="19"/>
           <w:szCs w:val="19"/>
         </w:rPr>
-        <w:t>HomeostaticPlasticityController</w:t>
-      </w:r>
-      <w:proofErr w:type="spellEnd"/>
+        <w:t>HomeostaticPlasticityContr</w:t>
+      </w:r>
       <w:r>
         <w:rPr>
           <w:rFonts w:eastAsia="Times New Roman"/>
           <w:sz w:val="19"/>
           <w:szCs w:val="19"/>
         </w:rPr>
-        <w:t>. Next, the Spatial Pooler and Temporal Memory are set up, after which the spatial pooler memory is added to the cortex la</w:t>
-      </w:r>
+        <w:lastRenderedPageBreak/>
+        <w:t>oller</w:t>
+      </w:r>
+      <w:proofErr w:type="spellEnd"/>
       <w:r>
         <w:rPr>
           <w:rFonts w:eastAsia="Times New Roman"/>
           <w:sz w:val="19"/>
           <w:szCs w:val="19"/>
         </w:rPr>
-        <w:lastRenderedPageBreak/>
-        <w:t>yer and trained for the maximum number of cycles. Subsequently, the Temporal Memory is integrated into the cortex layer to learn all input sequences. Once training is complete, the trained cortex layer and HTM classifier are returned. To function correctly, this class requires Encoder and HTM configuration settings, which must be provided to the relevant components. Finally, we will use the classifier object from the trained HTM model to predict values, which will ultimately be utilized for anomaly detection.</w:t>
+        <w:t>. Next, the Spatial Pooler and Temporal Memory are set up, after which the spatial pooler memory is added to the cortex layer and trained for the maximum number of cycles. Subsequently, the Temporal Memory is integrated into the cortex layer to learn all input sequences. Once training is complete, the trained cortex layer and HTM classifier are returned. To function correctly, this class requires Encoder and HTM configuration settings, which must be provided to the relevant components. Finally, we will use the classifier object from the trained HTM model to predict values, which will ultimately be utilized for anomaly detection.</w:t>
       </w:r>
     </w:p>
     <w:p>
@@ -3599,15 +3428,7 @@
         <w:t xml:space="preserve">method </w:t>
       </w:r>
       <w:r>
-        <w:t>detects anomalies in time-</w:t>
-      </w:r>
-      <w:proofErr w:type="gramStart"/>
-      <w:r>
-        <w:t>series data</w:t>
-      </w:r>
-      <w:proofErr w:type="gramEnd"/>
-      <w:r>
-        <w:t xml:space="preserve"> using predictions from a trained HTM model. It:</w:t>
+        <w:t>detects anomalies in time-series data using predictions from a trained HTM model. It:</w:t>
       </w:r>
     </w:p>
     <w:p>
@@ -3687,15 +3508,7 @@
       </w:r>
       <w:proofErr w:type="gramEnd"/>
       <w:r>
-        <w:t xml:space="preserve"> and </w:t>
-      </w:r>
-      <w:proofErr w:type="gramStart"/>
-      <w:r>
-        <w:t>saves</w:t>
-      </w:r>
-      <w:proofErr w:type="gramEnd"/>
-      <w:r>
-        <w:t xml:space="preserve"> them to a CSV file.</w:t>
+        <w:t xml:space="preserve"> and saves them to a CSV file.</w:t>
       </w:r>
     </w:p>
     <w:p>
@@ -3818,7 +3631,7 @@
             <v:path o:extrusionok="f" gradientshapeok="t" o:connecttype="rect"/>
             <o:lock v:ext="edit" aspectratio="t"/>
           </v:shapetype>
-          <v:shape id="_x0000_i1028" type="#_x0000_t75" style="width:243.15pt;height:44.15pt;visibility:visible;mso-wrap-style:square">
+          <v:shape id="_x0000_i1026" type="#_x0000_t75" style="width:243pt;height:44.25pt;visibility:visible;mso-wrap-style:square">
             <v:imagedata r:id="rId12" o:title=""/>
           </v:shape>
         </w:pict>
@@ -3989,34 +3802,6 @@
       <w:r>
         <w:t xml:space="preserve">: Relative tolerance </w:t>
       </w:r>
-    </w:p>
-    <w:p>
-      <w:pPr>
-        <w:numPr>
-          <w:ilvl w:val="0"/>
-          <w:numId w:val="35"/>
-        </w:numPr>
-        <w:tabs>
-          <w:tab w:val="left" w:pos="916"/>
-          <w:tab w:val="left" w:pos="1832"/>
-          <w:tab w:val="left" w:pos="2748"/>
-          <w:tab w:val="left" w:pos="3664"/>
-          <w:tab w:val="left" w:pos="4580"/>
-          <w:tab w:val="left" w:pos="5496"/>
-          <w:tab w:val="left" w:pos="6412"/>
-          <w:tab w:val="left" w:pos="7328"/>
-          <w:tab w:val="left" w:pos="8244"/>
-          <w:tab w:val="left" w:pos="9160"/>
-          <w:tab w:val="left" w:pos="10076"/>
-          <w:tab w:val="left" w:pos="10992"/>
-          <w:tab w:val="left" w:pos="11908"/>
-          <w:tab w:val="left" w:pos="12824"/>
-          <w:tab w:val="left" w:pos="13740"/>
-          <w:tab w:val="left" w:pos="14656"/>
-        </w:tabs>
-        <w:wordWrap w:val="0"/>
-        <w:jc w:val="left"/>
-      </w:pPr>
     </w:p>
     <w:p>
       <w:pPr>
@@ -4233,11 +4018,9 @@
                     <w:t>actualValue</w:t>
                   </w:r>
                   <w:proofErr w:type="spellEnd"/>
-                  <w:proofErr w:type="gramStart"/>
                   <w:r>
                     <w:t>);</w:t>
                   </w:r>
-                  <w:proofErr w:type="gramEnd"/>
                 </w:p>
                 <w:p>
                   <w:pPr>
@@ -4276,7 +4059,6 @@
                     <w:t xml:space="preserve"> / </w:t>
                   </w:r>
                   <w:proofErr w:type="spellStart"/>
-                  <w:proofErr w:type="gramStart"/>
                   <w:r>
                     <w:t>actualValue</w:t>
                   </w:r>
@@ -4284,7 +4066,6 @@
                   <w:r>
                     <w:t>;</w:t>
                   </w:r>
-                  <w:proofErr w:type="gramEnd"/>
                 </w:p>
                 <w:p>
                   <w:pPr>
@@ -4427,13 +4208,8 @@
                     <w:jc w:val="left"/>
                   </w:pPr>
                   <w:r>
-                    <w:t xml:space="preserve">         return </w:t>
+                    <w:t xml:space="preserve">         return false;</w:t>
                   </w:r>
-                  <w:proofErr w:type="gramStart"/>
-                  <w:r>
-                    <w:t>false;</w:t>
-                  </w:r>
-                  <w:proofErr w:type="gramEnd"/>
                 </w:p>
                 <w:p>
                   <w:pPr>
@@ -5630,15 +5406,7 @@
                 <w:szCs w:val="16"/>
                 <w:lang w:eastAsia="x-none"/>
               </w:rPr>
-              <w:t>Predicted Sequence</w:t>
-            </w:r>
-            <w:r>
-              <w:rPr>
-                <w:sz w:val="16"/>
-                <w:szCs w:val="16"/>
-                <w:lang w:eastAsia="x-none"/>
-              </w:rPr>
-              <w:t xml:space="preserve"> </w:t>
+              <w:t xml:space="preserve">Predicted Sequence </w:t>
             </w:r>
           </w:p>
         </w:tc>
@@ -9132,21 +8900,7 @@
         <w:rPr>
           <w:rFonts w:eastAsia="Times New Roman"/>
         </w:rPr>
-        <w:t xml:space="preserve">The </w:t>
-      </w:r>
-      <w:proofErr w:type="gramStart"/>
-      <w:r>
-        <w:rPr>
-          <w:rFonts w:eastAsia="Times New Roman"/>
-        </w:rPr>
-        <w:t>similarity</w:t>
-      </w:r>
-      <w:proofErr w:type="gramEnd"/>
-      <w:r>
-        <w:rPr>
-          <w:rFonts w:eastAsia="Times New Roman"/>
-        </w:rPr>
-        <w:t xml:space="preserve"> score </w:t>
+        <w:t xml:space="preserve">The similarity score </w:t>
       </w:r>
       <w:proofErr w:type="gramStart"/>
       <w:r>
@@ -9236,14 +8990,12 @@
         </w:rPr>
         <w:t xml:space="preserve">Training </w:t>
       </w:r>
-      <w:proofErr w:type="gramStart"/>
-      <w:r>
-        <w:rPr>
-          <w:rFonts w:eastAsia="Times New Roman"/>
-        </w:rPr>
-        <w:t>Phase :</w:t>
-      </w:r>
-      <w:proofErr w:type="gramEnd"/>
+      <w:r>
+        <w:rPr>
+          <w:rFonts w:eastAsia="Times New Roman"/>
+        </w:rPr>
+        <w:t>Phase:</w:t>
+      </w:r>
       <w:r>
         <w:rPr>
           <w:rFonts w:eastAsia="Times New Roman"/>
@@ -9351,25 +9103,17 @@
         </w:rPr>
         <w:t xml:space="preserve">Prediction </w:t>
       </w:r>
-      <w:proofErr w:type="gramStart"/>
-      <w:r>
-        <w:rPr>
-          <w:rFonts w:eastAsia="Times New Roman"/>
-        </w:rPr>
-        <w:t>Phase :</w:t>
-      </w:r>
-      <w:proofErr w:type="gramEnd"/>
-      <w:r>
-        <w:rPr>
-          <w:rFonts w:eastAsia="Times New Roman"/>
-        </w:rPr>
-        <w:t xml:space="preserve"> F</w:t>
-      </w:r>
-      <w:r>
-        <w:rPr>
-          <w:rFonts w:eastAsia="Times New Roman"/>
-        </w:rPr>
-        <w:t>or a given input value (e.g., 46), the </w:t>
+      <w:r>
+        <w:rPr>
+          <w:rFonts w:eastAsia="Times New Roman"/>
+        </w:rPr>
+        <w:t>Phase:</w:t>
+      </w:r>
+      <w:r>
+        <w:rPr>
+          <w:rFonts w:eastAsia="Times New Roman"/>
+        </w:rPr>
+        <w:t xml:space="preserve"> For a given input value (e.g., 46), the </w:t>
       </w:r>
       <w:proofErr w:type="spellStart"/>
       <w:r>
@@ -9383,13 +9127,7 @@
         <w:rPr>
           <w:rFonts w:eastAsia="Times New Roman"/>
         </w:rPr>
-        <w:t> class calls:</w:t>
-      </w:r>
-      <w:r>
-        <w:rPr>
-          <w:rFonts w:eastAsia="Times New Roman"/>
-        </w:rPr>
-        <w:t xml:space="preserve"> T</w:t>
+        <w:t> class calls: T</w:t>
       </w:r>
       <w:r>
         <w:t>his returns a list of possible predictions sorted by similarity.</w:t>
@@ -9494,7 +9232,7 @@
           <w:szCs w:val="19"/>
         </w:rPr>
         <w:pict w14:anchorId="279BFFF8">
-          <v:shape id="_x0000_i1029" type="#_x0000_t75" style="width:243.15pt;height:31.9pt;visibility:visible;mso-wrap-style:square">
+          <v:shape id="_x0000_i1027" type="#_x0000_t75" style="width:243pt;height:31.5pt;visibility:visible;mso-wrap-style:square">
             <v:imagedata r:id="rId13" o:title=""/>
           </v:shape>
         </w:pict>
@@ -9722,19 +9460,7 @@
         <w:rPr>
           <w:rFonts w:eastAsia="Times New Roman"/>
         </w:rPr>
-        <w:t xml:space="preserve">To visualize the impact of the trained and inferred sequences and predict anomalies, Figure </w:t>
-      </w:r>
-      <w:r>
-        <w:rPr>
-          <w:rFonts w:eastAsia="Times New Roman"/>
-        </w:rPr>
-        <w:t>3</w:t>
-      </w:r>
-      <w:r>
-        <w:rPr>
-          <w:rFonts w:eastAsia="Times New Roman"/>
-        </w:rPr>
-        <w:t xml:space="preserve"> illustrates the true representation of the outcomes</w:t>
+        <w:t>To visualize the impact of the trained and inferred sequences and predict anomalies, Figure 3 illustrates the true representation of the outcomes</w:t>
       </w:r>
     </w:p>
     <w:p>
@@ -10573,21 +10299,7 @@
         <w:rPr>
           <w:rFonts w:eastAsia="Times New Roman"/>
         </w:rPr>
-        <w:t xml:space="preserve">. The system processes </w:t>
-      </w:r>
-      <w:proofErr w:type="gramStart"/>
-      <w:r>
-        <w:rPr>
-          <w:rFonts w:eastAsia="Times New Roman"/>
-        </w:rPr>
-        <w:t>sequences</w:t>
-      </w:r>
-      <w:proofErr w:type="gramEnd"/>
-      <w:r>
-        <w:rPr>
-          <w:rFonts w:eastAsia="Times New Roman"/>
-        </w:rPr>
-        <w:t xml:space="preserve"> non-interactively, flagging anomalies by comparing predicted and actual values</w:t>
+        <w:t>. The system processes sequences non-interactively, flagging anomalies by comparing predicted and actual values</w:t>
       </w:r>
       <w:r>
         <w:rPr>
@@ -10723,15 +10435,7 @@
                 <w:szCs w:val="16"/>
                 <w:lang w:eastAsia="x-none"/>
               </w:rPr>
-              <w:t xml:space="preserve"> </w:t>
-            </w:r>
-            <w:r>
-              <w:rPr>
-                <w:sz w:val="16"/>
-                <w:szCs w:val="16"/>
-                <w:lang w:eastAsia="x-none"/>
-              </w:rPr>
-              <w:t>Predicted Sequence</w:t>
+              <w:t xml:space="preserve"> Predicted Sequence</w:t>
             </w:r>
           </w:p>
         </w:tc>
@@ -10755,15 +10459,7 @@
                 <w:szCs w:val="16"/>
                 <w:lang w:eastAsia="x-none"/>
               </w:rPr>
-              <w:t>Best Matched Sequence</w:t>
-            </w:r>
-            <w:r>
-              <w:rPr>
-                <w:sz w:val="16"/>
-                <w:szCs w:val="16"/>
-                <w:lang w:eastAsia="x-none"/>
-              </w:rPr>
-              <w:t xml:space="preserve"> </w:t>
+              <w:t xml:space="preserve">Best Matched Sequence </w:t>
             </w:r>
           </w:p>
         </w:tc>
@@ -10861,15 +10557,7 @@
                 <w:szCs w:val="16"/>
                 <w:lang w:eastAsia="x-none"/>
               </w:rPr>
-              <w:t>2</w:t>
-            </w:r>
-            <w:r>
-              <w:rPr>
-                <w:sz w:val="16"/>
-                <w:szCs w:val="16"/>
-                <w:lang w:eastAsia="x-none"/>
-              </w:rPr>
-              <w:t>2</w:t>
+              <w:t>22</w:t>
             </w:r>
           </w:p>
         </w:tc>
@@ -10967,15 +10655,7 @@
                 <w:szCs w:val="16"/>
                 <w:lang w:eastAsia="x-none"/>
               </w:rPr>
-              <w:t>2</w:t>
-            </w:r>
-            <w:r>
-              <w:rPr>
-                <w:sz w:val="16"/>
-                <w:szCs w:val="16"/>
-                <w:lang w:eastAsia="x-none"/>
-              </w:rPr>
-              <w:t>4</w:t>
+              <w:t>24</w:t>
             </w:r>
           </w:p>
         </w:tc>
@@ -11049,15 +10729,7 @@
                 <w:szCs w:val="16"/>
                 <w:lang w:eastAsia="x-none"/>
               </w:rPr>
-              <w:t>2</w:t>
-            </w:r>
-            <w:r>
-              <w:rPr>
-                <w:sz w:val="16"/>
-                <w:szCs w:val="16"/>
-                <w:lang w:eastAsia="x-none"/>
-              </w:rPr>
-              <w:t>3</w:t>
+              <w:t>23</w:t>
             </w:r>
           </w:p>
         </w:tc>
@@ -11081,15 +10753,7 @@
                 <w:szCs w:val="16"/>
                 <w:lang w:eastAsia="x-none"/>
               </w:rPr>
-              <w:t>2</w:t>
-            </w:r>
-            <w:r>
-              <w:rPr>
-                <w:sz w:val="16"/>
-                <w:szCs w:val="16"/>
-                <w:lang w:eastAsia="x-none"/>
-              </w:rPr>
-              <w:t>3</w:t>
+              <w:t>23</w:t>
             </w:r>
           </w:p>
         </w:tc>
@@ -11163,15 +10827,7 @@
                 <w:szCs w:val="16"/>
                 <w:lang w:eastAsia="x-none"/>
               </w:rPr>
-              <w:t>2</w:t>
-            </w:r>
-            <w:r>
-              <w:rPr>
-                <w:sz w:val="16"/>
-                <w:szCs w:val="16"/>
-                <w:lang w:eastAsia="x-none"/>
-              </w:rPr>
-              <w:t>4</w:t>
+              <w:t>24</w:t>
             </w:r>
           </w:p>
         </w:tc>
@@ -11269,15 +10925,7 @@
                 <w:szCs w:val="16"/>
                 <w:lang w:eastAsia="x-none"/>
               </w:rPr>
-              <w:t>2</w:t>
-            </w:r>
-            <w:r>
-              <w:rPr>
-                <w:sz w:val="16"/>
-                <w:szCs w:val="16"/>
-                <w:lang w:eastAsia="x-none"/>
-              </w:rPr>
-              <w:t>9</w:t>
+              <w:t>29</w:t>
             </w:r>
           </w:p>
         </w:tc>
@@ -11399,15 +11047,7 @@
                 <w:szCs w:val="16"/>
                 <w:lang w:eastAsia="x-none"/>
               </w:rPr>
-              <w:t>2</w:t>
-            </w:r>
-            <w:r>
-              <w:rPr>
-                <w:sz w:val="16"/>
-                <w:szCs w:val="16"/>
-                <w:lang w:eastAsia="x-none"/>
-              </w:rPr>
-              <w:t>4</w:t>
+              <w:t>24</w:t>
             </w:r>
           </w:p>
         </w:tc>
@@ -11457,15 +11097,7 @@
                 <w:szCs w:val="16"/>
                 <w:lang w:eastAsia="x-none"/>
               </w:rPr>
-              <w:t>2</w:t>
-            </w:r>
-            <w:r>
-              <w:rPr>
-                <w:sz w:val="16"/>
-                <w:szCs w:val="16"/>
-                <w:lang w:eastAsia="x-none"/>
-              </w:rPr>
-              <w:t>6</w:t>
+              <w:t>26</w:t>
             </w:r>
           </w:p>
         </w:tc>
@@ -11563,15 +11195,7 @@
                 <w:szCs w:val="16"/>
                 <w:lang w:eastAsia="x-none"/>
               </w:rPr>
-              <w:t>2</w:t>
-            </w:r>
-            <w:r>
-              <w:rPr>
-                <w:sz w:val="16"/>
-                <w:szCs w:val="16"/>
-                <w:lang w:eastAsia="x-none"/>
-              </w:rPr>
-              <w:t>7</w:t>
+              <w:t>27</w:t>
             </w:r>
           </w:p>
         </w:tc>
@@ -11865,15 +11489,7 @@
                 <w:szCs w:val="16"/>
                 <w:lang w:eastAsia="x-none"/>
               </w:rPr>
-              <w:t>3</w:t>
-            </w:r>
-            <w:r>
-              <w:rPr>
-                <w:sz w:val="16"/>
-                <w:szCs w:val="16"/>
-                <w:lang w:eastAsia="x-none"/>
-              </w:rPr>
-              <w:t>2</w:t>
+              <w:t>32</w:t>
             </w:r>
           </w:p>
         </w:tc>
@@ -11921,15 +11537,7 @@
                 <w:szCs w:val="16"/>
                 <w:lang w:eastAsia="x-none"/>
               </w:rPr>
-              <w:t>3</w:t>
-            </w:r>
-            <w:r>
-              <w:rPr>
-                <w:sz w:val="16"/>
-                <w:szCs w:val="16"/>
-                <w:lang w:eastAsia="x-none"/>
-              </w:rPr>
-              <w:t>3</w:t>
+              <w:t>33</w:t>
             </w:r>
           </w:p>
         </w:tc>
@@ -11979,15 +11587,7 @@
                 <w:szCs w:val="16"/>
                 <w:lang w:eastAsia="x-none"/>
               </w:rPr>
-              <w:t>3</w:t>
-            </w:r>
-            <w:r>
-              <w:rPr>
-                <w:sz w:val="16"/>
-                <w:szCs w:val="16"/>
-                <w:lang w:eastAsia="x-none"/>
-              </w:rPr>
-              <w:t>3</w:t>
+              <w:t>33</w:t>
             </w:r>
           </w:p>
         </w:tc>
@@ -12281,15 +11881,7 @@
                 <w:szCs w:val="16"/>
                 <w:lang w:eastAsia="x-none"/>
               </w:rPr>
-              <w:t>3</w:t>
-            </w:r>
-            <w:r>
-              <w:rPr>
-                <w:sz w:val="16"/>
-                <w:szCs w:val="16"/>
-                <w:lang w:eastAsia="x-none"/>
-              </w:rPr>
-              <w:t>4</w:t>
+              <w:t>34</w:t>
             </w:r>
           </w:p>
         </w:tc>
@@ -12387,15 +11979,7 @@
                 <w:szCs w:val="16"/>
                 <w:lang w:eastAsia="x-none"/>
               </w:rPr>
-              <w:t>3</w:t>
-            </w:r>
-            <w:r>
-              <w:rPr>
-                <w:sz w:val="16"/>
-                <w:szCs w:val="16"/>
-                <w:lang w:eastAsia="x-none"/>
-              </w:rPr>
-              <w:t>6</w:t>
+              <w:t>36</w:t>
             </w:r>
           </w:p>
         </w:tc>
@@ -12493,15 +12077,7 @@
                 <w:szCs w:val="16"/>
                 <w:lang w:eastAsia="x-none"/>
               </w:rPr>
-              <w:t>3</w:t>
-            </w:r>
-            <w:r>
-              <w:rPr>
-                <w:sz w:val="16"/>
-                <w:szCs w:val="16"/>
-                <w:lang w:eastAsia="x-none"/>
-              </w:rPr>
-              <w:t>5</w:t>
+              <w:t>35</w:t>
             </w:r>
           </w:p>
         </w:tc>
@@ -12599,15 +12175,7 @@
                 <w:szCs w:val="16"/>
                 <w:lang w:eastAsia="x-none"/>
               </w:rPr>
-              <w:t>3</w:t>
-            </w:r>
-            <w:r>
-              <w:rPr>
-                <w:sz w:val="16"/>
-                <w:szCs w:val="16"/>
-                <w:lang w:eastAsia="x-none"/>
-              </w:rPr>
-              <w:t>7</w:t>
+              <w:t>37</w:t>
             </w:r>
           </w:p>
         </w:tc>
@@ -13478,7 +13046,6 @@
         </w:rPr>
         <w:t xml:space="preserve">Table </w:t>
       </w:r>
-      <w:proofErr w:type="gramStart"/>
       <w:r>
         <w:rPr>
           <w:b w:val="0"/>
@@ -13486,26 +13053,7 @@
           <w:sz w:val="18"/>
           <w:szCs w:val="18"/>
         </w:rPr>
-        <w:t xml:space="preserve">1 </w:t>
-      </w:r>
-      <w:r>
-        <w:rPr>
-          <w:b w:val="0"/>
-          <w:bCs w:val="0"/>
-          <w:sz w:val="18"/>
-          <w:szCs w:val="18"/>
-        </w:rPr>
-        <w:t>:</w:t>
-      </w:r>
-      <w:proofErr w:type="gramEnd"/>
-      <w:r>
-        <w:rPr>
-          <w:b w:val="0"/>
-          <w:bCs w:val="0"/>
-          <w:sz w:val="18"/>
-          <w:szCs w:val="18"/>
-        </w:rPr>
-        <w:t>.</w:t>
+        <w:t>1:</w:t>
       </w:r>
     </w:p>
     <w:p>
@@ -13738,21 +13286,7 @@
         <w:rPr>
           <w:lang w:val="en-US"/>
         </w:rPr>
-        <w:t xml:space="preserve">False negative </w:t>
-      </w:r>
-      <w:proofErr w:type="gramStart"/>
-      <w:r>
-        <w:rPr>
-          <w:lang w:val="en-US"/>
-        </w:rPr>
-        <w:t>rate</w:t>
-      </w:r>
-      <w:proofErr w:type="gramEnd"/>
-      <w:r>
-        <w:rPr>
-          <w:lang w:val="en-US"/>
-        </w:rPr>
-        <w:t xml:space="preserve"> and false positive rates are important metrics used for judging how well a model can perform anomaly detection. </w:t>
+        <w:t xml:space="preserve">False negative rate and false positive rates are important metrics used for judging how well a model can perform anomaly detection. </w:t>
       </w:r>
     </w:p>
     <w:p>
@@ -13770,7 +13304,7 @@
           <w:lang w:val="en-US"/>
         </w:rPr>
         <w:pict w14:anchorId="7E2A2FBF">
-          <v:shape id="_x0000_i1030" type="#_x0000_t75" style="width:243.15pt;height:88.3pt;visibility:visible;mso-wrap-style:square">
+          <v:shape id="_x0000_i1028" type="#_x0000_t75" style="width:243pt;height:88.5pt;visibility:visible;mso-wrap-style:square">
             <v:imagedata r:id="rId15" o:title=""/>
           </v:shape>
         </w:pict>
@@ -13958,7 +13492,7 @@
           <w:noProof/>
         </w:rPr>
         <w:pict w14:anchorId="4639DBD0">
-          <v:shape id="_x0000_i1031" type="#_x0000_t75" style="width:243.15pt;height:77.45pt;visibility:visible;mso-wrap-style:square">
+          <v:shape id="_x0000_i1029" type="#_x0000_t75" style="width:243pt;height:77.25pt;visibility:visible;mso-wrap-style:square">
             <v:imagedata r:id="rId16" o:title=""/>
           </v:shape>
         </w:pict>
@@ -14315,7 +13849,7 @@
           <w:lang w:val="en-US"/>
         </w:rPr>
         <w:pict w14:anchorId="3B6D146D">
-          <v:shape id="Picture 1" o:spid="_x0000_i1027" type="#_x0000_t75" style="width:243.15pt;height:182.7pt;visibility:visible;mso-wrap-style:square">
+          <v:shape id="Picture 1" o:spid="_x0000_i1030" type="#_x0000_t75" style="width:243pt;height:183pt;visibility:visible;mso-wrap-style:square">
             <v:imagedata r:id="rId17" o:title=""/>
           </v:shape>
         </w:pict>
@@ -14923,7 +14457,7 @@
                 <v:path o:extrusionok="f" gradientshapeok="t" o:connecttype="rect"/>
                 <o:lock v:ext="edit" aspectratio="t"/>
               </v:shapetype>
-              <v:shape id="Grafik 4" o:spid="_x0000_i1025" type="#_x0000_t75" style="width:95.75pt;height:49.6pt;visibility:visible">
+              <v:shape id="Grafik 4" o:spid="_x0000_i1025" type="#_x0000_t75" style="width:96pt;height:49.5pt;visibility:visible">
                 <v:imagedata r:id="rId1" o:title=""/>
               </v:shape>
             </w:pict>
@@ -19198,6 +18732,7 @@
   <w:style w:type="character" w:default="1" w:styleId="DefaultParagraphFont">
     <w:name w:val="Default Paragraph Font"/>
     <w:uiPriority w:val="1"/>
+    <w:semiHidden/>
     <w:unhideWhenUsed/>
   </w:style>
   <w:style w:type="table" w:default="1" w:styleId="TableNormal">

--- a/source/MySEProject/Documentation/ML 24-25-03 Implement Anomaly Detection Sample_Team Synergy.docx
+++ b/source/MySEProject/Documentation/ML 24-25-03 Implement Anomaly Detection Sample_Team Synergy.docx
@@ -251,7 +251,6 @@
     <w:p>
       <w:pPr>
         <w:pStyle w:val="Abstract"/>
-        <w:ind w:firstLine="0"/>
         <w:rPr>
           <w:i/>
           <w:iCs/>
@@ -262,81 +261,65 @@
           <w:i/>
           <w:iCs/>
         </w:rPr>
-        <w:t xml:space="preserve">Abstract--Hierarchical Temporal Memory (HTM) is a machine learning algorithm that attempts to replicate the functioning of human neocortex. The HTM architecture consists of Spatial Pooler (SP) that transforms input data into Sparse Distributed Representation (SDR) and Temporal Memory (TM) which is responsible for the learning process. Precisely, the input data are fed to the encoder that converts them to binary values that is received by the SP which then generates SDR values. This paper presents a system for real-time anomaly detection in temporal sequences using Hierarchical Temporal Memory (HTM) via the </w:t>
-      </w:r>
-      <w:proofErr w:type="spellStart"/>
+        <w:t>Abstract--</w:t>
+      </w:r>
+      <w:r>
+        <w:rPr>
+          <w:rFonts w:eastAsia="Times New Roman"/>
+          <w:b w:val="0"/>
+          <w:bCs w:val="0"/>
+          <w:sz w:val="24"/>
+          <w:szCs w:val="24"/>
+        </w:rPr>
+        <w:t xml:space="preserve"> </w:t>
+      </w:r>
       <w:r>
         <w:rPr>
           <w:i/>
           <w:iCs/>
         </w:rPr>
-        <w:t>NeoCortexAPI</w:t>
-      </w:r>
-      <w:proofErr w:type="spellEnd"/>
+        <w:t>Hierarchical Temporal Memory (HTM) is a machine learning algorithm inspired by the structure and functionality of the human neocortex. The HTM framework consists of a Spatial Pooler (SP) and Temporal Memory (TM), which together learn patterns from sequential data. The system presented in this paper applies HTM for real-time anomaly detection in temporal sequences using the NeoCortexAPI. Training is conducted exclusively on non-anomalous data, meaning that the model learns only normal behavioral patterns without exposure to anomalies during training. This ensures that anomalies detected during inference represent genuine deviations. The anomaly detection process relies on dual-threshold logic, leveraging absolute and relative error margins between predicted and actual values to flag anomalies. Our implementation achieves 92% anomaly detection accuracy on synthetic datasets, supported by graphical visualizations. Key contributions include a modular framework for data handling, HTM-based prediction, and threshold-driven anomaly flagging.</w:t>
+      </w:r>
+    </w:p>
+    <w:p>
+      <w:pPr>
+        <w:pStyle w:val="Abstract"/>
+      </w:pPr>
       <w:r>
         <w:rPr>
           <w:i/>
           <w:iCs/>
         </w:rPr>
-        <w:t>. The implementation trains on non-anomalous sequences from CSV files and detects deviations during inference by comparing predicted and actual values against a tolerance threshold. The system achieves 92% anomaly detection accuracy on synthetic datasets, with graphical visualizations of sequences and flagged anomalies. Key contributions include a modular architecture for data processing, training, and inference, and a tolerance-based anomaly thresholding mechanism.</w:t>
-      </w:r>
-      <w:r>
-        <w:rPr>
-          <w:b w:val="0"/>
-          <w:bCs w:val="0"/>
+        <w:t>Keywords—</w:t>
+      </w:r>
+      <w:r>
+        <w:rPr>
           <w:i/>
           <w:iCs/>
-          <w:color w:val="404040"/>
-          <w:sz w:val="20"/>
-          <w:szCs w:val="20"/>
-        </w:rPr>
-        <w:t xml:space="preserve"> </w:t>
-      </w:r>
-    </w:p>
-    <w:p>
-      <w:pPr>
-        <w:pStyle w:val="Abstract"/>
-      </w:pPr>
+        </w:rPr>
+        <w:t xml:space="preserve">Anomaly detection, hierarchical temporal memory (HTM), </w:t>
+      </w:r>
       <w:r>
         <w:rPr>
           <w:i/>
           <w:iCs/>
         </w:rPr>
-        <w:t>Keywords—</w:t>
+        <w:t>Temporal Memory (TM)</w:t>
       </w:r>
       <w:r>
         <w:rPr>
           <w:i/>
           <w:iCs/>
         </w:rPr>
-        <w:t xml:space="preserve">Anomaly detection, hierarchical temporal memory (HTM), </w:t>
+        <w:t>, Neocortex API</w:t>
       </w:r>
       <w:r>
         <w:rPr>
           <w:i/>
           <w:iCs/>
         </w:rPr>
-        <w:t>Temporal Memory (TM)</w:t>
-      </w:r>
-      <w:r>
-        <w:rPr>
-          <w:i/>
-          <w:iCs/>
-        </w:rPr>
-        <w:t>, Neocortex API</w:t>
-      </w:r>
-      <w:r>
-        <w:rPr>
-          <w:i/>
-          <w:iCs/>
-        </w:rPr>
         <w:t xml:space="preserve"> </w:t>
       </w:r>
-    </w:p>
-    <w:p>
-      <w:pPr>
-        <w:pStyle w:val="Keywords"/>
-      </w:pPr>
     </w:p>
     <w:p>
       <w:pPr>
@@ -497,7 +480,7 @@
           <w:sz w:val="20"/>
           <w:szCs w:val="20"/>
         </w:rPr>
-        <w:t xml:space="preserve">In HTM, an Encoder serves a crucial role by preparing input data before it enters the HTM network. It transforms raw data like numbers, text, or images into binary vectors. The </w:t>
+        <w:t xml:space="preserve">In HTM, an Encoder serves a crucial role by preparing input data before it enters the HTM network. It transforms raw data like numbers, text, or images into binary vectors. The Spatial Pooling (SP) algorithm then takes over, creating an internal </w:t>
       </w:r>
       <w:r>
         <w:rPr>
@@ -506,7 +489,7 @@
           <w:sz w:val="20"/>
           <w:szCs w:val="20"/>
         </w:rPr>
-        <w:t>Spatial Pooling (SP) algorithm then takes over, creating an internal representation of the data pattern in the form of Sparse Distributed Representations (SDRs)</w:t>
+        <w:t>representation of the data pattern in the form of Sparse Distributed Representations (SDRs)</w:t>
       </w:r>
       <w:r>
         <w:rPr>
@@ -576,23 +559,97 @@
           <w:noProof/>
           <w:lang w:eastAsia="x-none"/>
         </w:rPr>
-        <w:pict w14:anchorId="231CA9C1">
-          <v:shapetype id="_x0000_t202" coordsize="21600,21600" o:spt="202" path="m,l,21600r21600,l21600,xe">
-            <v:stroke joinstyle="miter"/>
-            <v:path gradientshapeok="t" o:connecttype="rect"/>
-          </v:shapetype>
-          <v:shape id="_x0000_s2062" type="#_x0000_t202" style="position:absolute;margin-left:.4pt;margin-top:3.05pt;width:242.25pt;height:129pt;z-index:2">
-            <v:fill r:id="rId10" o:title="Screenshot 2025-03-09 210235" recolor="t" type="frame"/>
-            <v:textbox style="mso-next-textbox:#_x0000_s2062">
-              <w:txbxContent>
-                <w:p/>
-                <w:p/>
-                <w:p/>
-                <w:p/>
-              </w:txbxContent>
-            </v:textbox>
-          </v:shape>
-        </w:pict>
+        <mc:AlternateContent>
+          <mc:Choice Requires="wps">
+            <w:drawing>
+              <wp:anchor distT="0" distB="0" distL="114300" distR="114300" simplePos="0" relativeHeight="251656192" behindDoc="0" locked="0" layoutInCell="1" allowOverlap="1" wp14:anchorId="231CA9C1" wp14:editId="2B607D07">
+                <wp:simplePos x="0" y="0"/>
+                <wp:positionH relativeFrom="column">
+                  <wp:posOffset>5080</wp:posOffset>
+                </wp:positionH>
+                <wp:positionV relativeFrom="paragraph">
+                  <wp:posOffset>38735</wp:posOffset>
+                </wp:positionV>
+                <wp:extent cx="3076575" cy="1638300"/>
+                <wp:effectExtent l="13335" t="8890" r="5715" b="10160"/>
+                <wp:wrapNone/>
+                <wp:docPr id="397811649" name="Text Box 14"/>
+                <wp:cNvGraphicFramePr>
+                  <a:graphicFrameLocks xmlns:a="http://schemas.openxmlformats.org/drawingml/2006/main"/>
+                </wp:cNvGraphicFramePr>
+                <a:graphic xmlns:a="http://schemas.openxmlformats.org/drawingml/2006/main">
+                  <a:graphicData uri="http://schemas.microsoft.com/office/word/2010/wordprocessingShape">
+                    <wps:wsp>
+                      <wps:cNvSpPr txBox="1">
+                        <a:spLocks noChangeArrowheads="1"/>
+                      </wps:cNvSpPr>
+                      <wps:spPr bwMode="auto">
+                        <a:xfrm>
+                          <a:off x="0" y="0"/>
+                          <a:ext cx="3076575" cy="1638300"/>
+                        </a:xfrm>
+                        <a:prstGeom prst="rect">
+                          <a:avLst/>
+                        </a:prstGeom>
+                        <a:blipFill dpi="0" rotWithShape="0">
+                          <a:blip r:embed="rId10"/>
+                          <a:srcRect/>
+                          <a:stretch>
+                            <a:fillRect/>
+                          </a:stretch>
+                        </a:blipFill>
+                        <a:ln w="9525">
+                          <a:solidFill>
+                            <a:srgbClr val="000000"/>
+                          </a:solidFill>
+                          <a:miter lim="800000"/>
+                          <a:headEnd/>
+                          <a:tailEnd/>
+                        </a:ln>
+                      </wps:spPr>
+                      <wps:txbx>
+                        <w:txbxContent>
+                          <w:p/>
+                          <w:p/>
+                          <w:p/>
+                          <w:p/>
+                        </w:txbxContent>
+                      </wps:txbx>
+                      <wps:bodyPr rot="0" vert="horz" wrap="square" lIns="91440" tIns="45720" rIns="91440" bIns="45720" anchor="t" anchorCtr="0" upright="1">
+                        <a:noAutofit/>
+                      </wps:bodyPr>
+                    </wps:wsp>
+                  </a:graphicData>
+                </a:graphic>
+                <wp14:sizeRelH relativeFrom="page">
+                  <wp14:pctWidth>0</wp14:pctWidth>
+                </wp14:sizeRelH>
+                <wp14:sizeRelV relativeFrom="page">
+                  <wp14:pctHeight>0</wp14:pctHeight>
+                </wp14:sizeRelV>
+              </wp:anchor>
+            </w:drawing>
+          </mc:Choice>
+          <mc:Fallback>
+            <w:pict>
+              <v:shapetype w14:anchorId="231CA9C1" id="_x0000_t202" coordsize="21600,21600" o:spt="202" path="m,l,21600r21600,l21600,xe">
+                <v:stroke joinstyle="miter"/>
+                <v:path gradientshapeok="t" o:connecttype="rect"/>
+              </v:shapetype>
+              <v:shape id="Text Box 14" o:spid="_x0000_s1026" type="#_x0000_t202" style="position:absolute;margin-left:.4pt;margin-top:3.05pt;width:242.25pt;height:129pt;z-index:251656192;visibility:visible;mso-wrap-style:square;mso-width-percent:0;mso-height-percent:0;mso-wrap-distance-left:9pt;mso-wrap-distance-top:0;mso-wrap-distance-right:9pt;mso-wrap-distance-bottom:0;mso-position-horizontal:absolute;mso-position-horizontal-relative:text;mso-position-vertical:absolute;mso-position-vertical-relative:text;mso-width-percent:0;mso-height-percent:0;mso-width-relative:page;mso-height-relative:page;v-text-anchor:top" o:gfxdata="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">
+                <v:fill r:id="rId11" o:title="" recolor="t" type="frame"/>
+                <v:textbox>
+                  <w:txbxContent>
+                    <w:p/>
+                    <w:p/>
+                    <w:p/>
+                    <w:p/>
+                  </w:txbxContent>
+                </v:textbox>
+              </v:shape>
+            </w:pict>
+          </mc:Fallback>
+        </mc:AlternateContent>
       </w:r>
     </w:p>
     <w:p>
@@ -856,16 +913,87 @@
           <w:noProof/>
           <w:lang w:eastAsia="x-none"/>
         </w:rPr>
-        <w:pict w14:anchorId="1DA921E3">
-          <v:shape id="_x0000_s2061" type="#_x0000_t202" style="position:absolute;margin-left:.85pt;margin-top:10.8pt;width:242.25pt;height:52.25pt;z-index:1">
-            <v:fill r:id="rId11" o:title="HtmPipeline" recolor="t" type="frame"/>
-            <v:textbox style="mso-next-textbox:#_x0000_s2061">
-              <w:txbxContent>
-                <w:p/>
-              </w:txbxContent>
-            </v:textbox>
-          </v:shape>
-        </w:pict>
+        <mc:AlternateContent>
+          <mc:Choice Requires="wps">
+            <w:drawing>
+              <wp:anchor distT="0" distB="0" distL="114300" distR="114300" simplePos="0" relativeHeight="251655168" behindDoc="0" locked="0" layoutInCell="1" allowOverlap="1" wp14:anchorId="1DA921E3" wp14:editId="7A8C8502">
+                <wp:simplePos x="0" y="0"/>
+                <wp:positionH relativeFrom="column">
+                  <wp:posOffset>10795</wp:posOffset>
+                </wp:positionH>
+                <wp:positionV relativeFrom="paragraph">
+                  <wp:posOffset>137160</wp:posOffset>
+                </wp:positionV>
+                <wp:extent cx="3076575" cy="663575"/>
+                <wp:effectExtent l="5715" t="13335" r="13335" b="8890"/>
+                <wp:wrapNone/>
+                <wp:docPr id="115801915" name="Text Box 13"/>
+                <wp:cNvGraphicFramePr>
+                  <a:graphicFrameLocks xmlns:a="http://schemas.openxmlformats.org/drawingml/2006/main"/>
+                </wp:cNvGraphicFramePr>
+                <a:graphic xmlns:a="http://schemas.openxmlformats.org/drawingml/2006/main">
+                  <a:graphicData uri="http://schemas.microsoft.com/office/word/2010/wordprocessingShape">
+                    <wps:wsp>
+                      <wps:cNvSpPr txBox="1">
+                        <a:spLocks noChangeArrowheads="1"/>
+                      </wps:cNvSpPr>
+                      <wps:spPr bwMode="auto">
+                        <a:xfrm>
+                          <a:off x="0" y="0"/>
+                          <a:ext cx="3076575" cy="663575"/>
+                        </a:xfrm>
+                        <a:prstGeom prst="rect">
+                          <a:avLst/>
+                        </a:prstGeom>
+                        <a:blipFill dpi="0" rotWithShape="0">
+                          <a:blip r:embed="rId12"/>
+                          <a:srcRect/>
+                          <a:stretch>
+                            <a:fillRect/>
+                          </a:stretch>
+                        </a:blipFill>
+                        <a:ln w="9525">
+                          <a:solidFill>
+                            <a:srgbClr val="000000"/>
+                          </a:solidFill>
+                          <a:miter lim="800000"/>
+                          <a:headEnd/>
+                          <a:tailEnd/>
+                        </a:ln>
+                      </wps:spPr>
+                      <wps:txbx>
+                        <w:txbxContent>
+                          <w:p/>
+                        </w:txbxContent>
+                      </wps:txbx>
+                      <wps:bodyPr rot="0" vert="horz" wrap="square" lIns="91440" tIns="45720" rIns="91440" bIns="45720" anchor="t" anchorCtr="0" upright="1">
+                        <a:noAutofit/>
+                      </wps:bodyPr>
+                    </wps:wsp>
+                  </a:graphicData>
+                </a:graphic>
+                <wp14:sizeRelH relativeFrom="page">
+                  <wp14:pctWidth>0</wp14:pctWidth>
+                </wp14:sizeRelH>
+                <wp14:sizeRelV relativeFrom="page">
+                  <wp14:pctHeight>0</wp14:pctHeight>
+                </wp14:sizeRelV>
+              </wp:anchor>
+            </w:drawing>
+          </mc:Choice>
+          <mc:Fallback>
+            <w:pict>
+              <v:shape w14:anchorId="1DA921E3" id="Text Box 13" o:spid="_x0000_s1027" type="#_x0000_t202" style="position:absolute;margin-left:.85pt;margin-top:10.8pt;width:242.25pt;height:52.25pt;z-index:251655168;visibility:visible;mso-wrap-style:square;mso-width-percent:0;mso-height-percent:0;mso-wrap-distance-left:9pt;mso-wrap-distance-top:0;mso-wrap-distance-right:9pt;mso-wrap-distance-bottom:0;mso-position-horizontal:absolute;mso-position-horizontal-relative:text;mso-position-vertical:absolute;mso-position-vertical-relative:text;mso-width-percent:0;mso-height-percent:0;mso-width-relative:page;mso-height-relative:page;v-text-anchor:top" o:gfxdata="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">
+                <v:fill r:id="rId13" o:title="" recolor="t" type="frame"/>
+                <v:textbox>
+                  <w:txbxContent>
+                    <w:p/>
+                  </w:txbxContent>
+                </v:textbox>
+              </v:shape>
+            </w:pict>
+          </mc:Fallback>
+        </mc:AlternateContent>
       </w:r>
     </w:p>
     <w:p>
@@ -1017,255 +1145,124 @@
         <w:jc w:val="both"/>
       </w:pPr>
       <w:r>
-        <w:tab/>
-        <w:t xml:space="preserve">The aim of this section is to understand the functioning of HTM </w:t>
-      </w:r>
-      <w:r>
-        <w:t xml:space="preserve">and then the anomaly detection algorithm </w:t>
-      </w:r>
-      <w:r>
-        <w:t>which forms the basis of this paper, exploring various avenues to achieve a more efficient system.</w:t>
-      </w:r>
-    </w:p>
-    <w:p>
-      <w:pPr>
+        <w:t>Anomaly detection has been widely explored in literature, with applications spanning industrial monitoring, cybersecurity, and IoT systems. Chandola et al. categorized anomaly detection methods into statistical, machine learning-based, and biologically inspired approaches. Traditional statistical methods, such as Z-score and Principal Component Analysis (PCA), have demonstrated effectiveness in structured datasets but struggle with evolving temporal dependencies [1].</w:t>
+      </w:r>
+    </w:p>
+    <w:p>
+      <w:pPr>
+        <w:tabs>
+          <w:tab w:val="left" w:pos="288"/>
+        </w:tabs>
         <w:jc w:val="both"/>
-        <w:rPr>
-          <w:spacing w:val="-1"/>
-        </w:rPr>
-      </w:pPr>
-    </w:p>
-    <w:p>
-      <w:pPr>
+      </w:pPr>
+    </w:p>
+    <w:p>
+      <w:pPr>
+        <w:tabs>
+          <w:tab w:val="left" w:pos="288"/>
+        </w:tabs>
         <w:jc w:val="both"/>
-        <w:rPr>
-          <w:smallCaps/>
-          <w:spacing w:val="-1"/>
-        </w:rPr>
-      </w:pPr>
-      <w:r>
-        <w:rPr>
-          <w:spacing w:val="-1"/>
-        </w:rPr>
-        <w:t>Anomaly means something that deviates from what is standard, normal, or expected. Anomaly detection refers to the problem of finding anomaly patterns in data.  [1]</w:t>
-      </w:r>
-    </w:p>
-    <w:p>
-      <w:pPr>
+      </w:pPr>
+      <w:r>
+        <w:t>Machine learning models, such as Long Short-Term Memory (LSTM) networks, have been employed for temporal anomaly detection. LSTM-based models learn sequential dependencies but require extensive training data and computational resources [2]. More recently, biologically inspired models, such as HTM, have emerged as effective alternatives. HTM's Spatial Pooler and Temporal Memory enable continuous online learning, distinguishing it from traditional batch-learning approaches [3].</w:t>
+      </w:r>
+    </w:p>
+    <w:p>
+      <w:pPr>
+        <w:tabs>
+          <w:tab w:val="left" w:pos="288"/>
+        </w:tabs>
         <w:jc w:val="both"/>
-        <w:rPr>
-          <w:lang w:eastAsia="x-none"/>
-        </w:rPr>
-      </w:pPr>
-      <w:r>
-        <w:rPr>
-          <w:lang w:eastAsia="x-none"/>
-        </w:rPr>
-        <w:t>Anomaly detection algorithms can be classified in respect to different criteria. We can roughly classify them into two categories: spatial data and sequential (temporal) data, based on whether data instances have sequential (temporal) components.</w:t>
-      </w:r>
-    </w:p>
-    <w:p>
-      <w:pPr>
+      </w:pPr>
+    </w:p>
+    <w:p>
+      <w:pPr>
+        <w:tabs>
+          <w:tab w:val="left" w:pos="288"/>
+        </w:tabs>
         <w:jc w:val="both"/>
-        <w:rPr>
-          <w:lang w:eastAsia="x-none"/>
-        </w:rPr>
-      </w:pPr>
-    </w:p>
-    <w:p>
-      <w:pPr>
-        <w:pStyle w:val="Heading2"/>
+      </w:pPr>
+      <w:r>
+        <w:t>Ahmad and Hawkins demonstrated that HTM outperforms conventional machine learning methods in detecting anomalies in streaming data, particularly in applications requiring real-time processing [4]. Additionally, research by Cui et al. highlighted the superiority of HTM in handling non-stationary time-series data, making it well-suited for anomaly detection scenarios [5].</w:t>
+      </w:r>
+    </w:p>
+    <w:p>
+      <w:pPr>
+        <w:tabs>
+          <w:tab w:val="left" w:pos="288"/>
+        </w:tabs>
+        <w:jc w:val="both"/>
+      </w:pPr>
+      <w:r>
+        <w:t>Our contribution includes:</w:t>
+      </w:r>
+    </w:p>
+    <w:p>
+      <w:pPr>
         <w:numPr>
           <w:ilvl w:val="0"/>
-          <w:numId w:val="0"/>
+          <w:numId w:val="44"/>
         </w:numPr>
-      </w:pPr>
-      <w:r>
-        <w:t>HTM Implementation for Anomaly Detection</w:t>
-      </w:r>
-    </w:p>
-    <w:p>
-      <w:pPr>
+        <w:tabs>
+          <w:tab w:val="left" w:pos="288"/>
+        </w:tabs>
         <w:jc w:val="both"/>
-        <w:rPr>
-          <w:lang w:eastAsia="x-none"/>
-        </w:rPr>
-      </w:pPr>
-    </w:p>
-    <w:p>
-      <w:pPr>
+      </w:pPr>
+      <w:r>
+        <w:t>A complete HTM implementation pipeline</w:t>
+      </w:r>
+    </w:p>
+    <w:p>
+      <w:pPr>
+        <w:numPr>
+          <w:ilvl w:val="0"/>
+          <w:numId w:val="44"/>
+        </w:numPr>
+        <w:tabs>
+          <w:tab w:val="left" w:pos="288"/>
+        </w:tabs>
         <w:jc w:val="both"/>
-        <w:rPr>
-          <w:lang w:eastAsia="x-none"/>
-        </w:rPr>
-      </w:pPr>
-      <w:r>
-        <w:rPr>
-          <w:lang w:eastAsia="x-none"/>
-        </w:rPr>
-        <w:t>The architecture for anomaly detection based on the HTM model</w:t>
-      </w:r>
-      <w:r>
-        <w:rPr>
-          <w:lang w:eastAsia="x-none"/>
-        </w:rPr>
-        <w:t xml:space="preserve"> that t</w:t>
-      </w:r>
-      <w:r>
-        <w:rPr>
-          <w:lang w:eastAsia="x-none"/>
-        </w:rPr>
-        <w:t xml:space="preserve">he temporal pooler always predicts the next time step value in the current time step. The difference between the actual value at next time step, </w:t>
-      </w:r>
-      <w:proofErr w:type="gramStart"/>
-      <w:r>
-        <w:rPr>
-          <w:lang w:eastAsia="x-none"/>
-        </w:rPr>
-        <w:t>SP(</w:t>
-      </w:r>
-      <w:proofErr w:type="spellStart"/>
-      <w:proofErr w:type="gramEnd"/>
-      <w:r>
-        <w:rPr>
-          <w:i/>
-          <w:iCs/>
-          <w:lang w:eastAsia="x-none"/>
-        </w:rPr>
-        <w:t>x</w:t>
-      </w:r>
-      <w:r>
-        <w:rPr>
-          <w:i/>
-          <w:iCs/>
-          <w:vertAlign w:val="subscript"/>
-          <w:lang w:eastAsia="x-none"/>
-        </w:rPr>
-        <w:t>t</w:t>
-      </w:r>
-      <w:proofErr w:type="spellEnd"/>
-      <w:r>
-        <w:rPr>
-          <w:lang w:eastAsia="x-none"/>
-        </w:rPr>
-        <w:t>) and the predicted value, P(</w:t>
-      </w:r>
-      <w:r>
-        <w:rPr>
-          <w:i/>
-          <w:iCs/>
-          <w:lang w:eastAsia="x-none"/>
-        </w:rPr>
-        <w:t>x</w:t>
-      </w:r>
-      <w:r>
-        <w:rPr>
-          <w:i/>
-          <w:iCs/>
-          <w:vertAlign w:val="subscript"/>
-          <w:lang w:eastAsia="x-none"/>
-        </w:rPr>
-        <w:t>t</w:t>
-      </w:r>
-      <w:r>
-        <w:rPr>
-          <w:lang w:eastAsia="x-none"/>
-        </w:rPr>
-        <w:t>−1) (found at last time step) is used to calculate the prediction error. If this prediction error is greater than a certain threshold, the algorithm concludes that the probability of occurrence of an anomalous event is high and declares the current state to be anomalous.</w:t>
-      </w:r>
-    </w:p>
-    <w:p>
-      <w:pPr>
+      </w:pPr>
+      <w:r>
+        <w:t>Dual-threshold anomaly detection logic</w:t>
+      </w:r>
+    </w:p>
+    <w:p>
+      <w:pPr>
+        <w:numPr>
+          <w:ilvl w:val="0"/>
+          <w:numId w:val="44"/>
+        </w:numPr>
+        <w:tabs>
+          <w:tab w:val="left" w:pos="288"/>
+        </w:tabs>
         <w:jc w:val="both"/>
-        <w:rPr>
-          <w:lang w:eastAsia="x-none"/>
-        </w:rPr>
-      </w:pPr>
-    </w:p>
-    <w:p>
-      <w:pPr>
+      </w:pPr>
+      <w:r>
+        <w:t>Automated CSV data handling</w:t>
+      </w:r>
+    </w:p>
+    <w:p>
+      <w:pPr>
+        <w:numPr>
+          <w:ilvl w:val="0"/>
+          <w:numId w:val="44"/>
+        </w:numPr>
+        <w:tabs>
+          <w:tab w:val="left" w:pos="288"/>
+        </w:tabs>
         <w:jc w:val="both"/>
-        <w:rPr>
-          <w:lang w:eastAsia="x-none"/>
-        </w:rPr>
-      </w:pPr>
-      <w:r>
-        <w:rPr>
-          <w:lang w:eastAsia="x-none"/>
-        </w:rPr>
-        <w:t>Anomaly detection in temporal data streams remains critical for industrial monitoring, cybersecurity, and IoT systems [1]. Traditional threshold-based methods struggle with complex temporal patterns, motivating the use of biologically inspired HTM models [2]. Our contribution includes:</w:t>
-      </w:r>
-    </w:p>
-    <w:p>
-      <w:pPr>
+      </w:pPr>
+      <w:r>
+        <w:t>Open-source modular architecture</w:t>
+      </w:r>
+    </w:p>
+    <w:p>
+      <w:pPr>
+        <w:tabs>
+          <w:tab w:val="left" w:pos="288"/>
+        </w:tabs>
         <w:jc w:val="both"/>
-        <w:rPr>
-          <w:lang w:eastAsia="x-none"/>
-        </w:rPr>
-      </w:pPr>
-    </w:p>
-    <w:p>
-      <w:pPr>
-        <w:jc w:val="both"/>
-        <w:rPr>
-          <w:lang w:eastAsia="x-none"/>
-        </w:rPr>
-      </w:pPr>
-      <w:r>
-        <w:rPr>
-          <w:lang w:eastAsia="x-none"/>
-        </w:rPr>
-        <w:t>- A complete HTM implementation pipeline</w:t>
-      </w:r>
-    </w:p>
-    <w:p>
-      <w:pPr>
-        <w:jc w:val="both"/>
-        <w:rPr>
-          <w:lang w:eastAsia="x-none"/>
-        </w:rPr>
-      </w:pPr>
-      <w:r>
-        <w:rPr>
-          <w:lang w:eastAsia="x-none"/>
-        </w:rPr>
-        <w:t>- Dual-threshold anomaly detection logic</w:t>
-      </w:r>
-    </w:p>
-    <w:p>
-      <w:pPr>
-        <w:jc w:val="both"/>
-        <w:rPr>
-          <w:lang w:eastAsia="x-none"/>
-        </w:rPr>
-      </w:pPr>
-      <w:r>
-        <w:rPr>
-          <w:lang w:eastAsia="x-none"/>
-        </w:rPr>
-        <w:t>- Automated CSV data handling</w:t>
-      </w:r>
-    </w:p>
-    <w:p>
-      <w:pPr>
-        <w:jc w:val="both"/>
-        <w:rPr>
-          <w:lang w:eastAsia="x-none"/>
-        </w:rPr>
-      </w:pPr>
-      <w:r>
-        <w:rPr>
-          <w:lang w:eastAsia="x-none"/>
-        </w:rPr>
-        <w:t>- Open-source modular architecture</w:t>
-      </w:r>
-    </w:p>
-    <w:p>
-      <w:pPr>
-        <w:jc w:val="both"/>
-        <w:rPr>
-          <w:lang w:eastAsia="x-none"/>
-        </w:rPr>
       </w:pPr>
     </w:p>
     <w:p>
@@ -1371,128 +1368,119 @@
           <w:spacing w:val="-1"/>
           <w:lang w:eastAsia="x-none"/>
         </w:rPr>
-        <w:t xml:space="preserve">2, </w:t>
-      </w:r>
-      <w:proofErr w:type="gramStart"/>
+        <w:t>2, 3,...</w:t>
+      </w:r>
       <w:r>
         <w:rPr>
           <w:spacing w:val="-1"/>
           <w:lang w:eastAsia="x-none"/>
         </w:rPr>
-        <w:t>3,...</w:t>
-      </w:r>
-      <w:proofErr w:type="gramEnd"/>
+        <w:t>)</w:t>
+      </w:r>
       <w:r>
         <w:rPr>
           <w:spacing w:val="-1"/>
           <w:lang w:eastAsia="x-none"/>
         </w:rPr>
-        <w:t>)</w:t>
+        <w:t xml:space="preserve"> or ranging from 0 to 100</w:t>
       </w:r>
       <w:r>
         <w:rPr>
           <w:spacing w:val="-1"/>
           <w:lang w:eastAsia="x-none"/>
         </w:rPr>
-        <w:t xml:space="preserve"> or ranging from 0 to 100</w:t>
+        <w:t xml:space="preserve">. These sequences will be stored in comma-separated value (CSV) files. </w:t>
       </w:r>
       <w:r>
         <w:rPr>
           <w:spacing w:val="-1"/>
           <w:lang w:eastAsia="x-none"/>
         </w:rPr>
-        <w:t>. These seq</w:t>
+        <w:t>The</w:t>
       </w:r>
       <w:r>
         <w:rPr>
           <w:spacing w:val="-1"/>
           <w:lang w:eastAsia="x-none"/>
         </w:rPr>
-        <w:t xml:space="preserve">uences will be stored in comma-separated value (CSV) files. </w:t>
+        <w:t xml:space="preserve"> main project folder will contain two subfolders: one for </w:t>
       </w:r>
       <w:r>
         <w:rPr>
           <w:spacing w:val="-1"/>
           <w:lang w:eastAsia="x-none"/>
         </w:rPr>
-        <w:t>The</w:t>
+        <w:t xml:space="preserve">the </w:t>
       </w:r>
       <w:r>
         <w:rPr>
           <w:spacing w:val="-1"/>
           <w:lang w:eastAsia="x-none"/>
         </w:rPr>
-        <w:t xml:space="preserve"> main project folder will contain two subfolders: one for </w:t>
+        <w:t xml:space="preserve">training (or learning) and another for </w:t>
       </w:r>
       <w:r>
         <w:rPr>
           <w:spacing w:val="-1"/>
           <w:lang w:eastAsia="x-none"/>
         </w:rPr>
-        <w:t xml:space="preserve">the </w:t>
+        <w:t>inferring (</w:t>
       </w:r>
       <w:r>
         <w:rPr>
           <w:spacing w:val="-1"/>
           <w:lang w:eastAsia="x-none"/>
         </w:rPr>
-        <w:t xml:space="preserve">training (or learning) and another for </w:t>
+        <w:t>prediction</w:t>
       </w:r>
       <w:r>
         <w:rPr>
           <w:spacing w:val="-1"/>
           <w:lang w:eastAsia="x-none"/>
         </w:rPr>
-        <w:t>inferring (</w:t>
+        <w:t>)</w:t>
       </w:r>
       <w:r>
         <w:rPr>
           <w:spacing w:val="-1"/>
           <w:lang w:eastAsia="x-none"/>
         </w:rPr>
-        <w:t>prediction</w:t>
+        <w:t xml:space="preserve">. Both folders hold CSV files, with the prediction folder containing data similar to the training set but with randomly introduced anomalies. </w:t>
       </w:r>
       <w:r>
         <w:rPr>
           <w:spacing w:val="-1"/>
           <w:lang w:eastAsia="x-none"/>
         </w:rPr>
-        <w:t>)</w:t>
+        <w:t>The system</w:t>
       </w:r>
       <w:r>
         <w:rPr>
           <w:spacing w:val="-1"/>
           <w:lang w:eastAsia="x-none"/>
         </w:rPr>
-        <w:t xml:space="preserve">. Both folders hold CSV files, with the prediction folder containing data similar to the training set but with randomly introduced anomalies. </w:t>
+        <w:t xml:space="preserve"> read data from both folders to train </w:t>
       </w:r>
       <w:r>
         <w:rPr>
           <w:spacing w:val="-1"/>
           <w:lang w:eastAsia="x-none"/>
         </w:rPr>
-        <w:t>The system</w:t>
+        <w:t>the</w:t>
       </w:r>
       <w:r>
         <w:rPr>
           <w:spacing w:val="-1"/>
           <w:lang w:eastAsia="x-none"/>
         </w:rPr>
-        <w:t xml:space="preserve"> read data from both folders to train </w:t>
+        <w:t xml:space="preserve"> HTM model. After training, we will extract a portion of</w:t>
       </w:r>
       <w:r>
         <w:rPr>
           <w:spacing w:val="-1"/>
           <w:lang w:eastAsia="x-none"/>
         </w:rPr>
-        <w:t>the</w:t>
-      </w:r>
-      <w:r>
-        <w:rPr>
-          <w:spacing w:val="-1"/>
-          <w:lang w:eastAsia="x-none"/>
-        </w:rPr>
-        <w:t xml:space="preserve"> HTM model. After training, we will extract a portion of the numerical sequences from the prediction data, trim the beginning of each sequence, and use this processed data to detect the pre-inserted anomalies automatically, without user interaction.</w:t>
+        <w:t xml:space="preserve"> the numerical sequences from the prediction data, trim the beginning of each sequence, and use this processed data to detect the pre-inserted anomalies automatically, without user interaction.</w:t>
       </w:r>
     </w:p>
     <w:p>
@@ -1624,36 +1612,8 @@
           <w:sz w:val="19"/>
           <w:szCs w:val="19"/>
         </w:rPr>
-        <w:t xml:space="preserve">This project is based on the </w:t>
-      </w:r>
-      <w:proofErr w:type="spellStart"/>
-      <w:r>
-        <w:rPr>
-          <w:rFonts w:eastAsia="Times New Roman"/>
-          <w:sz w:val="19"/>
-          <w:szCs w:val="19"/>
-        </w:rPr>
-        <w:t>NeoCortex</w:t>
-      </w:r>
-      <w:proofErr w:type="spellEnd"/>
-      <w:r>
-        <w:rPr>
-          <w:rFonts w:eastAsia="Times New Roman"/>
-          <w:sz w:val="19"/>
-          <w:szCs w:val="19"/>
-        </w:rPr>
-        <w:t xml:space="preserve"> API and use the functionalities of this repository for training and predicting the sequences. The main part of this repository is the multi sequence learning class which is the basis of HTM model to learn the sequences stored in the CSV file </w:t>
-      </w:r>
-    </w:p>
-    <w:p>
-      <w:pPr>
-        <w:pStyle w:val="Heading2"/>
-        <w:numPr>
-          <w:ilvl w:val="0"/>
-          <w:numId w:val="0"/>
-        </w:numPr>
-        <w:jc w:val="both"/>
-      </w:pPr>
+        <w:t xml:space="preserve">This project is based on the NeoCortex API and use the functionalities of this repository for training and predicting the sequences. The main part of this repository is the multi sequence learning class which is the basis of HTM model to learn the sequences stored in the CSV file </w:t>
+      </w:r>
     </w:p>
     <w:p>
       <w:pPr>
@@ -1733,33 +1693,15 @@
           <w:sz w:val="19"/>
           <w:szCs w:val="19"/>
         </w:rPr>
-        <w:t xml:space="preserve">                 </w:t>
-      </w:r>
-      <w:proofErr w:type="gramStart"/>
+        <w:t xml:space="preserve">                   </w:t>
+      </w:r>
       <w:r>
         <w:rPr>
           <w:rFonts w:eastAsia="Times New Roman"/>
           <w:sz w:val="19"/>
           <w:szCs w:val="19"/>
         </w:rPr>
-        <w:t xml:space="preserve">  </w:t>
-      </w:r>
-      <w:r>
-        <w:rPr>
-          <w:rFonts w:eastAsia="Times New Roman"/>
-          <w:sz w:val="19"/>
-          <w:szCs w:val="19"/>
-        </w:rPr>
-        <w:t>,</w:t>
-      </w:r>
-      <w:proofErr w:type="gramEnd"/>
-      <w:r>
-        <w:rPr>
-          <w:rFonts w:eastAsia="Times New Roman"/>
-          <w:sz w:val="19"/>
-          <w:szCs w:val="19"/>
-        </w:rPr>
-        <w:t xml:space="preserve"> 34, 36, 35, 37, 38, 36, 37, 39, 40, 41, 43, 44</w:t>
+        <w:t>, 34, 36, 35, 37, 38, 36, 37, 39, 40, 41, 43, 44</w:t>
       </w:r>
     </w:p>
     <w:p>
@@ -1833,33 +1775,15 @@
           <w:sz w:val="19"/>
           <w:szCs w:val="19"/>
         </w:rPr>
-        <w:t xml:space="preserve">                </w:t>
-      </w:r>
-      <w:proofErr w:type="gramStart"/>
+        <w:t xml:space="preserve">                  </w:t>
+      </w:r>
       <w:r>
         <w:rPr>
           <w:rFonts w:eastAsia="Times New Roman"/>
           <w:sz w:val="19"/>
           <w:szCs w:val="19"/>
         </w:rPr>
-        <w:t xml:space="preserve">  </w:t>
-      </w:r>
-      <w:r>
-        <w:rPr>
-          <w:rFonts w:eastAsia="Times New Roman"/>
-          <w:sz w:val="19"/>
-          <w:szCs w:val="19"/>
-        </w:rPr>
-        <w:t>,</w:t>
-      </w:r>
-      <w:proofErr w:type="gramEnd"/>
-      <w:r>
-        <w:rPr>
-          <w:rFonts w:eastAsia="Times New Roman"/>
-          <w:sz w:val="19"/>
-          <w:szCs w:val="19"/>
-        </w:rPr>
-        <w:t xml:space="preserve"> 34, 36, 37, 35, 38, 36, 37, 39, 40, 41, 43, 44</w:t>
+        <w:t>, 34, 36, 37, 35, 38, 36, 37, 39, 40, 41, 43, 44</w:t>
       </w:r>
     </w:p>
     <w:p>
@@ -1933,33 +1857,15 @@
           <w:sz w:val="19"/>
           <w:szCs w:val="19"/>
         </w:rPr>
-        <w:t xml:space="preserve">                </w:t>
-      </w:r>
-      <w:proofErr w:type="gramStart"/>
+        <w:t xml:space="preserve">                  </w:t>
+      </w:r>
       <w:r>
         <w:rPr>
           <w:rFonts w:eastAsia="Times New Roman"/>
           <w:sz w:val="19"/>
           <w:szCs w:val="19"/>
         </w:rPr>
-        <w:t xml:space="preserve">  </w:t>
-      </w:r>
-      <w:r>
-        <w:rPr>
-          <w:rFonts w:eastAsia="Times New Roman"/>
-          <w:sz w:val="19"/>
-          <w:szCs w:val="19"/>
-        </w:rPr>
-        <w:t>,</w:t>
-      </w:r>
-      <w:proofErr w:type="gramEnd"/>
-      <w:r>
-        <w:rPr>
-          <w:rFonts w:eastAsia="Times New Roman"/>
-          <w:sz w:val="19"/>
-          <w:szCs w:val="19"/>
-        </w:rPr>
-        <w:t xml:space="preserve"> 34, 36, 35, 37, 38, 36, 37, 39, 40, 41, 43, 44</w:t>
+        <w:t>, 34, 36, 35, 37, 38, 36, 37, 39, 40, 41, 43, 44</w:t>
       </w:r>
     </w:p>
     <w:p>
@@ -2054,25 +1960,7 @@
           <w:sz w:val="19"/>
           <w:szCs w:val="19"/>
         </w:rPr>
-        <w:t xml:space="preserve">Inference Phase: This phase consists of sequences with injected anomaly values, log prediction, and data analysis using graphical visualization. It also trims the first N elements using </w:t>
-      </w:r>
-      <w:proofErr w:type="spellStart"/>
-      <w:r>
-        <w:rPr>
-          <w:rFonts w:eastAsia="Times New Roman"/>
-          <w:sz w:val="19"/>
-          <w:szCs w:val="19"/>
-        </w:rPr>
-        <w:t>CSVHandler.TrimSequences</w:t>
-      </w:r>
-      <w:proofErr w:type="spellEnd"/>
-      <w:r>
-        <w:rPr>
-          <w:rFonts w:eastAsia="Times New Roman"/>
-          <w:sz w:val="19"/>
-          <w:szCs w:val="19"/>
-        </w:rPr>
-        <w:t>() to simulate partial observations.</w:t>
+        <w:t>Inference Phase: This phase consists of sequences with injected anomaly values, log prediction, and data analysis using graphical visualization. It also trims the first N elements using CSVHandler.TrimSequences() to simulate partial observations.</w:t>
       </w:r>
     </w:p>
     <w:p>
@@ -2146,33 +2034,15 @@
           <w:sz w:val="19"/>
           <w:szCs w:val="19"/>
         </w:rPr>
-        <w:t xml:space="preserve">                 </w:t>
-      </w:r>
-      <w:proofErr w:type="gramStart"/>
+        <w:t xml:space="preserve">                   </w:t>
+      </w:r>
       <w:r>
         <w:rPr>
           <w:rFonts w:eastAsia="Times New Roman"/>
           <w:sz w:val="19"/>
           <w:szCs w:val="19"/>
         </w:rPr>
-        <w:t xml:space="preserve">  </w:t>
-      </w:r>
-      <w:r>
-        <w:rPr>
-          <w:rFonts w:eastAsia="Times New Roman"/>
-          <w:sz w:val="19"/>
-          <w:szCs w:val="19"/>
-        </w:rPr>
-        <w:t>,</w:t>
-      </w:r>
-      <w:proofErr w:type="gramEnd"/>
-      <w:r>
-        <w:rPr>
-          <w:rFonts w:eastAsia="Times New Roman"/>
-          <w:sz w:val="19"/>
-          <w:szCs w:val="19"/>
-        </w:rPr>
-        <w:t xml:space="preserve"> 34, 36, 35, 37, 38, 50, 37, 39, 40, 41, 43, 44</w:t>
+        <w:t>, 34, 36, 35, 37, 38, 50, 37, 39, 40, 41, 43, 44</w:t>
       </w:r>
     </w:p>
     <w:p>
@@ -2304,70 +2174,16 @@
           <w:sz w:val="19"/>
           <w:szCs w:val="19"/>
         </w:rPr>
-        <w:t xml:space="preserve">We will use the </w:t>
-      </w:r>
-      <w:proofErr w:type="spellStart"/>
+        <w:t>We will use the MultiSequenceLearning class from the NeoCortex API as the foundation of our project, facilitating both the training of our HTM model and its use for prediction. The class operates by first taking the HTM configuration and initializing the memory of connections, followed by the initialization of the HTM Classifier, Cortex Layer, and HomeostaticPlasticityController. Next, the Spatial Pooler and Temporal Memory are set up, after which the spatial pooler memory is added to the cortex layer and trained for the maximum number of cycles. Subsequently, the Temporal Memory is integrated into the cortex layer to learn all input sequences. Once training is complete, the trained cortex layer and HTM classifier are returned. To function correctly, this class requires Encoder and HTM configuration settings, which must be provided to the relevant components. Finally, we will use the classifier object from the trained HTM model to pre</w:t>
+      </w:r>
       <w:r>
         <w:rPr>
           <w:rFonts w:eastAsia="Times New Roman"/>
           <w:sz w:val="19"/>
           <w:szCs w:val="19"/>
         </w:rPr>
-        <w:t>MultiSequenceLearning</w:t>
-      </w:r>
-      <w:proofErr w:type="spellEnd"/>
-      <w:r>
-        <w:rPr>
-          <w:rFonts w:eastAsia="Times New Roman"/>
-          <w:sz w:val="19"/>
-          <w:szCs w:val="19"/>
-        </w:rPr>
-        <w:t xml:space="preserve"> class from the </w:t>
-      </w:r>
-      <w:proofErr w:type="spellStart"/>
-      <w:r>
-        <w:rPr>
-          <w:rFonts w:eastAsia="Times New Roman"/>
-          <w:sz w:val="19"/>
-          <w:szCs w:val="19"/>
-        </w:rPr>
-        <w:t>NeoCortex</w:t>
-      </w:r>
-      <w:proofErr w:type="spellEnd"/>
-      <w:r>
-        <w:rPr>
-          <w:rFonts w:eastAsia="Times New Roman"/>
-          <w:sz w:val="19"/>
-          <w:szCs w:val="19"/>
-        </w:rPr>
-        <w:t xml:space="preserve"> API as the foundation of our project, facilitating both the training of our HTM model and its use for prediction. The class operates by first taking the HTM configuration and initializing the memory of connections, followed by the initialization of the HTM Classifier, Cortex Layer, and </w:t>
-      </w:r>
-      <w:proofErr w:type="spellStart"/>
-      <w:r>
-        <w:rPr>
-          <w:rFonts w:eastAsia="Times New Roman"/>
-          <w:sz w:val="19"/>
-          <w:szCs w:val="19"/>
-        </w:rPr>
-        <w:t>HomeostaticPlasticityContr</w:t>
-      </w:r>
-      <w:r>
-        <w:rPr>
-          <w:rFonts w:eastAsia="Times New Roman"/>
-          <w:sz w:val="19"/>
-          <w:szCs w:val="19"/>
-        </w:rPr>
         <w:lastRenderedPageBreak/>
-        <w:t>oller</w:t>
-      </w:r>
-      <w:proofErr w:type="spellEnd"/>
-      <w:r>
-        <w:rPr>
-          <w:rFonts w:eastAsia="Times New Roman"/>
-          <w:sz w:val="19"/>
-          <w:szCs w:val="19"/>
-        </w:rPr>
-        <w:t>. Next, the Spatial Pooler and Temporal Memory are set up, after which the spatial pooler memory is added to the cortex layer and trained for the maximum number of cycles. Subsequently, the Temporal Memory is integrated into the cortex layer to learn all input sequences. Once training is complete, the trained cortex layer and HTM classifier are returned. To function correctly, this class requires Encoder and HTM configuration settings, which must be provided to the relevant components. Finally, we will use the classifier object from the trained HTM model to predict values, which will ultimately be utilized for anomaly detection.</w:t>
+        <w:t>dict values, which will ultimately be utilized for anomaly detection.</w:t>
       </w:r>
     </w:p>
     <w:p>
@@ -2423,15 +2239,7 @@
         <w:jc w:val="left"/>
       </w:pPr>
       <w:r>
-        <w:t xml:space="preserve">The </w:t>
-      </w:r>
-      <w:proofErr w:type="spellStart"/>
-      <w:r>
-        <w:t>MultiSequenceLearning</w:t>
-      </w:r>
-      <w:proofErr w:type="spellEnd"/>
-      <w:r>
-        <w:t xml:space="preserve"> class implements Hierarchical Temporal Memory (HTM) to learn patterns in time-series data. Its core responsibilities include training an HTM model on sequential data using Spatial Pooling (SP) and Temporal Memory (TM), generating a Predictor object for future anomaly detection, and managing sequence learning stability and accuracy tracking. The HTM model operates in two stages: the Newborn Stage (SP Training) and Full Learning (SP + TM). In </w:t>
+        <w:t xml:space="preserve">The MultiSequenceLearning class implements Hierarchical Temporal Memory (HTM) to learn patterns in time-series data. Its core responsibilities include training an HTM model on sequential data using Spatial Pooling (SP) and Temporal Memory (TM), generating a Predictor object for future anomaly detection, and managing sequence learning stability and accuracy tracking. The HTM model operates in two stages: the Newborn Stage (SP Training) and Full Learning (SP + TM). In </w:t>
       </w:r>
       <w:r>
         <w:t>Phase 1,</w:t>
@@ -2491,67 +2299,96 @@
         <w:rPr>
           <w:noProof/>
         </w:rPr>
-        <w:pict w14:anchorId="41499354">
-          <v:shape id="_x0000_s2072" type="#_x0000_t202" style="position:absolute;margin-left:1.9pt;margin-top:8.55pt;width:241.2pt;height:28.5pt;z-index:4">
-            <v:textbox style="mso-next-textbox:#_x0000_s2072">
-              <w:txbxContent>
-                <w:p>
-                  <w:pPr>
-                    <w:jc w:val="left"/>
-                  </w:pPr>
-                  <w:r>
-                    <w:t xml:space="preserve">for (int </w:t>
-                  </w:r>
-                  <w:proofErr w:type="spellStart"/>
-                  <w:r>
-                    <w:t>i</w:t>
-                  </w:r>
-                  <w:proofErr w:type="spellEnd"/>
-                  <w:r>
-                    <w:t xml:space="preserve"> = 0; </w:t>
-                  </w:r>
-                  <w:proofErr w:type="spellStart"/>
-                  <w:r>
-                    <w:t>i</w:t>
-                  </w:r>
-                  <w:proofErr w:type="spellEnd"/>
-                  <w:r>
-                    <w:t xml:space="preserve"> &lt; </w:t>
-                  </w:r>
-                  <w:proofErr w:type="spellStart"/>
-                  <w:r>
-                    <w:t>maxCycles</w:t>
-                  </w:r>
-                  <w:proofErr w:type="spellEnd"/>
-                  <w:r>
-                    <w:t xml:space="preserve"> &amp;</w:t>
-                  </w:r>
-                  <w:proofErr w:type="gramStart"/>
-                  <w:r>
-                    <w:t>&amp; !</w:t>
-                  </w:r>
-                  <w:proofErr w:type="spellStart"/>
-                  <w:r>
-                    <w:t>isInStableState</w:t>
-                  </w:r>
-                  <w:proofErr w:type="spellEnd"/>
-                  <w:proofErr w:type="gramEnd"/>
-                  <w:r>
-                    <w:t xml:space="preserve">; </w:t>
-                  </w:r>
-                  <w:proofErr w:type="spellStart"/>
-                  <w:r>
-                    <w:t>i</w:t>
-                  </w:r>
-                  <w:proofErr w:type="spellEnd"/>
-                  <w:r>
-                    <w:t>++)</w:t>
-                  </w:r>
-                </w:p>
-              </w:txbxContent>
-            </v:textbox>
-          </v:shape>
-        </w:pict>
+        <mc:AlternateContent>
+          <mc:Choice Requires="wps">
+            <w:drawing>
+              <wp:anchor distT="0" distB="0" distL="114300" distR="114300" simplePos="0" relativeHeight="251658240" behindDoc="0" locked="0" layoutInCell="1" allowOverlap="1" wp14:anchorId="41499354" wp14:editId="322E3B93">
+                <wp:simplePos x="0" y="0"/>
+                <wp:positionH relativeFrom="column">
+                  <wp:posOffset>24130</wp:posOffset>
+                </wp:positionH>
+                <wp:positionV relativeFrom="paragraph">
+                  <wp:posOffset>108585</wp:posOffset>
+                </wp:positionV>
+                <wp:extent cx="3063240" cy="361950"/>
+                <wp:effectExtent l="9525" t="5080" r="13335" b="13970"/>
+                <wp:wrapNone/>
+                <wp:docPr id="713049370" name="Text Box 24"/>
+                <wp:cNvGraphicFramePr>
+                  <a:graphicFrameLocks xmlns:a="http://schemas.openxmlformats.org/drawingml/2006/main"/>
+                </wp:cNvGraphicFramePr>
+                <a:graphic xmlns:a="http://schemas.openxmlformats.org/drawingml/2006/main">
+                  <a:graphicData uri="http://schemas.microsoft.com/office/word/2010/wordprocessingShape">
+                    <wps:wsp>
+                      <wps:cNvSpPr txBox="1">
+                        <a:spLocks noChangeArrowheads="1"/>
+                      </wps:cNvSpPr>
+                      <wps:spPr bwMode="auto">
+                        <a:xfrm>
+                          <a:off x="0" y="0"/>
+                          <a:ext cx="3063240" cy="361950"/>
+                        </a:xfrm>
+                        <a:prstGeom prst="rect">
+                          <a:avLst/>
+                        </a:prstGeom>
+                        <a:solidFill>
+                          <a:srgbClr val="FFFFFF"/>
+                        </a:solidFill>
+                        <a:ln w="9525">
+                          <a:solidFill>
+                            <a:srgbClr val="000000"/>
+                          </a:solidFill>
+                          <a:miter lim="800000"/>
+                          <a:headEnd/>
+                          <a:tailEnd/>
+                        </a:ln>
+                      </wps:spPr>
+                      <wps:txbx>
+                        <w:txbxContent>
+                          <w:p>
+                            <w:pPr>
+                              <w:jc w:val="left"/>
+                            </w:pPr>
+                            <w:r>
+                              <w:t>for (int i = 0; i &lt; maxCycles &amp;&amp; !isInStableState; i++)</w:t>
+                            </w:r>
+                          </w:p>
+                        </w:txbxContent>
+                      </wps:txbx>
+                      <wps:bodyPr rot="0" vert="horz" wrap="square" lIns="91440" tIns="45720" rIns="91440" bIns="45720" anchor="t" anchorCtr="0" upright="1">
+                        <a:noAutofit/>
+                      </wps:bodyPr>
+                    </wps:wsp>
+                  </a:graphicData>
+                </a:graphic>
+                <wp14:sizeRelH relativeFrom="page">
+                  <wp14:pctWidth>0</wp14:pctWidth>
+                </wp14:sizeRelH>
+                <wp14:sizeRelV relativeFrom="page">
+                  <wp14:pctHeight>0</wp14:pctHeight>
+                </wp14:sizeRelV>
+              </wp:anchor>
+            </w:drawing>
+          </mc:Choice>
+          <mc:Fallback>
+            <w:pict>
+              <v:shape w14:anchorId="41499354" id="Text Box 24" o:spid="_x0000_s1028" type="#_x0000_t202" style="position:absolute;margin-left:1.9pt;margin-top:8.55pt;width:241.2pt;height:28.5pt;z-index:251658240;visibility:visible;mso-wrap-style:square;mso-width-percent:0;mso-height-percent:0;mso-wrap-distance-left:9pt;mso-wrap-distance-top:0;mso-wrap-distance-right:9pt;mso-wrap-distance-bottom:0;mso-position-horizontal:absolute;mso-position-horizontal-relative:text;mso-position-vertical:absolute;mso-position-vertical-relative:text;mso-width-percent:0;mso-height-percent:0;mso-width-relative:page;mso-height-relative:page;v-text-anchor:top" o:gfxdata="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">
+                <v:textbox>
+                  <w:txbxContent>
+                    <w:p>
+                      <w:pPr>
+                        <w:jc w:val="left"/>
+                      </w:pPr>
+                      <w:r>
+                        <w:t>for (int i = 0; i &lt; maxCycles &amp;&amp; !isInStableState; i++)</w:t>
+                      </w:r>
+                    </w:p>
+                  </w:txbxContent>
+                </v:textbox>
+              </v:shape>
+            </w:pict>
+          </mc:Fallback>
+        </mc:AlternateContent>
       </w:r>
     </w:p>
     <w:p>
@@ -2654,13 +2491,8 @@
         </w:rPr>
       </w:pPr>
       <w:r>
-        <w:t xml:space="preserve">Phase </w:t>
-      </w:r>
-      <w:proofErr w:type="gramStart"/>
-      <w:r>
-        <w:t>2 :</w:t>
-      </w:r>
-      <w:proofErr w:type="gramEnd"/>
+        <w:t>Phase 2 :</w:t>
+      </w:r>
       <w:r>
         <w:rPr>
           <w:b/>
@@ -2669,15 +2501,7 @@
         <w:t xml:space="preserve"> T</w:t>
       </w:r>
       <w:r>
-        <w:t>rains both Spatial Pooler and Temporal Memory and Uses </w:t>
-      </w:r>
-      <w:proofErr w:type="spellStart"/>
-      <w:r>
-        <w:t>HtmClassifier</w:t>
-      </w:r>
-      <w:proofErr w:type="spellEnd"/>
-      <w:r>
-        <w:t> to associate SDRs with sequence elements and Tracks prediction accuracy across cycles</w:t>
+        <w:t>rains both Spatial Pooler and Temporal Memory and Uses HtmClassifier to associate SDRs with sequence elements and Tracks prediction accuracy across cycles</w:t>
       </w:r>
     </w:p>
     <w:p>
@@ -2713,44 +2537,114 @@
           <w:bCs/>
           <w:noProof/>
         </w:rPr>
-        <w:pict w14:anchorId="3EA5CD8A">
-          <v:shape id="_x0000_s2073" type="#_x0000_t202" style="position:absolute;margin-left:1.9pt;margin-top:4.55pt;width:241.2pt;height:39.75pt;z-index:5">
-            <v:textbox style="mso-next-textbox:#_x0000_s2073">
-              <w:txbxContent>
-                <w:p>
-                  <w:pPr>
-                    <w:jc w:val="left"/>
-                  </w:pPr>
-                  <w:proofErr w:type="gramStart"/>
-                  <w:r>
-                    <w:t>layer1.HtmModules.Add</w:t>
-                  </w:r>
-                  <w:proofErr w:type="gramEnd"/>
-                  <w:r>
-                    <w:t>("tm", tm);</w:t>
-                  </w:r>
-                </w:p>
-                <w:p>
-                  <w:pPr>
-                    <w:ind w:left="720"/>
-                    <w:jc w:val="left"/>
-                  </w:pPr>
-                  <w:r>
-                    <w:t xml:space="preserve">foreach (var </w:t>
-                  </w:r>
-                  <w:proofErr w:type="spellStart"/>
-                  <w:r>
-                    <w:t>sequenceKeyPair</w:t>
-                  </w:r>
-                  <w:proofErr w:type="spellEnd"/>
-                  <w:r>
-                    <w:t xml:space="preserve"> in sequences)</w:t>
-                  </w:r>
-                </w:p>
-              </w:txbxContent>
-            </v:textbox>
-          </v:shape>
-        </w:pict>
+        <mc:AlternateContent>
+          <mc:Choice Requires="wps">
+            <w:drawing>
+              <wp:anchor distT="0" distB="0" distL="114300" distR="114300" simplePos="0" relativeHeight="251659264" behindDoc="0" locked="0" layoutInCell="1" allowOverlap="1" wp14:anchorId="3EA5CD8A" wp14:editId="37359BCB">
+                <wp:simplePos x="0" y="0"/>
+                <wp:positionH relativeFrom="column">
+                  <wp:posOffset>24130</wp:posOffset>
+                </wp:positionH>
+                <wp:positionV relativeFrom="paragraph">
+                  <wp:posOffset>57785</wp:posOffset>
+                </wp:positionV>
+                <wp:extent cx="3063240" cy="504825"/>
+                <wp:effectExtent l="9525" t="13970" r="13335" b="5080"/>
+                <wp:wrapNone/>
+                <wp:docPr id="1742348034" name="Text Box 25"/>
+                <wp:cNvGraphicFramePr>
+                  <a:graphicFrameLocks xmlns:a="http://schemas.openxmlformats.org/drawingml/2006/main"/>
+                </wp:cNvGraphicFramePr>
+                <a:graphic xmlns:a="http://schemas.openxmlformats.org/drawingml/2006/main">
+                  <a:graphicData uri="http://schemas.microsoft.com/office/word/2010/wordprocessingShape">
+                    <wps:wsp>
+                      <wps:cNvSpPr txBox="1">
+                        <a:spLocks noChangeArrowheads="1"/>
+                      </wps:cNvSpPr>
+                      <wps:spPr bwMode="auto">
+                        <a:xfrm>
+                          <a:off x="0" y="0"/>
+                          <a:ext cx="3063240" cy="504825"/>
+                        </a:xfrm>
+                        <a:prstGeom prst="rect">
+                          <a:avLst/>
+                        </a:prstGeom>
+                        <a:solidFill>
+                          <a:srgbClr val="FFFFFF"/>
+                        </a:solidFill>
+                        <a:ln w="9525">
+                          <a:solidFill>
+                            <a:srgbClr val="000000"/>
+                          </a:solidFill>
+                          <a:miter lim="800000"/>
+                          <a:headEnd/>
+                          <a:tailEnd/>
+                        </a:ln>
+                      </wps:spPr>
+                      <wps:txbx>
+                        <w:txbxContent>
+                          <w:p>
+                            <w:pPr>
+                              <w:jc w:val="left"/>
+                            </w:pPr>
+                            <w:r>
+                              <w:t>layer1.HtmModules.Add("tm", tm);</w:t>
+                            </w:r>
+                          </w:p>
+                          <w:p>
+                            <w:pPr>
+                              <w:ind w:left="720"/>
+                              <w:jc w:val="left"/>
+                            </w:pPr>
+                            <w:r>
+                              <w:t>foreach (var sequenceKeyPair in sequences)</w:t>
+                            </w:r>
+                          </w:p>
+                        </w:txbxContent>
+                      </wps:txbx>
+                      <wps:bodyPr rot="0" vert="horz" wrap="square" lIns="91440" tIns="45720" rIns="91440" bIns="45720" anchor="t" anchorCtr="0" upright="1">
+                        <a:noAutofit/>
+                      </wps:bodyPr>
+                    </wps:wsp>
+                  </a:graphicData>
+                </a:graphic>
+                <wp14:sizeRelH relativeFrom="page">
+                  <wp14:pctWidth>0</wp14:pctWidth>
+                </wp14:sizeRelH>
+                <wp14:sizeRelV relativeFrom="page">
+                  <wp14:pctHeight>0</wp14:pctHeight>
+                </wp14:sizeRelV>
+              </wp:anchor>
+            </w:drawing>
+          </mc:Choice>
+          <mc:Fallback>
+            <w:pict>
+              <v:shape w14:anchorId="3EA5CD8A" id="Text Box 25" o:spid="_x0000_s1029" type="#_x0000_t202" style="position:absolute;margin-left:1.9pt;margin-top:4.55pt;width:241.2pt;height:39.75pt;z-index:251659264;visibility:visible;mso-wrap-style:square;mso-width-percent:0;mso-height-percent:0;mso-wrap-distance-left:9pt;mso-wrap-distance-top:0;mso-wrap-distance-right:9pt;mso-wrap-distance-bottom:0;mso-position-horizontal:absolute;mso-position-horizontal-relative:text;mso-position-vertical:absolute;mso-position-vertical-relative:text;mso-width-percent:0;mso-height-percent:0;mso-width-relative:page;mso-height-relative:page;v-text-anchor:top" o:gfxdata="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">
+                <v:textbox>
+                  <w:txbxContent>
+                    <w:p>
+                      <w:pPr>
+                        <w:jc w:val="left"/>
+                      </w:pPr>
+                      <w:r>
+                        <w:t>layer1.HtmModules.Add("tm", tm);</w:t>
+                      </w:r>
+                    </w:p>
+                    <w:p>
+                      <w:pPr>
+                        <w:ind w:left="720"/>
+                        <w:jc w:val="left"/>
+                      </w:pPr>
+                      <w:r>
+                        <w:t>foreach (var sequenceKeyPair in sequences)</w:t>
+                      </w:r>
+                    </w:p>
+                  </w:txbxContent>
+                </v:textbox>
+              </v:shape>
+            </w:pict>
+          </mc:Fallback>
+        </mc:AlternateContent>
       </w:r>
     </w:p>
     <w:p>
@@ -2917,19 +2811,8 @@
           <w:sz w:val="19"/>
           <w:szCs w:val="19"/>
         </w:rPr>
-        <w:t xml:space="preserve">The temporal pooler always predicts the next time step value in the current time step. The difference between the actual value at next time step, </w:t>
-      </w:r>
-      <w:proofErr w:type="gramStart"/>
-      <w:r>
-        <w:rPr>
-          <w:rFonts w:eastAsia="Times New Roman"/>
-          <w:sz w:val="19"/>
-          <w:szCs w:val="19"/>
-        </w:rPr>
-        <w:t>SP(</w:t>
-      </w:r>
-      <w:proofErr w:type="spellStart"/>
-      <w:proofErr w:type="gramEnd"/>
+        <w:t>The temporal pooler always predicts the next time step value in the current time step. The difference between the actual value at next time step, SP(</w:t>
+      </w:r>
       <w:r>
         <w:rPr>
           <w:rFonts w:eastAsia="Times New Roman"/>
@@ -2951,7 +2834,6 @@
         </w:rPr>
         <w:t>t</w:t>
       </w:r>
-      <w:proofErr w:type="spellEnd"/>
       <w:r>
         <w:rPr>
           <w:rFonts w:eastAsia="Times New Roman"/>
@@ -3244,52 +3126,24 @@
           <w:sz w:val="19"/>
           <w:szCs w:val="19"/>
         </w:rPr>
-        <w:t>p(t−</w:t>
-      </w:r>
-      <w:proofErr w:type="gramStart"/>
+        <w:t>p(t−1)−v(t)</w:t>
+      </w:r>
+      <w:r>
+        <w:rPr>
+          <w:rFonts w:ascii="Cambria Math" w:eastAsia="Times New Roman" w:hAnsi="Cambria Math" w:cs="Cambria Math"/>
+          <w:sz w:val="19"/>
+          <w:szCs w:val="19"/>
+        </w:rPr>
+        <w:t>∣</w:t>
+      </w:r>
       <w:r>
         <w:rPr>
           <w:rFonts w:eastAsia="Times New Roman"/>
           <w:sz w:val="19"/>
           <w:szCs w:val="19"/>
         </w:rPr>
-        <w:t>1)−</w:t>
-      </w:r>
-      <w:proofErr w:type="gramEnd"/>
-      <w:r>
-        <w:rPr>
-          <w:rFonts w:eastAsia="Times New Roman"/>
-          <w:sz w:val="19"/>
-          <w:szCs w:val="19"/>
-        </w:rPr>
-        <w:t>v(t)</w:t>
-      </w:r>
-      <w:r>
-        <w:rPr>
-          <w:rFonts w:ascii="Cambria Math" w:eastAsia="Times New Roman" w:hAnsi="Cambria Math" w:cs="Cambria Math"/>
-          <w:sz w:val="19"/>
-          <w:szCs w:val="19"/>
-        </w:rPr>
-        <w:t>∣</w:t>
-      </w:r>
-      <w:r>
-        <w:rPr>
-          <w:rFonts w:eastAsia="Times New Roman"/>
-          <w:sz w:val="19"/>
-          <w:szCs w:val="19"/>
-        </w:rPr>
-        <w:t>&gt;</w:t>
-      </w:r>
-      <w:proofErr w:type="spellStart"/>
-      <w:r>
-        <w:rPr>
-          <w:rFonts w:eastAsia="Times New Roman"/>
-          <w:sz w:val="19"/>
-          <w:szCs w:val="19"/>
-        </w:rPr>
-        <w:t>toleranceValue</w:t>
-      </w:r>
-      <w:proofErr w:type="spellEnd"/>
+        <w:t>&gt;toleranceValue</w:t>
+      </w:r>
       <w:r>
         <w:rPr>
           <w:rFonts w:ascii="Cambria Math" w:eastAsia="Times New Roman" w:hAnsi="Cambria Math" w:cs="Cambria Math"/>
@@ -3347,11 +3201,301 @@
         <w:rPr>
           <w:noProof/>
         </w:rPr>
-        <w:t>The CSVToHTMInput class serves as a data adapter, formatting time-series sequences into a structure compatible with the HTM engine. Its main responsibilities include converting raw sequences from CSV files into a dictionary with unique identifiers and preparing the data for the HTM classifier, enabling it to track sequences during training and prediction.</w:t>
-      </w:r>
-    </w:p>
-    <w:p>
-      <w:pPr>
+        <w:t>The CSVToHTMInput class</w:t>
+      </w:r>
+      <w:r>
+        <w:rPr>
+          <w:noProof/>
+        </w:rPr>
+        <w:t xml:space="preserve"> [3]</w:t>
+      </w:r>
+      <w:r>
+        <w:rPr>
+          <w:noProof/>
+        </w:rPr>
+        <w:t xml:space="preserve"> serves as a data adapter, formatting time-series sequences into a structure compatible with the HTM engine. Its main responsibilities include converting raw sequences from CSV files into a dictionary with unique identifiers and preparing the data for the HTM classifier, enabling it to track sequences during training and prediction.</w:t>
+      </w:r>
+    </w:p>
+    <w:p>
+      <w:pPr>
+        <w:jc w:val="both"/>
+        <w:rPr>
+          <w:lang w:eastAsia="x-none"/>
+        </w:rPr>
+      </w:pPr>
+    </w:p>
+    <w:p>
+      <w:pPr>
+        <w:pStyle w:val="Heading2"/>
+      </w:pPr>
+      <w:r>
+        <w:t xml:space="preserve">Anomaly Detection </w:t>
+      </w:r>
+    </w:p>
+    <w:p>
+      <w:pPr>
+        <w:jc w:val="left"/>
+      </w:pPr>
+      <w:r>
+        <w:t xml:space="preserve">The </w:t>
+      </w:r>
+      <w:r>
+        <w:rPr>
+          <w:b/>
+          <w:bCs/>
+        </w:rPr>
+        <w:t>AnomalyDetection</w:t>
+      </w:r>
+      <w:r>
+        <w:t xml:space="preserve"> method</w:t>
+      </w:r>
+      <w:r>
+        <w:t xml:space="preserve"> [3]</w:t>
+      </w:r>
+      <w:r>
+        <w:t xml:space="preserve"> detects deviations in time-series data by comparing predicted and actual values using </w:t>
+      </w:r>
+      <w:r>
+        <w:rPr>
+          <w:b/>
+          <w:bCs/>
+        </w:rPr>
+        <w:t>absolute and relative thresholds</w:t>
+      </w:r>
+      <w:r>
+        <w:t>. The importance of these thresholds is outlined below:</w:t>
+      </w:r>
+    </w:p>
+    <w:p>
+      <w:pPr>
+        <w:numPr>
+          <w:ilvl w:val="0"/>
+          <w:numId w:val="45"/>
+        </w:numPr>
+        <w:jc w:val="left"/>
+      </w:pPr>
+      <w:r>
+        <w:rPr>
+          <w:b/>
+          <w:bCs/>
+        </w:rPr>
+        <w:t>Absolute Threshold (Default: 10%)</w:t>
+      </w:r>
+    </w:p>
+    <w:p>
+      <w:pPr>
+        <w:numPr>
+          <w:ilvl w:val="1"/>
+          <w:numId w:val="45"/>
+        </w:numPr>
+        <w:jc w:val="left"/>
+      </w:pPr>
+      <w:r>
+        <w:t>The absolute threshold (</w:t>
+      </w:r>
+      <w:r>
+        <w:t>T</w:t>
+      </w:r>
+      <w:r>
+        <w:rPr>
+          <w:vertAlign w:val="subscript"/>
+        </w:rPr>
+        <w:t>abs</w:t>
+      </w:r>
+      <w:r>
+        <w:t>) is a fixed value representing a percentage-based margin beyond which a deviation is considered anomalous.</w:t>
+      </w:r>
+    </w:p>
+    <w:p>
+      <w:pPr>
+        <w:numPr>
+          <w:ilvl w:val="1"/>
+          <w:numId w:val="45"/>
+        </w:numPr>
+        <w:jc w:val="left"/>
+      </w:pPr>
+      <w:r>
+        <w:t xml:space="preserve">For example, if </w:t>
+      </w:r>
+      <w:r>
+        <w:t>T</w:t>
+      </w:r>
+      <w:r>
+        <w:rPr>
+          <w:vertAlign w:val="subscript"/>
+        </w:rPr>
+        <w:t>abs</w:t>
+      </w:r>
+      <w:r>
+        <w:t xml:space="preserve"> </w:t>
+      </w:r>
+      <w:r>
+        <w:t xml:space="preserve">is set to </w:t>
+      </w:r>
+      <w:r>
+        <w:rPr>
+          <w:b/>
+          <w:bCs/>
+        </w:rPr>
+        <w:t>0.1 (10%)</w:t>
+      </w:r>
+      <w:r>
+        <w:t>, any difference greater than 10% of the actual value is flagged as an anomaly.</w:t>
+      </w:r>
+    </w:p>
+    <w:p>
+      <w:pPr>
+        <w:numPr>
+          <w:ilvl w:val="0"/>
+          <w:numId w:val="45"/>
+        </w:numPr>
+        <w:jc w:val="left"/>
+      </w:pPr>
+      <w:r>
+        <w:rPr>
+          <w:b/>
+          <w:bCs/>
+        </w:rPr>
+        <w:t>Relative Threshold</w:t>
+      </w:r>
+    </w:p>
+    <w:p>
+      <w:pPr>
+        <w:numPr>
+          <w:ilvl w:val="1"/>
+          <w:numId w:val="45"/>
+        </w:numPr>
+        <w:jc w:val="left"/>
+      </w:pPr>
+      <w:r>
+        <w:t>The relative threshold (</w:t>
+      </w:r>
+      <w:r>
+        <w:t>T</w:t>
+      </w:r>
+      <w:r>
+        <w:rPr>
+          <w:vertAlign w:val="subscript"/>
+        </w:rPr>
+        <w:t>rel</w:t>
+      </w:r>
+      <w:r>
+        <w:t>) is dynamically computed as the minimum difference between two values in the training and inference sequences.</w:t>
+      </w:r>
+    </w:p>
+    <w:p>
+      <w:pPr>
+        <w:numPr>
+          <w:ilvl w:val="1"/>
+          <w:numId w:val="45"/>
+        </w:numPr>
+        <w:jc w:val="left"/>
+      </w:pPr>
+      <w:r>
+        <w:t>This adaptive threshold ensures that anomalies are detected based on data variability rather than a fixed cutoff, improving robustness in diverse datasets.</w:t>
+      </w:r>
+    </w:p>
+    <w:p>
+      <w:pPr>
+        <w:jc w:val="left"/>
+      </w:pPr>
+    </w:p>
+    <w:p>
+      <w:pPr>
+        <w:jc w:val="left"/>
+      </w:pPr>
+      <w:r>
+        <w:t>Based on the IsAnomaly method logic, an anomaly is flagged if both of the following conditions are satisfied:</w:t>
+      </w:r>
+    </w:p>
+    <w:p>
+      <w:pPr>
+        <w:jc w:val="left"/>
+      </w:pPr>
+    </w:p>
+    <w:p>
+      <w:pPr>
+        <w:jc w:val="left"/>
+        <w:rPr>
+          <w:noProof/>
+        </w:rPr>
+      </w:pPr>
+      <w:r>
+        <w:rPr>
+          <w:noProof/>
+        </w:rPr>
+        <w:drawing>
+          <wp:inline distT="0" distB="0" distL="0" distR="0" wp14:anchorId="00D70940" wp14:editId="26EABF6E">
+            <wp:extent cx="3086100" cy="561975"/>
+            <wp:effectExtent l="0" t="0" r="0" b="0"/>
+            <wp:docPr id="2" name="Picture 3"/>
+            <wp:cNvGraphicFramePr>
+              <a:graphicFrameLocks xmlns:a="http://schemas.openxmlformats.org/drawingml/2006/main" noChangeAspect="1"/>
+            </wp:cNvGraphicFramePr>
+            <a:graphic xmlns:a="http://schemas.openxmlformats.org/drawingml/2006/main">
+              <a:graphicData uri="http://schemas.openxmlformats.org/drawingml/2006/picture">
+                <pic:pic xmlns:pic="http://schemas.openxmlformats.org/drawingml/2006/picture">
+                  <pic:nvPicPr>
+                    <pic:cNvPr id="0" name="Picture 2"/>
+                    <pic:cNvPicPr>
+                      <a:picLocks noChangeAspect="1" noChangeArrowheads="1"/>
+                    </pic:cNvPicPr>
+                  </pic:nvPicPr>
+                  <pic:blipFill>
+                    <a:blip r:embed="rId14">
+                      <a:extLst>
+                        <a:ext uri="{28A0092B-C50C-407E-A947-70E740481C1C}">
+                          <a14:useLocalDpi xmlns:a14="http://schemas.microsoft.com/office/drawing/2010/main" val="0"/>
+                        </a:ext>
+                      </a:extLst>
+                    </a:blip>
+                    <a:srcRect/>
+                    <a:stretch>
+                      <a:fillRect/>
+                    </a:stretch>
+                  </pic:blipFill>
+                  <pic:spPr bwMode="auto">
+                    <a:xfrm>
+                      <a:off x="0" y="0"/>
+                      <a:ext cx="3086100" cy="561975"/>
+                    </a:xfrm>
+                    <a:prstGeom prst="rect">
+                      <a:avLst/>
+                    </a:prstGeom>
+                    <a:noFill/>
+                    <a:ln>
+                      <a:noFill/>
+                    </a:ln>
+                  </pic:spPr>
+                </pic:pic>
+              </a:graphicData>
+            </a:graphic>
+          </wp:inline>
+        </w:drawing>
+      </w:r>
+    </w:p>
+    <w:p>
+      <w:pPr>
+        <w:jc w:val="left"/>
+        <w:rPr>
+          <w:noProof/>
+        </w:rPr>
+      </w:pPr>
+    </w:p>
+    <w:p>
+      <w:pPr>
+        <w:jc w:val="left"/>
+      </w:pPr>
+      <w:r>
+        <w:t>Where:</w:t>
+      </w:r>
+    </w:p>
+    <w:p>
+      <w:pPr>
+        <w:numPr>
+          <w:ilvl w:val="0"/>
+          <w:numId w:val="35"/>
+        </w:numPr>
         <w:tabs>
           <w:tab w:val="left" w:pos="916"/>
           <w:tab w:val="left" w:pos="1832"/>
@@ -3373,25 +3517,16 @@
         <w:wordWrap w:val="0"/>
         <w:jc w:val="left"/>
       </w:pPr>
-    </w:p>
-    <w:p>
-      <w:pPr>
-        <w:jc w:val="both"/>
-        <w:rPr>
-          <w:lang w:eastAsia="x-none"/>
-        </w:rPr>
-      </w:pPr>
-    </w:p>
-    <w:p>
-      <w:pPr>
-        <w:pStyle w:val="Heading2"/>
-      </w:pPr>
-      <w:r>
-        <w:t xml:space="preserve">Anomaly Detection </w:t>
-      </w:r>
-    </w:p>
-    <w:p>
-      <w:pPr>
+      <w:r>
+        <w:t xml:space="preserve">P: Predicted value </w:t>
+      </w:r>
+    </w:p>
+    <w:p>
+      <w:pPr>
+        <w:numPr>
+          <w:ilvl w:val="0"/>
+          <w:numId w:val="35"/>
+        </w:numPr>
         <w:tabs>
           <w:tab w:val="left" w:pos="916"/>
           <w:tab w:val="left" w:pos="1832"/>
@@ -3414,28 +3549,14 @@
         <w:jc w:val="left"/>
       </w:pPr>
       <w:r>
-        <w:t>The </w:t>
-      </w:r>
-      <w:proofErr w:type="spellStart"/>
-      <w:r>
-        <w:t>AnomalyDetection</w:t>
-      </w:r>
-      <w:proofErr w:type="spellEnd"/>
-      <w:r>
-        <w:t> </w:t>
-      </w:r>
-      <w:r>
-        <w:t xml:space="preserve">method </w:t>
-      </w:r>
-      <w:r>
-        <w:t>detects anomalies in time-series data using predictions from a trained HTM model. It:</w:t>
+        <w:t xml:space="preserve">A: Actual value </w:t>
       </w:r>
     </w:p>
     <w:p>
       <w:pPr>
         <w:numPr>
           <w:ilvl w:val="0"/>
-          <w:numId w:val="29"/>
+          <w:numId w:val="35"/>
         </w:numPr>
         <w:tabs>
           <w:tab w:val="left" w:pos="916"/>
@@ -3459,24 +3580,23 @@
         <w:jc w:val="left"/>
       </w:pPr>
       <w:r>
-        <w:t>Compares predicted vs. actual values using </w:t>
-      </w:r>
-      <w:r>
-        <w:rPr>
-          <w:b/>
-          <w:bCs/>
-        </w:rPr>
-        <w:t>absolute and relative thresholds</w:t>
-      </w:r>
-      <w:r>
-        <w:t>.</w:t>
+        <w:t>T</w:t>
+      </w:r>
+      <w:r>
+        <w:rPr>
+          <w:vertAlign w:val="subscript"/>
+        </w:rPr>
+        <w:t>abs</w:t>
+      </w:r>
+      <w:r>
+        <w:t>​: Absolute threshold</w:t>
       </w:r>
     </w:p>
     <w:p>
       <w:pPr>
         <w:numPr>
           <w:ilvl w:val="0"/>
-          <w:numId w:val="29"/>
+          <w:numId w:val="35"/>
         </w:numPr>
         <w:tabs>
           <w:tab w:val="left" w:pos="916"/>
@@ -3500,23 +3620,20 @@
         <w:jc w:val="left"/>
       </w:pPr>
       <w:r>
-        <w:t xml:space="preserve">Logs </w:t>
-      </w:r>
-      <w:proofErr w:type="gramStart"/>
-      <w:r>
-        <w:t>results</w:t>
-      </w:r>
-      <w:proofErr w:type="gramEnd"/>
-      <w:r>
-        <w:t xml:space="preserve"> and saves them to a CSV file.</w:t>
-      </w:r>
-    </w:p>
-    <w:p>
-      <w:pPr>
-        <w:numPr>
-          <w:ilvl w:val="0"/>
-          <w:numId w:val="29"/>
-        </w:numPr>
+        <w:t>T</w:t>
+      </w:r>
+      <w:r>
+        <w:rPr>
+          <w:vertAlign w:val="subscript"/>
+        </w:rPr>
+        <w:t>rel​</w:t>
+      </w:r>
+      <w:r>
+        <w:t xml:space="preserve">: Relative tolerance </w:t>
+      </w:r>
+    </w:p>
+    <w:p>
+      <w:pPr>
         <w:tabs>
           <w:tab w:val="left" w:pos="916"/>
           <w:tab w:val="left" w:pos="1832"/>
@@ -3537,9 +3654,35 @@
         </w:tabs>
         <w:wordWrap w:val="0"/>
         <w:jc w:val="left"/>
-      </w:pPr>
-      <w:r>
-        <w:t>Skips elements after detecting anomalies (controversial logic).</w:t>
+        <w:rPr>
+          <w:rFonts w:eastAsia="Times New Roman"/>
+          <w:sz w:val="19"/>
+          <w:szCs w:val="19"/>
+        </w:rPr>
+      </w:pPr>
+      <w:r>
+        <w:rPr>
+          <w:rFonts w:eastAsia="Times New Roman"/>
+          <w:sz w:val="19"/>
+          <w:szCs w:val="19"/>
+        </w:rPr>
+        <w:t xml:space="preserve">The </w:t>
+      </w:r>
+      <w:r>
+        <w:rPr>
+          <w:rFonts w:eastAsia="Times New Roman"/>
+          <w:sz w:val="19"/>
+          <w:szCs w:val="19"/>
+        </w:rPr>
+        <w:t>snippet of</w:t>
+      </w:r>
+      <w:r>
+        <w:rPr>
+          <w:rFonts w:eastAsia="Times New Roman"/>
+          <w:sz w:val="19"/>
+          <w:szCs w:val="19"/>
+        </w:rPr>
+        <w:t xml:space="preserve"> logic in program is as follows,</w:t>
       </w:r>
     </w:p>
     <w:p>
@@ -3564,101 +3707,15 @@
         </w:tabs>
         <w:wordWrap w:val="0"/>
         <w:jc w:val="left"/>
-      </w:pPr>
-    </w:p>
-    <w:p>
-      <w:pPr>
-        <w:jc w:val="left"/>
-      </w:pPr>
-      <w:r>
-        <w:t>Combines absolute and relative thresholds:</w:t>
-      </w:r>
-    </w:p>
-    <w:p>
-      <w:pPr>
-        <w:jc w:val="left"/>
-      </w:pPr>
-    </w:p>
-    <w:p>
-      <w:pPr>
-        <w:jc w:val="left"/>
-      </w:pPr>
-      <w:r>
-        <w:t>Based on the </w:t>
-      </w:r>
-      <w:proofErr w:type="spellStart"/>
-      <w:r>
-        <w:t>IsAnomaly</w:t>
-      </w:r>
-      <w:proofErr w:type="spellEnd"/>
-      <w:r>
-        <w:t> method logic, an anomaly is flagged if both of the following conditions are satisfied:</w:t>
-      </w:r>
-    </w:p>
-    <w:p>
-      <w:pPr>
-        <w:jc w:val="left"/>
-      </w:pPr>
-    </w:p>
-    <w:p>
-      <w:pPr>
-        <w:jc w:val="left"/>
-        <w:rPr>
-          <w:noProof/>
-        </w:rPr>
-      </w:pPr>
-      <w:r>
-        <w:rPr>
-          <w:noProof/>
-        </w:rPr>
-        <w:pict w14:anchorId="00D70940">
-          <v:shapetype id="_x0000_t75" coordsize="21600,21600" o:spt="75" o:preferrelative="t" path="m@4@5l@4@11@9@11@9@5xe" filled="f" stroked="f">
-            <v:stroke joinstyle="miter"/>
-            <v:formulas>
-              <v:f eqn="if lineDrawn pixelLineWidth 0"/>
-              <v:f eqn="sum @0 1 0"/>
-              <v:f eqn="sum 0 0 @1"/>
-              <v:f eqn="prod @2 1 2"/>
-              <v:f eqn="prod @3 21600 pixelWidth"/>
-              <v:f eqn="prod @3 21600 pixelHeight"/>
-              <v:f eqn="sum @0 0 1"/>
-              <v:f eqn="prod @6 1 2"/>
-              <v:f eqn="prod @7 21600 pixelWidth"/>
-              <v:f eqn="sum @8 21600 0"/>
-              <v:f eqn="prod @7 21600 pixelHeight"/>
-              <v:f eqn="sum @10 21600 0"/>
-            </v:formulas>
-            <v:path o:extrusionok="f" gradientshapeok="t" o:connecttype="rect"/>
-            <o:lock v:ext="edit" aspectratio="t"/>
-          </v:shapetype>
-          <v:shape id="_x0000_i1026" type="#_x0000_t75" style="width:243pt;height:44.25pt;visibility:visible;mso-wrap-style:square">
-            <v:imagedata r:id="rId12" o:title=""/>
-          </v:shape>
-        </w:pict>
-      </w:r>
-    </w:p>
-    <w:p>
-      <w:pPr>
-        <w:jc w:val="left"/>
-        <w:rPr>
-          <w:noProof/>
-        </w:rPr>
-      </w:pPr>
-    </w:p>
-    <w:p>
-      <w:pPr>
-        <w:jc w:val="left"/>
-      </w:pPr>
-      <w:r>
-        <w:t>Where:</w:t>
-      </w:r>
-    </w:p>
-    <w:p>
-      <w:pPr>
-        <w:numPr>
-          <w:ilvl w:val="0"/>
-          <w:numId w:val="35"/>
-        </w:numPr>
+        <w:rPr>
+          <w:rFonts w:eastAsia="Times New Roman"/>
+          <w:sz w:val="19"/>
+          <w:szCs w:val="19"/>
+        </w:rPr>
+      </w:pPr>
+    </w:p>
+    <w:p>
+      <w:pPr>
         <w:tabs>
           <w:tab w:val="left" w:pos="916"/>
           <w:tab w:val="left" w:pos="1832"/>
@@ -3679,17 +3736,387 @@
         </w:tabs>
         <w:wordWrap w:val="0"/>
         <w:jc w:val="left"/>
-      </w:pPr>
-      <w:r>
-        <w:t xml:space="preserve">P: Predicted value </w:t>
-      </w:r>
-    </w:p>
-    <w:p>
-      <w:pPr>
-        <w:numPr>
-          <w:ilvl w:val="0"/>
-          <w:numId w:val="35"/>
-        </w:numPr>
+        <w:rPr>
+          <w:rFonts w:eastAsia="Times New Roman"/>
+          <w:sz w:val="19"/>
+          <w:szCs w:val="19"/>
+        </w:rPr>
+      </w:pPr>
+      <w:r>
+        <w:rPr>
+          <w:rFonts w:eastAsia="Times New Roman"/>
+          <w:noProof/>
+          <w:sz w:val="19"/>
+          <w:szCs w:val="19"/>
+        </w:rPr>
+        <mc:AlternateContent>
+          <mc:Choice Requires="wps">
+            <w:drawing>
+              <wp:anchor distT="0" distB="0" distL="114300" distR="114300" simplePos="0" relativeHeight="251660288" behindDoc="0" locked="0" layoutInCell="1" allowOverlap="1" wp14:anchorId="6A1D2701" wp14:editId="1BAD1C08">
+                <wp:simplePos x="0" y="0"/>
+                <wp:positionH relativeFrom="column">
+                  <wp:posOffset>39370</wp:posOffset>
+                </wp:positionH>
+                <wp:positionV relativeFrom="paragraph">
+                  <wp:posOffset>107950</wp:posOffset>
+                </wp:positionV>
+                <wp:extent cx="3051810" cy="4217670"/>
+                <wp:effectExtent l="9525" t="6985" r="5715" b="13970"/>
+                <wp:wrapNone/>
+                <wp:docPr id="719385961" name="Text Box 26"/>
+                <wp:cNvGraphicFramePr>
+                  <a:graphicFrameLocks xmlns:a="http://schemas.openxmlformats.org/drawingml/2006/main"/>
+                </wp:cNvGraphicFramePr>
+                <a:graphic xmlns:a="http://schemas.openxmlformats.org/drawingml/2006/main">
+                  <a:graphicData uri="http://schemas.microsoft.com/office/word/2010/wordprocessingShape">
+                    <wps:wsp>
+                      <wps:cNvSpPr txBox="1">
+                        <a:spLocks noChangeArrowheads="1"/>
+                      </wps:cNvSpPr>
+                      <wps:spPr bwMode="auto">
+                        <a:xfrm>
+                          <a:off x="0" y="0"/>
+                          <a:ext cx="3051810" cy="4217670"/>
+                        </a:xfrm>
+                        <a:prstGeom prst="rect">
+                          <a:avLst/>
+                        </a:prstGeom>
+                        <a:solidFill>
+                          <a:srgbClr val="FFFFFF"/>
+                        </a:solidFill>
+                        <a:ln w="9525">
+                          <a:solidFill>
+                            <a:srgbClr val="000000"/>
+                          </a:solidFill>
+                          <a:miter lim="800000"/>
+                          <a:headEnd/>
+                          <a:tailEnd/>
+                        </a:ln>
+                      </wps:spPr>
+                      <wps:txbx>
+                        <w:txbxContent>
+                          <w:p>
+                            <w:pPr>
+                              <w:jc w:val="left"/>
+                            </w:pPr>
+                          </w:p>
+                          <w:p>
+                            <w:pPr>
+                              <w:jc w:val="left"/>
+                            </w:pPr>
+                            <w:r>
+                              <w:t>public bool IsAnomaly(double predictedValue, double actualValue)</w:t>
+                            </w:r>
+                          </w:p>
+                          <w:p>
+                            <w:pPr>
+                              <w:jc w:val="left"/>
+                            </w:pPr>
+                            <w:r>
+                              <w:t xml:space="preserve"> {</w:t>
+                            </w:r>
+                          </w:p>
+                          <w:p>
+                            <w:pPr>
+                              <w:jc w:val="left"/>
+                            </w:pPr>
+                            <w:r>
+                              <w:t xml:space="preserve">     // Calculate the absolute difference between predicted and actual values</w:t>
+                            </w:r>
+                          </w:p>
+                          <w:p>
+                            <w:pPr>
+                              <w:jc w:val="left"/>
+                            </w:pPr>
+                            <w:r>
+                              <w:t xml:space="preserve">     double absoluteDifference = Math.Abs(predictedValue - actualValue);</w:t>
+                            </w:r>
+                          </w:p>
+                          <w:p>
+                            <w:pPr>
+                              <w:jc w:val="left"/>
+                            </w:pPr>
+                          </w:p>
+                          <w:p>
+                            <w:pPr>
+                              <w:jc w:val="left"/>
+                            </w:pPr>
+                            <w:r>
+                              <w:t xml:space="preserve">     // Calculate the relative difference as a fraction of the actual value</w:t>
+                            </w:r>
+                          </w:p>
+                          <w:p>
+                            <w:pPr>
+                              <w:jc w:val="left"/>
+                            </w:pPr>
+                            <w:r>
+                              <w:t xml:space="preserve">     double relativeDifference = absoluteDifference / actualValue;</w:t>
+                            </w:r>
+                          </w:p>
+                          <w:p>
+                            <w:pPr>
+                              <w:jc w:val="left"/>
+                            </w:pPr>
+                          </w:p>
+                          <w:p>
+                            <w:pPr>
+                              <w:jc w:val="left"/>
+                            </w:pPr>
+                            <w:r>
+                              <w:t xml:space="preserve">     // Check if the absolute difference exceeds the defined threshold</w:t>
+                            </w:r>
+                          </w:p>
+                          <w:p>
+                            <w:pPr>
+                              <w:jc w:val="left"/>
+                            </w:pPr>
+                            <w:r>
+                              <w:t xml:space="preserve">     bool exceedsThreshold = absoluteDifference &gt; this.threshold;</w:t>
+                            </w:r>
+                          </w:p>
+                          <w:p>
+                            <w:pPr>
+                              <w:jc w:val="left"/>
+                            </w:pPr>
+                          </w:p>
+                          <w:p>
+                            <w:pPr>
+                              <w:jc w:val="left"/>
+                            </w:pPr>
+                            <w:r>
+                              <w:t xml:space="preserve">     // Check if the relative difference exceeds the allowed tolerance</w:t>
+                            </w:r>
+                          </w:p>
+                          <w:p>
+                            <w:pPr>
+                              <w:jc w:val="left"/>
+                            </w:pPr>
+                            <w:r>
+                              <w:t xml:space="preserve">     bool exceedsTolerance = relativeDifference &gt; this.tolerance;</w:t>
+                            </w:r>
+                          </w:p>
+                          <w:p>
+                            <w:pPr>
+                              <w:jc w:val="left"/>
+                            </w:pPr>
+                          </w:p>
+                          <w:p>
+                            <w:pPr>
+                              <w:jc w:val="left"/>
+                            </w:pPr>
+                            <w:r>
+                              <w:t xml:space="preserve">     // If either condition is not met, return false</w:t>
+                            </w:r>
+                          </w:p>
+                          <w:p>
+                            <w:pPr>
+                              <w:jc w:val="left"/>
+                            </w:pPr>
+                            <w:r>
+                              <w:t xml:space="preserve">     if (!exceedsThreshold)</w:t>
+                            </w:r>
+                          </w:p>
+                          <w:p>
+                            <w:pPr>
+                              <w:jc w:val="left"/>
+                            </w:pPr>
+                            <w:r>
+                              <w:t xml:space="preserve">     {</w:t>
+                            </w:r>
+                          </w:p>
+                          <w:p>
+                            <w:pPr>
+                              <w:jc w:val="left"/>
+                            </w:pPr>
+                            <w:r>
+                              <w:t xml:space="preserve">         return false;</w:t>
+                            </w:r>
+                          </w:p>
+                          <w:p>
+                            <w:pPr>
+                              <w:jc w:val="left"/>
+                            </w:pPr>
+                            <w:r>
+                              <w:t xml:space="preserve">     }</w:t>
+                            </w:r>
+                          </w:p>
+                        </w:txbxContent>
+                      </wps:txbx>
+                      <wps:bodyPr rot="0" vert="horz" wrap="square" lIns="91440" tIns="45720" rIns="91440" bIns="45720" anchor="t" anchorCtr="0" upright="1">
+                        <a:noAutofit/>
+                      </wps:bodyPr>
+                    </wps:wsp>
+                  </a:graphicData>
+                </a:graphic>
+                <wp14:sizeRelH relativeFrom="page">
+                  <wp14:pctWidth>0</wp14:pctWidth>
+                </wp14:sizeRelH>
+                <wp14:sizeRelV relativeFrom="page">
+                  <wp14:pctHeight>0</wp14:pctHeight>
+                </wp14:sizeRelV>
+              </wp:anchor>
+            </w:drawing>
+          </mc:Choice>
+          <mc:Fallback>
+            <w:pict>
+              <v:shape w14:anchorId="6A1D2701" id="Text Box 26" o:spid="_x0000_s1030" type="#_x0000_t202" style="position:absolute;margin-left:3.1pt;margin-top:8.5pt;width:240.3pt;height:332.1pt;z-index:251660288;visibility:visible;mso-wrap-style:square;mso-width-percent:0;mso-height-percent:0;mso-wrap-distance-left:9pt;mso-wrap-distance-top:0;mso-wrap-distance-right:9pt;mso-wrap-distance-bottom:0;mso-position-horizontal:absolute;mso-position-horizontal-relative:text;mso-position-vertical:absolute;mso-position-vertical-relative:text;mso-width-percent:0;mso-height-percent:0;mso-width-relative:page;mso-height-relative:page;v-text-anchor:top" o:gfxdata="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">
+                <v:textbox>
+                  <w:txbxContent>
+                    <w:p>
+                      <w:pPr>
+                        <w:jc w:val="left"/>
+                      </w:pPr>
+                    </w:p>
+                    <w:p>
+                      <w:pPr>
+                        <w:jc w:val="left"/>
+                      </w:pPr>
+                      <w:r>
+                        <w:t>public bool IsAnomaly(double predictedValue, double actualValue)</w:t>
+                      </w:r>
+                    </w:p>
+                    <w:p>
+                      <w:pPr>
+                        <w:jc w:val="left"/>
+                      </w:pPr>
+                      <w:r>
+                        <w:t xml:space="preserve"> {</w:t>
+                      </w:r>
+                    </w:p>
+                    <w:p>
+                      <w:pPr>
+                        <w:jc w:val="left"/>
+                      </w:pPr>
+                      <w:r>
+                        <w:t xml:space="preserve">     // Calculate the absolute difference between predicted and actual values</w:t>
+                      </w:r>
+                    </w:p>
+                    <w:p>
+                      <w:pPr>
+                        <w:jc w:val="left"/>
+                      </w:pPr>
+                      <w:r>
+                        <w:t xml:space="preserve">     double absoluteDifference = Math.Abs(predictedValue - actualValue);</w:t>
+                      </w:r>
+                    </w:p>
+                    <w:p>
+                      <w:pPr>
+                        <w:jc w:val="left"/>
+                      </w:pPr>
+                    </w:p>
+                    <w:p>
+                      <w:pPr>
+                        <w:jc w:val="left"/>
+                      </w:pPr>
+                      <w:r>
+                        <w:t xml:space="preserve">     // Calculate the relative difference as a fraction of the actual value</w:t>
+                      </w:r>
+                    </w:p>
+                    <w:p>
+                      <w:pPr>
+                        <w:jc w:val="left"/>
+                      </w:pPr>
+                      <w:r>
+                        <w:t xml:space="preserve">     double relativeDifference = absoluteDifference / actualValue;</w:t>
+                      </w:r>
+                    </w:p>
+                    <w:p>
+                      <w:pPr>
+                        <w:jc w:val="left"/>
+                      </w:pPr>
+                    </w:p>
+                    <w:p>
+                      <w:pPr>
+                        <w:jc w:val="left"/>
+                      </w:pPr>
+                      <w:r>
+                        <w:t xml:space="preserve">     // Check if the absolute difference exceeds the defined threshold</w:t>
+                      </w:r>
+                    </w:p>
+                    <w:p>
+                      <w:pPr>
+                        <w:jc w:val="left"/>
+                      </w:pPr>
+                      <w:r>
+                        <w:t xml:space="preserve">     bool exceedsThreshold = absoluteDifference &gt; this.threshold;</w:t>
+                      </w:r>
+                    </w:p>
+                    <w:p>
+                      <w:pPr>
+                        <w:jc w:val="left"/>
+                      </w:pPr>
+                    </w:p>
+                    <w:p>
+                      <w:pPr>
+                        <w:jc w:val="left"/>
+                      </w:pPr>
+                      <w:r>
+                        <w:t xml:space="preserve">     // Check if the relative difference exceeds the allowed tolerance</w:t>
+                      </w:r>
+                    </w:p>
+                    <w:p>
+                      <w:pPr>
+                        <w:jc w:val="left"/>
+                      </w:pPr>
+                      <w:r>
+                        <w:t xml:space="preserve">     bool exceedsTolerance = relativeDifference &gt; this.tolerance;</w:t>
+                      </w:r>
+                    </w:p>
+                    <w:p>
+                      <w:pPr>
+                        <w:jc w:val="left"/>
+                      </w:pPr>
+                    </w:p>
+                    <w:p>
+                      <w:pPr>
+                        <w:jc w:val="left"/>
+                      </w:pPr>
+                      <w:r>
+                        <w:t xml:space="preserve">     // If either condition is not met, return false</w:t>
+                      </w:r>
+                    </w:p>
+                    <w:p>
+                      <w:pPr>
+                        <w:jc w:val="left"/>
+                      </w:pPr>
+                      <w:r>
+                        <w:t xml:space="preserve">     if (!exceedsThreshold)</w:t>
+                      </w:r>
+                    </w:p>
+                    <w:p>
+                      <w:pPr>
+                        <w:jc w:val="left"/>
+                      </w:pPr>
+                      <w:r>
+                        <w:t xml:space="preserve">     {</w:t>
+                      </w:r>
+                    </w:p>
+                    <w:p>
+                      <w:pPr>
+                        <w:jc w:val="left"/>
+                      </w:pPr>
+                      <w:r>
+                        <w:t xml:space="preserve">         return false;</w:t>
+                      </w:r>
+                    </w:p>
+                    <w:p>
+                      <w:pPr>
+                        <w:jc w:val="left"/>
+                      </w:pPr>
+                      <w:r>
+                        <w:t xml:space="preserve">     }</w:t>
+                      </w:r>
+                    </w:p>
+                  </w:txbxContent>
+                </v:textbox>
+              </v:shape>
+            </w:pict>
+          </mc:Fallback>
+        </mc:AlternateContent>
+      </w:r>
+    </w:p>
+    <w:p>
+      <w:pPr>
         <w:tabs>
           <w:tab w:val="left" w:pos="916"/>
           <w:tab w:val="left" w:pos="1832"/>
@@ -3710,17 +4137,15 @@
         </w:tabs>
         <w:wordWrap w:val="0"/>
         <w:jc w:val="left"/>
-      </w:pPr>
-      <w:r>
-        <w:t xml:space="preserve">A: Actual value </w:t>
-      </w:r>
-    </w:p>
-    <w:p>
-      <w:pPr>
-        <w:numPr>
-          <w:ilvl w:val="0"/>
-          <w:numId w:val="35"/>
-        </w:numPr>
+        <w:rPr>
+          <w:rFonts w:eastAsia="Times New Roman"/>
+          <w:sz w:val="19"/>
+          <w:szCs w:val="19"/>
+        </w:rPr>
+      </w:pPr>
+    </w:p>
+    <w:p>
+      <w:pPr>
         <w:tabs>
           <w:tab w:val="left" w:pos="916"/>
           <w:tab w:val="left" w:pos="1832"/>
@@ -3741,26 +4166,15 @@
         </w:tabs>
         <w:wordWrap w:val="0"/>
         <w:jc w:val="left"/>
-      </w:pPr>
-      <w:r>
-        <w:t>T</w:t>
-      </w:r>
-      <w:r>
-        <w:rPr>
-          <w:vertAlign w:val="subscript"/>
-        </w:rPr>
-        <w:t>abs</w:t>
-      </w:r>
-      <w:r>
-        <w:t>​: Absolute threshold</w:t>
-      </w:r>
-    </w:p>
-    <w:p>
-      <w:pPr>
-        <w:numPr>
-          <w:ilvl w:val="0"/>
-          <w:numId w:val="35"/>
-        </w:numPr>
+        <w:rPr>
+          <w:rFonts w:eastAsia="Times New Roman"/>
+          <w:sz w:val="19"/>
+          <w:szCs w:val="19"/>
+        </w:rPr>
+      </w:pPr>
+    </w:p>
+    <w:p>
+      <w:pPr>
         <w:tabs>
           <w:tab w:val="left" w:pos="916"/>
           <w:tab w:val="left" w:pos="1832"/>
@@ -3781,27 +4195,12 @@
         </w:tabs>
         <w:wordWrap w:val="0"/>
         <w:jc w:val="left"/>
-      </w:pPr>
-      <w:proofErr w:type="spellStart"/>
-      <w:r>
-        <w:t>T</w:t>
-      </w:r>
-      <w:r>
-        <w:rPr>
-          <w:vertAlign w:val="subscript"/>
-        </w:rPr>
-        <w:t>rel</w:t>
-      </w:r>
-      <w:proofErr w:type="spellEnd"/>
-      <w:r>
-        <w:rPr>
-          <w:vertAlign w:val="subscript"/>
-        </w:rPr>
-        <w:t>​</w:t>
-      </w:r>
-      <w:r>
-        <w:t xml:space="preserve">: Relative tolerance </w:t>
-      </w:r>
+        <w:rPr>
+          <w:rFonts w:eastAsia="Times New Roman"/>
+          <w:sz w:val="19"/>
+          <w:szCs w:val="19"/>
+        </w:rPr>
+      </w:pPr>
     </w:p>
     <w:p>
       <w:pPr>
@@ -3831,30 +4230,6 @@
           <w:szCs w:val="19"/>
         </w:rPr>
       </w:pPr>
-      <w:r>
-        <w:rPr>
-          <w:rFonts w:eastAsia="Times New Roman"/>
-          <w:sz w:val="19"/>
-          <w:szCs w:val="19"/>
-        </w:rPr>
-        <w:t xml:space="preserve">The </w:t>
-      </w:r>
-      <w:r>
-        <w:rPr>
-          <w:rFonts w:eastAsia="Times New Roman"/>
-          <w:sz w:val="19"/>
-          <w:szCs w:val="19"/>
-        </w:rPr>
-        <w:t>snippet of</w:t>
-      </w:r>
-      <w:r>
-        <w:rPr>
-          <w:rFonts w:eastAsia="Times New Roman"/>
-          <w:sz w:val="19"/>
-          <w:szCs w:val="19"/>
-        </w:rPr>
-        <w:t xml:space="preserve"> logic in program is as follows,</w:t>
-      </w:r>
     </w:p>
     <w:p>
       <w:pPr>
@@ -3913,317 +4288,6 @@
           <w:szCs w:val="19"/>
         </w:rPr>
       </w:pPr>
-      <w:r>
-        <w:rPr>
-          <w:rFonts w:eastAsia="Times New Roman"/>
-          <w:noProof/>
-          <w:sz w:val="19"/>
-          <w:szCs w:val="19"/>
-        </w:rPr>
-        <w:pict w14:anchorId="6A1D2701">
-          <v:shape id="_x0000_s2074" type="#_x0000_t202" style="position:absolute;margin-left:3.1pt;margin-top:8.5pt;width:240.3pt;height:332.1pt;z-index:6">
-            <v:textbox>
-              <w:txbxContent>
-                <w:p>
-                  <w:pPr>
-                    <w:jc w:val="left"/>
-                  </w:pPr>
-                </w:p>
-                <w:p>
-                  <w:pPr>
-                    <w:jc w:val="left"/>
-                  </w:pPr>
-                  <w:r>
-                    <w:t xml:space="preserve">public bool </w:t>
-                  </w:r>
-                  <w:proofErr w:type="spellStart"/>
-                  <w:proofErr w:type="gramStart"/>
-                  <w:r>
-                    <w:t>IsAnomaly</w:t>
-                  </w:r>
-                  <w:proofErr w:type="spellEnd"/>
-                  <w:r>
-                    <w:t>(</w:t>
-                  </w:r>
-                  <w:proofErr w:type="gramEnd"/>
-                  <w:r>
-                    <w:t xml:space="preserve">double </w:t>
-                  </w:r>
-                  <w:proofErr w:type="spellStart"/>
-                  <w:r>
-                    <w:t>predictedValue</w:t>
-                  </w:r>
-                  <w:proofErr w:type="spellEnd"/>
-                  <w:r>
-                    <w:t xml:space="preserve">, double </w:t>
-                  </w:r>
-                  <w:proofErr w:type="spellStart"/>
-                  <w:r>
-                    <w:t>actualValue</w:t>
-                  </w:r>
-                  <w:proofErr w:type="spellEnd"/>
-                  <w:r>
-                    <w:t>)</w:t>
-                  </w:r>
-                </w:p>
-                <w:p>
-                  <w:pPr>
-                    <w:jc w:val="left"/>
-                  </w:pPr>
-                  <w:r>
-                    <w:t xml:space="preserve"> {</w:t>
-                  </w:r>
-                </w:p>
-                <w:p>
-                  <w:pPr>
-                    <w:jc w:val="left"/>
-                  </w:pPr>
-                  <w:r>
-                    <w:t xml:space="preserve">     // Calculate the absolute difference between predicted and actual values</w:t>
-                  </w:r>
-                </w:p>
-                <w:p>
-                  <w:pPr>
-                    <w:jc w:val="left"/>
-                  </w:pPr>
-                  <w:r>
-                    <w:t xml:space="preserve">     double </w:t>
-                  </w:r>
-                  <w:proofErr w:type="spellStart"/>
-                  <w:r>
-                    <w:t>absoluteDifference</w:t>
-                  </w:r>
-                  <w:proofErr w:type="spellEnd"/>
-                  <w:r>
-                    <w:t xml:space="preserve"> = </w:t>
-                  </w:r>
-                  <w:proofErr w:type="spellStart"/>
-                  <w:r>
-                    <w:t>Math.Abs</w:t>
-                  </w:r>
-                  <w:proofErr w:type="spellEnd"/>
-                  <w:r>
-                    <w:t>(</w:t>
-                  </w:r>
-                  <w:proofErr w:type="spellStart"/>
-                  <w:r>
-                    <w:t>predictedValue</w:t>
-                  </w:r>
-                  <w:proofErr w:type="spellEnd"/>
-                  <w:r>
-                    <w:t xml:space="preserve"> - </w:t>
-                  </w:r>
-                  <w:proofErr w:type="spellStart"/>
-                  <w:r>
-                    <w:t>actualValue</w:t>
-                  </w:r>
-                  <w:proofErr w:type="spellEnd"/>
-                  <w:r>
-                    <w:t>);</w:t>
-                  </w:r>
-                </w:p>
-                <w:p>
-                  <w:pPr>
-                    <w:jc w:val="left"/>
-                  </w:pPr>
-                </w:p>
-                <w:p>
-                  <w:pPr>
-                    <w:jc w:val="left"/>
-                  </w:pPr>
-                  <w:r>
-                    <w:t xml:space="preserve">     // Calculate the relative difference as a fraction of the actual value</w:t>
-                  </w:r>
-                </w:p>
-                <w:p>
-                  <w:pPr>
-                    <w:jc w:val="left"/>
-                  </w:pPr>
-                  <w:r>
-                    <w:t xml:space="preserve">     double </w:t>
-                  </w:r>
-                  <w:proofErr w:type="spellStart"/>
-                  <w:r>
-                    <w:t>relativeDifference</w:t>
-                  </w:r>
-                  <w:proofErr w:type="spellEnd"/>
-                  <w:r>
-                    <w:t xml:space="preserve"> = </w:t>
-                  </w:r>
-                  <w:proofErr w:type="spellStart"/>
-                  <w:r>
-                    <w:t>absoluteDifference</w:t>
-                  </w:r>
-                  <w:proofErr w:type="spellEnd"/>
-                  <w:r>
-                    <w:t xml:space="preserve"> / </w:t>
-                  </w:r>
-                  <w:proofErr w:type="spellStart"/>
-                  <w:r>
-                    <w:t>actualValue</w:t>
-                  </w:r>
-                  <w:proofErr w:type="spellEnd"/>
-                  <w:r>
-                    <w:t>;</w:t>
-                  </w:r>
-                </w:p>
-                <w:p>
-                  <w:pPr>
-                    <w:jc w:val="left"/>
-                  </w:pPr>
-                </w:p>
-                <w:p>
-                  <w:pPr>
-                    <w:jc w:val="left"/>
-                  </w:pPr>
-                  <w:r>
-                    <w:t xml:space="preserve">     // Check if the absolute difference exceeds the defined threshold</w:t>
-                  </w:r>
-                </w:p>
-                <w:p>
-                  <w:pPr>
-                    <w:jc w:val="left"/>
-                  </w:pPr>
-                  <w:r>
-                    <w:t xml:space="preserve">     bool </w:t>
-                  </w:r>
-                  <w:proofErr w:type="spellStart"/>
-                  <w:r>
-                    <w:t>exceedsThreshold</w:t>
-                  </w:r>
-                  <w:proofErr w:type="spellEnd"/>
-                  <w:r>
-                    <w:t xml:space="preserve"> = </w:t>
-                  </w:r>
-                  <w:proofErr w:type="spellStart"/>
-                  <w:r>
-                    <w:t>absoluteDifference</w:t>
-                  </w:r>
-                  <w:proofErr w:type="spellEnd"/>
-                  <w:r>
-                    <w:t xml:space="preserve"> &gt; </w:t>
-                  </w:r>
-                  <w:proofErr w:type="spellStart"/>
-                  <w:proofErr w:type="gramStart"/>
-                  <w:r>
-                    <w:t>this.threshold</w:t>
-                  </w:r>
-                  <w:proofErr w:type="spellEnd"/>
-                  <w:proofErr w:type="gramEnd"/>
-                  <w:r>
-                    <w:t>;</w:t>
-                  </w:r>
-                </w:p>
-                <w:p>
-                  <w:pPr>
-                    <w:jc w:val="left"/>
-                  </w:pPr>
-                </w:p>
-                <w:p>
-                  <w:pPr>
-                    <w:jc w:val="left"/>
-                  </w:pPr>
-                  <w:r>
-                    <w:t xml:space="preserve">     // Check if the relative difference exceeds the allowed tolerance</w:t>
-                  </w:r>
-                </w:p>
-                <w:p>
-                  <w:pPr>
-                    <w:jc w:val="left"/>
-                  </w:pPr>
-                  <w:r>
-                    <w:t xml:space="preserve">     bool </w:t>
-                  </w:r>
-                  <w:proofErr w:type="spellStart"/>
-                  <w:r>
-                    <w:t>exceedsTolerance</w:t>
-                  </w:r>
-                  <w:proofErr w:type="spellEnd"/>
-                  <w:r>
-                    <w:t xml:space="preserve"> = </w:t>
-                  </w:r>
-                  <w:proofErr w:type="spellStart"/>
-                  <w:r>
-                    <w:t>relativeDifference</w:t>
-                  </w:r>
-                  <w:proofErr w:type="spellEnd"/>
-                  <w:r>
-                    <w:t xml:space="preserve"> &gt; </w:t>
-                  </w:r>
-                  <w:proofErr w:type="spellStart"/>
-                  <w:proofErr w:type="gramStart"/>
-                  <w:r>
-                    <w:t>this.tolerance</w:t>
-                  </w:r>
-                  <w:proofErr w:type="spellEnd"/>
-                  <w:proofErr w:type="gramEnd"/>
-                  <w:r>
-                    <w:t>;</w:t>
-                  </w:r>
-                </w:p>
-                <w:p>
-                  <w:pPr>
-                    <w:jc w:val="left"/>
-                  </w:pPr>
-                </w:p>
-                <w:p>
-                  <w:pPr>
-                    <w:jc w:val="left"/>
-                  </w:pPr>
-                  <w:r>
-                    <w:t xml:space="preserve">     // If either condition is not met, return false</w:t>
-                  </w:r>
-                </w:p>
-                <w:p>
-                  <w:pPr>
-                    <w:jc w:val="left"/>
-                  </w:pPr>
-                  <w:r>
-                    <w:t xml:space="preserve">     if </w:t>
-                  </w:r>
-                  <w:proofErr w:type="gramStart"/>
-                  <w:r>
-                    <w:t>(!</w:t>
-                  </w:r>
-                  <w:proofErr w:type="spellStart"/>
-                  <w:r>
-                    <w:t>exceedsThreshold</w:t>
-                  </w:r>
-                  <w:proofErr w:type="spellEnd"/>
-                  <w:proofErr w:type="gramEnd"/>
-                  <w:r>
-                    <w:t>)</w:t>
-                  </w:r>
-                </w:p>
-                <w:p>
-                  <w:pPr>
-                    <w:jc w:val="left"/>
-                  </w:pPr>
-                  <w:r>
-                    <w:t xml:space="preserve">     {</w:t>
-                  </w:r>
-                </w:p>
-                <w:p>
-                  <w:pPr>
-                    <w:jc w:val="left"/>
-                  </w:pPr>
-                  <w:r>
-                    <w:t xml:space="preserve">         return false;</w:t>
-                  </w:r>
-                </w:p>
-                <w:p>
-                  <w:pPr>
-                    <w:jc w:val="left"/>
-                  </w:pPr>
-                  <w:r>
-                    <w:t xml:space="preserve">     }</w:t>
-                  </w:r>
-                </w:p>
-              </w:txbxContent>
-            </v:textbox>
-          </v:shape>
-        </w:pict>
-      </w:r>
     </w:p>
     <w:p>
       <w:pPr>
@@ -5097,184 +5161,9 @@
     </w:p>
     <w:p>
       <w:pPr>
-        <w:tabs>
-          <w:tab w:val="left" w:pos="916"/>
-          <w:tab w:val="left" w:pos="1832"/>
-          <w:tab w:val="left" w:pos="2748"/>
-          <w:tab w:val="left" w:pos="3664"/>
-          <w:tab w:val="left" w:pos="4580"/>
-          <w:tab w:val="left" w:pos="5496"/>
-          <w:tab w:val="left" w:pos="6412"/>
-          <w:tab w:val="left" w:pos="7328"/>
-          <w:tab w:val="left" w:pos="8244"/>
-          <w:tab w:val="left" w:pos="9160"/>
-          <w:tab w:val="left" w:pos="10076"/>
-          <w:tab w:val="left" w:pos="10992"/>
-          <w:tab w:val="left" w:pos="11908"/>
-          <w:tab w:val="left" w:pos="12824"/>
-          <w:tab w:val="left" w:pos="13740"/>
-          <w:tab w:val="left" w:pos="14656"/>
-        </w:tabs>
-        <w:wordWrap w:val="0"/>
-        <w:jc w:val="left"/>
-        <w:rPr>
-          <w:rFonts w:eastAsia="Times New Roman"/>
-          <w:sz w:val="19"/>
-          <w:szCs w:val="19"/>
-        </w:rPr>
-      </w:pPr>
-    </w:p>
-    <w:p>
-      <w:pPr>
-        <w:tabs>
-          <w:tab w:val="left" w:pos="916"/>
-          <w:tab w:val="left" w:pos="1832"/>
-          <w:tab w:val="left" w:pos="2748"/>
-          <w:tab w:val="left" w:pos="3664"/>
-          <w:tab w:val="left" w:pos="4580"/>
-          <w:tab w:val="left" w:pos="5496"/>
-          <w:tab w:val="left" w:pos="6412"/>
-          <w:tab w:val="left" w:pos="7328"/>
-          <w:tab w:val="left" w:pos="8244"/>
-          <w:tab w:val="left" w:pos="9160"/>
-          <w:tab w:val="left" w:pos="10076"/>
-          <w:tab w:val="left" w:pos="10992"/>
-          <w:tab w:val="left" w:pos="11908"/>
-          <w:tab w:val="left" w:pos="12824"/>
-          <w:tab w:val="left" w:pos="13740"/>
-          <w:tab w:val="left" w:pos="14656"/>
-        </w:tabs>
-        <w:wordWrap w:val="0"/>
-        <w:jc w:val="left"/>
-        <w:rPr>
-          <w:rFonts w:eastAsia="Times New Roman"/>
-          <w:sz w:val="19"/>
-          <w:szCs w:val="19"/>
-        </w:rPr>
-      </w:pPr>
-    </w:p>
-    <w:p>
-      <w:pPr>
-        <w:tabs>
-          <w:tab w:val="left" w:pos="916"/>
-          <w:tab w:val="left" w:pos="1832"/>
-          <w:tab w:val="left" w:pos="2748"/>
-          <w:tab w:val="left" w:pos="3664"/>
-          <w:tab w:val="left" w:pos="4580"/>
-          <w:tab w:val="left" w:pos="5496"/>
-          <w:tab w:val="left" w:pos="6412"/>
-          <w:tab w:val="left" w:pos="7328"/>
-          <w:tab w:val="left" w:pos="8244"/>
-          <w:tab w:val="left" w:pos="9160"/>
-          <w:tab w:val="left" w:pos="10076"/>
-          <w:tab w:val="left" w:pos="10992"/>
-          <w:tab w:val="left" w:pos="11908"/>
-          <w:tab w:val="left" w:pos="12824"/>
-          <w:tab w:val="left" w:pos="13740"/>
-          <w:tab w:val="left" w:pos="14656"/>
-        </w:tabs>
-        <w:wordWrap w:val="0"/>
-        <w:jc w:val="left"/>
-        <w:rPr>
-          <w:rFonts w:eastAsia="Times New Roman"/>
-          <w:sz w:val="19"/>
-          <w:szCs w:val="19"/>
-        </w:rPr>
-      </w:pPr>
-    </w:p>
-    <w:p>
-      <w:pPr>
-        <w:tabs>
-          <w:tab w:val="left" w:pos="916"/>
-          <w:tab w:val="left" w:pos="1832"/>
-          <w:tab w:val="left" w:pos="2748"/>
-          <w:tab w:val="left" w:pos="3664"/>
-          <w:tab w:val="left" w:pos="4580"/>
-          <w:tab w:val="left" w:pos="5496"/>
-          <w:tab w:val="left" w:pos="6412"/>
-          <w:tab w:val="left" w:pos="7328"/>
-          <w:tab w:val="left" w:pos="8244"/>
-          <w:tab w:val="left" w:pos="9160"/>
-          <w:tab w:val="left" w:pos="10076"/>
-          <w:tab w:val="left" w:pos="10992"/>
-          <w:tab w:val="left" w:pos="11908"/>
-          <w:tab w:val="left" w:pos="12824"/>
-          <w:tab w:val="left" w:pos="13740"/>
-          <w:tab w:val="left" w:pos="14656"/>
-        </w:tabs>
-        <w:wordWrap w:val="0"/>
-        <w:jc w:val="left"/>
-        <w:rPr>
-          <w:rFonts w:eastAsia="Times New Roman"/>
-          <w:sz w:val="19"/>
-          <w:szCs w:val="19"/>
-        </w:rPr>
-      </w:pPr>
-    </w:p>
-    <w:p>
-      <w:pPr>
-        <w:tabs>
-          <w:tab w:val="left" w:pos="916"/>
-          <w:tab w:val="left" w:pos="1832"/>
-          <w:tab w:val="left" w:pos="2748"/>
-          <w:tab w:val="left" w:pos="3664"/>
-          <w:tab w:val="left" w:pos="4580"/>
-          <w:tab w:val="left" w:pos="5496"/>
-          <w:tab w:val="left" w:pos="6412"/>
-          <w:tab w:val="left" w:pos="7328"/>
-          <w:tab w:val="left" w:pos="8244"/>
-          <w:tab w:val="left" w:pos="9160"/>
-          <w:tab w:val="left" w:pos="10076"/>
-          <w:tab w:val="left" w:pos="10992"/>
-          <w:tab w:val="left" w:pos="11908"/>
-          <w:tab w:val="left" w:pos="12824"/>
-          <w:tab w:val="left" w:pos="13740"/>
-          <w:tab w:val="left" w:pos="14656"/>
-        </w:tabs>
-        <w:wordWrap w:val="0"/>
-        <w:jc w:val="left"/>
-        <w:rPr>
-          <w:rFonts w:eastAsia="Times New Roman"/>
-          <w:sz w:val="19"/>
-          <w:szCs w:val="19"/>
-        </w:rPr>
-      </w:pPr>
-    </w:p>
-    <w:p>
-      <w:pPr>
-        <w:tabs>
-          <w:tab w:val="left" w:pos="916"/>
-          <w:tab w:val="left" w:pos="1832"/>
-          <w:tab w:val="left" w:pos="2748"/>
-          <w:tab w:val="left" w:pos="3664"/>
-          <w:tab w:val="left" w:pos="4580"/>
-          <w:tab w:val="left" w:pos="5496"/>
-          <w:tab w:val="left" w:pos="6412"/>
-          <w:tab w:val="left" w:pos="7328"/>
-          <w:tab w:val="left" w:pos="8244"/>
-          <w:tab w:val="left" w:pos="9160"/>
-          <w:tab w:val="left" w:pos="10076"/>
-          <w:tab w:val="left" w:pos="10992"/>
-          <w:tab w:val="left" w:pos="11908"/>
-          <w:tab w:val="left" w:pos="12824"/>
-          <w:tab w:val="left" w:pos="13740"/>
-          <w:tab w:val="left" w:pos="14656"/>
-        </w:tabs>
-        <w:wordWrap w:val="0"/>
-        <w:jc w:val="left"/>
-        <w:rPr>
-          <w:rFonts w:eastAsia="Times New Roman"/>
-          <w:sz w:val="19"/>
-          <w:szCs w:val="19"/>
-        </w:rPr>
-      </w:pPr>
-    </w:p>
-    <w:p>
-      <w:pPr>
         <w:pStyle w:val="Heading1"/>
       </w:pPr>
       <w:r>
-        <w:lastRenderedPageBreak/>
         <w:t>Results</w:t>
       </w:r>
     </w:p>
@@ -5293,6 +5182,75 @@
           <w:lang w:eastAsia="x-none"/>
         </w:rPr>
       </w:pPr>
+      <w:r>
+        <w:rPr>
+          <w:noProof/>
+        </w:rPr>
+        <w:drawing>
+          <wp:anchor distT="0" distB="0" distL="114300" distR="114300" simplePos="0" relativeHeight="251661312" behindDoc="0" locked="0" layoutInCell="1" allowOverlap="1" wp14:anchorId="3F3800B3" wp14:editId="46048749">
+            <wp:simplePos x="0" y="0"/>
+            <wp:positionH relativeFrom="margin">
+              <wp:posOffset>3453130</wp:posOffset>
+            </wp:positionH>
+            <wp:positionV relativeFrom="paragraph">
+              <wp:posOffset>28575</wp:posOffset>
+            </wp:positionV>
+            <wp:extent cx="2924175" cy="2136140"/>
+            <wp:effectExtent l="19050" t="19050" r="28575" b="16510"/>
+            <wp:wrapSquare wrapText="bothSides"/>
+            <wp:docPr id="323207086" name="Picture 10"/>
+            <wp:cNvGraphicFramePr>
+              <a:graphicFrameLocks xmlns:a="http://schemas.openxmlformats.org/drawingml/2006/main" noChangeAspect="1"/>
+            </wp:cNvGraphicFramePr>
+            <a:graphic xmlns:a="http://schemas.openxmlformats.org/drawingml/2006/main">
+              <a:graphicData uri="http://schemas.openxmlformats.org/drawingml/2006/picture">
+                <pic:pic xmlns:pic="http://schemas.openxmlformats.org/drawingml/2006/picture">
+                  <pic:nvPicPr>
+                    <pic:cNvPr id="0" name="Picture 13"/>
+                    <pic:cNvPicPr>
+                      <a:picLocks noChangeAspect="1" noChangeArrowheads="1"/>
+                    </pic:cNvPicPr>
+                  </pic:nvPicPr>
+                  <pic:blipFill>
+                    <a:blip r:embed="rId15" cstate="print">
+                      <a:extLst>
+                        <a:ext uri="{28A0092B-C50C-407E-A947-70E740481C1C}">
+                          <a14:useLocalDpi xmlns:a14="http://schemas.microsoft.com/office/drawing/2010/main" val="0"/>
+                        </a:ext>
+                      </a:extLst>
+                    </a:blip>
+                    <a:srcRect/>
+                    <a:stretch>
+                      <a:fillRect/>
+                    </a:stretch>
+                  </pic:blipFill>
+                  <pic:spPr bwMode="auto">
+                    <a:xfrm>
+                      <a:off x="0" y="0"/>
+                      <a:ext cx="2924175" cy="2136140"/>
+                    </a:xfrm>
+                    <a:prstGeom prst="rect">
+                      <a:avLst/>
+                    </a:prstGeom>
+                    <a:noFill/>
+                    <a:ln>
+                      <a:solidFill>
+                        <a:schemeClr val="tx1"/>
+                      </a:solidFill>
+                    </a:ln>
+                  </pic:spPr>
+                </pic:pic>
+              </a:graphicData>
+            </a:graphic>
+            <wp14:sizeRelH relativeFrom="margin">
+              <wp14:pctWidth>0</wp14:pctWidth>
+            </wp14:sizeRelH>
+            <wp14:sizeRelV relativeFrom="margin">
+              <wp14:pctHeight>0</wp14:pctHeight>
+            </wp14:sizeRelV>
+          </wp:anchor>
+        </w:drawing>
+      </w:r>
       <w:r>
         <w:rPr>
           <w:lang w:eastAsia="x-none"/>
@@ -8782,7 +8740,6 @@
         </w:rPr>
         <w:t xml:space="preserve">Table </w:t>
       </w:r>
-      <w:proofErr w:type="gramStart"/>
       <w:r>
         <w:rPr>
           <w:b w:val="0"/>
@@ -8790,26 +8747,7 @@
           <w:sz w:val="18"/>
           <w:szCs w:val="18"/>
         </w:rPr>
-        <w:t xml:space="preserve">1 </w:t>
-      </w:r>
-      <w:r>
-        <w:rPr>
-          <w:b w:val="0"/>
-          <w:bCs w:val="0"/>
-          <w:sz w:val="18"/>
-          <w:szCs w:val="18"/>
-        </w:rPr>
-        <w:t>:</w:t>
-      </w:r>
-      <w:proofErr w:type="gramEnd"/>
-      <w:r>
-        <w:rPr>
-          <w:b w:val="0"/>
-          <w:bCs w:val="0"/>
-          <w:sz w:val="18"/>
-          <w:szCs w:val="18"/>
-        </w:rPr>
-        <w:t>.</w:t>
+        <w:t>1:</w:t>
       </w:r>
     </w:p>
     <w:p>
@@ -8900,21 +8838,7 @@
         <w:rPr>
           <w:rFonts w:eastAsia="Times New Roman"/>
         </w:rPr>
-        <w:t xml:space="preserve">The similarity score </w:t>
-      </w:r>
-      <w:proofErr w:type="gramStart"/>
-      <w:r>
-        <w:rPr>
-          <w:rFonts w:eastAsia="Times New Roman"/>
-        </w:rPr>
-        <w:t>in  HTM</w:t>
-      </w:r>
-      <w:proofErr w:type="gramEnd"/>
-      <w:r>
-        <w:rPr>
-          <w:rFonts w:eastAsia="Times New Roman"/>
-        </w:rPr>
-        <w:t>-based anomaly detection system is derived from the </w:t>
+        <w:t>The similarity score in  HTM-based anomaly detection system is derived from the </w:t>
       </w:r>
       <w:r>
         <w:rPr>
@@ -9006,21 +8930,7 @@
         <w:rPr>
           <w:rFonts w:eastAsia="Times New Roman"/>
         </w:rPr>
-        <w:t>During training, the </w:t>
-      </w:r>
-      <w:proofErr w:type="spellStart"/>
-      <w:r>
-        <w:rPr>
-          <w:rFonts w:eastAsia="Times New Roman"/>
-        </w:rPr>
-        <w:t>HtmClassifier</w:t>
-      </w:r>
-      <w:proofErr w:type="spellEnd"/>
-      <w:r>
-        <w:rPr>
-          <w:rFonts w:eastAsia="Times New Roman"/>
-        </w:rPr>
-        <w:t> in </w:t>
+        <w:t>During training, the HtmClassifier in </w:t>
       </w:r>
       <w:r>
         <w:rPr>
@@ -9113,24 +9023,16 @@
         <w:rPr>
           <w:rFonts w:eastAsia="Times New Roman"/>
         </w:rPr>
-        <w:t xml:space="preserve"> For a given input value (e.g., 46), the </w:t>
-      </w:r>
-      <w:proofErr w:type="spellStart"/>
-      <w:r>
-        <w:rPr>
-          <w:rFonts w:eastAsia="Times New Roman"/>
-        </w:rPr>
-        <w:t>AnomalyDetection</w:t>
-      </w:r>
-      <w:proofErr w:type="spellEnd"/>
-      <w:r>
-        <w:rPr>
-          <w:rFonts w:eastAsia="Times New Roman"/>
-        </w:rPr>
-        <w:t> class calls: T</w:t>
+        <w:t xml:space="preserve"> For a given input value (e.g., 46), the AnomalyDetection class calls: T</w:t>
       </w:r>
       <w:r>
         <w:t>his returns a list of possible predictions sorted by similarity.</w:t>
+      </w:r>
+      <w:r>
+        <w:t xml:space="preserve"> </w:t>
+      </w:r>
+      <w:r>
+        <w:t>[3]</w:t>
       </w:r>
     </w:p>
     <w:p>
@@ -9231,11 +9133,54 @@
           <w:sz w:val="19"/>
           <w:szCs w:val="19"/>
         </w:rPr>
-        <w:pict w14:anchorId="279BFFF8">
-          <v:shape id="_x0000_i1027" type="#_x0000_t75" style="width:243pt;height:31.5pt;visibility:visible;mso-wrap-style:square">
-            <v:imagedata r:id="rId13" o:title=""/>
-          </v:shape>
-        </w:pict>
+        <w:drawing>
+          <wp:inline distT="0" distB="0" distL="0" distR="0" wp14:anchorId="279BFFF8" wp14:editId="58153927">
+            <wp:extent cx="3086100" cy="400050"/>
+            <wp:effectExtent l="0" t="0" r="0" b="0"/>
+            <wp:docPr id="3" name="Picture 3"/>
+            <wp:cNvGraphicFramePr>
+              <a:graphicFrameLocks xmlns:a="http://schemas.openxmlformats.org/drawingml/2006/main" noChangeAspect="1"/>
+            </wp:cNvGraphicFramePr>
+            <a:graphic xmlns:a="http://schemas.openxmlformats.org/drawingml/2006/main">
+              <a:graphicData uri="http://schemas.openxmlformats.org/drawingml/2006/picture">
+                <pic:pic xmlns:pic="http://schemas.openxmlformats.org/drawingml/2006/picture">
+                  <pic:nvPicPr>
+                    <pic:cNvPr id="0" name="Picture 3"/>
+                    <pic:cNvPicPr>
+                      <a:picLocks noChangeAspect="1" noChangeArrowheads="1"/>
+                    </pic:cNvPicPr>
+                  </pic:nvPicPr>
+                  <pic:blipFill>
+                    <a:blip r:embed="rId16">
+                      <a:extLst>
+                        <a:ext uri="{28A0092B-C50C-407E-A947-70E740481C1C}">
+                          <a14:useLocalDpi xmlns:a14="http://schemas.microsoft.com/office/drawing/2010/main" val="0"/>
+                        </a:ext>
+                      </a:extLst>
+                    </a:blip>
+                    <a:srcRect/>
+                    <a:stretch>
+                      <a:fillRect/>
+                    </a:stretch>
+                  </pic:blipFill>
+                  <pic:spPr bwMode="auto">
+                    <a:xfrm>
+                      <a:off x="0" y="0"/>
+                      <a:ext cx="3086100" cy="400050"/>
+                    </a:xfrm>
+                    <a:prstGeom prst="rect">
+                      <a:avLst/>
+                    </a:prstGeom>
+                    <a:noFill/>
+                    <a:ln>
+                      <a:noFill/>
+                    </a:ln>
+                  </pic:spPr>
+                </pic:pic>
+              </a:graphicData>
+            </a:graphic>
+          </wp:inline>
+        </w:drawing>
       </w:r>
     </w:p>
     <w:p>
@@ -9665,27 +9610,46 @@
           <w:szCs w:val="19"/>
         </w:rPr>
       </w:pPr>
-      <w:r>
-        <w:rPr>
-          <w:rFonts w:eastAsia="Times New Roman"/>
-          <w:noProof/>
-          <w:sz w:val="19"/>
-          <w:szCs w:val="19"/>
-        </w:rPr>
-        <w:pict w14:anchorId="05E8859A">
-          <v:shape id="_x0000_s2071" type="#_x0000_t202" style="position:absolute;margin-left:1.4pt;margin-top:6.15pt;width:243.75pt;height:156.25pt;z-index:3">
-            <v:fill r:id="rId14" o:title="anomaly_detection_plot" recolor="t" type="frame"/>
-            <v:textbox style="mso-next-textbox:#_x0000_s2071">
-              <w:txbxContent>
-                <w:p>
-                  <w:pPr>
-                    <w:jc w:val="both"/>
-                  </w:pPr>
-                </w:p>
-              </w:txbxContent>
-            </v:textbox>
-          </v:shape>
-        </w:pict>
+    </w:p>
+    <w:p>
+      <w:pPr>
+        <w:pStyle w:val="Caption"/>
+        <w:rPr>
+          <w:rFonts w:ascii="Roboto" w:hAnsi="Roboto"/>
+          <w:b w:val="0"/>
+          <w:bCs w:val="0"/>
+          <w:color w:val="202124"/>
+          <w:sz w:val="18"/>
+          <w:szCs w:val="18"/>
+          <w:shd w:val="clear" w:color="auto" w:fill="FFFFFF"/>
+        </w:rPr>
+      </w:pPr>
+      <w:r>
+        <w:rPr>
+          <w:b w:val="0"/>
+          <w:bCs w:val="0"/>
+          <w:sz w:val="18"/>
+          <w:szCs w:val="18"/>
+        </w:rPr>
+        <w:t xml:space="preserve">Figure </w:t>
+      </w:r>
+      <w:r>
+        <w:rPr>
+          <w:b w:val="0"/>
+          <w:bCs w:val="0"/>
+          <w:sz w:val="18"/>
+          <w:szCs w:val="18"/>
+        </w:rPr>
+        <w:t>3</w:t>
+      </w:r>
+      <w:r>
+        <w:rPr>
+          <w:b w:val="0"/>
+          <w:bCs w:val="0"/>
+          <w:sz w:val="18"/>
+          <w:szCs w:val="18"/>
+        </w:rPr>
+        <w:t xml:space="preserve">: </w:t>
       </w:r>
     </w:p>
     <w:p>
@@ -9770,542 +9734,61 @@
         <w:jc w:val="left"/>
         <w:rPr>
           <w:rFonts w:eastAsia="Times New Roman"/>
-          <w:sz w:val="19"/>
-          <w:szCs w:val="19"/>
-        </w:rPr>
-      </w:pPr>
-    </w:p>
-    <w:p>
-      <w:pPr>
-        <w:tabs>
-          <w:tab w:val="left" w:pos="916"/>
-          <w:tab w:val="left" w:pos="1832"/>
-          <w:tab w:val="left" w:pos="2748"/>
-          <w:tab w:val="left" w:pos="3664"/>
-          <w:tab w:val="left" w:pos="4580"/>
-          <w:tab w:val="left" w:pos="5496"/>
-          <w:tab w:val="left" w:pos="6412"/>
-          <w:tab w:val="left" w:pos="7328"/>
-          <w:tab w:val="left" w:pos="8244"/>
-          <w:tab w:val="left" w:pos="9160"/>
-          <w:tab w:val="left" w:pos="10076"/>
-          <w:tab w:val="left" w:pos="10992"/>
-          <w:tab w:val="left" w:pos="11908"/>
-          <w:tab w:val="left" w:pos="12824"/>
-          <w:tab w:val="left" w:pos="13740"/>
-          <w:tab w:val="left" w:pos="14656"/>
-        </w:tabs>
-        <w:wordWrap w:val="0"/>
-        <w:jc w:val="left"/>
+        </w:rPr>
+      </w:pPr>
+      <w:r>
         <w:rPr>
           <w:rFonts w:eastAsia="Times New Roman"/>
-          <w:sz w:val="19"/>
-          <w:szCs w:val="19"/>
-        </w:rPr>
-      </w:pPr>
-    </w:p>
-    <w:p>
-      <w:pPr>
-        <w:tabs>
-          <w:tab w:val="left" w:pos="916"/>
-          <w:tab w:val="left" w:pos="1832"/>
-          <w:tab w:val="left" w:pos="2748"/>
-          <w:tab w:val="left" w:pos="3664"/>
-          <w:tab w:val="left" w:pos="4580"/>
-          <w:tab w:val="left" w:pos="5496"/>
-          <w:tab w:val="left" w:pos="6412"/>
-          <w:tab w:val="left" w:pos="7328"/>
-          <w:tab w:val="left" w:pos="8244"/>
-          <w:tab w:val="left" w:pos="9160"/>
-          <w:tab w:val="left" w:pos="10076"/>
-          <w:tab w:val="left" w:pos="10992"/>
-          <w:tab w:val="left" w:pos="11908"/>
-          <w:tab w:val="left" w:pos="12824"/>
-          <w:tab w:val="left" w:pos="13740"/>
-          <w:tab w:val="left" w:pos="14656"/>
-        </w:tabs>
-        <w:wordWrap w:val="0"/>
-        <w:jc w:val="left"/>
+        </w:rPr>
+        <w:t>The implemented system leverages Hierarchical Temporal Memory (HTM) via the NeoCortexApi to detect anomalies in network traffic load sequences. Training data (CSV files in /TrainingData) contains normal traffic percentages within the range [</w:t>
+      </w:r>
+      <w:r>
         <w:rPr>
           <w:rFonts w:eastAsia="Times New Roman"/>
-          <w:sz w:val="19"/>
-          <w:szCs w:val="19"/>
-        </w:rPr>
-      </w:pPr>
-    </w:p>
-    <w:p>
-      <w:pPr>
-        <w:tabs>
-          <w:tab w:val="left" w:pos="916"/>
-          <w:tab w:val="left" w:pos="1832"/>
-          <w:tab w:val="left" w:pos="2748"/>
-          <w:tab w:val="left" w:pos="3664"/>
-          <w:tab w:val="left" w:pos="4580"/>
-          <w:tab w:val="left" w:pos="5496"/>
-          <w:tab w:val="left" w:pos="6412"/>
-          <w:tab w:val="left" w:pos="7328"/>
-          <w:tab w:val="left" w:pos="8244"/>
-          <w:tab w:val="left" w:pos="9160"/>
-          <w:tab w:val="left" w:pos="10076"/>
-          <w:tab w:val="left" w:pos="10992"/>
-          <w:tab w:val="left" w:pos="11908"/>
-          <w:tab w:val="left" w:pos="12824"/>
-          <w:tab w:val="left" w:pos="13740"/>
-          <w:tab w:val="left" w:pos="14656"/>
-        </w:tabs>
-        <w:wordWrap w:val="0"/>
-        <w:jc w:val="left"/>
+        </w:rPr>
+        <w:t>22</w:t>
+      </w:r>
+      <w:r>
         <w:rPr>
           <w:rFonts w:eastAsia="Times New Roman"/>
-          <w:sz w:val="19"/>
-          <w:szCs w:val="19"/>
-        </w:rPr>
-      </w:pPr>
-    </w:p>
-    <w:p>
-      <w:pPr>
-        <w:tabs>
-          <w:tab w:val="left" w:pos="916"/>
-          <w:tab w:val="left" w:pos="1832"/>
-          <w:tab w:val="left" w:pos="2748"/>
-          <w:tab w:val="left" w:pos="3664"/>
-          <w:tab w:val="left" w:pos="4580"/>
-          <w:tab w:val="left" w:pos="5496"/>
-          <w:tab w:val="left" w:pos="6412"/>
-          <w:tab w:val="left" w:pos="7328"/>
-          <w:tab w:val="left" w:pos="8244"/>
-          <w:tab w:val="left" w:pos="9160"/>
-          <w:tab w:val="left" w:pos="10076"/>
-          <w:tab w:val="left" w:pos="10992"/>
-          <w:tab w:val="left" w:pos="11908"/>
-          <w:tab w:val="left" w:pos="12824"/>
-          <w:tab w:val="left" w:pos="13740"/>
-          <w:tab w:val="left" w:pos="14656"/>
-        </w:tabs>
-        <w:wordWrap w:val="0"/>
-        <w:jc w:val="left"/>
+        </w:rPr>
+        <w:t xml:space="preserve">, </w:t>
+      </w:r>
+      <w:r>
         <w:rPr>
           <w:rFonts w:eastAsia="Times New Roman"/>
-          <w:sz w:val="19"/>
-          <w:szCs w:val="19"/>
-        </w:rPr>
-      </w:pPr>
-    </w:p>
-    <w:p>
-      <w:pPr>
-        <w:tabs>
-          <w:tab w:val="left" w:pos="916"/>
-          <w:tab w:val="left" w:pos="1832"/>
-          <w:tab w:val="left" w:pos="2748"/>
-          <w:tab w:val="left" w:pos="3664"/>
-          <w:tab w:val="left" w:pos="4580"/>
-          <w:tab w:val="left" w:pos="5496"/>
-          <w:tab w:val="left" w:pos="6412"/>
-          <w:tab w:val="left" w:pos="7328"/>
-          <w:tab w:val="left" w:pos="8244"/>
-          <w:tab w:val="left" w:pos="9160"/>
-          <w:tab w:val="left" w:pos="10076"/>
-          <w:tab w:val="left" w:pos="10992"/>
-          <w:tab w:val="left" w:pos="11908"/>
-          <w:tab w:val="left" w:pos="12824"/>
-          <w:tab w:val="left" w:pos="13740"/>
-          <w:tab w:val="left" w:pos="14656"/>
-        </w:tabs>
-        <w:wordWrap w:val="0"/>
-        <w:jc w:val="left"/>
+        </w:rPr>
+        <w:t>45</w:t>
+      </w:r>
+      <w:r>
         <w:rPr>
           <w:rFonts w:eastAsia="Times New Roman"/>
-          <w:sz w:val="19"/>
-          <w:szCs w:val="19"/>
-        </w:rPr>
-      </w:pPr>
-    </w:p>
-    <w:p>
-      <w:pPr>
-        <w:tabs>
-          <w:tab w:val="left" w:pos="916"/>
-          <w:tab w:val="left" w:pos="1832"/>
-          <w:tab w:val="left" w:pos="2748"/>
-          <w:tab w:val="left" w:pos="3664"/>
-          <w:tab w:val="left" w:pos="4580"/>
-          <w:tab w:val="left" w:pos="5496"/>
-          <w:tab w:val="left" w:pos="6412"/>
-          <w:tab w:val="left" w:pos="7328"/>
-          <w:tab w:val="left" w:pos="8244"/>
-          <w:tab w:val="left" w:pos="9160"/>
-          <w:tab w:val="left" w:pos="10076"/>
-          <w:tab w:val="left" w:pos="10992"/>
-          <w:tab w:val="left" w:pos="11908"/>
-          <w:tab w:val="left" w:pos="12824"/>
-          <w:tab w:val="left" w:pos="13740"/>
-          <w:tab w:val="left" w:pos="14656"/>
-        </w:tabs>
-        <w:wordWrap w:val="0"/>
-        <w:jc w:val="left"/>
+        </w:rPr>
+        <w:t xml:space="preserve">], while inferring data (CSV files in /InferringData) includes injected anomalies (values outside </w:t>
+      </w:r>
+      <w:r>
         <w:rPr>
           <w:rFonts w:eastAsia="Times New Roman"/>
-          <w:sz w:val="19"/>
-          <w:szCs w:val="19"/>
-        </w:rPr>
-      </w:pPr>
-    </w:p>
-    <w:p>
-      <w:pPr>
-        <w:tabs>
-          <w:tab w:val="left" w:pos="916"/>
-          <w:tab w:val="left" w:pos="1832"/>
-          <w:tab w:val="left" w:pos="2748"/>
-          <w:tab w:val="left" w:pos="3664"/>
-          <w:tab w:val="left" w:pos="4580"/>
-          <w:tab w:val="left" w:pos="5496"/>
-          <w:tab w:val="left" w:pos="6412"/>
-          <w:tab w:val="left" w:pos="7328"/>
-          <w:tab w:val="left" w:pos="8244"/>
-          <w:tab w:val="left" w:pos="9160"/>
-          <w:tab w:val="left" w:pos="10076"/>
-          <w:tab w:val="left" w:pos="10992"/>
-          <w:tab w:val="left" w:pos="11908"/>
-          <w:tab w:val="left" w:pos="12824"/>
-          <w:tab w:val="left" w:pos="13740"/>
-          <w:tab w:val="left" w:pos="14656"/>
-        </w:tabs>
-        <w:wordWrap w:val="0"/>
-        <w:jc w:val="left"/>
+        </w:rPr>
+        <w:t>[22, 45</w:t>
+      </w:r>
+      <w:r>
         <w:rPr>
           <w:rFonts w:eastAsia="Times New Roman"/>
-          <w:sz w:val="19"/>
-          <w:szCs w:val="19"/>
-        </w:rPr>
-      </w:pPr>
-    </w:p>
-    <w:p>
-      <w:pPr>
-        <w:tabs>
-          <w:tab w:val="left" w:pos="916"/>
-          <w:tab w:val="left" w:pos="1832"/>
-          <w:tab w:val="left" w:pos="2748"/>
-          <w:tab w:val="left" w:pos="3664"/>
-          <w:tab w:val="left" w:pos="4580"/>
-          <w:tab w:val="left" w:pos="5496"/>
-          <w:tab w:val="left" w:pos="6412"/>
-          <w:tab w:val="left" w:pos="7328"/>
-          <w:tab w:val="left" w:pos="8244"/>
-          <w:tab w:val="left" w:pos="9160"/>
-          <w:tab w:val="left" w:pos="10076"/>
-          <w:tab w:val="left" w:pos="10992"/>
-          <w:tab w:val="left" w:pos="11908"/>
-          <w:tab w:val="left" w:pos="12824"/>
-          <w:tab w:val="left" w:pos="13740"/>
-          <w:tab w:val="left" w:pos="14656"/>
-        </w:tabs>
-        <w:wordWrap w:val="0"/>
-        <w:jc w:val="left"/>
+        </w:rPr>
+        <w:t>]). The pipeline automates data ingestion using FileHandler, trims sequences via CSVHandler, trains an HTM model (MultiSequenceLearning), and detects deviations using dual thresholds (absolute: 1.0, relative: 10%) in AnomalyDetection. The system processes sequences non-interactively, flagging anomalies by comparing predicted and actual values</w:t>
+      </w:r>
+      <w:r>
         <w:rPr>
           <w:rFonts w:eastAsia="Times New Roman"/>
-          <w:sz w:val="19"/>
-          <w:szCs w:val="19"/>
-        </w:rPr>
-      </w:pPr>
-    </w:p>
-    <w:p>
-      <w:pPr>
-        <w:tabs>
-          <w:tab w:val="left" w:pos="916"/>
-          <w:tab w:val="left" w:pos="1832"/>
-          <w:tab w:val="left" w:pos="2748"/>
-          <w:tab w:val="left" w:pos="3664"/>
-          <w:tab w:val="left" w:pos="4580"/>
-          <w:tab w:val="left" w:pos="5496"/>
-          <w:tab w:val="left" w:pos="6412"/>
-          <w:tab w:val="left" w:pos="7328"/>
-          <w:tab w:val="left" w:pos="8244"/>
-          <w:tab w:val="left" w:pos="9160"/>
-          <w:tab w:val="left" w:pos="10076"/>
-          <w:tab w:val="left" w:pos="10992"/>
-          <w:tab w:val="left" w:pos="11908"/>
-          <w:tab w:val="left" w:pos="12824"/>
-          <w:tab w:val="left" w:pos="13740"/>
-          <w:tab w:val="left" w:pos="14656"/>
-        </w:tabs>
-        <w:wordWrap w:val="0"/>
-        <w:jc w:val="left"/>
+        </w:rPr>
+        <w:t xml:space="preserve"> as follows</w:t>
+      </w:r>
+      <w:r>
         <w:rPr>
           <w:rFonts w:eastAsia="Times New Roman"/>
-          <w:sz w:val="19"/>
-          <w:szCs w:val="19"/>
-        </w:rPr>
-      </w:pPr>
-    </w:p>
-    <w:p>
-      <w:pPr>
-        <w:pStyle w:val="Caption"/>
-        <w:rPr>
-          <w:rFonts w:ascii="Roboto" w:hAnsi="Roboto"/>
-          <w:b w:val="0"/>
-          <w:bCs w:val="0"/>
-          <w:color w:val="202124"/>
-          <w:sz w:val="18"/>
-          <w:szCs w:val="18"/>
-          <w:shd w:val="clear" w:color="auto" w:fill="FFFFFF"/>
-        </w:rPr>
-      </w:pPr>
-      <w:r>
-        <w:rPr>
-          <w:b w:val="0"/>
-          <w:bCs w:val="0"/>
-          <w:sz w:val="18"/>
-          <w:szCs w:val="18"/>
-        </w:rPr>
-        <w:t xml:space="preserve">Figure </w:t>
-      </w:r>
-      <w:r>
-        <w:rPr>
-          <w:b w:val="0"/>
-          <w:bCs w:val="0"/>
-          <w:sz w:val="18"/>
-          <w:szCs w:val="18"/>
-        </w:rPr>
-        <w:t>3</w:t>
-      </w:r>
-      <w:r>
-        <w:rPr>
-          <w:b w:val="0"/>
-          <w:bCs w:val="0"/>
-          <w:sz w:val="18"/>
-          <w:szCs w:val="18"/>
-        </w:rPr>
-        <w:t xml:space="preserve">: </w:t>
-      </w:r>
-    </w:p>
-    <w:p>
-      <w:pPr>
-        <w:tabs>
-          <w:tab w:val="left" w:pos="916"/>
-          <w:tab w:val="left" w:pos="1832"/>
-          <w:tab w:val="left" w:pos="2748"/>
-          <w:tab w:val="left" w:pos="3664"/>
-          <w:tab w:val="left" w:pos="4580"/>
-          <w:tab w:val="left" w:pos="5496"/>
-          <w:tab w:val="left" w:pos="6412"/>
-          <w:tab w:val="left" w:pos="7328"/>
-          <w:tab w:val="left" w:pos="8244"/>
-          <w:tab w:val="left" w:pos="9160"/>
-          <w:tab w:val="left" w:pos="10076"/>
-          <w:tab w:val="left" w:pos="10992"/>
-          <w:tab w:val="left" w:pos="11908"/>
-          <w:tab w:val="left" w:pos="12824"/>
-          <w:tab w:val="left" w:pos="13740"/>
-          <w:tab w:val="left" w:pos="14656"/>
-        </w:tabs>
-        <w:wordWrap w:val="0"/>
-        <w:jc w:val="left"/>
-        <w:rPr>
-          <w:rFonts w:eastAsia="Times New Roman"/>
-          <w:sz w:val="19"/>
-          <w:szCs w:val="19"/>
-        </w:rPr>
-      </w:pPr>
-    </w:p>
-    <w:p>
-      <w:pPr>
-        <w:tabs>
-          <w:tab w:val="left" w:pos="916"/>
-          <w:tab w:val="left" w:pos="1832"/>
-          <w:tab w:val="left" w:pos="2748"/>
-          <w:tab w:val="left" w:pos="3664"/>
-          <w:tab w:val="left" w:pos="4580"/>
-          <w:tab w:val="left" w:pos="5496"/>
-          <w:tab w:val="left" w:pos="6412"/>
-          <w:tab w:val="left" w:pos="7328"/>
-          <w:tab w:val="left" w:pos="8244"/>
-          <w:tab w:val="left" w:pos="9160"/>
-          <w:tab w:val="left" w:pos="10076"/>
-          <w:tab w:val="left" w:pos="10992"/>
-          <w:tab w:val="left" w:pos="11908"/>
-          <w:tab w:val="left" w:pos="12824"/>
-          <w:tab w:val="left" w:pos="13740"/>
-          <w:tab w:val="left" w:pos="14656"/>
-        </w:tabs>
-        <w:wordWrap w:val="0"/>
-        <w:jc w:val="left"/>
-        <w:rPr>
-          <w:rFonts w:eastAsia="Times New Roman"/>
-          <w:sz w:val="19"/>
-          <w:szCs w:val="19"/>
-        </w:rPr>
-      </w:pPr>
-    </w:p>
-    <w:p>
-      <w:pPr>
-        <w:tabs>
-          <w:tab w:val="left" w:pos="916"/>
-          <w:tab w:val="left" w:pos="1832"/>
-          <w:tab w:val="left" w:pos="2748"/>
-          <w:tab w:val="left" w:pos="3664"/>
-          <w:tab w:val="left" w:pos="4580"/>
-          <w:tab w:val="left" w:pos="5496"/>
-          <w:tab w:val="left" w:pos="6412"/>
-          <w:tab w:val="left" w:pos="7328"/>
-          <w:tab w:val="left" w:pos="8244"/>
-          <w:tab w:val="left" w:pos="9160"/>
-          <w:tab w:val="left" w:pos="10076"/>
-          <w:tab w:val="left" w:pos="10992"/>
-          <w:tab w:val="left" w:pos="11908"/>
-          <w:tab w:val="left" w:pos="12824"/>
-          <w:tab w:val="left" w:pos="13740"/>
-          <w:tab w:val="left" w:pos="14656"/>
-        </w:tabs>
-        <w:wordWrap w:val="0"/>
-        <w:jc w:val="left"/>
-        <w:rPr>
-          <w:rFonts w:eastAsia="Times New Roman"/>
-        </w:rPr>
-      </w:pPr>
-      <w:r>
-        <w:rPr>
-          <w:rFonts w:eastAsia="Times New Roman"/>
-        </w:rPr>
-        <w:t xml:space="preserve">The implemented system leverages Hierarchical Temporal Memory (HTM) via the </w:t>
-      </w:r>
-      <w:proofErr w:type="spellStart"/>
-      <w:r>
-        <w:rPr>
-          <w:rFonts w:eastAsia="Times New Roman"/>
-        </w:rPr>
-        <w:t>NeoCortexApi</w:t>
-      </w:r>
-      <w:proofErr w:type="spellEnd"/>
-      <w:r>
-        <w:rPr>
-          <w:rFonts w:eastAsia="Times New Roman"/>
-        </w:rPr>
-        <w:t xml:space="preserve"> to detect anomalies in network traffic load sequences. Training data (CSV files in /</w:t>
-      </w:r>
-      <w:proofErr w:type="spellStart"/>
-      <w:r>
-        <w:rPr>
-          <w:rFonts w:eastAsia="Times New Roman"/>
-        </w:rPr>
-        <w:t>TrainingData</w:t>
-      </w:r>
-      <w:proofErr w:type="spellEnd"/>
-      <w:r>
-        <w:rPr>
-          <w:rFonts w:eastAsia="Times New Roman"/>
-        </w:rPr>
-        <w:t>) contains normal traffic percentages within the range [</w:t>
-      </w:r>
-      <w:r>
-        <w:rPr>
-          <w:rFonts w:eastAsia="Times New Roman"/>
-        </w:rPr>
-        <w:t>22</w:t>
-      </w:r>
-      <w:r>
-        <w:rPr>
-          <w:rFonts w:eastAsia="Times New Roman"/>
-        </w:rPr>
-        <w:t xml:space="preserve">, </w:t>
-      </w:r>
-      <w:r>
-        <w:rPr>
-          <w:rFonts w:eastAsia="Times New Roman"/>
-        </w:rPr>
-        <w:t>45</w:t>
-      </w:r>
-      <w:r>
-        <w:rPr>
-          <w:rFonts w:eastAsia="Times New Roman"/>
-        </w:rPr>
-        <w:t>], while inferring data (CSV files in /</w:t>
-      </w:r>
-      <w:proofErr w:type="spellStart"/>
-      <w:r>
-        <w:rPr>
-          <w:rFonts w:eastAsia="Times New Roman"/>
-        </w:rPr>
-        <w:t>InferringData</w:t>
-      </w:r>
-      <w:proofErr w:type="spellEnd"/>
-      <w:r>
-        <w:rPr>
-          <w:rFonts w:eastAsia="Times New Roman"/>
-        </w:rPr>
-        <w:t xml:space="preserve">) includes injected anomalies (values outside </w:t>
-      </w:r>
-      <w:r>
-        <w:rPr>
-          <w:rFonts w:eastAsia="Times New Roman"/>
-        </w:rPr>
-        <w:t>[22, 45</w:t>
-      </w:r>
-      <w:r>
-        <w:rPr>
-          <w:rFonts w:eastAsia="Times New Roman"/>
-        </w:rPr>
-        <w:t>]). The pipeline automates data ingestion using </w:t>
-      </w:r>
-      <w:proofErr w:type="spellStart"/>
-      <w:r>
-        <w:rPr>
-          <w:rFonts w:eastAsia="Times New Roman"/>
-        </w:rPr>
-        <w:t>FileHandler</w:t>
-      </w:r>
-      <w:proofErr w:type="spellEnd"/>
-      <w:r>
-        <w:rPr>
-          <w:rFonts w:eastAsia="Times New Roman"/>
-        </w:rPr>
-        <w:t>, trims sequences via </w:t>
-      </w:r>
-      <w:proofErr w:type="spellStart"/>
-      <w:r>
-        <w:rPr>
-          <w:rFonts w:eastAsia="Times New Roman"/>
-        </w:rPr>
-        <w:t>CSVHandler</w:t>
-      </w:r>
-      <w:proofErr w:type="spellEnd"/>
-      <w:r>
-        <w:rPr>
-          <w:rFonts w:eastAsia="Times New Roman"/>
-        </w:rPr>
-        <w:t>, trains an HTM model (</w:t>
-      </w:r>
-      <w:proofErr w:type="spellStart"/>
-      <w:r>
-        <w:rPr>
-          <w:rFonts w:eastAsia="Times New Roman"/>
-        </w:rPr>
-        <w:t>MultiSequenceLearning</w:t>
-      </w:r>
-      <w:proofErr w:type="spellEnd"/>
-      <w:r>
-        <w:rPr>
-          <w:rFonts w:eastAsia="Times New Roman"/>
-        </w:rPr>
-        <w:t>), and detects deviations using dual thresholds (absolute: 1.0, relative: 10%) in </w:t>
-      </w:r>
-      <w:proofErr w:type="spellStart"/>
-      <w:r>
-        <w:rPr>
-          <w:rFonts w:eastAsia="Times New Roman"/>
-        </w:rPr>
-        <w:t>AnomalyDetection</w:t>
-      </w:r>
-      <w:proofErr w:type="spellEnd"/>
-      <w:r>
-        <w:rPr>
-          <w:rFonts w:eastAsia="Times New Roman"/>
-        </w:rPr>
-        <w:t>. The system processes sequences non-interactively, flagging anomalies by comparing predicted and actual values</w:t>
-      </w:r>
-      <w:r>
-        <w:rPr>
-          <w:rFonts w:eastAsia="Times New Roman"/>
-        </w:rPr>
-        <w:t xml:space="preserve"> as follows,</w:t>
+        </w:rPr>
+        <w:t>. [3]</w:t>
       </w:r>
     </w:p>
     <w:p>
@@ -13259,7 +12742,6 @@
           <w:sz w:val="19"/>
           <w:szCs w:val="19"/>
         </w:rPr>
-        <w:lastRenderedPageBreak/>
         <w:t>CSV file created successfully!</w:t>
       </w:r>
     </w:p>
@@ -13303,11 +12785,54 @@
           <w:noProof/>
           <w:lang w:val="en-US"/>
         </w:rPr>
-        <w:pict w14:anchorId="7E2A2FBF">
-          <v:shape id="_x0000_i1028" type="#_x0000_t75" style="width:243pt;height:88.5pt;visibility:visible;mso-wrap-style:square">
-            <v:imagedata r:id="rId15" o:title=""/>
-          </v:shape>
-        </w:pict>
+        <w:drawing>
+          <wp:inline distT="0" distB="0" distL="0" distR="0" wp14:anchorId="7E2A2FBF" wp14:editId="56780236">
+            <wp:extent cx="3086100" cy="1123950"/>
+            <wp:effectExtent l="0" t="0" r="0" b="0"/>
+            <wp:docPr id="4" name="Picture 2"/>
+            <wp:cNvGraphicFramePr>
+              <a:graphicFrameLocks xmlns:a="http://schemas.openxmlformats.org/drawingml/2006/main" noChangeAspect="1"/>
+            </wp:cNvGraphicFramePr>
+            <a:graphic xmlns:a="http://schemas.openxmlformats.org/drawingml/2006/main">
+              <a:graphicData uri="http://schemas.openxmlformats.org/drawingml/2006/picture">
+                <pic:pic xmlns:pic="http://schemas.openxmlformats.org/drawingml/2006/picture">
+                  <pic:nvPicPr>
+                    <pic:cNvPr id="0" name="Picture 4"/>
+                    <pic:cNvPicPr>
+                      <a:picLocks noChangeAspect="1" noChangeArrowheads="1"/>
+                    </pic:cNvPicPr>
+                  </pic:nvPicPr>
+                  <pic:blipFill>
+                    <a:blip r:embed="rId17">
+                      <a:extLst>
+                        <a:ext uri="{28A0092B-C50C-407E-A947-70E740481C1C}">
+                          <a14:useLocalDpi xmlns:a14="http://schemas.microsoft.com/office/drawing/2010/main" val="0"/>
+                        </a:ext>
+                      </a:extLst>
+                    </a:blip>
+                    <a:srcRect/>
+                    <a:stretch>
+                      <a:fillRect/>
+                    </a:stretch>
+                  </pic:blipFill>
+                  <pic:spPr bwMode="auto">
+                    <a:xfrm>
+                      <a:off x="0" y="0"/>
+                      <a:ext cx="3086100" cy="1123950"/>
+                    </a:xfrm>
+                    <a:prstGeom prst="rect">
+                      <a:avLst/>
+                    </a:prstGeom>
+                    <a:noFill/>
+                    <a:ln>
+                      <a:noFill/>
+                    </a:ln>
+                  </pic:spPr>
+                </pic:pic>
+              </a:graphicData>
+            </a:graphic>
+          </wp:inline>
+        </w:drawing>
       </w:r>
     </w:p>
     <w:p>
@@ -13491,11 +13016,54 @@
         <w:rPr>
           <w:noProof/>
         </w:rPr>
-        <w:pict w14:anchorId="4639DBD0">
-          <v:shape id="_x0000_i1029" type="#_x0000_t75" style="width:243pt;height:77.25pt;visibility:visible;mso-wrap-style:square">
-            <v:imagedata r:id="rId16" o:title=""/>
-          </v:shape>
-        </w:pict>
+        <w:drawing>
+          <wp:inline distT="0" distB="0" distL="0" distR="0" wp14:anchorId="4639DBD0" wp14:editId="264F4FEB">
+            <wp:extent cx="3086100" cy="981075"/>
+            <wp:effectExtent l="0" t="0" r="0" b="0"/>
+            <wp:docPr id="5" name="Picture 1"/>
+            <wp:cNvGraphicFramePr>
+              <a:graphicFrameLocks xmlns:a="http://schemas.openxmlformats.org/drawingml/2006/main" noChangeAspect="1"/>
+            </wp:cNvGraphicFramePr>
+            <a:graphic xmlns:a="http://schemas.openxmlformats.org/drawingml/2006/main">
+              <a:graphicData uri="http://schemas.openxmlformats.org/drawingml/2006/picture">
+                <pic:pic xmlns:pic="http://schemas.openxmlformats.org/drawingml/2006/picture">
+                  <pic:nvPicPr>
+                    <pic:cNvPr id="0" name="Picture 5"/>
+                    <pic:cNvPicPr>
+                      <a:picLocks noChangeAspect="1" noChangeArrowheads="1"/>
+                    </pic:cNvPicPr>
+                  </pic:nvPicPr>
+                  <pic:blipFill>
+                    <a:blip r:embed="rId18">
+                      <a:extLst>
+                        <a:ext uri="{28A0092B-C50C-407E-A947-70E740481C1C}">
+                          <a14:useLocalDpi xmlns:a14="http://schemas.microsoft.com/office/drawing/2010/main" val="0"/>
+                        </a:ext>
+                      </a:extLst>
+                    </a:blip>
+                    <a:srcRect/>
+                    <a:stretch>
+                      <a:fillRect/>
+                    </a:stretch>
+                  </pic:blipFill>
+                  <pic:spPr bwMode="auto">
+                    <a:xfrm>
+                      <a:off x="0" y="0"/>
+                      <a:ext cx="3086100" cy="981075"/>
+                    </a:xfrm>
+                    <a:prstGeom prst="rect">
+                      <a:avLst/>
+                    </a:prstGeom>
+                    <a:noFill/>
+                    <a:ln>
+                      <a:noFill/>
+                    </a:ln>
+                  </pic:spPr>
+                </pic:pic>
+              </a:graphicData>
+            </a:graphic>
+          </wp:inline>
+        </w:drawing>
       </w:r>
     </w:p>
     <w:p>
@@ -13826,6 +13394,13 @@
         </w:rPr>
         <w:t>result.</w:t>
       </w:r>
+      <w:r>
+        <w:rPr>
+          <w:color w:val="0D0D0D"/>
+          <w:shd w:val="clear" w:color="auto" w:fill="FFFFFF"/>
+        </w:rPr>
+        <w:t>[3]</w:t>
+      </w:r>
     </w:p>
     <w:p>
       <w:pPr>
@@ -13833,6 +13408,485 @@
         <w:ind w:firstLine="0"/>
         <w:jc w:val="left"/>
       </w:pPr>
+      <w:r>
+        <w:rPr>
+          <w:rFonts w:eastAsia="Times New Roman"/>
+          <w:noProof/>
+          <w:sz w:val="19"/>
+          <w:szCs w:val="19"/>
+        </w:rPr>
+        <mc:AlternateContent>
+          <mc:Choice Requires="wps">
+            <w:drawing>
+              <wp:anchor distT="0" distB="0" distL="114300" distR="114300" simplePos="0" relativeHeight="251663360" behindDoc="0" locked="0" layoutInCell="1" allowOverlap="1" wp14:anchorId="7E66E554" wp14:editId="6DDC2C56">
+                <wp:simplePos x="0" y="0"/>
+                <wp:positionH relativeFrom="margin">
+                  <wp:align>right</wp:align>
+                </wp:positionH>
+                <wp:positionV relativeFrom="paragraph">
+                  <wp:posOffset>97790</wp:posOffset>
+                </wp:positionV>
+                <wp:extent cx="3038475" cy="4714875"/>
+                <wp:effectExtent l="0" t="0" r="28575" b="28575"/>
+                <wp:wrapNone/>
+                <wp:docPr id="2130968436" name="Text Box 26"/>
+                <wp:cNvGraphicFramePr>
+                  <a:graphicFrameLocks xmlns:a="http://schemas.openxmlformats.org/drawingml/2006/main"/>
+                </wp:cNvGraphicFramePr>
+                <a:graphic xmlns:a="http://schemas.openxmlformats.org/drawingml/2006/main">
+                  <a:graphicData uri="http://schemas.microsoft.com/office/word/2010/wordprocessingShape">
+                    <wps:wsp>
+                      <wps:cNvSpPr txBox="1">
+                        <a:spLocks noChangeArrowheads="1"/>
+                      </wps:cNvSpPr>
+                      <wps:spPr bwMode="auto">
+                        <a:xfrm>
+                          <a:off x="0" y="0"/>
+                          <a:ext cx="3038475" cy="4714875"/>
+                        </a:xfrm>
+                        <a:prstGeom prst="rect">
+                          <a:avLst/>
+                        </a:prstGeom>
+                        <a:solidFill>
+                          <a:srgbClr val="FFFFFF"/>
+                        </a:solidFill>
+                        <a:ln w="9525">
+                          <a:solidFill>
+                            <a:srgbClr val="000000"/>
+                          </a:solidFill>
+                          <a:miter lim="800000"/>
+                          <a:headEnd/>
+                          <a:tailEnd/>
+                        </a:ln>
+                      </wps:spPr>
+                      <wps:txbx>
+                        <w:txbxContent>
+                          <w:p>
+                            <w:pPr>
+                              <w:jc w:val="left"/>
+                            </w:pPr>
+                            <w:r>
+                              <w:t>using AnomalyDetectionTeamSynergy;</w:t>
+                            </w:r>
+                          </w:p>
+                          <w:p>
+                            <w:pPr>
+                              <w:jc w:val="left"/>
+                            </w:pPr>
+                            <w:r>
+                              <w:t>namespace TestingAnomalyDetectionTeamSynergy</w:t>
+                            </w:r>
+                          </w:p>
+                          <w:p>
+                            <w:pPr>
+                              <w:jc w:val="left"/>
+                            </w:pPr>
+                            <w:r>
+                              <w:t>{</w:t>
+                            </w:r>
+                          </w:p>
+                          <w:p>
+                            <w:pPr>
+                              <w:jc w:val="left"/>
+                            </w:pPr>
+                            <w:r>
+                              <w:t xml:space="preserve">    /// &lt;summary&gt;</w:t>
+                            </w:r>
+                          </w:p>
+                          <w:p>
+                            <w:pPr>
+                              <w:jc w:val="left"/>
+                            </w:pPr>
+                            <w:r>
+                              <w:t xml:space="preserve">    /// Unit tests for AnomalyDetection class</w:t>
+                            </w:r>
+                          </w:p>
+                          <w:p>
+                            <w:pPr>
+                              <w:jc w:val="left"/>
+                            </w:pPr>
+                            <w:r>
+                              <w:t xml:space="preserve">    /// &lt;/summary&gt;</w:t>
+                            </w:r>
+                          </w:p>
+                          <w:p>
+                            <w:pPr>
+                              <w:jc w:val="left"/>
+                            </w:pPr>
+                            <w:r>
+                              <w:t xml:space="preserve">    [TestClass]</w:t>
+                            </w:r>
+                          </w:p>
+                          <w:p>
+                            <w:pPr>
+                              <w:jc w:val="left"/>
+                            </w:pPr>
+                            <w:r>
+                              <w:t xml:space="preserve">    public class AnomalyDetectionTests</w:t>
+                            </w:r>
+                          </w:p>
+                          <w:p>
+                            <w:pPr>
+                              <w:jc w:val="left"/>
+                            </w:pPr>
+                            <w:r>
+                              <w:t xml:space="preserve">    {</w:t>
+                            </w:r>
+                          </w:p>
+                          <w:p>
+                            <w:pPr>
+                              <w:jc w:val="left"/>
+                            </w:pPr>
+                            <w:r>
+                              <w:t xml:space="preserve">        /// &lt;summary&gt;</w:t>
+                            </w:r>
+                          </w:p>
+                          <w:p>
+                            <w:pPr>
+                              <w:jc w:val="left"/>
+                            </w:pPr>
+                            <w:r>
+                              <w:t xml:space="preserve">        /// Tests anomaly detection when deviation exceeds both thresholds</w:t>
+                            </w:r>
+                          </w:p>
+                          <w:p>
+                            <w:pPr>
+                              <w:jc w:val="left"/>
+                            </w:pPr>
+                            <w:r>
+                              <w:t xml:space="preserve">        /// &lt;/summary&gt;</w:t>
+                            </w:r>
+                          </w:p>
+                          <w:p>
+                            <w:pPr>
+                              <w:jc w:val="left"/>
+                            </w:pPr>
+                            <w:r>
+                              <w:t xml:space="preserve">        [TestMethod]</w:t>
+                            </w:r>
+                          </w:p>
+                          <w:p>
+                            <w:pPr>
+                              <w:jc w:val="left"/>
+                            </w:pPr>
+                            <w:r>
+                              <w:t xml:space="preserve">        public void Test_IsAnomaly_WithAnomaly()</w:t>
+                            </w:r>
+                          </w:p>
+                          <w:p>
+                            <w:pPr>
+                              <w:jc w:val="left"/>
+                            </w:pPr>
+                            <w:r>
+                              <w:t xml:space="preserve">        {</w:t>
+                            </w:r>
+                          </w:p>
+                          <w:p>
+                            <w:pPr>
+                              <w:jc w:val="left"/>
+                            </w:pPr>
+                            <w:r>
+                              <w:t xml:space="preserve">            double relativeThreshold = 0.1;</w:t>
+                            </w:r>
+                          </w:p>
+                          <w:p>
+                            <w:pPr>
+                              <w:jc w:val="left"/>
+                            </w:pPr>
+                            <w:r>
+                              <w:t xml:space="preserve">            double absoluteThreshold = 1.0;</w:t>
+                            </w:r>
+                          </w:p>
+                          <w:p>
+                            <w:pPr>
+                              <w:jc w:val="left"/>
+                            </w:pPr>
+                            <w:r>
+                              <w:t xml:space="preserve">            var anomalyDetection = new AnomalyDetection(relativeThreshold, absoluteThreshold);</w:t>
+                            </w:r>
+                          </w:p>
+                          <w:p>
+                            <w:pPr>
+                              <w:jc w:val="left"/>
+                            </w:pPr>
+                            <w:r>
+                              <w:t xml:space="preserve">            double predictedValue = 100;</w:t>
+                            </w:r>
+                          </w:p>
+                          <w:p>
+                            <w:pPr>
+                              <w:jc w:val="left"/>
+                            </w:pPr>
+                            <w:r>
+                              <w:t xml:space="preserve">            double actualValue = 120;</w:t>
+                            </w:r>
+                          </w:p>
+                          <w:p>
+                            <w:pPr>
+                              <w:jc w:val="left"/>
+                            </w:pPr>
+                          </w:p>
+                          <w:p>
+                            <w:pPr>
+                              <w:jc w:val="left"/>
+                            </w:pPr>
+                            <w:r>
+                              <w:t xml:space="preserve">            bool result = anomalyDetection.IsAnomaly(predictedValue, actualValue);</w:t>
+                            </w:r>
+                          </w:p>
+                          <w:p>
+                            <w:pPr>
+                              <w:jc w:val="left"/>
+                            </w:pPr>
+                          </w:p>
+                          <w:p>
+                            <w:pPr>
+                              <w:jc w:val="left"/>
+                            </w:pPr>
+                            <w:r>
+                              <w:t xml:space="preserve">            Assert.IsTrue(result);</w:t>
+                            </w:r>
+                          </w:p>
+                          <w:p>
+                            <w:pPr>
+                              <w:jc w:val="left"/>
+                            </w:pPr>
+                            <w:r>
+                              <w:t xml:space="preserve">        }</w:t>
+                            </w:r>
+                            <w:r>
+                              <w:br/>
+                              <w:t>}</w:t>
+                            </w:r>
+                          </w:p>
+                        </w:txbxContent>
+                      </wps:txbx>
+                      <wps:bodyPr rot="0" vert="horz" wrap="square" lIns="91440" tIns="45720" rIns="91440" bIns="45720" anchor="t" anchorCtr="0" upright="1">
+                        <a:noAutofit/>
+                      </wps:bodyPr>
+                    </wps:wsp>
+                  </a:graphicData>
+                </a:graphic>
+                <wp14:sizeRelH relativeFrom="page">
+                  <wp14:pctWidth>0</wp14:pctWidth>
+                </wp14:sizeRelH>
+                <wp14:sizeRelV relativeFrom="page">
+                  <wp14:pctHeight>0</wp14:pctHeight>
+                </wp14:sizeRelV>
+              </wp:anchor>
+            </w:drawing>
+          </mc:Choice>
+          <mc:Fallback>
+            <w:pict>
+              <v:shape w14:anchorId="7E66E554" id="_x0000_s1031" type="#_x0000_t202" style="position:absolute;margin-left:188.05pt;margin-top:7.7pt;width:239.25pt;height:371.25pt;z-index:251663360;visibility:visible;mso-wrap-style:square;mso-width-percent:0;mso-height-percent:0;mso-wrap-distance-left:9pt;mso-wrap-distance-top:0;mso-wrap-distance-right:9pt;mso-wrap-distance-bottom:0;mso-position-horizontal:right;mso-position-horizontal-relative:margin;mso-position-vertical:absolute;mso-position-vertical-relative:text;mso-width-percent:0;mso-height-percent:0;mso-width-relative:page;mso-height-relative:page;v-text-anchor:top" o:gfxdata="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">
+                <v:textbox>
+                  <w:txbxContent>
+                    <w:p>
+                      <w:pPr>
+                        <w:jc w:val="left"/>
+                      </w:pPr>
+                      <w:r>
+                        <w:t>using AnomalyDetectionTeamSynergy;</w:t>
+                      </w:r>
+                    </w:p>
+                    <w:p>
+                      <w:pPr>
+                        <w:jc w:val="left"/>
+                      </w:pPr>
+                      <w:r>
+                        <w:t>namespace TestingAnomalyDetectionTeamSynergy</w:t>
+                      </w:r>
+                    </w:p>
+                    <w:p>
+                      <w:pPr>
+                        <w:jc w:val="left"/>
+                      </w:pPr>
+                      <w:r>
+                        <w:t>{</w:t>
+                      </w:r>
+                    </w:p>
+                    <w:p>
+                      <w:pPr>
+                        <w:jc w:val="left"/>
+                      </w:pPr>
+                      <w:r>
+                        <w:t xml:space="preserve">    /// &lt;summary&gt;</w:t>
+                      </w:r>
+                    </w:p>
+                    <w:p>
+                      <w:pPr>
+                        <w:jc w:val="left"/>
+                      </w:pPr>
+                      <w:r>
+                        <w:t xml:space="preserve">    /// Unit tests for AnomalyDetection class</w:t>
+                      </w:r>
+                    </w:p>
+                    <w:p>
+                      <w:pPr>
+                        <w:jc w:val="left"/>
+                      </w:pPr>
+                      <w:r>
+                        <w:t xml:space="preserve">    /// &lt;/summary&gt;</w:t>
+                      </w:r>
+                    </w:p>
+                    <w:p>
+                      <w:pPr>
+                        <w:jc w:val="left"/>
+                      </w:pPr>
+                      <w:r>
+                        <w:t xml:space="preserve">    [TestClass]</w:t>
+                      </w:r>
+                    </w:p>
+                    <w:p>
+                      <w:pPr>
+                        <w:jc w:val="left"/>
+                      </w:pPr>
+                      <w:r>
+                        <w:t xml:space="preserve">    public class AnomalyDetectionTests</w:t>
+                      </w:r>
+                    </w:p>
+                    <w:p>
+                      <w:pPr>
+                        <w:jc w:val="left"/>
+                      </w:pPr>
+                      <w:r>
+                        <w:t xml:space="preserve">    {</w:t>
+                      </w:r>
+                    </w:p>
+                    <w:p>
+                      <w:pPr>
+                        <w:jc w:val="left"/>
+                      </w:pPr>
+                      <w:r>
+                        <w:t xml:space="preserve">        /// &lt;summary&gt;</w:t>
+                      </w:r>
+                    </w:p>
+                    <w:p>
+                      <w:pPr>
+                        <w:jc w:val="left"/>
+                      </w:pPr>
+                      <w:r>
+                        <w:t xml:space="preserve">        /// Tests anomaly detection when deviation exceeds both thresholds</w:t>
+                      </w:r>
+                    </w:p>
+                    <w:p>
+                      <w:pPr>
+                        <w:jc w:val="left"/>
+                      </w:pPr>
+                      <w:r>
+                        <w:t xml:space="preserve">        /// &lt;/summary&gt;</w:t>
+                      </w:r>
+                    </w:p>
+                    <w:p>
+                      <w:pPr>
+                        <w:jc w:val="left"/>
+                      </w:pPr>
+                      <w:r>
+                        <w:t xml:space="preserve">        [TestMethod]</w:t>
+                      </w:r>
+                    </w:p>
+                    <w:p>
+                      <w:pPr>
+                        <w:jc w:val="left"/>
+                      </w:pPr>
+                      <w:r>
+                        <w:t xml:space="preserve">        public void Test_IsAnomaly_WithAnomaly()</w:t>
+                      </w:r>
+                    </w:p>
+                    <w:p>
+                      <w:pPr>
+                        <w:jc w:val="left"/>
+                      </w:pPr>
+                      <w:r>
+                        <w:t xml:space="preserve">        {</w:t>
+                      </w:r>
+                    </w:p>
+                    <w:p>
+                      <w:pPr>
+                        <w:jc w:val="left"/>
+                      </w:pPr>
+                      <w:r>
+                        <w:t xml:space="preserve">            double relativeThreshold = 0.1;</w:t>
+                      </w:r>
+                    </w:p>
+                    <w:p>
+                      <w:pPr>
+                        <w:jc w:val="left"/>
+                      </w:pPr>
+                      <w:r>
+                        <w:t xml:space="preserve">            double absoluteThreshold = 1.0;</w:t>
+                      </w:r>
+                    </w:p>
+                    <w:p>
+                      <w:pPr>
+                        <w:jc w:val="left"/>
+                      </w:pPr>
+                      <w:r>
+                        <w:t xml:space="preserve">            var anomalyDetection = new AnomalyDetection(relativeThreshold, absoluteThreshold);</w:t>
+                      </w:r>
+                    </w:p>
+                    <w:p>
+                      <w:pPr>
+                        <w:jc w:val="left"/>
+                      </w:pPr>
+                      <w:r>
+                        <w:t xml:space="preserve">            double predictedValue = 100;</w:t>
+                      </w:r>
+                    </w:p>
+                    <w:p>
+                      <w:pPr>
+                        <w:jc w:val="left"/>
+                      </w:pPr>
+                      <w:r>
+                        <w:t xml:space="preserve">            double actualValue = 120;</w:t>
+                      </w:r>
+                    </w:p>
+                    <w:p>
+                      <w:pPr>
+                        <w:jc w:val="left"/>
+                      </w:pPr>
+                    </w:p>
+                    <w:p>
+                      <w:pPr>
+                        <w:jc w:val="left"/>
+                      </w:pPr>
+                      <w:r>
+                        <w:t xml:space="preserve">            bool result = anomalyDetection.IsAnomaly(predictedValue, actualValue);</w:t>
+                      </w:r>
+                    </w:p>
+                    <w:p>
+                      <w:pPr>
+                        <w:jc w:val="left"/>
+                      </w:pPr>
+                    </w:p>
+                    <w:p>
+                      <w:pPr>
+                        <w:jc w:val="left"/>
+                      </w:pPr>
+                      <w:r>
+                        <w:t xml:space="preserve">            Assert.IsTrue(result);</w:t>
+                      </w:r>
+                    </w:p>
+                    <w:p>
+                      <w:pPr>
+                        <w:jc w:val="left"/>
+                      </w:pPr>
+                      <w:r>
+                        <w:t xml:space="preserve">        }</w:t>
+                      </w:r>
+                      <w:r>
+                        <w:br/>
+                        <w:t>}</w:t>
+                      </w:r>
+                    </w:p>
+                  </w:txbxContent>
+                </v:textbox>
+                <w10:wrap anchorx="margin"/>
+              </v:shape>
+            </w:pict>
+          </mc:Fallback>
+        </mc:AlternateContent>
+      </w:r>
     </w:p>
     <w:p>
       <w:pPr>
@@ -13843,17 +13897,224 @@
           <w:lang w:val="en-US"/>
         </w:rPr>
       </w:pPr>
-      <w:r>
-        <w:rPr>
-          <w:noProof/>
+    </w:p>
+    <w:p>
+      <w:pPr>
+        <w:pStyle w:val="BodyText"/>
+        <w:ind w:firstLine="0"/>
+        <w:jc w:val="left"/>
+        <w:rPr>
           <w:lang w:val="en-US"/>
         </w:rPr>
-        <w:pict w14:anchorId="3B6D146D">
-          <v:shape id="Picture 1" o:spid="_x0000_i1030" type="#_x0000_t75" style="width:243pt;height:183pt;visibility:visible;mso-wrap-style:square">
-            <v:imagedata r:id="rId17" o:title=""/>
-          </v:shape>
-        </w:pict>
-      </w:r>
+      </w:pPr>
+    </w:p>
+    <w:p>
+      <w:pPr>
+        <w:pStyle w:val="BodyText"/>
+        <w:ind w:firstLine="0"/>
+        <w:jc w:val="left"/>
+        <w:rPr>
+          <w:lang w:val="en-US"/>
+        </w:rPr>
+      </w:pPr>
+    </w:p>
+    <w:p>
+      <w:pPr>
+        <w:pStyle w:val="BodyText"/>
+        <w:ind w:firstLine="0"/>
+        <w:jc w:val="left"/>
+        <w:rPr>
+          <w:lang w:val="en-US"/>
+        </w:rPr>
+      </w:pPr>
+    </w:p>
+    <w:p>
+      <w:pPr>
+        <w:pStyle w:val="BodyText"/>
+        <w:ind w:firstLine="0"/>
+        <w:jc w:val="left"/>
+        <w:rPr>
+          <w:lang w:val="en-US"/>
+        </w:rPr>
+      </w:pPr>
+    </w:p>
+    <w:p>
+      <w:pPr>
+        <w:pStyle w:val="BodyText"/>
+        <w:ind w:firstLine="0"/>
+        <w:jc w:val="left"/>
+        <w:rPr>
+          <w:lang w:val="en-US"/>
+        </w:rPr>
+      </w:pPr>
+    </w:p>
+    <w:p>
+      <w:pPr>
+        <w:pStyle w:val="BodyText"/>
+        <w:ind w:firstLine="0"/>
+        <w:jc w:val="left"/>
+        <w:rPr>
+          <w:lang w:val="en-US"/>
+        </w:rPr>
+      </w:pPr>
+    </w:p>
+    <w:p>
+      <w:pPr>
+        <w:pStyle w:val="BodyText"/>
+        <w:ind w:firstLine="0"/>
+        <w:jc w:val="left"/>
+        <w:rPr>
+          <w:lang w:val="en-US"/>
+        </w:rPr>
+      </w:pPr>
+    </w:p>
+    <w:p>
+      <w:pPr>
+        <w:pStyle w:val="BodyText"/>
+        <w:ind w:firstLine="0"/>
+        <w:jc w:val="left"/>
+        <w:rPr>
+          <w:lang w:val="en-US"/>
+        </w:rPr>
+      </w:pPr>
+    </w:p>
+    <w:p>
+      <w:pPr>
+        <w:pStyle w:val="BodyText"/>
+        <w:ind w:firstLine="0"/>
+        <w:jc w:val="left"/>
+        <w:rPr>
+          <w:lang w:val="en-US"/>
+        </w:rPr>
+      </w:pPr>
+    </w:p>
+    <w:p>
+      <w:pPr>
+        <w:jc w:val="both"/>
+        <w:rPr>
+          <w:lang w:eastAsia="x-none"/>
+        </w:rPr>
+      </w:pPr>
+    </w:p>
+    <w:p>
+      <w:pPr>
+        <w:jc w:val="both"/>
+        <w:rPr>
+          <w:lang w:eastAsia="x-none"/>
+        </w:rPr>
+      </w:pPr>
+    </w:p>
+    <w:p>
+      <w:pPr>
+        <w:jc w:val="both"/>
+        <w:rPr>
+          <w:lang w:eastAsia="x-none"/>
+        </w:rPr>
+      </w:pPr>
+    </w:p>
+    <w:p>
+      <w:pPr>
+        <w:jc w:val="both"/>
+        <w:rPr>
+          <w:lang w:eastAsia="x-none"/>
+        </w:rPr>
+      </w:pPr>
+    </w:p>
+    <w:p>
+      <w:pPr>
+        <w:jc w:val="both"/>
+        <w:rPr>
+          <w:lang w:eastAsia="x-none"/>
+        </w:rPr>
+      </w:pPr>
+    </w:p>
+    <w:p>
+      <w:pPr>
+        <w:jc w:val="both"/>
+        <w:rPr>
+          <w:lang w:eastAsia="x-none"/>
+        </w:rPr>
+      </w:pPr>
+    </w:p>
+    <w:p>
+      <w:pPr>
+        <w:jc w:val="both"/>
+        <w:rPr>
+          <w:lang w:eastAsia="x-none"/>
+        </w:rPr>
+      </w:pPr>
+    </w:p>
+    <w:p>
+      <w:pPr>
+        <w:jc w:val="both"/>
+        <w:rPr>
+          <w:lang w:eastAsia="x-none"/>
+        </w:rPr>
+      </w:pPr>
+    </w:p>
+    <w:p>
+      <w:pPr>
+        <w:jc w:val="both"/>
+        <w:rPr>
+          <w:lang w:eastAsia="x-none"/>
+        </w:rPr>
+      </w:pPr>
+    </w:p>
+    <w:p>
+      <w:pPr>
+        <w:jc w:val="both"/>
+        <w:rPr>
+          <w:lang w:eastAsia="x-none"/>
+        </w:rPr>
+      </w:pPr>
+    </w:p>
+    <w:p>
+      <w:pPr>
+        <w:jc w:val="both"/>
+        <w:rPr>
+          <w:lang w:eastAsia="x-none"/>
+        </w:rPr>
+      </w:pPr>
+    </w:p>
+    <w:p>
+      <w:pPr>
+        <w:jc w:val="both"/>
+        <w:rPr>
+          <w:lang w:eastAsia="x-none"/>
+        </w:rPr>
+      </w:pPr>
+    </w:p>
+    <w:p>
+      <w:pPr>
+        <w:jc w:val="both"/>
+        <w:rPr>
+          <w:lang w:eastAsia="x-none"/>
+        </w:rPr>
+      </w:pPr>
+    </w:p>
+    <w:p>
+      <w:pPr>
+        <w:jc w:val="both"/>
+        <w:rPr>
+          <w:lang w:eastAsia="x-none"/>
+        </w:rPr>
+      </w:pPr>
+    </w:p>
+    <w:p>
+      <w:pPr>
+        <w:jc w:val="both"/>
+        <w:rPr>
+          <w:lang w:eastAsia="x-none"/>
+        </w:rPr>
+      </w:pPr>
+    </w:p>
+    <w:p>
+      <w:pPr>
+        <w:jc w:val="both"/>
+        <w:rPr>
+          <w:lang w:eastAsia="x-none"/>
+        </w:rPr>
+      </w:pPr>
     </w:p>
     <w:p>
       <w:pPr>
@@ -14094,7 +14355,16 @@
           <w:sz w:val="19"/>
           <w:szCs w:val="19"/>
         </w:rPr>
-        <w:t>This work demonstrates a functional HTM-based anomaly detection system achieving 92.3% recall on synthetic data. Key contributions include a modular pipeline, dual-threshold detection, and open-source implementation. Future directions involve:</w:t>
+        <w:t>This work demonstrates a functional HTM-based anomaly detection system achieving 92.3% recall on synthetic data. Key con</w:t>
+      </w:r>
+      <w:r>
+        <w:rPr>
+          <w:rFonts w:eastAsia="Times New Roman"/>
+          <w:sz w:val="19"/>
+          <w:szCs w:val="19"/>
+        </w:rPr>
+        <w:lastRenderedPageBreak/>
+        <w:t>tributions include a modular pipeline, dual-threshold detection, and open-source implementation. Future directions involve:</w:t>
       </w:r>
     </w:p>
     <w:p>
@@ -14264,15 +14534,6 @@
     <w:p>
       <w:pPr>
         <w:pStyle w:val="references"/>
-        <w:numPr>
-          <w:ilvl w:val="0"/>
-          <w:numId w:val="0"/>
-        </w:numPr>
-      </w:pPr>
-    </w:p>
-    <w:p>
-      <w:pPr>
-        <w:pStyle w:val="references"/>
         <w:ind w:left="354" w:hanging="354"/>
         <w:sectPr>
           <w:type w:val="continuous"/>
@@ -14282,8 +14543,49 @@
           <w:docGrid w:linePitch="360"/>
         </w:sectPr>
       </w:pPr>
-    </w:p>
-    <w:p/>
+      <w:r>
+        <w:t xml:space="preserve">NeoCortex forked github repository for Anomaly Detection Sample, Team Synergy: </w:t>
+      </w:r>
+      <w:hyperlink r:id="rId19" w:tgtFrame="_blank" w:history="1">
+        <w:r>
+          <w:rPr>
+            <w:rStyle w:val="Hyperlink"/>
+          </w:rPr>
+          <w:t>https://github.com/Muhammad-Talha-S/synergy-neocortex-ad</w:t>
+        </w:r>
+      </w:hyperlink>
+    </w:p>
+    <w:p>
+      <w:pPr>
+        <w:pStyle w:val="references"/>
+      </w:pPr>
+      <w:r>
+        <w:t>S. Ahmad &amp; J. Hawkins, "Properties of Sparse Distributed Representations and their Application to Hierarchical Temporal Memory," Frontiers in Computational Neuroscience, 2015</w:t>
+      </w:r>
+      <w:r>
+        <w:t>.</w:t>
+      </w:r>
+    </w:p>
+    <w:p>
+      <w:pPr>
+        <w:pStyle w:val="references"/>
+        <w:sectPr>
+          <w:type w:val="continuous"/>
+          <w:pgSz w:w="11906" w:h="16838" w:code="9"/>
+          <w:pgMar w:top="1080" w:right="907" w:bottom="1440" w:left="907" w:header="720" w:footer="720" w:gutter="0"/>
+          <w:cols w:num="2" w:space="360"/>
+          <w:docGrid w:linePitch="360"/>
+        </w:sectPr>
+      </w:pPr>
+      <w:r>
+        <w:t>Y. Cui, S. Ahmad, &amp; J. Hawkins, "Continuous Online Sequence Learning with an Unsupervised Neural Network Model," Neural Computation, 2017.</w:t>
+      </w:r>
+    </w:p>
+    <w:p>
+      <w:pPr>
+        <w:jc w:val="both"/>
+      </w:pPr>
+    </w:p>
     <w:sectPr>
       <w:type w:val="continuous"/>
       <w:pgSz w:w="11906" w:h="16838" w:code="9"/>
@@ -14371,9 +14673,9 @@
       <w:tblLook w:val="04A0" w:firstRow="1" w:lastRow="0" w:firstColumn="1" w:lastColumn="0" w:noHBand="0" w:noVBand="1"/>
     </w:tblPr>
     <w:tblGrid>
-      <w:gridCol w:w="3420"/>
-      <w:gridCol w:w="3420"/>
-      <w:gridCol w:w="3420"/>
+      <w:gridCol w:w="3353"/>
+      <w:gridCol w:w="3374"/>
+      <w:gridCol w:w="3393"/>
     </w:tblGrid>
     <w:tr>
       <w:trPr>
@@ -14435,32 +14737,57 @@
           </w:pPr>
           <w:r>
             <w:rPr>
+              <w:noProof/>
               <w:lang w:val="de-DE"/>
             </w:rPr>
-            <w:pict w14:anchorId="2875910C">
-              <v:shapetype id="_x0000_t75" coordsize="21600,21600" o:spt="75" o:preferrelative="t" path="m@4@5l@4@11@9@11@9@5xe" filled="f" stroked="f">
-                <v:stroke joinstyle="miter"/>
-                <v:formulas>
-                  <v:f eqn="if lineDrawn pixelLineWidth 0"/>
-                  <v:f eqn="sum @0 1 0"/>
-                  <v:f eqn="sum 0 0 @1"/>
-                  <v:f eqn="prod @2 1 2"/>
-                  <v:f eqn="prod @3 21600 pixelWidth"/>
-                  <v:f eqn="prod @3 21600 pixelHeight"/>
-                  <v:f eqn="sum @0 0 1"/>
-                  <v:f eqn="prod @6 1 2"/>
-                  <v:f eqn="prod @7 21600 pixelWidth"/>
-                  <v:f eqn="sum @8 21600 0"/>
-                  <v:f eqn="prod @7 21600 pixelHeight"/>
-                  <v:f eqn="sum @10 21600 0"/>
-                </v:formulas>
-                <v:path o:extrusionok="f" gradientshapeok="t" o:connecttype="rect"/>
-                <o:lock v:ext="edit" aspectratio="t"/>
-              </v:shapetype>
-              <v:shape id="Grafik 4" o:spid="_x0000_i1025" type="#_x0000_t75" style="width:96pt;height:49.5pt;visibility:visible">
-                <v:imagedata r:id="rId1" o:title=""/>
-              </v:shape>
-            </w:pict>
+            <w:drawing>
+              <wp:inline distT="0" distB="0" distL="0" distR="0" wp14:anchorId="2875910C" wp14:editId="05154096">
+                <wp:extent cx="1219200" cy="628650"/>
+                <wp:effectExtent l="0" t="0" r="0" b="0"/>
+                <wp:docPr id="1" name="Grafik 4"/>
+                <wp:cNvGraphicFramePr>
+                  <a:graphicFrameLocks xmlns:a="http://schemas.openxmlformats.org/drawingml/2006/main" noChangeAspect="1"/>
+                </wp:cNvGraphicFramePr>
+                <a:graphic xmlns:a="http://schemas.openxmlformats.org/drawingml/2006/main">
+                  <a:graphicData uri="http://schemas.openxmlformats.org/drawingml/2006/picture">
+                    <pic:pic xmlns:pic="http://schemas.openxmlformats.org/drawingml/2006/picture">
+                      <pic:nvPicPr>
+                        <pic:cNvPr id="0" name="Grafik 4"/>
+                        <pic:cNvPicPr>
+                          <a:picLocks noChangeAspect="1" noChangeArrowheads="1"/>
+                        </pic:cNvPicPr>
+                      </pic:nvPicPr>
+                      <pic:blipFill>
+                        <a:blip r:embed="rId1">
+                          <a:extLst>
+                            <a:ext uri="{28A0092B-C50C-407E-A947-70E740481C1C}">
+                              <a14:useLocalDpi xmlns:a14="http://schemas.microsoft.com/office/drawing/2010/main" val="0"/>
+                            </a:ext>
+                          </a:extLst>
+                        </a:blip>
+                        <a:srcRect/>
+                        <a:stretch>
+                          <a:fillRect/>
+                        </a:stretch>
+                      </pic:blipFill>
+                      <pic:spPr bwMode="auto">
+                        <a:xfrm>
+                          <a:off x="0" y="0"/>
+                          <a:ext cx="1219200" cy="628650"/>
+                        </a:xfrm>
+                        <a:prstGeom prst="rect">
+                          <a:avLst/>
+                        </a:prstGeom>
+                        <a:noFill/>
+                        <a:ln>
+                          <a:noFill/>
+                        </a:ln>
+                      </pic:spPr>
+                    </pic:pic>
+                  </a:graphicData>
+                </a:graphic>
+              </wp:inline>
+            </w:drawing>
           </w:r>
         </w:p>
       </w:tc>
@@ -14809,6 +15136,92 @@
     </w:lvl>
   </w:abstractNum>
   <w:abstractNum w:abstractNumId="11" w15:restartNumberingAfterBreak="0">
+    <w:nsid w:val="0BEF0D4C"/>
+    <w:multiLevelType w:val="hybridMultilevel"/>
+    <w:tmpl w:val="8EC24CA8"/>
+    <w:lvl w:ilvl="0" w:tplc="0409000F">
+      <w:start w:val="1"/>
+      <w:numFmt w:val="decimal"/>
+      <w:lvlText w:val="%1."/>
+      <w:lvlJc w:val="left"/>
+      <w:pPr>
+        <w:ind w:left="720" w:hanging="360"/>
+      </w:pPr>
+    </w:lvl>
+    <w:lvl w:ilvl="1" w:tplc="04090019" w:tentative="1">
+      <w:start w:val="1"/>
+      <w:numFmt w:val="lowerLetter"/>
+      <w:lvlText w:val="%2."/>
+      <w:lvlJc w:val="left"/>
+      <w:pPr>
+        <w:ind w:left="1440" w:hanging="360"/>
+      </w:pPr>
+    </w:lvl>
+    <w:lvl w:ilvl="2" w:tplc="0409001B" w:tentative="1">
+      <w:start w:val="1"/>
+      <w:numFmt w:val="lowerRoman"/>
+      <w:lvlText w:val="%3."/>
+      <w:lvlJc w:val="right"/>
+      <w:pPr>
+        <w:ind w:left="2160" w:hanging="180"/>
+      </w:pPr>
+    </w:lvl>
+    <w:lvl w:ilvl="3" w:tplc="0409000F" w:tentative="1">
+      <w:start w:val="1"/>
+      <w:numFmt w:val="decimal"/>
+      <w:lvlText w:val="%4."/>
+      <w:lvlJc w:val="left"/>
+      <w:pPr>
+        <w:ind w:left="2880" w:hanging="360"/>
+      </w:pPr>
+    </w:lvl>
+    <w:lvl w:ilvl="4" w:tplc="04090019" w:tentative="1">
+      <w:start w:val="1"/>
+      <w:numFmt w:val="lowerLetter"/>
+      <w:lvlText w:val="%5."/>
+      <w:lvlJc w:val="left"/>
+      <w:pPr>
+        <w:ind w:left="3600" w:hanging="360"/>
+      </w:pPr>
+    </w:lvl>
+    <w:lvl w:ilvl="5" w:tplc="0409001B" w:tentative="1">
+      <w:start w:val="1"/>
+      <w:numFmt w:val="lowerRoman"/>
+      <w:lvlText w:val="%6."/>
+      <w:lvlJc w:val="right"/>
+      <w:pPr>
+        <w:ind w:left="4320" w:hanging="180"/>
+      </w:pPr>
+    </w:lvl>
+    <w:lvl w:ilvl="6" w:tplc="0409000F" w:tentative="1">
+      <w:start w:val="1"/>
+      <w:numFmt w:val="decimal"/>
+      <w:lvlText w:val="%7."/>
+      <w:lvlJc w:val="left"/>
+      <w:pPr>
+        <w:ind w:left="5040" w:hanging="360"/>
+      </w:pPr>
+    </w:lvl>
+    <w:lvl w:ilvl="7" w:tplc="04090019" w:tentative="1">
+      <w:start w:val="1"/>
+      <w:numFmt w:val="lowerLetter"/>
+      <w:lvlText w:val="%8."/>
+      <w:lvlJc w:val="left"/>
+      <w:pPr>
+        <w:ind w:left="5760" w:hanging="360"/>
+      </w:pPr>
+    </w:lvl>
+    <w:lvl w:ilvl="8" w:tplc="0409001B" w:tentative="1">
+      <w:start w:val="1"/>
+      <w:numFmt w:val="lowerRoman"/>
+      <w:lvlText w:val="%9."/>
+      <w:lvlJc w:val="right"/>
+      <w:pPr>
+        <w:ind w:left="6480" w:hanging="180"/>
+      </w:pPr>
+    </w:lvl>
+  </w:abstractNum>
+  <w:abstractNum w:abstractNumId="12" w15:restartNumberingAfterBreak="0">
     <w:nsid w:val="1E177E97"/>
     <w:multiLevelType w:val="hybridMultilevel"/>
     <w:tmpl w:val="A6463BCE"/>
@@ -14894,7 +15307,7 @@
       </w:pPr>
     </w:lvl>
   </w:abstractNum>
-  <w:abstractNum w:abstractNumId="12" w15:restartNumberingAfterBreak="0">
+  <w:abstractNum w:abstractNumId="13" w15:restartNumberingAfterBreak="0">
     <w:nsid w:val="20687739"/>
     <w:multiLevelType w:val="multilevel"/>
     <w:tmpl w:val="4524E17C"/>
@@ -15043,7 +15456,7 @@
       </w:rPr>
     </w:lvl>
   </w:abstractNum>
-  <w:abstractNum w:abstractNumId="13" w15:restartNumberingAfterBreak="0">
+  <w:abstractNum w:abstractNumId="14" w15:restartNumberingAfterBreak="0">
     <w:nsid w:val="20AF0333"/>
     <w:multiLevelType w:val="hybridMultilevel"/>
     <w:tmpl w:val="CB0E7F4E"/>
@@ -15185,7 +15598,120 @@
       </w:rPr>
     </w:lvl>
   </w:abstractNum>
-  <w:abstractNum w:abstractNumId="14" w15:restartNumberingAfterBreak="0">
+  <w:abstractNum w:abstractNumId="15" w15:restartNumberingAfterBreak="0">
+    <w:nsid w:val="20E94FF2"/>
+    <w:multiLevelType w:val="multilevel"/>
+    <w:tmpl w:val="6FCE8B4E"/>
+    <w:lvl w:ilvl="0">
+      <w:start w:val="1"/>
+      <w:numFmt w:val="decimal"/>
+      <w:lvlText w:val="%1."/>
+      <w:lvlJc w:val="left"/>
+      <w:pPr>
+        <w:tabs>
+          <w:tab w:val="num" w:pos="720"/>
+        </w:tabs>
+        <w:ind w:left="720" w:hanging="360"/>
+      </w:pPr>
+    </w:lvl>
+    <w:lvl w:ilvl="1">
+      <w:start w:val="1"/>
+      <w:numFmt w:val="bullet"/>
+      <w:lvlText w:val=""/>
+      <w:lvlJc w:val="left"/>
+      <w:pPr>
+        <w:ind w:left="1440" w:hanging="360"/>
+      </w:pPr>
+      <w:rPr>
+        <w:rFonts w:ascii="Symbol" w:hAnsi="Symbol" w:hint="default"/>
+      </w:rPr>
+    </w:lvl>
+    <w:lvl w:ilvl="2" w:tentative="1">
+      <w:start w:val="1"/>
+      <w:numFmt w:val="decimal"/>
+      <w:lvlText w:val="%3."/>
+      <w:lvlJc w:val="left"/>
+      <w:pPr>
+        <w:tabs>
+          <w:tab w:val="num" w:pos="2160"/>
+        </w:tabs>
+        <w:ind w:left="2160" w:hanging="360"/>
+      </w:pPr>
+    </w:lvl>
+    <w:lvl w:ilvl="3" w:tentative="1">
+      <w:start w:val="1"/>
+      <w:numFmt w:val="decimal"/>
+      <w:lvlText w:val="%4."/>
+      <w:lvlJc w:val="left"/>
+      <w:pPr>
+        <w:tabs>
+          <w:tab w:val="num" w:pos="2880"/>
+        </w:tabs>
+        <w:ind w:left="2880" w:hanging="360"/>
+      </w:pPr>
+    </w:lvl>
+    <w:lvl w:ilvl="4" w:tentative="1">
+      <w:start w:val="1"/>
+      <w:numFmt w:val="decimal"/>
+      <w:lvlText w:val="%5."/>
+      <w:lvlJc w:val="left"/>
+      <w:pPr>
+        <w:tabs>
+          <w:tab w:val="num" w:pos="3600"/>
+        </w:tabs>
+        <w:ind w:left="3600" w:hanging="360"/>
+      </w:pPr>
+    </w:lvl>
+    <w:lvl w:ilvl="5" w:tentative="1">
+      <w:start w:val="1"/>
+      <w:numFmt w:val="decimal"/>
+      <w:lvlText w:val="%6."/>
+      <w:lvlJc w:val="left"/>
+      <w:pPr>
+        <w:tabs>
+          <w:tab w:val="num" w:pos="4320"/>
+        </w:tabs>
+        <w:ind w:left="4320" w:hanging="360"/>
+      </w:pPr>
+    </w:lvl>
+    <w:lvl w:ilvl="6" w:tentative="1">
+      <w:start w:val="1"/>
+      <w:numFmt w:val="decimal"/>
+      <w:lvlText w:val="%7."/>
+      <w:lvlJc w:val="left"/>
+      <w:pPr>
+        <w:tabs>
+          <w:tab w:val="num" w:pos="5040"/>
+        </w:tabs>
+        <w:ind w:left="5040" w:hanging="360"/>
+      </w:pPr>
+    </w:lvl>
+    <w:lvl w:ilvl="7" w:tentative="1">
+      <w:start w:val="1"/>
+      <w:numFmt w:val="decimal"/>
+      <w:lvlText w:val="%8."/>
+      <w:lvlJc w:val="left"/>
+      <w:pPr>
+        <w:tabs>
+          <w:tab w:val="num" w:pos="5760"/>
+        </w:tabs>
+        <w:ind w:left="5760" w:hanging="360"/>
+      </w:pPr>
+    </w:lvl>
+    <w:lvl w:ilvl="8" w:tentative="1">
+      <w:start w:val="1"/>
+      <w:numFmt w:val="decimal"/>
+      <w:lvlText w:val="%9."/>
+      <w:lvlJc w:val="left"/>
+      <w:pPr>
+        <w:tabs>
+          <w:tab w:val="num" w:pos="6480"/>
+        </w:tabs>
+        <w:ind w:left="6480" w:hanging="360"/>
+      </w:pPr>
+    </w:lvl>
+  </w:abstractNum>
+  <w:abstractNum w:abstractNumId="16" w15:restartNumberingAfterBreak="0">
     <w:nsid w:val="26FE1FCF"/>
     <w:multiLevelType w:val="hybridMultilevel"/>
     <w:tmpl w:val="33826962"/>
@@ -15210,14 +15736,19 @@
         <w:caps w:val="0"/>
         <w:strike w:val="0"/>
         <w:dstrike w:val="0"/>
-        <w:outline w:val="0"/>
-        <w:shadow w:val="0"/>
-        <w:emboss w:val="0"/>
-        <w:imprint w:val="0"/>
         <w:vanish w:val="0"/>
+        <w:color w:val="000000"/>
         <w:sz w:val="16"/>
         <w:szCs w:val="16"/>
         <w:vertAlign w:val="superscript"/>
+        <w14:shadow w14:blurRad="0" w14:dist="0" w14:dir="0" w14:sx="0" w14:sy="0" w14:kx="0" w14:ky="0" w14:algn="none">
+          <w14:srgbClr w14:val="000000"/>
+        </w14:shadow>
+        <w14:textOutline w14:w="0" w14:cap="rnd" w14:cmpd="sng" w14:algn="ctr">
+          <w14:noFill/>
+          <w14:prstDash w14:val="solid"/>
+          <w14:bevel/>
+        </w14:textOutline>
       </w:rPr>
     </w:lvl>
     <w:lvl w:ilvl="1" w:tplc="04090019">
@@ -15341,7 +15872,7 @@
       </w:rPr>
     </w:lvl>
   </w:abstractNum>
-  <w:abstractNum w:abstractNumId="15" w15:restartNumberingAfterBreak="0">
+  <w:abstractNum w:abstractNumId="17" w15:restartNumberingAfterBreak="0">
     <w:nsid w:val="2BAC2ED4"/>
     <w:multiLevelType w:val="multilevel"/>
     <w:tmpl w:val="73283E58"/>
@@ -15490,7 +16021,7 @@
       </w:rPr>
     </w:lvl>
   </w:abstractNum>
-  <w:abstractNum w:abstractNumId="16" w15:restartNumberingAfterBreak="0">
+  <w:abstractNum w:abstractNumId="18" w15:restartNumberingAfterBreak="0">
     <w:nsid w:val="37660336"/>
     <w:multiLevelType w:val="hybridMultilevel"/>
     <w:tmpl w:val="754EAC84"/>
@@ -15631,7 +16162,7 @@
       </w:rPr>
     </w:lvl>
   </w:abstractNum>
-  <w:abstractNum w:abstractNumId="17" w15:restartNumberingAfterBreak="0">
+  <w:abstractNum w:abstractNumId="19" w15:restartNumberingAfterBreak="0">
     <w:nsid w:val="38DE6057"/>
     <w:multiLevelType w:val="multilevel"/>
     <w:tmpl w:val="5A6AFD18"/>
@@ -15744,7 +16275,7 @@
       </w:pPr>
     </w:lvl>
   </w:abstractNum>
-  <w:abstractNum w:abstractNumId="18" w15:restartNumberingAfterBreak="0">
+  <w:abstractNum w:abstractNumId="20" w15:restartNumberingAfterBreak="0">
     <w:nsid w:val="39E54FC6"/>
     <w:multiLevelType w:val="singleLevel"/>
     <w:tmpl w:val="5B7288D4"/>
@@ -15764,7 +16295,7 @@
       </w:rPr>
     </w:lvl>
   </w:abstractNum>
-  <w:abstractNum w:abstractNumId="19" w15:restartNumberingAfterBreak="0">
+  <w:abstractNum w:abstractNumId="21" w15:restartNumberingAfterBreak="0">
     <w:nsid w:val="3A2D06D7"/>
     <w:multiLevelType w:val="multilevel"/>
     <w:tmpl w:val="1E18D142"/>
@@ -15881,7 +16412,7 @@
       </w:pPr>
     </w:lvl>
   </w:abstractNum>
-  <w:abstractNum w:abstractNumId="20" w15:restartNumberingAfterBreak="0">
+  <w:abstractNum w:abstractNumId="22" w15:restartNumberingAfterBreak="0">
     <w:nsid w:val="3DFA67E4"/>
     <w:multiLevelType w:val="multilevel"/>
     <w:tmpl w:val="E3746392"/>
@@ -16030,7 +16561,156 @@
       </w:rPr>
     </w:lvl>
   </w:abstractNum>
-  <w:abstractNum w:abstractNumId="21" w15:restartNumberingAfterBreak="0">
+  <w:abstractNum w:abstractNumId="23" w15:restartNumberingAfterBreak="0">
+    <w:nsid w:val="3E6E5185"/>
+    <w:multiLevelType w:val="multilevel"/>
+    <w:tmpl w:val="68422F2E"/>
+    <w:lvl w:ilvl="0">
+      <w:start w:val="1"/>
+      <w:numFmt w:val="bullet"/>
+      <w:lvlText w:val=""/>
+      <w:lvlJc w:val="left"/>
+      <w:pPr>
+        <w:tabs>
+          <w:tab w:val="num" w:pos="720"/>
+        </w:tabs>
+        <w:ind w:left="720" w:hanging="360"/>
+      </w:pPr>
+      <w:rPr>
+        <w:rFonts w:ascii="Symbol" w:hAnsi="Symbol" w:hint="default"/>
+        <w:sz w:val="20"/>
+      </w:rPr>
+    </w:lvl>
+    <w:lvl w:ilvl="1" w:tentative="1">
+      <w:start w:val="1"/>
+      <w:numFmt w:val="bullet"/>
+      <w:lvlText w:val="o"/>
+      <w:lvlJc w:val="left"/>
+      <w:pPr>
+        <w:tabs>
+          <w:tab w:val="num" w:pos="1440"/>
+        </w:tabs>
+        <w:ind w:left="1440" w:hanging="360"/>
+      </w:pPr>
+      <w:rPr>
+        <w:rFonts w:ascii="Courier New" w:hAnsi="Courier New" w:hint="default"/>
+        <w:sz w:val="20"/>
+      </w:rPr>
+    </w:lvl>
+    <w:lvl w:ilvl="2" w:tentative="1">
+      <w:start w:val="1"/>
+      <w:numFmt w:val="bullet"/>
+      <w:lvlText w:val=""/>
+      <w:lvlJc w:val="left"/>
+      <w:pPr>
+        <w:tabs>
+          <w:tab w:val="num" w:pos="2160"/>
+        </w:tabs>
+        <w:ind w:left="2160" w:hanging="360"/>
+      </w:pPr>
+      <w:rPr>
+        <w:rFonts w:ascii="Wingdings" w:hAnsi="Wingdings" w:hint="default"/>
+        <w:sz w:val="20"/>
+      </w:rPr>
+    </w:lvl>
+    <w:lvl w:ilvl="3" w:tentative="1">
+      <w:start w:val="1"/>
+      <w:numFmt w:val="bullet"/>
+      <w:lvlText w:val=""/>
+      <w:lvlJc w:val="left"/>
+      <w:pPr>
+        <w:tabs>
+          <w:tab w:val="num" w:pos="2880"/>
+        </w:tabs>
+        <w:ind w:left="2880" w:hanging="360"/>
+      </w:pPr>
+      <w:rPr>
+        <w:rFonts w:ascii="Wingdings" w:hAnsi="Wingdings" w:hint="default"/>
+        <w:sz w:val="20"/>
+      </w:rPr>
+    </w:lvl>
+    <w:lvl w:ilvl="4" w:tentative="1">
+      <w:start w:val="1"/>
+      <w:numFmt w:val="bullet"/>
+      <w:lvlText w:val=""/>
+      <w:lvlJc w:val="left"/>
+      <w:pPr>
+        <w:tabs>
+          <w:tab w:val="num" w:pos="3600"/>
+        </w:tabs>
+        <w:ind w:left="3600" w:hanging="360"/>
+      </w:pPr>
+      <w:rPr>
+        <w:rFonts w:ascii="Wingdings" w:hAnsi="Wingdings" w:hint="default"/>
+        <w:sz w:val="20"/>
+      </w:rPr>
+    </w:lvl>
+    <w:lvl w:ilvl="5" w:tentative="1">
+      <w:start w:val="1"/>
+      <w:numFmt w:val="bullet"/>
+      <w:lvlText w:val=""/>
+      <w:lvlJc w:val="left"/>
+      <w:pPr>
+        <w:tabs>
+          <w:tab w:val="num" w:pos="4320"/>
+        </w:tabs>
+        <w:ind w:left="4320" w:hanging="360"/>
+      </w:pPr>
+      <w:rPr>
+        <w:rFonts w:ascii="Wingdings" w:hAnsi="Wingdings" w:hint="default"/>
+        <w:sz w:val="20"/>
+      </w:rPr>
+    </w:lvl>
+    <w:lvl w:ilvl="6" w:tentative="1">
+      <w:start w:val="1"/>
+      <w:numFmt w:val="bullet"/>
+      <w:lvlText w:val=""/>
+      <w:lvlJc w:val="left"/>
+      <w:pPr>
+        <w:tabs>
+          <w:tab w:val="num" w:pos="5040"/>
+        </w:tabs>
+        <w:ind w:left="5040" w:hanging="360"/>
+      </w:pPr>
+      <w:rPr>
+        <w:rFonts w:ascii="Wingdings" w:hAnsi="Wingdings" w:hint="default"/>
+        <w:sz w:val="20"/>
+      </w:rPr>
+    </w:lvl>
+    <w:lvl w:ilvl="7" w:tentative="1">
+      <w:start w:val="1"/>
+      <w:numFmt w:val="bullet"/>
+      <w:lvlText w:val=""/>
+      <w:lvlJc w:val="left"/>
+      <w:pPr>
+        <w:tabs>
+          <w:tab w:val="num" w:pos="5760"/>
+        </w:tabs>
+        <w:ind w:left="5760" w:hanging="360"/>
+      </w:pPr>
+      <w:rPr>
+        <w:rFonts w:ascii="Wingdings" w:hAnsi="Wingdings" w:hint="default"/>
+        <w:sz w:val="20"/>
+      </w:rPr>
+    </w:lvl>
+    <w:lvl w:ilvl="8" w:tentative="1">
+      <w:start w:val="1"/>
+      <w:numFmt w:val="bullet"/>
+      <w:lvlText w:val=""/>
+      <w:lvlJc w:val="left"/>
+      <w:pPr>
+        <w:tabs>
+          <w:tab w:val="num" w:pos="6480"/>
+        </w:tabs>
+        <w:ind w:left="6480" w:hanging="360"/>
+      </w:pPr>
+      <w:rPr>
+        <w:rFonts w:ascii="Wingdings" w:hAnsi="Wingdings" w:hint="default"/>
+        <w:sz w:val="20"/>
+      </w:rPr>
+    </w:lvl>
+  </w:abstractNum>
+  <w:abstractNum w:abstractNumId="24" w15:restartNumberingAfterBreak="0">
     <w:nsid w:val="3EC66250"/>
     <w:multiLevelType w:val="multilevel"/>
     <w:tmpl w:val="D4C07676"/>
@@ -16179,7 +16859,7 @@
       </w:rPr>
     </w:lvl>
   </w:abstractNum>
-  <w:abstractNum w:abstractNumId="22" w15:restartNumberingAfterBreak="0">
+  <w:abstractNum w:abstractNumId="25" w15:restartNumberingAfterBreak="0">
     <w:nsid w:val="405D7DD0"/>
     <w:multiLevelType w:val="multilevel"/>
     <w:tmpl w:val="B1802674"/>
@@ -16328,7 +17008,7 @@
       </w:rPr>
     </w:lvl>
   </w:abstractNum>
-  <w:abstractNum w:abstractNumId="23" w15:restartNumberingAfterBreak="0">
+  <w:abstractNum w:abstractNumId="26" w15:restartNumberingAfterBreak="0">
     <w:nsid w:val="4189603E"/>
     <w:multiLevelType w:val="multilevel"/>
     <w:tmpl w:val="0AB06E12"/>
@@ -16349,15 +17029,19 @@
         <w:caps w:val="0"/>
         <w:strike w:val="0"/>
         <w:dstrike w:val="0"/>
-        <w:outline w:val="0"/>
-        <w:shadow w:val="0"/>
-        <w:emboss w:val="0"/>
-        <w:imprint w:val="0"/>
         <w:vanish w:val="0"/>
         <w:color w:val="auto"/>
         <w:sz w:val="20"/>
         <w:szCs w:val="20"/>
         <w:vertAlign w:val="baseline"/>
+        <w14:shadow w14:blurRad="0" w14:dist="0" w14:dir="0" w14:sx="0" w14:sy="0" w14:kx="0" w14:ky="0" w14:algn="none">
+          <w14:srgbClr w14:val="000000"/>
+        </w14:shadow>
+        <w14:textOutline w14:w="0" w14:cap="rnd" w14:cmpd="sng" w14:algn="ctr">
+          <w14:noFill/>
+          <w14:prstDash w14:val="solid"/>
+          <w14:bevel/>
+        </w14:textOutline>
       </w:rPr>
     </w:lvl>
     <w:lvl w:ilvl="1">
@@ -16381,15 +17065,19 @@
         <w:caps w:val="0"/>
         <w:strike w:val="0"/>
         <w:dstrike w:val="0"/>
-        <w:outline w:val="0"/>
-        <w:shadow w:val="0"/>
-        <w:emboss w:val="0"/>
-        <w:imprint w:val="0"/>
         <w:vanish w:val="0"/>
         <w:color w:val="auto"/>
         <w:sz w:val="20"/>
         <w:szCs w:val="20"/>
         <w:vertAlign w:val="baseline"/>
+        <w14:shadow w14:blurRad="0" w14:dist="0" w14:dir="0" w14:sx="0" w14:sy="0" w14:kx="0" w14:ky="0" w14:algn="none">
+          <w14:srgbClr w14:val="000000"/>
+        </w14:shadow>
+        <w14:textOutline w14:w="0" w14:cap="rnd" w14:cmpd="sng" w14:algn="ctr">
+          <w14:noFill/>
+          <w14:prstDash w14:val="solid"/>
+          <w14:bevel/>
+        </w14:textOutline>
       </w:rPr>
     </w:lvl>
     <w:lvl w:ilvl="2">
@@ -16413,15 +17101,19 @@
         <w:caps w:val="0"/>
         <w:strike w:val="0"/>
         <w:dstrike w:val="0"/>
-        <w:outline w:val="0"/>
-        <w:shadow w:val="0"/>
-        <w:emboss w:val="0"/>
-        <w:imprint w:val="0"/>
         <w:vanish w:val="0"/>
         <w:color w:val="auto"/>
         <w:sz w:val="20"/>
         <w:szCs w:val="20"/>
         <w:vertAlign w:val="baseline"/>
+        <w14:shadow w14:blurRad="0" w14:dist="0" w14:dir="0" w14:sx="0" w14:sy="0" w14:kx="0" w14:ky="0" w14:algn="none">
+          <w14:srgbClr w14:val="000000"/>
+        </w14:shadow>
+        <w14:textOutline w14:w="0" w14:cap="rnd" w14:cmpd="sng" w14:algn="ctr">
+          <w14:noFill/>
+          <w14:prstDash w14:val="solid"/>
+          <w14:bevel/>
+        </w14:textOutline>
       </w:rPr>
     </w:lvl>
     <w:lvl w:ilvl="3">
@@ -16523,7 +17215,7 @@
       </w:rPr>
     </w:lvl>
   </w:abstractNum>
-  <w:abstractNum w:abstractNumId="24" w15:restartNumberingAfterBreak="0">
+  <w:abstractNum w:abstractNumId="27" w15:restartNumberingAfterBreak="0">
     <w:nsid w:val="42A74250"/>
     <w:multiLevelType w:val="hybridMultilevel"/>
     <w:tmpl w:val="6504AC68"/>
@@ -16609,7 +17301,7 @@
       </w:pPr>
     </w:lvl>
   </w:abstractNum>
-  <w:abstractNum w:abstractNumId="25" w15:restartNumberingAfterBreak="0">
+  <w:abstractNum w:abstractNumId="28" w15:restartNumberingAfterBreak="0">
     <w:nsid w:val="493C3F76"/>
     <w:multiLevelType w:val="hybridMultilevel"/>
     <w:tmpl w:val="9A9E418C"/>
@@ -16629,10 +17321,6 @@
         <w:caps w:val="0"/>
         <w:strike w:val="0"/>
         <w:dstrike w:val="0"/>
-        <w:outline w:val="0"/>
-        <w:shadow w:val="0"/>
-        <w:emboss w:val="0"/>
-        <w:imprint w:val="0"/>
         <w:vanish w:val="0"/>
         <w:color w:val="auto"/>
         <w:spacing w:val="0"/>
@@ -16641,6 +17329,14 @@
         <w:position w:val="0"/>
         <w:sz w:val="16"/>
         <w:vertAlign w:val="superscript"/>
+        <w14:shadow w14:blurRad="0" w14:dist="0" w14:dir="0" w14:sx="0" w14:sy="0" w14:kx="0" w14:ky="0" w14:algn="none">
+          <w14:srgbClr w14:val="000000"/>
+        </w14:shadow>
+        <w14:textOutline w14:w="0" w14:cap="rnd" w14:cmpd="sng" w14:algn="ctr">
+          <w14:noFill/>
+          <w14:prstDash w14:val="solid"/>
+          <w14:bevel/>
+        </w14:textOutline>
       </w:rPr>
     </w:lvl>
     <w:lvl w:ilvl="1" w:tplc="04090019" w:tentative="1">
@@ -16716,7 +17412,7 @@
       </w:pPr>
     </w:lvl>
   </w:abstractNum>
-  <w:abstractNum w:abstractNumId="26" w15:restartNumberingAfterBreak="0">
+  <w:abstractNum w:abstractNumId="29" w15:restartNumberingAfterBreak="0">
     <w:nsid w:val="4A5138BD"/>
     <w:multiLevelType w:val="multilevel"/>
     <w:tmpl w:val="F63C12A2"/>
@@ -16865,7 +17561,7 @@
       </w:rPr>
     </w:lvl>
   </w:abstractNum>
-  <w:abstractNum w:abstractNumId="27" w15:restartNumberingAfterBreak="0">
+  <w:abstractNum w:abstractNumId="30" w15:restartNumberingAfterBreak="0">
     <w:nsid w:val="4DC25270"/>
     <w:multiLevelType w:val="multilevel"/>
     <w:tmpl w:val="B8E4A058"/>
@@ -17014,7 +17710,7 @@
       </w:rPr>
     </w:lvl>
   </w:abstractNum>
-  <w:abstractNum w:abstractNumId="28" w15:restartNumberingAfterBreak="0">
+  <w:abstractNum w:abstractNumId="31" w15:restartNumberingAfterBreak="0">
     <w:nsid w:val="4F3B51B7"/>
     <w:multiLevelType w:val="multilevel"/>
     <w:tmpl w:val="648CB60E"/>
@@ -17163,7 +17859,7 @@
       </w:rPr>
     </w:lvl>
   </w:abstractNum>
-  <w:abstractNum w:abstractNumId="29" w15:restartNumberingAfterBreak="0">
+  <w:abstractNum w:abstractNumId="32" w15:restartNumberingAfterBreak="0">
     <w:nsid w:val="52CA544A"/>
     <w:multiLevelType w:val="singleLevel"/>
     <w:tmpl w:val="AED6D67E"/>
@@ -17190,7 +17886,7 @@
       </w:rPr>
     </w:lvl>
   </w:abstractNum>
-  <w:abstractNum w:abstractNumId="30" w15:restartNumberingAfterBreak="0">
+  <w:abstractNum w:abstractNumId="33" w15:restartNumberingAfterBreak="0">
     <w:nsid w:val="535C471F"/>
     <w:multiLevelType w:val="multilevel"/>
     <w:tmpl w:val="65D41630"/>
@@ -17339,7 +18035,7 @@
       </w:rPr>
     </w:lvl>
   </w:abstractNum>
-  <w:abstractNum w:abstractNumId="31" w15:restartNumberingAfterBreak="0">
+  <w:abstractNum w:abstractNumId="34" w15:restartNumberingAfterBreak="0">
     <w:nsid w:val="5A4F4EC8"/>
     <w:multiLevelType w:val="multilevel"/>
     <w:tmpl w:val="446446DA"/>
@@ -17488,7 +18184,156 @@
       </w:rPr>
     </w:lvl>
   </w:abstractNum>
-  <w:abstractNum w:abstractNumId="32" w15:restartNumberingAfterBreak="0">
+  <w:abstractNum w:abstractNumId="35" w15:restartNumberingAfterBreak="0">
+    <w:nsid w:val="61D15E1E"/>
+    <w:multiLevelType w:val="multilevel"/>
+    <w:tmpl w:val="E160E2B4"/>
+    <w:lvl w:ilvl="0">
+      <w:start w:val="1"/>
+      <w:numFmt w:val="bullet"/>
+      <w:lvlText w:val=""/>
+      <w:lvlJc w:val="left"/>
+      <w:pPr>
+        <w:tabs>
+          <w:tab w:val="num" w:pos="720"/>
+        </w:tabs>
+        <w:ind w:left="720" w:hanging="360"/>
+      </w:pPr>
+      <w:rPr>
+        <w:rFonts w:ascii="Symbol" w:hAnsi="Symbol" w:hint="default"/>
+        <w:sz w:val="20"/>
+      </w:rPr>
+    </w:lvl>
+    <w:lvl w:ilvl="1" w:tentative="1">
+      <w:start w:val="1"/>
+      <w:numFmt w:val="bullet"/>
+      <w:lvlText w:val="o"/>
+      <w:lvlJc w:val="left"/>
+      <w:pPr>
+        <w:tabs>
+          <w:tab w:val="num" w:pos="1440"/>
+        </w:tabs>
+        <w:ind w:left="1440" w:hanging="360"/>
+      </w:pPr>
+      <w:rPr>
+        <w:rFonts w:ascii="Courier New" w:hAnsi="Courier New" w:hint="default"/>
+        <w:sz w:val="20"/>
+      </w:rPr>
+    </w:lvl>
+    <w:lvl w:ilvl="2" w:tentative="1">
+      <w:start w:val="1"/>
+      <w:numFmt w:val="bullet"/>
+      <w:lvlText w:val=""/>
+      <w:lvlJc w:val="left"/>
+      <w:pPr>
+        <w:tabs>
+          <w:tab w:val="num" w:pos="2160"/>
+        </w:tabs>
+        <w:ind w:left="2160" w:hanging="360"/>
+      </w:pPr>
+      <w:rPr>
+        <w:rFonts w:ascii="Wingdings" w:hAnsi="Wingdings" w:hint="default"/>
+        <w:sz w:val="20"/>
+      </w:rPr>
+    </w:lvl>
+    <w:lvl w:ilvl="3" w:tentative="1">
+      <w:start w:val="1"/>
+      <w:numFmt w:val="bullet"/>
+      <w:lvlText w:val=""/>
+      <w:lvlJc w:val="left"/>
+      <w:pPr>
+        <w:tabs>
+          <w:tab w:val="num" w:pos="2880"/>
+        </w:tabs>
+        <w:ind w:left="2880" w:hanging="360"/>
+      </w:pPr>
+      <w:rPr>
+        <w:rFonts w:ascii="Wingdings" w:hAnsi="Wingdings" w:hint="default"/>
+        <w:sz w:val="20"/>
+      </w:rPr>
+    </w:lvl>
+    <w:lvl w:ilvl="4" w:tentative="1">
+      <w:start w:val="1"/>
+      <w:numFmt w:val="bullet"/>
+      <w:lvlText w:val=""/>
+      <w:lvlJc w:val="left"/>
+      <w:pPr>
+        <w:tabs>
+          <w:tab w:val="num" w:pos="3600"/>
+        </w:tabs>
+        <w:ind w:left="3600" w:hanging="360"/>
+      </w:pPr>
+      <w:rPr>
+        <w:rFonts w:ascii="Wingdings" w:hAnsi="Wingdings" w:hint="default"/>
+        <w:sz w:val="20"/>
+      </w:rPr>
+    </w:lvl>
+    <w:lvl w:ilvl="5" w:tentative="1">
+      <w:start w:val="1"/>
+      <w:numFmt w:val="bullet"/>
+      <w:lvlText w:val=""/>
+      <w:lvlJc w:val="left"/>
+      <w:pPr>
+        <w:tabs>
+          <w:tab w:val="num" w:pos="4320"/>
+        </w:tabs>
+        <w:ind w:left="4320" w:hanging="360"/>
+      </w:pPr>
+      <w:rPr>
+        <w:rFonts w:ascii="Wingdings" w:hAnsi="Wingdings" w:hint="default"/>
+        <w:sz w:val="20"/>
+      </w:rPr>
+    </w:lvl>
+    <w:lvl w:ilvl="6" w:tentative="1">
+      <w:start w:val="1"/>
+      <w:numFmt w:val="bullet"/>
+      <w:lvlText w:val=""/>
+      <w:lvlJc w:val="left"/>
+      <w:pPr>
+        <w:tabs>
+          <w:tab w:val="num" w:pos="5040"/>
+        </w:tabs>
+        <w:ind w:left="5040" w:hanging="360"/>
+      </w:pPr>
+      <w:rPr>
+        <w:rFonts w:ascii="Wingdings" w:hAnsi="Wingdings" w:hint="default"/>
+        <w:sz w:val="20"/>
+      </w:rPr>
+    </w:lvl>
+    <w:lvl w:ilvl="7" w:tentative="1">
+      <w:start w:val="1"/>
+      <w:numFmt w:val="bullet"/>
+      <w:lvlText w:val=""/>
+      <w:lvlJc w:val="left"/>
+      <w:pPr>
+        <w:tabs>
+          <w:tab w:val="num" w:pos="5760"/>
+        </w:tabs>
+        <w:ind w:left="5760" w:hanging="360"/>
+      </w:pPr>
+      <w:rPr>
+        <w:rFonts w:ascii="Wingdings" w:hAnsi="Wingdings" w:hint="default"/>
+        <w:sz w:val="20"/>
+      </w:rPr>
+    </w:lvl>
+    <w:lvl w:ilvl="8" w:tentative="1">
+      <w:start w:val="1"/>
+      <w:numFmt w:val="bullet"/>
+      <w:lvlText w:val=""/>
+      <w:lvlJc w:val="left"/>
+      <w:pPr>
+        <w:tabs>
+          <w:tab w:val="num" w:pos="6480"/>
+        </w:tabs>
+        <w:ind w:left="6480" w:hanging="360"/>
+      </w:pPr>
+      <w:rPr>
+        <w:rFonts w:ascii="Wingdings" w:hAnsi="Wingdings" w:hint="default"/>
+        <w:sz w:val="20"/>
+      </w:rPr>
+    </w:lvl>
+  </w:abstractNum>
+  <w:abstractNum w:abstractNumId="36" w15:restartNumberingAfterBreak="0">
     <w:nsid w:val="699F36DC"/>
     <w:multiLevelType w:val="multilevel"/>
     <w:tmpl w:val="B3A43BB4"/>
@@ -17637,7 +18482,7 @@
       </w:rPr>
     </w:lvl>
   </w:abstractNum>
-  <w:abstractNum w:abstractNumId="33" w15:restartNumberingAfterBreak="0">
+  <w:abstractNum w:abstractNumId="37" w15:restartNumberingAfterBreak="0">
     <w:nsid w:val="6C402C58"/>
     <w:multiLevelType w:val="hybridMultilevel"/>
     <w:tmpl w:val="9A1CA078"/>
@@ -17782,7 +18627,7 @@
       </w:rPr>
     </w:lvl>
   </w:abstractNum>
-  <w:abstractNum w:abstractNumId="34" w15:restartNumberingAfterBreak="0">
+  <w:abstractNum w:abstractNumId="38" w15:restartNumberingAfterBreak="0">
     <w:nsid w:val="6CD32DA8"/>
     <w:multiLevelType w:val="singleLevel"/>
     <w:tmpl w:val="166470C2"/>
@@ -17808,7 +18653,7 @@
       </w:rPr>
     </w:lvl>
   </w:abstractNum>
-  <w:abstractNum w:abstractNumId="35" w15:restartNumberingAfterBreak="0">
+  <w:abstractNum w:abstractNumId="39" w15:restartNumberingAfterBreak="0">
     <w:nsid w:val="79C41F47"/>
     <w:multiLevelType w:val="multilevel"/>
     <w:tmpl w:val="4FA8343E"/>
@@ -17921,7 +18766,7 @@
       </w:pPr>
     </w:lvl>
   </w:abstractNum>
-  <w:abstractNum w:abstractNumId="36" w15:restartNumberingAfterBreak="0">
+  <w:abstractNum w:abstractNumId="40" w15:restartNumberingAfterBreak="0">
     <w:nsid w:val="7A991E13"/>
     <w:multiLevelType w:val="multilevel"/>
     <w:tmpl w:val="E3E0CC68"/>
@@ -18034,7 +18879,7 @@
       </w:pPr>
     </w:lvl>
   </w:abstractNum>
-  <w:abstractNum w:abstractNumId="37" w15:restartNumberingAfterBreak="0">
+  <w:abstractNum w:abstractNumId="41" w15:restartNumberingAfterBreak="0">
     <w:nsid w:val="7FAC42A0"/>
     <w:multiLevelType w:val="multilevel"/>
     <w:tmpl w:val="7B0C17AC"/>
@@ -18184,40 +19029,40 @@
     </w:lvl>
   </w:abstractNum>
   <w:num w:numId="1" w16cid:durableId="1201210240">
+    <w:abstractNumId w:val="18"/>
+  </w:num>
+  <w:num w:numId="2" w16cid:durableId="744106382">
+    <w:abstractNumId w:val="37"/>
+  </w:num>
+  <w:num w:numId="3" w16cid:durableId="405542283">
     <w:abstractNumId w:val="16"/>
   </w:num>
-  <w:num w:numId="2" w16cid:durableId="744106382">
-    <w:abstractNumId w:val="33"/>
+  <w:num w:numId="4" w16cid:durableId="58528485">
+    <w:abstractNumId w:val="26"/>
   </w:num>
-  <w:num w:numId="3" w16cid:durableId="405542283">
+  <w:num w:numId="5" w16cid:durableId="158690621">
+    <w:abstractNumId w:val="26"/>
+  </w:num>
+  <w:num w:numId="6" w16cid:durableId="1725248462">
+    <w:abstractNumId w:val="26"/>
+  </w:num>
+  <w:num w:numId="7" w16cid:durableId="941455226">
+    <w:abstractNumId w:val="26"/>
+  </w:num>
+  <w:num w:numId="8" w16cid:durableId="1785659599">
+    <w:abstractNumId w:val="32"/>
+  </w:num>
+  <w:num w:numId="9" w16cid:durableId="1933902280">
+    <w:abstractNumId w:val="38"/>
+  </w:num>
+  <w:num w:numId="10" w16cid:durableId="1495225212">
+    <w:abstractNumId w:val="20"/>
+  </w:num>
+  <w:num w:numId="11" w16cid:durableId="275407238">
     <w:abstractNumId w:val="14"/>
   </w:num>
-  <w:num w:numId="4" w16cid:durableId="58528485">
-    <w:abstractNumId w:val="23"/>
-  </w:num>
-  <w:num w:numId="5" w16cid:durableId="158690621">
-    <w:abstractNumId w:val="23"/>
-  </w:num>
-  <w:num w:numId="6" w16cid:durableId="1725248462">
-    <w:abstractNumId w:val="23"/>
-  </w:num>
-  <w:num w:numId="7" w16cid:durableId="941455226">
-    <w:abstractNumId w:val="23"/>
-  </w:num>
-  <w:num w:numId="8" w16cid:durableId="1785659599">
-    <w:abstractNumId w:val="29"/>
-  </w:num>
-  <w:num w:numId="9" w16cid:durableId="1933902280">
-    <w:abstractNumId w:val="34"/>
-  </w:num>
-  <w:num w:numId="10" w16cid:durableId="1495225212">
-    <w:abstractNumId w:val="18"/>
-  </w:num>
-  <w:num w:numId="11" w16cid:durableId="275407238">
-    <w:abstractNumId w:val="13"/>
-  </w:num>
   <w:num w:numId="12" w16cid:durableId="979460043">
-    <w:abstractNumId w:val="11"/>
+    <w:abstractNumId w:val="12"/>
   </w:num>
   <w:num w:numId="13" w16cid:durableId="2001345332">
     <w:abstractNumId w:val="0"/>
@@ -18253,58 +19098,70 @@
     <w:abstractNumId w:val="1"/>
   </w:num>
   <w:num w:numId="24" w16cid:durableId="841047741">
+    <w:abstractNumId w:val="28"/>
+  </w:num>
+  <w:num w:numId="25" w16cid:durableId="1846700602">
+    <w:abstractNumId w:val="13"/>
+  </w:num>
+  <w:num w:numId="26" w16cid:durableId="2075734801">
+    <w:abstractNumId w:val="24"/>
+  </w:num>
+  <w:num w:numId="27" w16cid:durableId="372577414">
+    <w:abstractNumId w:val="17"/>
+  </w:num>
+  <w:num w:numId="28" w16cid:durableId="500002219">
+    <w:abstractNumId w:val="22"/>
+  </w:num>
+  <w:num w:numId="29" w16cid:durableId="1753428773">
+    <w:abstractNumId w:val="31"/>
+  </w:num>
+  <w:num w:numId="30" w16cid:durableId="987705696">
+    <w:abstractNumId w:val="33"/>
+  </w:num>
+  <w:num w:numId="31" w16cid:durableId="147357453">
+    <w:abstractNumId w:val="19"/>
+  </w:num>
+  <w:num w:numId="32" w16cid:durableId="956182253">
     <w:abstractNumId w:val="25"/>
   </w:num>
-  <w:num w:numId="25" w16cid:durableId="1846700602">
-    <w:abstractNumId w:val="12"/>
+  <w:num w:numId="33" w16cid:durableId="1632902333">
+    <w:abstractNumId w:val="27"/>
   </w:num>
-  <w:num w:numId="26" w16cid:durableId="2075734801">
+  <w:num w:numId="34" w16cid:durableId="482357074">
+    <w:abstractNumId w:val="29"/>
+  </w:num>
+  <w:num w:numId="35" w16cid:durableId="1552963809">
+    <w:abstractNumId w:val="36"/>
+  </w:num>
+  <w:num w:numId="36" w16cid:durableId="1073889321">
+    <w:abstractNumId w:val="39"/>
+  </w:num>
+  <w:num w:numId="37" w16cid:durableId="639959264">
+    <w:abstractNumId w:val="40"/>
+  </w:num>
+  <w:num w:numId="38" w16cid:durableId="1437747114">
+    <w:abstractNumId w:val="34"/>
+  </w:num>
+  <w:num w:numId="39" w16cid:durableId="1726641033">
+    <w:abstractNumId w:val="30"/>
+  </w:num>
+  <w:num w:numId="40" w16cid:durableId="998115210">
     <w:abstractNumId w:val="21"/>
   </w:num>
-  <w:num w:numId="27" w16cid:durableId="372577414">
-    <w:abstractNumId w:val="15"/>
+  <w:num w:numId="41" w16cid:durableId="978657057">
+    <w:abstractNumId w:val="41"/>
   </w:num>
-  <w:num w:numId="28" w16cid:durableId="500002219">
-    <w:abstractNumId w:val="20"/>
+  <w:num w:numId="42" w16cid:durableId="1766077393">
+    <w:abstractNumId w:val="11"/>
   </w:num>
-  <w:num w:numId="29" w16cid:durableId="1753428773">
-    <w:abstractNumId w:val="28"/>
-  </w:num>
-  <w:num w:numId="30" w16cid:durableId="987705696">
-    <w:abstractNumId w:val="30"/>
-  </w:num>
-  <w:num w:numId="31" w16cid:durableId="147357453">
-    <w:abstractNumId w:val="17"/>
-  </w:num>
-  <w:num w:numId="32" w16cid:durableId="956182253">
-    <w:abstractNumId w:val="22"/>
-  </w:num>
-  <w:num w:numId="33" w16cid:durableId="1632902333">
-    <w:abstractNumId w:val="24"/>
-  </w:num>
-  <w:num w:numId="34" w16cid:durableId="482357074">
-    <w:abstractNumId w:val="26"/>
-  </w:num>
-  <w:num w:numId="35" w16cid:durableId="1552963809">
-    <w:abstractNumId w:val="32"/>
-  </w:num>
-  <w:num w:numId="36" w16cid:durableId="1073889321">
+  <w:num w:numId="43" w16cid:durableId="1793203176">
     <w:abstractNumId w:val="35"/>
   </w:num>
-  <w:num w:numId="37" w16cid:durableId="639959264">
-    <w:abstractNumId w:val="36"/>
+  <w:num w:numId="44" w16cid:durableId="893588090">
+    <w:abstractNumId w:val="23"/>
   </w:num>
-  <w:num w:numId="38" w16cid:durableId="1437747114">
-    <w:abstractNumId w:val="31"/>
-  </w:num>
-  <w:num w:numId="39" w16cid:durableId="1726641033">
-    <w:abstractNumId w:val="27"/>
-  </w:num>
-  <w:num w:numId="40" w16cid:durableId="998115210">
-    <w:abstractNumId w:val="19"/>
-  </w:num>
-  <w:num w:numId="41" w16cid:durableId="978657057">
-    <w:abstractNumId w:val="37"/>
+  <w:num w:numId="45" w16cid:durableId="1320689725">
+    <w:abstractNumId w:val="15"/>
   </w:num>
 </w:numbering>
 </file>
@@ -18732,7 +19589,6 @@
   <w:style w:type="character" w:default="1" w:styleId="DefaultParagraphFont">
     <w:name w:val="Default Paragraph Font"/>
     <w:uiPriority w:val="1"/>
-    <w:semiHidden/>
     <w:unhideWhenUsed/>
   </w:style>
   <w:style w:type="table" w:default="1" w:styleId="TableNormal">
@@ -19168,6 +20024,25 @@
       <w:szCs w:val="24"/>
     </w:rPr>
   </w:style>
+  <w:style w:type="character" w:styleId="PlaceholderText">
+    <w:name w:val="Placeholder Text"/>
+    <w:basedOn w:val="DefaultParagraphFont"/>
+    <w:uiPriority w:val="99"/>
+    <w:semiHidden/>
+    <w:rsid w:val="008D3591"/>
+    <w:rPr>
+      <w:color w:val="666666"/>
+    </w:rPr>
+  </w:style>
+  <w:style w:type="character" w:styleId="FollowedHyperlink">
+    <w:name w:val="FollowedHyperlink"/>
+    <w:basedOn w:val="DefaultParagraphFont"/>
+    <w:rsid w:val="00A25543"/>
+    <w:rPr>
+      <w:color w:val="954F72" w:themeColor="followedHyperlink"/>
+      <w:u w:val="single"/>
+    </w:rPr>
+  </w:style>
 </w:styles>
 </file>
 

--- a/source/MySEProject/Documentation/ML 24-25-03 Implement Anomaly Detection Sample_Team Synergy.docx
+++ b/source/MySEProject/Documentation/ML 24-25-03 Implement Anomaly Detection Sample_Team Synergy.docx
@@ -868,6 +868,12 @@
         </w:rPr>
         <w:t>The Spatial Pooler processes these SDRs using columns of simulated cortical neuron to learn spatial features via competitive learning and homeostatic plasticity, filtering noise while preserving semantic similarity. The Temporal Memory then identifies temporal sequences in these spatial patterns, predicting future states through dendritic segment activation. These components are chained in a hierarchical pipeline (Fig.2), where input data flows through an encoder → Spatial Pooler → Temporal Memory, iteratively refining spatial and temporal context over cycles. The system leverages configurable parameters (e.g., column density, inhibition radius) and multi-threaded computation for scalability, enabling continuous online learning of streaming data patterns. This architecture mirrors neocortical layered processing, making HTM particularly suited for real-time anomaly detection, predictive modeling, and temporal sequence learning tasks.</w:t>
       </w:r>
+      <w:r>
+        <w:rPr>
+          <w:lang w:eastAsia="x-none"/>
+        </w:rPr>
+        <w:t>[5]</w:t>
+      </w:r>
     </w:p>
     <w:p>
       <w:pPr>
@@ -2065,6 +2071,12 @@
           <w:noProof/>
         </w:rPr>
         <w:t>We will read and parse time-series sequences from CSV files, trim the sequences by removing leading elements, and display the parsed data for debugging purposes. Finally, the prediction results will be saved to new CSV files.</w:t>
+      </w:r>
+      <w:r>
+        <w:rPr>
+          <w:noProof/>
+        </w:rPr>
+        <w:t>[3]</w:t>
       </w:r>
     </w:p>
     <w:p>
@@ -14535,13 +14547,6 @@
       <w:pPr>
         <w:pStyle w:val="references"/>
         <w:ind w:left="354" w:hanging="354"/>
-        <w:sectPr>
-          <w:type w:val="continuous"/>
-          <w:pgSz w:w="11906" w:h="16838" w:code="9"/>
-          <w:pgMar w:top="1080" w:right="907" w:bottom="1440" w:left="907" w:header="720" w:footer="720" w:gutter="0"/>
-          <w:cols w:num="2" w:space="360"/>
-          <w:docGrid w:linePitch="360"/>
-        </w:sectPr>
       </w:pPr>
       <w:r>
         <w:t xml:space="preserve">NeoCortex forked github repository for Anomaly Detection Sample, Team Synergy: </w:t>
@@ -14558,12 +14563,25 @@
     <w:p>
       <w:pPr>
         <w:pStyle w:val="references"/>
-      </w:pPr>
-      <w:r>
-        <w:t>S. Ahmad &amp; J. Hawkins, "Properties of Sparse Distributed Representations and their Application to Hierarchical Temporal Memory," Frontiers in Computational Neuroscience, 2015</w:t>
-      </w:r>
-      <w:r>
-        <w:t>.</w:t>
+        <w:numPr>
+          <w:ilvl w:val="0"/>
+          <w:numId w:val="0"/>
+        </w:numPr>
+        <w:sectPr>
+          <w:type w:val="continuous"/>
+          <w:pgSz w:w="11906" w:h="16838" w:code="9"/>
+          <w:pgMar w:top="1080" w:right="907" w:bottom="1440" w:left="907" w:header="720" w:footer="720" w:gutter="0"/>
+          <w:cols w:num="2" w:space="360"/>
+          <w:docGrid w:linePitch="360"/>
+        </w:sectPr>
+      </w:pPr>
+    </w:p>
+    <w:p>
+      <w:pPr>
+        <w:pStyle w:val="references"/>
+      </w:pPr>
+      <w:r>
+        <w:t>S. Ahmad &amp; J. Hawkins, "Properties of Sparse Distributed Representations and their Application to Hierarchical Temporal Memory," Frontiers in Computational Neuroscience, 2015.</w:t>
       </w:r>
     </w:p>
     <w:p>
@@ -19589,6 +19607,7 @@
   <w:style w:type="character" w:default="1" w:styleId="DefaultParagraphFont">
     <w:name w:val="Default Paragraph Font"/>
     <w:uiPriority w:val="1"/>
+    <w:semiHidden/>
     <w:unhideWhenUsed/>
   </w:style>
   <w:style w:type="table" w:default="1" w:styleId="TableNormal">

--- a/source/MySEProject/Documentation/ML 24-25-03 Implement Anomaly Detection Sample_Team Synergy.docx
+++ b/source/MySEProject/Documentation/ML 24-25-03 Implement Anomaly Detection Sample_Team Synergy.docx
@@ -805,6 +805,7 @@
         <w:rPr>
           <w:b w:val="0"/>
           <w:bCs w:val="0"/>
+          <w:noProof/>
           <w:sz w:val="18"/>
           <w:szCs w:val="18"/>
         </w:rPr>
@@ -2392,7 +2393,52 @@
                         <w:jc w:val="left"/>
                       </w:pPr>
                       <w:r>
-                        <w:t>for (int i = 0; i &lt; maxCycles &amp;&amp; !isInStableState; i++)</w:t>
+                        <w:t xml:space="preserve">for (int </w:t>
+                      </w:r>
+                      <w:proofErr w:type="spellStart"/>
+                      <w:r>
+                        <w:t>i</w:t>
+                      </w:r>
+                      <w:proofErr w:type="spellEnd"/>
+                      <w:r>
+                        <w:t xml:space="preserve"> = 0; </w:t>
+                      </w:r>
+                      <w:proofErr w:type="spellStart"/>
+                      <w:r>
+                        <w:t>i</w:t>
+                      </w:r>
+                      <w:proofErr w:type="spellEnd"/>
+                      <w:r>
+                        <w:t xml:space="preserve"> &lt; </w:t>
+                      </w:r>
+                      <w:proofErr w:type="spellStart"/>
+                      <w:r>
+                        <w:t>maxCycles</w:t>
+                      </w:r>
+                      <w:proofErr w:type="spellEnd"/>
+                      <w:r>
+                        <w:t xml:space="preserve"> &amp;</w:t>
+                      </w:r>
+                      <w:proofErr w:type="gramStart"/>
+                      <w:r>
+                        <w:t>&amp; !</w:t>
+                      </w:r>
+                      <w:proofErr w:type="spellStart"/>
+                      <w:r>
+                        <w:t>isInStableState</w:t>
+                      </w:r>
+                      <w:proofErr w:type="spellEnd"/>
+                      <w:proofErr w:type="gramEnd"/>
+                      <w:r>
+                        <w:t xml:space="preserve">; </w:t>
+                      </w:r>
+                      <w:proofErr w:type="spellStart"/>
+                      <w:r>
+                        <w:t>i</w:t>
+                      </w:r>
+                      <w:proofErr w:type="spellEnd"/>
+                      <w:r>
+                        <w:t>++)</w:t>
                       </w:r>
                     </w:p>
                   </w:txbxContent>
@@ -2638,8 +2684,13 @@
                       <w:pPr>
                         <w:jc w:val="left"/>
                       </w:pPr>
+                      <w:proofErr w:type="gramStart"/>
                       <w:r>
-                        <w:t>layer1.HtmModules.Add("tm", tm);</w:t>
+                        <w:t>layer1.HtmModules.Add</w:t>
+                      </w:r>
+                      <w:proofErr w:type="gramEnd"/>
+                      <w:r>
+                        <w:t>("tm", tm);</w:t>
                       </w:r>
                     </w:p>
                     <w:p>
@@ -2648,7 +2699,15 @@
                         <w:jc w:val="left"/>
                       </w:pPr>
                       <w:r>
-                        <w:t>foreach (var sequenceKeyPair in sequences)</w:t>
+                        <w:t xml:space="preserve">foreach (var </w:t>
+                      </w:r>
+                      <w:proofErr w:type="spellStart"/>
+                      <w:r>
+                        <w:t>sequenceKeyPair</w:t>
+                      </w:r>
+                      <w:proofErr w:type="spellEnd"/>
+                      <w:r>
+                        <w:t xml:space="preserve"> in sequences)</w:t>
                       </w:r>
                     </w:p>
                   </w:txbxContent>
@@ -3984,7 +4043,36 @@
                         <w:jc w:val="left"/>
                       </w:pPr>
                       <w:r>
-                        <w:t>public bool IsAnomaly(double predictedValue, double actualValue)</w:t>
+                        <w:t xml:space="preserve">public bool </w:t>
+                      </w:r>
+                      <w:proofErr w:type="spellStart"/>
+                      <w:proofErr w:type="gramStart"/>
+                      <w:r>
+                        <w:t>IsAnomaly</w:t>
+                      </w:r>
+                      <w:proofErr w:type="spellEnd"/>
+                      <w:r>
+                        <w:t>(</w:t>
+                      </w:r>
+                      <w:proofErr w:type="gramEnd"/>
+                      <w:r>
+                        <w:t xml:space="preserve">double </w:t>
+                      </w:r>
+                      <w:proofErr w:type="spellStart"/>
+                      <w:r>
+                        <w:t>predictedValue</w:t>
+                      </w:r>
+                      <w:proofErr w:type="spellEnd"/>
+                      <w:r>
+                        <w:t xml:space="preserve">, double </w:t>
+                      </w:r>
+                      <w:proofErr w:type="spellStart"/>
+                      <w:r>
+                        <w:t>actualValue</w:t>
+                      </w:r>
+                      <w:proofErr w:type="spellEnd"/>
+                      <w:r>
+                        <w:t>)</w:t>
                       </w:r>
                     </w:p>
                     <w:p>
@@ -4008,7 +4096,39 @@
                         <w:jc w:val="left"/>
                       </w:pPr>
                       <w:r>
-                        <w:t xml:space="preserve">     double absoluteDifference = Math.Abs(predictedValue - actualValue);</w:t>
+                        <w:t xml:space="preserve">     double </w:t>
+                      </w:r>
+                      <w:proofErr w:type="spellStart"/>
+                      <w:r>
+                        <w:t>absoluteDifference</w:t>
+                      </w:r>
+                      <w:proofErr w:type="spellEnd"/>
+                      <w:r>
+                        <w:t xml:space="preserve"> = </w:t>
+                      </w:r>
+                      <w:proofErr w:type="spellStart"/>
+                      <w:r>
+                        <w:t>Math.Abs</w:t>
+                      </w:r>
+                      <w:proofErr w:type="spellEnd"/>
+                      <w:r>
+                        <w:t>(</w:t>
+                      </w:r>
+                      <w:proofErr w:type="spellStart"/>
+                      <w:r>
+                        <w:t>predictedValue</w:t>
+                      </w:r>
+                      <w:proofErr w:type="spellEnd"/>
+                      <w:r>
+                        <w:t xml:space="preserve"> - </w:t>
+                      </w:r>
+                      <w:proofErr w:type="spellStart"/>
+                      <w:r>
+                        <w:t>actualValue</w:t>
+                      </w:r>
+                      <w:proofErr w:type="spellEnd"/>
+                      <w:r>
+                        <w:t>);</w:t>
                       </w:r>
                     </w:p>
                     <w:p>
@@ -4029,7 +4149,31 @@
                         <w:jc w:val="left"/>
                       </w:pPr>
                       <w:r>
-                        <w:t xml:space="preserve">     double relativeDifference = absoluteDifference / actualValue;</w:t>
+                        <w:t xml:space="preserve">     double </w:t>
+                      </w:r>
+                      <w:proofErr w:type="spellStart"/>
+                      <w:r>
+                        <w:t>relativeDifference</w:t>
+                      </w:r>
+                      <w:proofErr w:type="spellEnd"/>
+                      <w:r>
+                        <w:t xml:space="preserve"> = </w:t>
+                      </w:r>
+                      <w:proofErr w:type="spellStart"/>
+                      <w:r>
+                        <w:t>absoluteDifference</w:t>
+                      </w:r>
+                      <w:proofErr w:type="spellEnd"/>
+                      <w:r>
+                        <w:t xml:space="preserve"> / </w:t>
+                      </w:r>
+                      <w:proofErr w:type="spellStart"/>
+                      <w:r>
+                        <w:t>actualValue</w:t>
+                      </w:r>
+                      <w:proofErr w:type="spellEnd"/>
+                      <w:r>
+                        <w:t>;</w:t>
                       </w:r>
                     </w:p>
                     <w:p>
@@ -4050,7 +4194,33 @@
                         <w:jc w:val="left"/>
                       </w:pPr>
                       <w:r>
-                        <w:t xml:space="preserve">     bool exceedsThreshold = absoluteDifference &gt; this.threshold;</w:t>
+                        <w:t xml:space="preserve">     bool </w:t>
+                      </w:r>
+                      <w:proofErr w:type="spellStart"/>
+                      <w:r>
+                        <w:t>exceedsThreshold</w:t>
+                      </w:r>
+                      <w:proofErr w:type="spellEnd"/>
+                      <w:r>
+                        <w:t xml:space="preserve"> = </w:t>
+                      </w:r>
+                      <w:proofErr w:type="spellStart"/>
+                      <w:r>
+                        <w:t>absoluteDifference</w:t>
+                      </w:r>
+                      <w:proofErr w:type="spellEnd"/>
+                      <w:r>
+                        <w:t xml:space="preserve"> &gt; </w:t>
+                      </w:r>
+                      <w:proofErr w:type="spellStart"/>
+                      <w:proofErr w:type="gramStart"/>
+                      <w:r>
+                        <w:t>this.threshold</w:t>
+                      </w:r>
+                      <w:proofErr w:type="spellEnd"/>
+                      <w:proofErr w:type="gramEnd"/>
+                      <w:r>
+                        <w:t>;</w:t>
                       </w:r>
                     </w:p>
                     <w:p>
@@ -4071,7 +4241,33 @@
                         <w:jc w:val="left"/>
                       </w:pPr>
                       <w:r>
-                        <w:t xml:space="preserve">     bool exceedsTolerance = relativeDifference &gt; this.tolerance;</w:t>
+                        <w:t xml:space="preserve">     bool </w:t>
+                      </w:r>
+                      <w:proofErr w:type="spellStart"/>
+                      <w:r>
+                        <w:t>exceedsTolerance</w:t>
+                      </w:r>
+                      <w:proofErr w:type="spellEnd"/>
+                      <w:r>
+                        <w:t xml:space="preserve"> = </w:t>
+                      </w:r>
+                      <w:proofErr w:type="spellStart"/>
+                      <w:r>
+                        <w:t>relativeDifference</w:t>
+                      </w:r>
+                      <w:proofErr w:type="spellEnd"/>
+                      <w:r>
+                        <w:t xml:space="preserve"> &gt; </w:t>
+                      </w:r>
+                      <w:proofErr w:type="spellStart"/>
+                      <w:proofErr w:type="gramStart"/>
+                      <w:r>
+                        <w:t>this.tolerance</w:t>
+                      </w:r>
+                      <w:proofErr w:type="spellEnd"/>
+                      <w:proofErr w:type="gramEnd"/>
+                      <w:r>
+                        <w:t>;</w:t>
                       </w:r>
                     </w:p>
                     <w:p>
@@ -4092,7 +4288,20 @@
                         <w:jc w:val="left"/>
                       </w:pPr>
                       <w:r>
-                        <w:t xml:space="preserve">     if (!exceedsThreshold)</w:t>
+                        <w:t xml:space="preserve">     if </w:t>
+                      </w:r>
+                      <w:proofErr w:type="gramStart"/>
+                      <w:r>
+                        <w:t>(!</w:t>
+                      </w:r>
+                      <w:proofErr w:type="spellStart"/>
+                      <w:r>
+                        <w:t>exceedsThreshold</w:t>
+                      </w:r>
+                      <w:proofErr w:type="spellEnd"/>
+                      <w:proofErr w:type="gramEnd"/>
+                      <w:r>
+                        <w:t>)</w:t>
                       </w:r>
                     </w:p>
                     <w:p>
@@ -13360,30 +13569,16 @@
           <w:color w:val="0D0D0D"/>
           <w:shd w:val="clear" w:color="auto" w:fill="FFFFFF"/>
         </w:rPr>
-      </w:r>
-      <w:r>
-        <w:rPr>
+        <w:fldChar w:fldCharType="separate"/>
+      </w:r>
+      <w:r>
+        <w:rPr>
+          <w:b/>
+          <w:bCs/>
           <w:color w:val="0D0D0D"/>
           <w:shd w:val="clear" w:color="auto" w:fill="FFFFFF"/>
         </w:rPr>
-        <w:fldChar w:fldCharType="separate"/>
-      </w:r>
-      <w:r>
-        <w:rPr>
-          <w:color w:val="0D0D0D"/>
-          <w:shd w:val="clear" w:color="auto" w:fill="FFFFFF"/>
-        </w:rPr>
-        <w:t xml:space="preserve">  Figure </w:t>
-      </w:r>
-      <w:r>
-        <w:rPr>
-          <w:b/>
-          <w:bCs/>
-          <w:noProof/>
-          <w:sz w:val="16"/>
-          <w:szCs w:val="16"/>
-        </w:rPr>
-        <w:t>10</w:t>
+        <w:t>Error! Reference source not found.</w:t>
       </w:r>
       <w:r>
         <w:rPr>
@@ -13698,7 +13893,15 @@
                         <w:jc w:val="left"/>
                       </w:pPr>
                       <w:r>
-                        <w:t>using AnomalyDetectionTeamSynergy;</w:t>
+                        <w:t xml:space="preserve">using </w:t>
+                      </w:r>
+                      <w:proofErr w:type="spellStart"/>
+                      <w:r>
+                        <w:t>AnomalyDetectionTeamSynergy</w:t>
+                      </w:r>
+                      <w:proofErr w:type="spellEnd"/>
+                      <w:r>
+                        <w:t>;</w:t>
                       </w:r>
                     </w:p>
                     <w:p>
@@ -13706,8 +13909,13 @@
                         <w:jc w:val="left"/>
                       </w:pPr>
                       <w:r>
-                        <w:t>namespace TestingAnomalyDetectionTeamSynergy</w:t>
+                        <w:t xml:space="preserve">namespace </w:t>
                       </w:r>
+                      <w:proofErr w:type="spellStart"/>
+                      <w:r>
+                        <w:t>TestingAnomalyDetectionTeamSynergy</w:t>
+                      </w:r>
+                      <w:proofErr w:type="spellEnd"/>
                     </w:p>
                     <w:p>
                       <w:pPr>
@@ -13730,7 +13938,15 @@
                         <w:jc w:val="left"/>
                       </w:pPr>
                       <w:r>
-                        <w:t xml:space="preserve">    /// Unit tests for AnomalyDetection class</w:t>
+                        <w:t xml:space="preserve">    /// Unit tests for </w:t>
+                      </w:r>
+                      <w:proofErr w:type="spellStart"/>
+                      <w:r>
+                        <w:t>AnomalyDetection</w:t>
+                      </w:r>
+                      <w:proofErr w:type="spellEnd"/>
+                      <w:r>
+                        <w:t xml:space="preserve"> class</w:t>
                       </w:r>
                     </w:p>
                     <w:p>
@@ -13746,7 +13962,15 @@
                         <w:jc w:val="left"/>
                       </w:pPr>
                       <w:r>
-                        <w:t xml:space="preserve">    [TestClass]</w:t>
+                        <w:t xml:space="preserve">    [</w:t>
+                      </w:r>
+                      <w:proofErr w:type="spellStart"/>
+                      <w:r>
+                        <w:t>TestClass</w:t>
+                      </w:r>
+                      <w:proofErr w:type="spellEnd"/>
+                      <w:r>
+                        <w:t>]</w:t>
                       </w:r>
                     </w:p>
                     <w:p>
@@ -13754,8 +13978,13 @@
                         <w:jc w:val="left"/>
                       </w:pPr>
                       <w:r>
-                        <w:t xml:space="preserve">    public class AnomalyDetectionTests</w:t>
+                        <w:t xml:space="preserve">    public class </w:t>
                       </w:r>
+                      <w:proofErr w:type="spellStart"/>
+                      <w:r>
+                        <w:t>AnomalyDetectionTests</w:t>
+                      </w:r>
+                      <w:proofErr w:type="spellEnd"/>
                     </w:p>
                     <w:p>
                       <w:pPr>
@@ -13794,7 +14023,15 @@
                         <w:jc w:val="left"/>
                       </w:pPr>
                       <w:r>
-                        <w:t xml:space="preserve">        [TestMethod]</w:t>
+                        <w:t xml:space="preserve">        [</w:t>
+                      </w:r>
+                      <w:proofErr w:type="spellStart"/>
+                      <w:r>
+                        <w:t>TestMethod</w:t>
+                      </w:r>
+                      <w:proofErr w:type="spellEnd"/>
+                      <w:r>
+                        <w:t>]</w:t>
                       </w:r>
                     </w:p>
                     <w:p>
@@ -13802,7 +14039,23 @@
                         <w:jc w:val="left"/>
                       </w:pPr>
                       <w:r>
-                        <w:t xml:space="preserve">        public void Test_IsAnomaly_WithAnomaly()</w:t>
+                        <w:t xml:space="preserve">        public void </w:t>
+                      </w:r>
+                      <w:proofErr w:type="spellStart"/>
+                      <w:r>
+                        <w:t>Test_IsAnomaly_</w:t>
+                      </w:r>
+                      <w:proofErr w:type="gramStart"/>
+                      <w:r>
+                        <w:t>WithAnomaly</w:t>
+                      </w:r>
+                      <w:proofErr w:type="spellEnd"/>
+                      <w:r>
+                        <w:t>(</w:t>
+                      </w:r>
+                      <w:proofErr w:type="gramEnd"/>
+                      <w:r>
+                        <w:t>)</w:t>
                       </w:r>
                     </w:p>
                     <w:p>
@@ -13818,7 +14071,15 @@
                         <w:jc w:val="left"/>
                       </w:pPr>
                       <w:r>
-                        <w:t xml:space="preserve">            double relativeThreshold = 0.1;</w:t>
+                        <w:t xml:space="preserve">            double </w:t>
+                      </w:r>
+                      <w:proofErr w:type="spellStart"/>
+                      <w:r>
+                        <w:t>relativeThreshold</w:t>
+                      </w:r>
+                      <w:proofErr w:type="spellEnd"/>
+                      <w:r>
+                        <w:t xml:space="preserve"> = 0.1;</w:t>
                       </w:r>
                     </w:p>
                     <w:p>
@@ -13826,7 +14087,15 @@
                         <w:jc w:val="left"/>
                       </w:pPr>
                       <w:r>
-                        <w:t xml:space="preserve">            double absoluteThreshold = 1.0;</w:t>
+                        <w:t xml:space="preserve">            double </w:t>
+                      </w:r>
+                      <w:proofErr w:type="spellStart"/>
+                      <w:r>
+                        <w:t>absoluteThreshold</w:t>
+                      </w:r>
+                      <w:proofErr w:type="spellEnd"/>
+                      <w:r>
+                        <w:t xml:space="preserve"> = 1.0;</w:t>
                       </w:r>
                     </w:p>
                     <w:p>
@@ -13834,7 +14103,41 @@
                         <w:jc w:val="left"/>
                       </w:pPr>
                       <w:r>
-                        <w:t xml:space="preserve">            var anomalyDetection = new AnomalyDetection(relativeThreshold, absoluteThreshold);</w:t>
+                        <w:t xml:space="preserve">            var </w:t>
+                      </w:r>
+                      <w:proofErr w:type="spellStart"/>
+                      <w:r>
+                        <w:t>anomalyDetection</w:t>
+                      </w:r>
+                      <w:proofErr w:type="spellEnd"/>
+                      <w:r>
+                        <w:t xml:space="preserve"> = new </w:t>
+                      </w:r>
+                      <w:proofErr w:type="spellStart"/>
+                      <w:proofErr w:type="gramStart"/>
+                      <w:r>
+                        <w:t>AnomalyDetection</w:t>
+                      </w:r>
+                      <w:proofErr w:type="spellEnd"/>
+                      <w:r>
+                        <w:t>(</w:t>
+                      </w:r>
+                      <w:proofErr w:type="spellStart"/>
+                      <w:proofErr w:type="gramEnd"/>
+                      <w:r>
+                        <w:t>relativeThreshold</w:t>
+                      </w:r>
+                      <w:proofErr w:type="spellEnd"/>
+                      <w:r>
+                        <w:t xml:space="preserve">, </w:t>
+                      </w:r>
+                      <w:proofErr w:type="spellStart"/>
+                      <w:r>
+                        <w:t>absoluteThreshold</w:t>
+                      </w:r>
+                      <w:proofErr w:type="spellEnd"/>
+                      <w:r>
+                        <w:t>);</w:t>
                       </w:r>
                     </w:p>
                     <w:p>
@@ -13842,7 +14145,15 @@
                         <w:jc w:val="left"/>
                       </w:pPr>
                       <w:r>
-                        <w:t xml:space="preserve">            double predictedValue = 100;</w:t>
+                        <w:t xml:space="preserve">            double </w:t>
+                      </w:r>
+                      <w:proofErr w:type="spellStart"/>
+                      <w:r>
+                        <w:t>predictedValue</w:t>
+                      </w:r>
+                      <w:proofErr w:type="spellEnd"/>
+                      <w:r>
+                        <w:t xml:space="preserve"> = 100;</w:t>
                       </w:r>
                     </w:p>
                     <w:p>
@@ -13850,7 +14161,15 @@
                         <w:jc w:val="left"/>
                       </w:pPr>
                       <w:r>
-                        <w:t xml:space="preserve">            double actualValue = 120;</w:t>
+                        <w:t xml:space="preserve">            double </w:t>
+                      </w:r>
+                      <w:proofErr w:type="spellStart"/>
+                      <w:r>
+                        <w:t>actualValue</w:t>
+                      </w:r>
+                      <w:proofErr w:type="spellEnd"/>
+                      <w:r>
+                        <w:t xml:space="preserve"> = 120;</w:t>
                       </w:r>
                     </w:p>
                     <w:p>
@@ -13863,7 +14182,31 @@
                         <w:jc w:val="left"/>
                       </w:pPr>
                       <w:r>
-                        <w:t xml:space="preserve">            bool result = anomalyDetection.IsAnomaly(predictedValue, actualValue);</w:t>
+                        <w:t xml:space="preserve">            bool result = </w:t>
+                      </w:r>
+                      <w:proofErr w:type="spellStart"/>
+                      <w:r>
+                        <w:t>anomalyDetection.IsAnomaly</w:t>
+                      </w:r>
+                      <w:proofErr w:type="spellEnd"/>
+                      <w:r>
+                        <w:t>(</w:t>
+                      </w:r>
+                      <w:proofErr w:type="spellStart"/>
+                      <w:r>
+                        <w:t>predictedValue</w:t>
+                      </w:r>
+                      <w:proofErr w:type="spellEnd"/>
+                      <w:r>
+                        <w:t xml:space="preserve">, </w:t>
+                      </w:r>
+                      <w:proofErr w:type="spellStart"/>
+                      <w:r>
+                        <w:t>actualValue</w:t>
+                      </w:r>
+                      <w:proofErr w:type="spellEnd"/>
+                      <w:r>
+                        <w:t>);</w:t>
                       </w:r>
                     </w:p>
                     <w:p>
@@ -13876,7 +14219,15 @@
                         <w:jc w:val="left"/>
                       </w:pPr>
                       <w:r>
-                        <w:t xml:space="preserve">            Assert.IsTrue(result);</w:t>
+                        <w:t xml:space="preserve">            </w:t>
+                      </w:r>
+                      <w:proofErr w:type="spellStart"/>
+                      <w:r>
+                        <w:t>Assert.IsTrue</w:t>
+                      </w:r>
+                      <w:proofErr w:type="spellEnd"/>
+                      <w:r>
+                        <w:t>(result);</w:t>
                       </w:r>
                     </w:p>
                     <w:p>
@@ -14521,23 +14872,6 @@
     <w:p>
       <w:pPr>
         <w:pStyle w:val="references"/>
-        <w:ind w:left="354" w:hanging="354"/>
-      </w:pPr>
-      <w:r>
-        <w:t xml:space="preserve">G. Eason, B. Noble, and I. N. Sneddon, “On certain integrals of Lipschitz-Hankel type involving products of Bessel functions,” Phil. Trans. Roy. Soc. London, vol. A247, pp. 529–551, April 1955. </w:t>
-      </w:r>
-      <w:r>
-        <w:rPr>
-          <w:i/>
-          <w:iCs/>
-        </w:rPr>
-        <w:t>(references)</w:t>
-      </w:r>
-    </w:p>
-    <w:p>
-      <w:pPr>
-        <w:pStyle w:val="references"/>
-        <w:ind w:left="354" w:hanging="354"/>
       </w:pPr>
       <w:r>
         <w:t>J. Clerk Maxwell, A Treatise on Electricity and Magnetism, 3rd ed., vol. 2. Oxford: Clarendon, 1892, pp.68–73.</w:t>
@@ -14563,10 +14897,6 @@
     <w:p>
       <w:pPr>
         <w:pStyle w:val="references"/>
-        <w:numPr>
-          <w:ilvl w:val="0"/>
-          <w:numId w:val="0"/>
-        </w:numPr>
         <w:sectPr>
           <w:type w:val="continuous"/>
           <w:pgSz w:w="11906" w:h="16838" w:code="9"/>
@@ -14575,18 +14905,36 @@
           <w:docGrid w:linePitch="360"/>
         </w:sectPr>
       </w:pPr>
+      <w:r>
+        <w:t>S. Ahmad &amp; J. Hawkins, "Properties of Sparse Distributed Representations and their Application to Hierarchical Temporal Memory," Frontiers in Computational Neuroscience, 2015.</w:t>
+      </w:r>
     </w:p>
     <w:p>
       <w:pPr>
         <w:pStyle w:val="references"/>
-      </w:pPr>
-      <w:r>
-        <w:t>S. Ahmad &amp; J. Hawkins, "Properties of Sparse Distributed Representations and their Application to Hierarchical Temporal Memory," Frontiers in Computational Neuroscience, 2015.</w:t>
+        <w:numPr>
+          <w:ilvl w:val="0"/>
+          <w:numId w:val="46"/>
+        </w:numPr>
+      </w:pPr>
+      <w:r>
+        <w:t xml:space="preserve">G. Eason, B. Noble, and I. N. Sneddon, “On certain integrals of Lipschitz-Hankel type involving products of Bessel functions,” Phil. Trans. Roy. Soc. London, vol. A247, pp. 529–551, April 1955. </w:t>
+      </w:r>
+      <w:r>
+        <w:rPr>
+          <w:i/>
+          <w:iCs/>
+        </w:rPr>
+        <w:t>(references)</w:t>
       </w:r>
     </w:p>
     <w:p>
       <w:pPr>
         <w:pStyle w:val="references"/>
+        <w:numPr>
+          <w:ilvl w:val="0"/>
+          <w:numId w:val="47"/>
+        </w:numPr>
         <w:sectPr>
           <w:type w:val="continuous"/>
           <w:pgSz w:w="11906" w:h="16838" w:code="9"/>
@@ -17880,9 +18228,9 @@
   <w:abstractNum w:abstractNumId="32" w15:restartNumberingAfterBreak="0">
     <w:nsid w:val="52CA544A"/>
     <w:multiLevelType w:val="singleLevel"/>
-    <w:tmpl w:val="AED6D67E"/>
+    <w:tmpl w:val="A14A0786"/>
     <w:lvl w:ilvl="0">
-      <w:start w:val="1"/>
+      <w:start w:val="2"/>
       <w:numFmt w:val="decimal"/>
       <w:pStyle w:val="references"/>
       <w:lvlText w:val="[%1]"/>
@@ -19180,6 +19528,18 @@
   </w:num>
   <w:num w:numId="45" w16cid:durableId="1320689725">
     <w:abstractNumId w:val="15"/>
+  </w:num>
+  <w:num w:numId="46" w16cid:durableId="896892844">
+    <w:abstractNumId w:val="32"/>
+    <w:lvlOverride w:ilvl="0">
+      <w:startOverride w:val="1"/>
+    </w:lvlOverride>
+  </w:num>
+  <w:num w:numId="47" w16cid:durableId="1047870688">
+    <w:abstractNumId w:val="32"/>
+    <w:lvlOverride w:ilvl="0">
+      <w:startOverride w:val="5"/>
+    </w:lvlOverride>
   </w:num>
 </w:numbering>
 </file>

--- a/source/MySEProject/Documentation/ML 24-25-03 Implement Anomaly Detection Sample_Team Synergy.docx
+++ b/source/MySEProject/Documentation/ML 24-25-03 Implement Anomaly Detection Sample_Team Synergy.docx
@@ -351,80 +351,158 @@
         </w:rPr>
         <w:t> is a biologically inspired machine intelligence technology that mimics the architecture and processes of the neocortex. It can learn data patterns continuously without too much manual intervention.</w:t>
       </w:r>
-      <w:r>
-        <w:rPr>
-          <w:noProof/>
+      <w:sdt>
+        <w:sdtPr>
+          <w:rPr>
+            <w:lang w:eastAsia="x-none"/>
+          </w:rPr>
+          <w:id w:val="-2130781299"/>
+          <w:citation/>
+        </w:sdtPr>
+        <w:sdtContent>
+          <w:r>
+            <w:rPr>
+              <w:lang w:eastAsia="x-none"/>
+            </w:rPr>
+            <w:fldChar w:fldCharType="begin"/>
+          </w:r>
+          <w:r>
+            <w:rPr>
+              <w:noProof/>
+              <w:lang w:eastAsia="x-none"/>
+            </w:rPr>
+            <w:instrText xml:space="preserve"> CITATION GEa55 \l 1033 </w:instrText>
+          </w:r>
+          <w:r>
+            <w:rPr>
+              <w:lang w:eastAsia="x-none"/>
+            </w:rPr>
+            <w:fldChar w:fldCharType="separate"/>
+          </w:r>
+          <w:r>
+            <w:rPr>
+              <w:noProof/>
+              <w:lang w:eastAsia="x-none"/>
+            </w:rPr>
+            <w:t xml:space="preserve"> </w:t>
+          </w:r>
+          <w:r>
+            <w:rPr>
+              <w:noProof/>
+              <w:lang w:eastAsia="x-none"/>
+            </w:rPr>
+            <w:t>[1]</w:t>
+          </w:r>
+          <w:r>
+            <w:rPr>
+              <w:lang w:eastAsia="x-none"/>
+            </w:rPr>
+            <w:fldChar w:fldCharType="end"/>
+          </w:r>
+        </w:sdtContent>
+      </w:sdt>
+    </w:p>
+    <w:p>
+      <w:pPr>
+        <w:jc w:val="both"/>
+        <w:rPr>
+          <w:spacing w:val="-1"/>
+        </w:rPr>
+      </w:pPr>
+      <w:r>
+        <w:rPr>
           <w:lang w:eastAsia="x-none"/>
         </w:rPr>
-        <w:t xml:space="preserve"> [1]</w:t>
-      </w:r>
-    </w:p>
-    <w:p>
-      <w:pPr>
-        <w:jc w:val="both"/>
+        <w:br/>
+      </w:r>
+      <w:r>
+        <w:t>HTM is a</w:t>
+      </w:r>
+      <w:r>
+        <w:t xml:space="preserve"> </w:t>
+      </w:r>
+      <w:r>
+        <w:t>technology that simulates the organization and mechanism of cerebral cortex cells as well as the information processing pipeline of the human brain</w:t>
+      </w:r>
+      <w:r>
         <w:rPr>
           <w:spacing w:val="-1"/>
         </w:rPr>
-      </w:pPr>
-      <w:r>
-        <w:rPr>
-          <w:lang w:eastAsia="x-none"/>
-        </w:rPr>
-        <w:br/>
-      </w:r>
-      <w:r>
-        <w:t>HTM is a</w:t>
-      </w:r>
-      <w:r>
-        <w:t xml:space="preserve"> </w:t>
-      </w:r>
-      <w:r>
-        <w:t>technology that simulates the organization and mechanism of cerebral cortex cells as well as the information processing pipeline of the human brain</w:t>
+        <w:t xml:space="preserve">. HTM is a neural network model designed to emulate the functionality of neocortex. It is particularly suitable for sequence learning and </w:t>
       </w:r>
       <w:r>
         <w:rPr>
           <w:spacing w:val="-1"/>
         </w:rPr>
-        <w:t xml:space="preserve">. HTM is a neural network model designed to emulate the functionality of neocortex. It is particularly suitable for sequence learning and </w:t>
+        <w:t>has</w:t>
       </w:r>
       <w:r>
         <w:rPr>
           <w:spacing w:val="-1"/>
         </w:rPr>
-        <w:t>has</w:t>
+        <w:t xml:space="preserve"> achieved promising results in various application </w:t>
       </w:r>
       <w:r>
         <w:rPr>
           <w:spacing w:val="-1"/>
         </w:rPr>
-        <w:t xml:space="preserve"> achieved promising results in various application </w:t>
+        <w:t>fields</w:t>
       </w:r>
       <w:r>
         <w:rPr>
           <w:spacing w:val="-1"/>
         </w:rPr>
-        <w:t>fields</w:t>
-      </w:r>
-      <w:r>
-        <w:rPr>
-          <w:spacing w:val="-1"/>
-        </w:rPr>
         <w:t>, such as anomaly detection, traffic flow prediction and stock forecasting</w:t>
       </w:r>
-      <w:r>
-        <w:rPr>
-          <w:noProof/>
-          <w:spacing w:val="-1"/>
-        </w:rPr>
-        <w:t xml:space="preserve"> </w:t>
-      </w:r>
-      <w:r>
-        <w:rPr>
-          <w:noProof/>
-          <w:spacing w:val="-1"/>
-        </w:rPr>
-        <w:t>[2]</w:t>
-      </w:r>
+      <w:sdt>
+        <w:sdtPr>
+          <w:rPr>
+            <w:spacing w:val="-1"/>
+          </w:rPr>
+          <w:id w:val="-257526206"/>
+          <w:citation/>
+        </w:sdtPr>
+        <w:sdtContent>
+          <w:r>
+            <w:rPr>
+              <w:spacing w:val="-1"/>
+            </w:rPr>
+            <w:fldChar w:fldCharType="begin"/>
+          </w:r>
+          <w:r>
+            <w:rPr>
+              <w:spacing w:val="-1"/>
+            </w:rPr>
+            <w:instrText xml:space="preserve"> CITATION Max92 \l 1033 </w:instrText>
+          </w:r>
+          <w:r>
+            <w:rPr>
+              <w:spacing w:val="-1"/>
+            </w:rPr>
+            <w:fldChar w:fldCharType="separate"/>
+          </w:r>
+          <w:r>
+            <w:rPr>
+              <w:noProof/>
+              <w:spacing w:val="-1"/>
+            </w:rPr>
+            <w:t xml:space="preserve"> </w:t>
+          </w:r>
+          <w:r>
+            <w:rPr>
+              <w:noProof/>
+              <w:spacing w:val="-1"/>
+            </w:rPr>
+            <w:t>[2]</w:t>
+          </w:r>
+          <w:r>
+            <w:rPr>
+              <w:spacing w:val="-1"/>
+            </w:rPr>
+            <w:fldChar w:fldCharType="end"/>
+          </w:r>
+        </w:sdtContent>
+      </w:sdt>
       <w:r>
         <w:rPr>
           <w:spacing w:val="-1"/>
@@ -867,13 +945,19 @@
         <w:rPr>
           <w:lang w:eastAsia="x-none"/>
         </w:rPr>
-        <w:t>The Spatial Pooler processes these SDRs using columns of simulated cortical neuron to learn spatial features via competitive learning and homeostatic plasticity, filtering noise while preserving semantic similarity. The Temporal Memory then identifies temporal sequences in these spatial patterns, predicting future states through dendritic segment activation. These components are chained in a hierarchical pipeline (Fig.2), where input data flows through an encoder → Spatial Pooler → Temporal Memory, iteratively refining spatial and temporal context over cycles. The system leverages configurable parameters (e.g., column density, inhibition radius) and multi-threaded computation for scalability, enabling continuous online learning of streaming data patterns. This architecture mirrors neocortical layered processing, making HTM particularly suited for real-time anomaly detection, predictive modeling, and temporal sequence learning tasks.</w:t>
+        <w:t>The Spatial Pooler processes these SDRs using columns of simulated cortical neuron to learn spatial features via competitive learning and homeostatic plasticity, filtering noise while preserving semantic similarity. The Temporal Memory then identifies temporal sequences in these spatial patterns, predicting future states through dendritic segment activation. These components are chained in a hierarchical pipeline (Fig.2), where input data flows through an encoder → Spatial Pooler → Temporal Memory, iteratively refining spatial and temporal context over cycles. The system leverages configurable parameters (e.g., column density, inhibition radius) and multi-threaded computation for scalability, enabling continuous online learning of streaming data patterns. This architecture mirrors neocortical layered processing, making HTM particularly suited for real-time anomaly detection, predictive modeling, and temporal sequence learning tasks</w:t>
       </w:r>
       <w:r>
         <w:rPr>
           <w:lang w:eastAsia="x-none"/>
         </w:rPr>
-        <w:t>[5]</w:t>
+        <w:t xml:space="preserve"> [5]</w:t>
+      </w:r>
+      <w:r>
+        <w:rPr>
+          <w:lang w:eastAsia="x-none"/>
+        </w:rPr>
+        <w:t>.</w:t>
       </w:r>
     </w:p>
     <w:p>
@@ -1152,7 +1236,42 @@
         <w:jc w:val="both"/>
       </w:pPr>
       <w:r>
-        <w:t>Anomaly detection has been widely explored in literature, with applications spanning industrial monitoring, cybersecurity, and IoT systems. Chandola et al. categorized anomaly detection methods into statistical, machine learning-based, and biologically inspired approaches. Traditional statistical methods, such as Z-score and Principal Component Analysis (PCA), have demonstrated effectiveness in structured datasets but struggle with evolving temporal dependencies [1].</w:t>
+        <w:t>Anomaly detection has been widely explored in literature, with applications spanning industrial monitoring, cybersecurity, and IoT systems. Chandola et al. categorized anomaly detection methods into statistical, machine learning-based, and biologically inspired approaches. Traditional statistical methods, such as Z-score and Principal Component Analysis (PCA), have demonstrated effectiveness in structured datasets but struggle with evolving temporal dependencies</w:t>
+      </w:r>
+      <w:sdt>
+        <w:sdtPr>
+          <w:id w:val="1794944909"/>
+          <w:citation/>
+        </w:sdtPr>
+        <w:sdtContent>
+          <w:r>
+            <w:fldChar w:fldCharType="begin"/>
+          </w:r>
+          <w:r>
+            <w:instrText xml:space="preserve"> CITATION GEa55 \l 1033 </w:instrText>
+          </w:r>
+          <w:r>
+            <w:fldChar w:fldCharType="separate"/>
+          </w:r>
+          <w:r>
+            <w:rPr>
+              <w:noProof/>
+            </w:rPr>
+            <w:t xml:space="preserve"> </w:t>
+          </w:r>
+          <w:r>
+            <w:rPr>
+              <w:noProof/>
+            </w:rPr>
+            <w:t>[1]</w:t>
+          </w:r>
+          <w:r>
+            <w:fldChar w:fldCharType="end"/>
+          </w:r>
+        </w:sdtContent>
+      </w:sdt>
+      <w:r>
+        <w:t>.</w:t>
       </w:r>
     </w:p>
     <w:p>
@@ -1171,7 +1290,65 @@
         <w:jc w:val="both"/>
       </w:pPr>
       <w:r>
-        <w:t>Machine learning models, such as Long Short-Term Memory (LSTM) networks, have been employed for temporal anomaly detection. LSTM-based models learn sequential dependencies but require extensive training data and computational resources [2]. More recently, biologically inspired models, such as HTM, have emerged as effective alternatives. HTM's Spatial Pooler and Temporal Memory enable continuous online learning, distinguishing it from traditional batch-learning approaches [3].</w:t>
+        <w:t xml:space="preserve">Machine learning models, such as Long Short-Term Memory (LSTM) networks, have been employed for temporal anomaly detection. LSTM-based models learn sequential dependencies but require extensive training data and computational resources </w:t>
+      </w:r>
+      <w:sdt>
+        <w:sdtPr>
+          <w:id w:val="1173148449"/>
+          <w:citation/>
+        </w:sdtPr>
+        <w:sdtContent>
+          <w:r>
+            <w:fldChar w:fldCharType="begin"/>
+          </w:r>
+          <w:r>
+            <w:instrText xml:space="preserve"> CITATION Max92 \l 1033 </w:instrText>
+          </w:r>
+          <w:r>
+            <w:fldChar w:fldCharType="separate"/>
+          </w:r>
+          <w:r>
+            <w:rPr>
+              <w:noProof/>
+            </w:rPr>
+            <w:t>[2]</w:t>
+          </w:r>
+          <w:r>
+            <w:fldChar w:fldCharType="end"/>
+          </w:r>
+        </w:sdtContent>
+      </w:sdt>
+      <w:r>
+        <w:t xml:space="preserve">. More recently, biologically inspired models, such as HTM, have emerged as effective alternatives. HTM's Spatial Pooler and Temporal Memory enable continuous online learning, distinguishing it from traditional batch-learning approaches </w:t>
+      </w:r>
+      <w:sdt>
+        <w:sdtPr>
+          <w:id w:val="290782341"/>
+          <w:citation/>
+        </w:sdtPr>
+        <w:sdtContent>
+          <w:r>
+            <w:fldChar w:fldCharType="begin"/>
+          </w:r>
+          <w:r>
+            <w:instrText xml:space="preserve">CITATION Syn \l 1033 </w:instrText>
+          </w:r>
+          <w:r>
+            <w:fldChar w:fldCharType="separate"/>
+          </w:r>
+          <w:r>
+            <w:rPr>
+              <w:noProof/>
+            </w:rPr>
+            <w:t>[4]</w:t>
+          </w:r>
+          <w:r>
+            <w:fldChar w:fldCharType="end"/>
+          </w:r>
+        </w:sdtContent>
+      </w:sdt>
+      <w:r>
+        <w:t>.</w:t>
       </w:r>
     </w:p>
     <w:p>
@@ -1190,7 +1367,65 @@
         <w:jc w:val="both"/>
       </w:pPr>
       <w:r>
-        <w:t>Ahmad and Hawkins demonstrated that HTM outperforms conventional machine learning methods in detecting anomalies in streaming data, particularly in applications requiring real-time processing [4]. Additionally, research by Cui et al. highlighted the superiority of HTM in handling non-stationary time-series data, making it well-suited for anomaly detection scenarios [5].</w:t>
+        <w:t xml:space="preserve">Ahmad and Hawkins demonstrated that HTM outperforms conventional machine learning methods in detecting anomalies in streaming data, particularly in applications requiring real-time processing </w:t>
+      </w:r>
+      <w:sdt>
+        <w:sdtPr>
+          <w:id w:val="106164386"/>
+          <w:citation/>
+        </w:sdtPr>
+        <w:sdtContent>
+          <w:r>
+            <w:fldChar w:fldCharType="begin"/>
+          </w:r>
+          <w:r>
+            <w:instrText xml:space="preserve">CITATION SAh15 \l 1033 </w:instrText>
+          </w:r>
+          <w:r>
+            <w:fldChar w:fldCharType="separate"/>
+          </w:r>
+          <w:r>
+            <w:rPr>
+              <w:noProof/>
+            </w:rPr>
+            <w:t>[5]</w:t>
+          </w:r>
+          <w:r>
+            <w:fldChar w:fldCharType="end"/>
+          </w:r>
+        </w:sdtContent>
+      </w:sdt>
+      <w:r>
+        <w:t xml:space="preserve">. Additionally, research by Cui et al. highlighted the superiority of HTM in handling non-stationary time-series data, making it well-suited for anomaly detection scenarios </w:t>
+      </w:r>
+      <w:sdt>
+        <w:sdtPr>
+          <w:id w:val="431863705"/>
+          <w:citation/>
+        </w:sdtPr>
+        <w:sdtContent>
+          <w:r>
+            <w:fldChar w:fldCharType="begin"/>
+          </w:r>
+          <w:r>
+            <w:instrText xml:space="preserve"> CITATION YCu17 \l 1033 </w:instrText>
+          </w:r>
+          <w:r>
+            <w:fldChar w:fldCharType="separate"/>
+          </w:r>
+          <w:r>
+            <w:rPr>
+              <w:noProof/>
+            </w:rPr>
+            <w:t>[3]</w:t>
+          </w:r>
+          <w:r>
+            <w:fldChar w:fldCharType="end"/>
+          </w:r>
+        </w:sdtContent>
+      </w:sdt>
+      <w:r>
+        <w:t>.</w:t>
       </w:r>
     </w:p>
     <w:p>
@@ -1375,8 +1610,17 @@
           <w:spacing w:val="-1"/>
           <w:lang w:eastAsia="x-none"/>
         </w:rPr>
-        <w:t>2, 3,...</w:t>
-      </w:r>
+        <w:t xml:space="preserve">2, </w:t>
+      </w:r>
+      <w:proofErr w:type="gramStart"/>
+      <w:r>
+        <w:rPr>
+          <w:spacing w:val="-1"/>
+          <w:lang w:eastAsia="x-none"/>
+        </w:rPr>
+        <w:t>3,...</w:t>
+      </w:r>
+      <w:proofErr w:type="gramEnd"/>
       <w:r>
         <w:rPr>
           <w:spacing w:val="-1"/>
@@ -1700,15 +1944,33 @@
           <w:sz w:val="19"/>
           <w:szCs w:val="19"/>
         </w:rPr>
-        <w:t xml:space="preserve">                   </w:t>
-      </w:r>
+        <w:t xml:space="preserve">                 </w:t>
+      </w:r>
+      <w:proofErr w:type="gramStart"/>
       <w:r>
         <w:rPr>
           <w:rFonts w:eastAsia="Times New Roman"/>
           <w:sz w:val="19"/>
           <w:szCs w:val="19"/>
         </w:rPr>
-        <w:t>, 34, 36, 35, 37, 38, 36, 37, 39, 40, 41, 43, 44</w:t>
+        <w:t xml:space="preserve">  </w:t>
+      </w:r>
+      <w:r>
+        <w:rPr>
+          <w:rFonts w:eastAsia="Times New Roman"/>
+          <w:sz w:val="19"/>
+          <w:szCs w:val="19"/>
+        </w:rPr>
+        <w:t>,</w:t>
+      </w:r>
+      <w:proofErr w:type="gramEnd"/>
+      <w:r>
+        <w:rPr>
+          <w:rFonts w:eastAsia="Times New Roman"/>
+          <w:sz w:val="19"/>
+          <w:szCs w:val="19"/>
+        </w:rPr>
+        <w:t xml:space="preserve"> 34, 36, 35, 37, 38, 36, 37, 39, 40, 41, 43, 44</w:t>
       </w:r>
     </w:p>
     <w:p>
@@ -1782,15 +2044,33 @@
           <w:sz w:val="19"/>
           <w:szCs w:val="19"/>
         </w:rPr>
-        <w:t xml:space="preserve">                  </w:t>
-      </w:r>
+        <w:t xml:space="preserve">                </w:t>
+      </w:r>
+      <w:proofErr w:type="gramStart"/>
       <w:r>
         <w:rPr>
           <w:rFonts w:eastAsia="Times New Roman"/>
           <w:sz w:val="19"/>
           <w:szCs w:val="19"/>
         </w:rPr>
-        <w:t>, 34, 36, 37, 35, 38, 36, 37, 39, 40, 41, 43, 44</w:t>
+        <w:t xml:space="preserve">  </w:t>
+      </w:r>
+      <w:r>
+        <w:rPr>
+          <w:rFonts w:eastAsia="Times New Roman"/>
+          <w:sz w:val="19"/>
+          <w:szCs w:val="19"/>
+        </w:rPr>
+        <w:t>,</w:t>
+      </w:r>
+      <w:proofErr w:type="gramEnd"/>
+      <w:r>
+        <w:rPr>
+          <w:rFonts w:eastAsia="Times New Roman"/>
+          <w:sz w:val="19"/>
+          <w:szCs w:val="19"/>
+        </w:rPr>
+        <w:t xml:space="preserve"> 34, 36, 37, 35, 38, 36, 37, 39, 40, 41, 43, 44</w:t>
       </w:r>
     </w:p>
     <w:p>
@@ -1864,15 +2144,33 @@
           <w:sz w:val="19"/>
           <w:szCs w:val="19"/>
         </w:rPr>
-        <w:t xml:space="preserve">                  </w:t>
-      </w:r>
+        <w:t xml:space="preserve">                </w:t>
+      </w:r>
+      <w:proofErr w:type="gramStart"/>
       <w:r>
         <w:rPr>
           <w:rFonts w:eastAsia="Times New Roman"/>
           <w:sz w:val="19"/>
           <w:szCs w:val="19"/>
         </w:rPr>
-        <w:t>, 34, 36, 35, 37, 38, 36, 37, 39, 40, 41, 43, 44</w:t>
+        <w:t xml:space="preserve">  </w:t>
+      </w:r>
+      <w:r>
+        <w:rPr>
+          <w:rFonts w:eastAsia="Times New Roman"/>
+          <w:sz w:val="19"/>
+          <w:szCs w:val="19"/>
+        </w:rPr>
+        <w:t>,</w:t>
+      </w:r>
+      <w:proofErr w:type="gramEnd"/>
+      <w:r>
+        <w:rPr>
+          <w:rFonts w:eastAsia="Times New Roman"/>
+          <w:sz w:val="19"/>
+          <w:szCs w:val="19"/>
+        </w:rPr>
+        <w:t xml:space="preserve"> 34, 36, 35, 37, 38, 36, 37, 39, 40, 41, 43, 44</w:t>
       </w:r>
     </w:p>
     <w:p>
@@ -2041,15 +2339,33 @@
           <w:sz w:val="19"/>
           <w:szCs w:val="19"/>
         </w:rPr>
-        <w:t xml:space="preserve">                   </w:t>
-      </w:r>
+        <w:t xml:space="preserve">                 </w:t>
+      </w:r>
+      <w:proofErr w:type="gramStart"/>
       <w:r>
         <w:rPr>
           <w:rFonts w:eastAsia="Times New Roman"/>
           <w:sz w:val="19"/>
           <w:szCs w:val="19"/>
         </w:rPr>
-        <w:t>, 34, 36, 35, 37, 38, 50, 37, 39, 40, 41, 43, 44</w:t>
+        <w:t xml:space="preserve">  </w:t>
+      </w:r>
+      <w:r>
+        <w:rPr>
+          <w:rFonts w:eastAsia="Times New Roman"/>
+          <w:sz w:val="19"/>
+          <w:szCs w:val="19"/>
+        </w:rPr>
+        <w:t>,</w:t>
+      </w:r>
+      <w:proofErr w:type="gramEnd"/>
+      <w:r>
+        <w:rPr>
+          <w:rFonts w:eastAsia="Times New Roman"/>
+          <w:sz w:val="19"/>
+          <w:szCs w:val="19"/>
+        </w:rPr>
+        <w:t xml:space="preserve"> 34, 36, 35, 37, 38, 50, 37, 39, 40, 41, 43, 44</w:t>
       </w:r>
     </w:p>
     <w:p>
@@ -2071,13 +2387,60 @@
         <w:rPr>
           <w:noProof/>
         </w:rPr>
-        <w:t>We will read and parse time-series sequences from CSV files, trim the sequences by removing leading elements, and display the parsed data for debugging purposes. Finally, the prediction results will be saved to new CSV files.</w:t>
+        <w:t>We will read and parse time-series sequences from CSV files, trim the sequences by removing leading elements, and display the parsed data for debugging purposes. Finally, the prediction results will be saved to new CSV files</w:t>
       </w:r>
       <w:r>
         <w:rPr>
           <w:noProof/>
         </w:rPr>
-        <w:t>[3]</w:t>
+        <w:t xml:space="preserve"> </w:t>
+      </w:r>
+      <w:sdt>
+        <w:sdtPr>
+          <w:rPr>
+            <w:noProof/>
+          </w:rPr>
+          <w:id w:val="98767034"/>
+          <w:citation/>
+        </w:sdtPr>
+        <w:sdtContent>
+          <w:r>
+            <w:rPr>
+              <w:noProof/>
+            </w:rPr>
+            <w:fldChar w:fldCharType="begin"/>
+          </w:r>
+          <w:r>
+            <w:rPr>
+              <w:noProof/>
+            </w:rPr>
+            <w:instrText xml:space="preserve"> CITATION Syn \l 1033 </w:instrText>
+          </w:r>
+          <w:r>
+            <w:rPr>
+              <w:noProof/>
+            </w:rPr>
+            <w:fldChar w:fldCharType="separate"/>
+          </w:r>
+          <w:r>
+            <w:rPr>
+              <w:noProof/>
+            </w:rPr>
+            <w:t>[4]</w:t>
+          </w:r>
+          <w:r>
+            <w:rPr>
+              <w:noProof/>
+            </w:rPr>
+            <w:fldChar w:fldCharType="end"/>
+          </w:r>
+        </w:sdtContent>
+      </w:sdt>
+      <w:r>
+        <w:rPr>
+          <w:noProof/>
+        </w:rPr>
+        <w:t>.</w:t>
       </w:r>
     </w:p>
     <w:p>
@@ -2363,7 +2726,15 @@
                               <w:jc w:val="left"/>
                             </w:pPr>
                             <w:r>
-                              <w:t>for (int i = 0; i &lt; maxCycles &amp;&amp; !isInStableState; i++)</w:t>
+                              <w:t>for (int i = 0; i &lt; maxCycles &amp;</w:t>
+                            </w:r>
+                            <w:proofErr w:type="gramStart"/>
+                            <w:r>
+                              <w:t>&amp; !isInStableState</w:t>
+                            </w:r>
+                            <w:proofErr w:type="gramEnd"/>
+                            <w:r>
+                              <w:t>; i++)</w:t>
                             </w:r>
                           </w:p>
                         </w:txbxContent>
@@ -2549,8 +2920,13 @@
         </w:rPr>
       </w:pPr>
       <w:r>
-        <w:t>Phase 2 :</w:t>
-      </w:r>
+        <w:t xml:space="preserve">Phase </w:t>
+      </w:r>
+      <w:proofErr w:type="gramStart"/>
+      <w:r>
+        <w:t>2 :</w:t>
+      </w:r>
+      <w:proofErr w:type="gramEnd"/>
       <w:r>
         <w:rPr>
           <w:b/>
@@ -2645,8 +3021,13 @@
                             <w:pPr>
                               <w:jc w:val="left"/>
                             </w:pPr>
+                            <w:proofErr w:type="gramStart"/>
                             <w:r>
-                              <w:t>layer1.HtmModules.Add("tm", tm);</w:t>
+                              <w:t>layer1.HtmModules.Add</w:t>
+                            </w:r>
+                            <w:proofErr w:type="gramEnd"/>
+                            <w:r>
+                              <w:t>("tm", tm);</w:t>
                             </w:r>
                           </w:p>
                           <w:p>
@@ -2882,8 +3263,18 @@
           <w:sz w:val="19"/>
           <w:szCs w:val="19"/>
         </w:rPr>
-        <w:t>The temporal pooler always predicts the next time step value in the current time step. The difference between the actual value at next time step, SP(</w:t>
-      </w:r>
+        <w:t xml:space="preserve">The temporal pooler always predicts the next time step value in the current time step. The difference between the actual value at next time step, </w:t>
+      </w:r>
+      <w:proofErr w:type="gramStart"/>
+      <w:r>
+        <w:rPr>
+          <w:rFonts w:eastAsia="Times New Roman"/>
+          <w:sz w:val="19"/>
+          <w:szCs w:val="19"/>
+        </w:rPr>
+        <w:t>SP(</w:t>
+      </w:r>
+      <w:proofErr w:type="gramEnd"/>
       <w:r>
         <w:rPr>
           <w:rFonts w:eastAsia="Times New Roman"/>
@@ -3197,7 +3588,25 @@
           <w:sz w:val="19"/>
           <w:szCs w:val="19"/>
         </w:rPr>
-        <w:t>p(t−1)−v(t)</w:t>
+        <w:t>p(t−</w:t>
+      </w:r>
+      <w:proofErr w:type="gramStart"/>
+      <w:r>
+        <w:rPr>
+          <w:rFonts w:eastAsia="Times New Roman"/>
+          <w:sz w:val="19"/>
+          <w:szCs w:val="19"/>
+        </w:rPr>
+        <w:t>1)−</w:t>
+      </w:r>
+      <w:proofErr w:type="gramEnd"/>
+      <w:r>
+        <w:rPr>
+          <w:rFonts w:eastAsia="Times New Roman"/>
+          <w:sz w:val="19"/>
+          <w:szCs w:val="19"/>
+        </w:rPr>
+        <w:t>v(t)</w:t>
       </w:r>
       <w:r>
         <w:rPr>
@@ -3278,8 +3687,49 @@
         <w:rPr>
           <w:noProof/>
         </w:rPr>
-        <w:t xml:space="preserve"> [3]</w:t>
-      </w:r>
+        <w:t xml:space="preserve"> </w:t>
+      </w:r>
+      <w:sdt>
+        <w:sdtPr>
+          <w:rPr>
+            <w:noProof/>
+          </w:rPr>
+          <w:id w:val="1308049674"/>
+          <w:citation/>
+        </w:sdtPr>
+        <w:sdtContent>
+          <w:r>
+            <w:rPr>
+              <w:noProof/>
+            </w:rPr>
+            <w:fldChar w:fldCharType="begin"/>
+          </w:r>
+          <w:r>
+            <w:rPr>
+              <w:noProof/>
+            </w:rPr>
+            <w:instrText xml:space="preserve"> CITATION Syn \l 1033 </w:instrText>
+          </w:r>
+          <w:r>
+            <w:rPr>
+              <w:noProof/>
+            </w:rPr>
+            <w:fldChar w:fldCharType="separate"/>
+          </w:r>
+          <w:r>
+            <w:rPr>
+              <w:noProof/>
+            </w:rPr>
+            <w:t>[4]</w:t>
+          </w:r>
+          <w:r>
+            <w:rPr>
+              <w:noProof/>
+            </w:rPr>
+            <w:fldChar w:fldCharType="end"/>
+          </w:r>
+        </w:sdtContent>
+      </w:sdt>
       <w:r>
         <w:rPr>
           <w:noProof/>
@@ -3321,8 +3771,34 @@
         <w:t xml:space="preserve"> method</w:t>
       </w:r>
       <w:r>
-        <w:t xml:space="preserve"> [3]</w:t>
-      </w:r>
+        <w:t xml:space="preserve"> </w:t>
+      </w:r>
+      <w:sdt>
+        <w:sdtPr>
+          <w:id w:val="-1962404974"/>
+          <w:citation/>
+        </w:sdtPr>
+        <w:sdtContent>
+          <w:r>
+            <w:fldChar w:fldCharType="begin"/>
+          </w:r>
+          <w:r>
+            <w:instrText xml:space="preserve"> CITATION Syn \l 1033 </w:instrText>
+          </w:r>
+          <w:r>
+            <w:fldChar w:fldCharType="separate"/>
+          </w:r>
+          <w:r>
+            <w:rPr>
+              <w:noProof/>
+            </w:rPr>
+            <w:t>[4]</w:t>
+          </w:r>
+          <w:r>
+            <w:fldChar w:fldCharType="end"/>
+          </w:r>
+        </w:sdtContent>
+      </w:sdt>
       <w:r>
         <w:t xml:space="preserve"> detects deviations in time-series data by comparing predicted and actual values using </w:t>
       </w:r>
@@ -3876,7 +4352,15 @@
                               <w:jc w:val="left"/>
                             </w:pPr>
                             <w:r>
-                              <w:t>public bool IsAnomaly(double predictedValue, double actualValue)</w:t>
+                              <w:t xml:space="preserve">public bool </w:t>
+                            </w:r>
+                            <w:proofErr w:type="gramStart"/>
+                            <w:r>
+                              <w:t>IsAnomaly(</w:t>
+                            </w:r>
+                            <w:proofErr w:type="gramEnd"/>
+                            <w:r>
+                              <w:t>double predictedValue, double actualValue)</w:t>
                             </w:r>
                           </w:p>
                           <w:p>
@@ -3942,7 +4426,15 @@
                               <w:jc w:val="left"/>
                             </w:pPr>
                             <w:r>
-                              <w:t xml:space="preserve">     bool exceedsThreshold = absoluteDifference &gt; this.threshold;</w:t>
+                              <w:t xml:space="preserve">     bool exceedsThreshold = absoluteDifference &gt; </w:t>
+                            </w:r>
+                            <w:proofErr w:type="gramStart"/>
+                            <w:r>
+                              <w:t>this.threshold</w:t>
+                            </w:r>
+                            <w:proofErr w:type="gramEnd"/>
+                            <w:r>
+                              <w:t>;</w:t>
                             </w:r>
                           </w:p>
                           <w:p>
@@ -3963,7 +4455,15 @@
                               <w:jc w:val="left"/>
                             </w:pPr>
                             <w:r>
-                              <w:t xml:space="preserve">     bool exceedsTolerance = relativeDifference &gt; this.tolerance;</w:t>
+                              <w:t xml:space="preserve">     bool exceedsTolerance = relativeDifference &gt; </w:t>
+                            </w:r>
+                            <w:proofErr w:type="gramStart"/>
+                            <w:r>
+                              <w:t>this.tolerance</w:t>
+                            </w:r>
+                            <w:proofErr w:type="gramEnd"/>
+                            <w:r>
+                              <w:t>;</w:t>
                             </w:r>
                           </w:p>
                           <w:p>
@@ -3984,7 +4484,15 @@
                               <w:jc w:val="left"/>
                             </w:pPr>
                             <w:r>
-                              <w:t xml:space="preserve">     if (!exceedsThreshold)</w:t>
+                              <w:t xml:space="preserve">     if </w:t>
+                            </w:r>
+                            <w:proofErr w:type="gramStart"/>
+                            <w:r>
+                              <w:t>(!exceedsThreshold</w:t>
+                            </w:r>
+                            <w:proofErr w:type="gramEnd"/>
+                            <w:r>
+                              <w:t>)</w:t>
                             </w:r>
                           </w:p>
                           <w:p>
@@ -9059,7 +9567,21 @@
         <w:rPr>
           <w:rFonts w:eastAsia="Times New Roman"/>
         </w:rPr>
-        <w:t>The similarity score in  HTM-based anomaly detection system is derived from the </w:t>
+        <w:t xml:space="preserve">The similarity score </w:t>
+      </w:r>
+      <w:proofErr w:type="gramStart"/>
+      <w:r>
+        <w:rPr>
+          <w:rFonts w:eastAsia="Times New Roman"/>
+        </w:rPr>
+        <w:t>in  HTM</w:t>
+      </w:r>
+      <w:proofErr w:type="gramEnd"/>
+      <w:r>
+        <w:rPr>
+          <w:rFonts w:eastAsia="Times New Roman"/>
+        </w:rPr>
+        <w:t>-based anomaly detection system is derived from the </w:t>
       </w:r>
       <w:r>
         <w:rPr>
@@ -9247,13 +9769,39 @@
         <w:t xml:space="preserve"> For a given input value (e.g., 46), the AnomalyDetection class calls: T</w:t>
       </w:r>
       <w:r>
-        <w:t>his returns a list of possible predictions sorted by similarity.</w:t>
+        <w:t>his returns a list of possible predictions sorted by similarity</w:t>
       </w:r>
       <w:r>
         <w:t xml:space="preserve"> </w:t>
       </w:r>
-      <w:r>
-        <w:t>[3]</w:t>
+      <w:sdt>
+        <w:sdtPr>
+          <w:id w:val="1594515602"/>
+          <w:citation/>
+        </w:sdtPr>
+        <w:sdtContent>
+          <w:r>
+            <w:fldChar w:fldCharType="begin"/>
+          </w:r>
+          <w:r>
+            <w:instrText xml:space="preserve"> CITATION Syn \l 1033 </w:instrText>
+          </w:r>
+          <w:r>
+            <w:fldChar w:fldCharType="separate"/>
+          </w:r>
+          <w:r>
+            <w:rPr>
+              <w:noProof/>
+            </w:rPr>
+            <w:t>[4]</w:t>
+          </w:r>
+          <w:r>
+            <w:fldChar w:fldCharType="end"/>
+          </w:r>
+        </w:sdtContent>
+      </w:sdt>
+      <w:r>
+        <w:t>.</w:t>
       </w:r>
     </w:p>
     <w:p>
@@ -10009,7 +10557,55 @@
         <w:rPr>
           <w:rFonts w:eastAsia="Times New Roman"/>
         </w:rPr>
-        <w:t>. [3]</w:t>
+        <w:t xml:space="preserve"> </w:t>
+      </w:r>
+      <w:sdt>
+        <w:sdtPr>
+          <w:rPr>
+            <w:rFonts w:eastAsia="Times New Roman"/>
+          </w:rPr>
+          <w:id w:val="399725757"/>
+          <w:citation/>
+        </w:sdtPr>
+        <w:sdtContent>
+          <w:r>
+            <w:rPr>
+              <w:rFonts w:eastAsia="Times New Roman"/>
+            </w:rPr>
+            <w:fldChar w:fldCharType="begin"/>
+          </w:r>
+          <w:r>
+            <w:rPr>
+              <w:rFonts w:eastAsia="Times New Roman"/>
+            </w:rPr>
+            <w:instrText xml:space="preserve"> CITATION Syn \l 1033 </w:instrText>
+          </w:r>
+          <w:r>
+            <w:rPr>
+              <w:rFonts w:eastAsia="Times New Roman"/>
+            </w:rPr>
+            <w:fldChar w:fldCharType="separate"/>
+          </w:r>
+          <w:r>
+            <w:rPr>
+              <w:rFonts w:eastAsia="Times New Roman"/>
+              <w:noProof/>
+            </w:rPr>
+            <w:t>[4]</w:t>
+          </w:r>
+          <w:r>
+            <w:rPr>
+              <w:rFonts w:eastAsia="Times New Roman"/>
+            </w:rPr>
+            <w:fldChar w:fldCharType="end"/>
+          </w:r>
+        </w:sdtContent>
+      </w:sdt>
+      <w:r>
+        <w:rPr>
+          <w:rFonts w:eastAsia="Times New Roman"/>
+        </w:rPr>
+        <w:t>.</w:t>
       </w:r>
     </w:p>
     <w:p>
@@ -13601,13 +14197,62 @@
         </w:rPr>
         <w:t>result.</w:t>
       </w:r>
-      <w:r>
-        <w:rPr>
-          <w:color w:val="0D0D0D"/>
-          <w:shd w:val="clear" w:color="auto" w:fill="FFFFFF"/>
-        </w:rPr>
-        <w:t>[3]</w:t>
-      </w:r>
+      <w:sdt>
+        <w:sdtPr>
+          <w:rPr>
+            <w:color w:val="0D0D0D"/>
+            <w:shd w:val="clear" w:color="auto" w:fill="FFFFFF"/>
+          </w:rPr>
+          <w:id w:val="1902251006"/>
+          <w:citation/>
+        </w:sdtPr>
+        <w:sdtContent>
+          <w:r>
+            <w:rPr>
+              <w:color w:val="0D0D0D"/>
+              <w:shd w:val="clear" w:color="auto" w:fill="FFFFFF"/>
+            </w:rPr>
+            <w:fldChar w:fldCharType="begin"/>
+          </w:r>
+          <w:r>
+            <w:rPr>
+              <w:color w:val="0D0D0D"/>
+              <w:shd w:val="clear" w:color="auto" w:fill="FFFFFF"/>
+            </w:rPr>
+            <w:instrText xml:space="preserve"> CITATION Syn \l 1033 </w:instrText>
+          </w:r>
+          <w:r>
+            <w:rPr>
+              <w:color w:val="0D0D0D"/>
+              <w:shd w:val="clear" w:color="auto" w:fill="FFFFFF"/>
+            </w:rPr>
+            <w:fldChar w:fldCharType="separate"/>
+          </w:r>
+          <w:r>
+            <w:rPr>
+              <w:noProof/>
+              <w:color w:val="0D0D0D"/>
+              <w:shd w:val="clear" w:color="auto" w:fill="FFFFFF"/>
+            </w:rPr>
+            <w:t xml:space="preserve"> </w:t>
+          </w:r>
+          <w:r>
+            <w:rPr>
+              <w:noProof/>
+              <w:color w:val="0D0D0D"/>
+              <w:shd w:val="clear" w:color="auto" w:fill="FFFFFF"/>
+            </w:rPr>
+            <w:t>[4]</w:t>
+          </w:r>
+          <w:r>
+            <w:rPr>
+              <w:color w:val="0D0D0D"/>
+              <w:shd w:val="clear" w:color="auto" w:fill="FFFFFF"/>
+            </w:rPr>
+            <w:fldChar w:fldCharType="end"/>
+          </w:r>
+        </w:sdtContent>
+      </w:sdt>
     </w:p>
     <w:p>
       <w:pPr>
@@ -13777,7 +14422,15 @@
                               <w:jc w:val="left"/>
                             </w:pPr>
                             <w:r>
-                              <w:t xml:space="preserve">        public void Test_IsAnomaly_WithAnomaly()</w:t>
+                              <w:t xml:space="preserve">        public void Test_IsAnomaly_</w:t>
+                            </w:r>
+                            <w:proofErr w:type="gramStart"/>
+                            <w:r>
+                              <w:t>WithAnomaly(</w:t>
+                            </w:r>
+                            <w:proofErr w:type="gramEnd"/>
+                            <w:r>
+                              <w:t>)</w:t>
                             </w:r>
                           </w:p>
                           <w:p>
@@ -13809,7 +14462,15 @@
                               <w:jc w:val="left"/>
                             </w:pPr>
                             <w:r>
-                              <w:t xml:space="preserve">            var anomalyDetection = new AnomalyDetection(relativeThreshold, absoluteThreshold);</w:t>
+                              <w:t xml:space="preserve">            var anomalyDetection = new </w:t>
+                            </w:r>
+                            <w:proofErr w:type="gramStart"/>
+                            <w:r>
+                              <w:t>AnomalyDetection(</w:t>
+                            </w:r>
+                            <w:proofErr w:type="gramEnd"/>
+                            <w:r>
+                              <w:t>relativeThreshold, absoluteThreshold);</w:t>
                             </w:r>
                           </w:p>
                           <w:p>
@@ -14519,15 +15180,11 @@
         <w:jc w:val="left"/>
         <w:rPr>
           <w:rFonts w:eastAsia="Times New Roman"/>
-          <w:sz w:val="19"/>
-          <w:szCs w:val="19"/>
         </w:rPr>
       </w:pPr>
       <w:r>
         <w:rPr>
           <w:rFonts w:eastAsia="Times New Roman"/>
-          <w:sz w:val="19"/>
-          <w:szCs w:val="19"/>
         </w:rPr>
         <w:t>We present a working HTM implementation for temporal anomaly detection, demonstrating effective pattern learning through spatial-temporal processing. Future work will address:</w:t>
       </w:r>
@@ -14560,15 +15217,11 @@
         <w:jc w:val="left"/>
         <w:rPr>
           <w:rFonts w:eastAsia="Times New Roman"/>
-          <w:sz w:val="19"/>
-          <w:szCs w:val="19"/>
         </w:rPr>
       </w:pPr>
       <w:r>
         <w:rPr>
           <w:rFonts w:eastAsia="Times New Roman"/>
-          <w:sz w:val="19"/>
-          <w:szCs w:val="19"/>
         </w:rPr>
         <w:t>Dynamic threshold adaptation</w:t>
       </w:r>
@@ -14601,15 +15254,11 @@
         <w:jc w:val="left"/>
         <w:rPr>
           <w:rFonts w:eastAsia="Times New Roman"/>
-          <w:sz w:val="19"/>
-          <w:szCs w:val="19"/>
         </w:rPr>
       </w:pPr>
       <w:r>
         <w:rPr>
           <w:rFonts w:eastAsia="Times New Roman"/>
-          <w:sz w:val="19"/>
-          <w:szCs w:val="19"/>
         </w:rPr>
         <w:t>Distributed training</w:t>
       </w:r>
@@ -14642,15 +15291,11 @@
         <w:jc w:val="left"/>
         <w:rPr>
           <w:rFonts w:eastAsia="Times New Roman"/>
-          <w:sz w:val="19"/>
-          <w:szCs w:val="19"/>
         </w:rPr>
       </w:pPr>
       <w:r>
         <w:rPr>
           <w:rFonts w:eastAsia="Times New Roman"/>
-          <w:sz w:val="19"/>
-          <w:szCs w:val="19"/>
         </w:rPr>
         <w:t>Streaming data support</w:t>
       </w:r>
@@ -14679,8 +15324,6 @@
         <w:jc w:val="left"/>
         <w:rPr>
           <w:rFonts w:eastAsia="Times New Roman"/>
-          <w:sz w:val="19"/>
-          <w:szCs w:val="19"/>
         </w:rPr>
       </w:pPr>
     </w:p>
@@ -14708,26 +15351,14 @@
         <w:jc w:val="left"/>
         <w:rPr>
           <w:rFonts w:eastAsia="Times New Roman"/>
-          <w:sz w:val="19"/>
-          <w:szCs w:val="19"/>
         </w:rPr>
       </w:pPr>
       <w:r>
         <w:rPr>
           <w:rFonts w:eastAsia="Times New Roman"/>
-          <w:sz w:val="19"/>
-          <w:szCs w:val="19"/>
-        </w:rPr>
-        <w:t>This work demonstrates a functional HTM-based anomaly detection system achieving 92.3% recall on synthetic data. Key con</w:t>
-      </w:r>
-      <w:r>
-        <w:rPr>
-          <w:rFonts w:eastAsia="Times New Roman"/>
-          <w:sz w:val="19"/>
-          <w:szCs w:val="19"/>
         </w:rPr>
         <w:lastRenderedPageBreak/>
-        <w:t>tributions include a modular pipeline, dual-threshold detection, and open-source implementation. Future directions involve:</w:t>
+        <w:t>This work demonstrates a functional HTM-based anomaly detection system achieving 92.3% recall on synthetic data. Key contributions include a modular pipeline, dual-threshold detection, and open-source implementation. Future directions involve:</w:t>
       </w:r>
     </w:p>
     <w:p>
@@ -14758,15 +15389,11 @@
         <w:jc w:val="left"/>
         <w:rPr>
           <w:rFonts w:eastAsia="Times New Roman"/>
-          <w:sz w:val="19"/>
-          <w:szCs w:val="19"/>
         </w:rPr>
       </w:pPr>
       <w:r>
         <w:rPr>
           <w:rFonts w:eastAsia="Times New Roman"/>
-          <w:sz w:val="19"/>
-          <w:szCs w:val="19"/>
         </w:rPr>
         <w:t>Dynamic threshold adaptation via reinforcement learning.</w:t>
       </w:r>
@@ -14799,15 +15426,11 @@
         <w:jc w:val="left"/>
         <w:rPr>
           <w:rFonts w:eastAsia="Times New Roman"/>
-          <w:sz w:val="19"/>
-          <w:szCs w:val="19"/>
         </w:rPr>
       </w:pPr>
       <w:r>
         <w:rPr>
           <w:rFonts w:eastAsia="Times New Roman"/>
-          <w:sz w:val="19"/>
-          <w:szCs w:val="19"/>
         </w:rPr>
         <w:t>Distributed HTM training for large-scale datasets.</w:t>
       </w:r>
@@ -14840,100 +15463,732 @@
         <w:jc w:val="left"/>
         <w:rPr>
           <w:rFonts w:eastAsia="Times New Roman"/>
-          <w:sz w:val="19"/>
-          <w:szCs w:val="19"/>
         </w:rPr>
       </w:pPr>
       <w:r>
         <w:rPr>
           <w:rFonts w:eastAsia="Times New Roman"/>
-          <w:sz w:val="19"/>
-          <w:szCs w:val="19"/>
         </w:rPr>
         <w:t>Integration with streaming platforms (e.g., Apache Kafka).</w:t>
       </w:r>
     </w:p>
-    <w:p>
-      <w:pPr>
-        <w:pStyle w:val="Heading5"/>
-      </w:pPr>
-      <w:r>
-        <w:t>References</w:t>
-      </w:r>
-      <w:r>
-        <w:t>.</w:t>
-      </w:r>
-    </w:p>
-    <w:p>
-      <w:pPr>
-        <w:jc w:val="both"/>
-      </w:pPr>
-    </w:p>
-    <w:p>
-      <w:pPr>
-        <w:pStyle w:val="references"/>
-      </w:pPr>
-      <w:r>
-        <w:t>J. Clerk Maxwell, A Treatise on Electricity and Magnetism, 3rd ed., vol. 2. Oxford: Clarendon, 1892, pp.68–73.</w:t>
-      </w:r>
-    </w:p>
-    <w:p>
-      <w:pPr>
-        <w:pStyle w:val="references"/>
-        <w:ind w:left="354" w:hanging="354"/>
-      </w:pPr>
-      <w:r>
-        <w:t xml:space="preserve">NeoCortex forked github repository for Anomaly Detection Sample, Team Synergy: </w:t>
-      </w:r>
-      <w:hyperlink r:id="rId19" w:tgtFrame="_blank" w:history="1">
-        <w:r>
-          <w:rPr>
-            <w:rStyle w:val="Hyperlink"/>
-          </w:rPr>
-          <w:t>https://github.com/Muhammad-Talha-S/synergy-neocortex-ad</w:t>
-        </w:r>
-      </w:hyperlink>
-    </w:p>
-    <w:p>
-      <w:pPr>
-        <w:pStyle w:val="references"/>
-        <w:sectPr>
-          <w:type w:val="continuous"/>
-          <w:pgSz w:w="11906" w:h="16838" w:code="9"/>
-          <w:pgMar w:top="1080" w:right="907" w:bottom="1440" w:left="907" w:header="720" w:footer="720" w:gutter="0"/>
-          <w:cols w:num="2" w:space="360"/>
-          <w:docGrid w:linePitch="360"/>
-        </w:sectPr>
-      </w:pPr>
-      <w:r>
-        <w:t>S. Ahmad &amp; J. Hawkins, "Properties of Sparse Distributed Representations and their Application to Hierarchical Temporal Memory," Frontiers in Computational Neuroscience, 2015.</w:t>
-      </w:r>
-    </w:p>
-    <w:p>
-      <w:pPr>
-        <w:pStyle w:val="references"/>
+    <w:sdt>
+      <w:sdtPr>
+        <w:rPr>
+          <w:smallCaps w:val="0"/>
+          <w:noProof w:val="0"/>
+        </w:rPr>
+        <w:id w:val="302133898"/>
+        <w:docPartObj>
+          <w:docPartGallery w:val="Bibliographies"/>
+          <w:docPartUnique/>
+        </w:docPartObj>
+      </w:sdtPr>
+      <w:sdtContent>
+        <w:p>
+          <w:pPr>
+            <w:pStyle w:val="Heading1"/>
+          </w:pPr>
+          <w:r>
+            <w:t>References</w:t>
+          </w:r>
+        </w:p>
+        <w:sdt>
+          <w:sdtPr>
+            <w:id w:val="-573587230"/>
+            <w:bibliography/>
+          </w:sdtPr>
+          <w:sdtContent>
+            <w:p>
+              <w:pPr>
+                <w:rPr>
+                  <w:noProof/>
+                </w:rPr>
+              </w:pPr>
+              <w:r>
+                <w:fldChar w:fldCharType="begin"/>
+              </w:r>
+              <w:r>
+                <w:instrText xml:space="preserve"> BIBLIOGRAPHY </w:instrText>
+              </w:r>
+              <w:r>
+                <w:fldChar w:fldCharType="separate"/>
+              </w:r>
+            </w:p>
+            <w:tbl>
+              <w:tblPr>
+                <w:tblW w:w="5000" w:type="pct"/>
+                <w:tblCellSpacing w:w="15" w:type="dxa"/>
+                <w:tblCellMar>
+                  <w:top w:w="15" w:type="dxa"/>
+                  <w:left w:w="15" w:type="dxa"/>
+                  <w:bottom w:w="15" w:type="dxa"/>
+                  <w:right w:w="15" w:type="dxa"/>
+                </w:tblCellMar>
+                <w:tblLook w:val="04A0" w:firstRow="1" w:lastRow="0" w:firstColumn="1" w:lastColumn="0" w:noHBand="0" w:noVBand="1"/>
+              </w:tblPr>
+              <w:tblGrid>
+                <w:gridCol w:w="309"/>
+                <w:gridCol w:w="4557"/>
+              </w:tblGrid>
+              <w:tr>
+                <w:trPr>
+                  <w:divId w:val="125199055"/>
+                  <w:tblCellSpacing w:w="15" w:type="dxa"/>
+                </w:trPr>
+                <w:tc>
+                  <w:tcPr>
+                    <w:tcW w:w="50" w:type="pct"/>
+                    <w:hideMark/>
+                  </w:tcPr>
+                  <w:p>
+                    <w:pPr>
+                      <w:pStyle w:val="Bibliography"/>
+                      <w:rPr>
+                        <w:noProof/>
+                      </w:rPr>
+                    </w:pPr>
+                    <w:r>
+                      <w:rPr>
+                        <w:noProof/>
+                      </w:rPr>
+                      <w:t xml:space="preserve">[1] </w:t>
+                    </w:r>
+                  </w:p>
+                </w:tc>
+                <w:tc>
+                  <w:tcPr>
+                    <w:tcW w:w="0" w:type="auto"/>
+                    <w:hideMark/>
+                  </w:tcPr>
+                  <w:p>
+                    <w:pPr>
+                      <w:pStyle w:val="references"/>
+                      <w:numPr>
+                        <w:ilvl w:val="0"/>
+                        <w:numId w:val="0"/>
+                      </w:numPr>
+                      <w:ind w:left="360" w:hanging="360"/>
+                      <w:rPr>
+                        <w:sz w:val="20"/>
+                        <w:szCs w:val="20"/>
+                      </w:rPr>
+                    </w:pPr>
+                    <w:r>
+                      <w:rPr>
+                        <w:sz w:val="20"/>
+                        <w:szCs w:val="20"/>
+                      </w:rPr>
+                      <w:t>G. Eason, B. Noble, and I. N. Sneddon, “On certain</w:t>
+                    </w:r>
+                  </w:p>
+                  <w:p>
+                    <w:pPr>
+                      <w:pStyle w:val="references"/>
+                      <w:numPr>
+                        <w:ilvl w:val="0"/>
+                        <w:numId w:val="0"/>
+                      </w:numPr>
+                      <w:ind w:left="360" w:hanging="360"/>
+                      <w:rPr>
+                        <w:sz w:val="20"/>
+                        <w:szCs w:val="20"/>
+                      </w:rPr>
+                    </w:pPr>
+                    <w:r>
+                      <w:rPr>
+                        <w:sz w:val="20"/>
+                        <w:szCs w:val="20"/>
+                      </w:rPr>
+                      <w:t>integrals of</w:t>
+                    </w:r>
+                    <w:r>
+                      <w:rPr>
+                        <w:sz w:val="20"/>
+                        <w:szCs w:val="20"/>
+                      </w:rPr>
+                      <w:t xml:space="preserve"> </w:t>
+                    </w:r>
+                    <w:r>
+                      <w:rPr>
+                        <w:sz w:val="20"/>
+                        <w:szCs w:val="20"/>
+                      </w:rPr>
+                      <w:t xml:space="preserve"> Lipschitz-Hankel type involving products of</w:t>
+                    </w:r>
+                    <w:r>
+                      <w:rPr>
+                        <w:sz w:val="20"/>
+                        <w:szCs w:val="20"/>
+                      </w:rPr>
+                      <w:t xml:space="preserve"> </w:t>
+                    </w:r>
+                  </w:p>
+                  <w:p>
+                    <w:pPr>
+                      <w:pStyle w:val="references"/>
+                      <w:numPr>
+                        <w:ilvl w:val="0"/>
+                        <w:numId w:val="0"/>
+                      </w:numPr>
+                      <w:ind w:left="360" w:hanging="360"/>
+                      <w:rPr>
+                        <w:sz w:val="20"/>
+                        <w:szCs w:val="20"/>
+                      </w:rPr>
+                    </w:pPr>
+                    <w:r>
+                      <w:rPr>
+                        <w:sz w:val="20"/>
+                        <w:szCs w:val="20"/>
+                      </w:rPr>
+                      <w:t>Bessel functions,” Phil.</w:t>
+                    </w:r>
+                    <w:r>
+                      <w:rPr>
+                        <w:sz w:val="20"/>
+                        <w:szCs w:val="20"/>
+                      </w:rPr>
+                      <w:t xml:space="preserve"> </w:t>
+                    </w:r>
+                    <w:r>
+                      <w:rPr>
+                        <w:sz w:val="20"/>
+                        <w:szCs w:val="20"/>
+                      </w:rPr>
+                      <w:t>Trans. Roy. Soc. London, vol.</w:t>
+                    </w:r>
+                  </w:p>
+                  <w:p>
+                    <w:pPr>
+                      <w:pStyle w:val="references"/>
+                      <w:numPr>
+                        <w:ilvl w:val="0"/>
+                        <w:numId w:val="0"/>
+                      </w:numPr>
+                      <w:ind w:left="360" w:hanging="360"/>
+                      <w:rPr>
+                        <w:sz w:val="20"/>
+                        <w:szCs w:val="20"/>
+                      </w:rPr>
+                    </w:pPr>
+                    <w:r>
+                      <w:rPr>
+                        <w:sz w:val="20"/>
+                        <w:szCs w:val="20"/>
+                      </w:rPr>
+                      <w:t>A247, pp. 529–551, April 1955.</w:t>
+                    </w:r>
+                  </w:p>
+                  <w:p>
+                    <w:pPr>
+                      <w:pStyle w:val="Bibliography"/>
+                      <w:jc w:val="both"/>
+                      <w:rPr>
+                        <w:noProof/>
+                      </w:rPr>
+                    </w:pPr>
+                  </w:p>
+                </w:tc>
+              </w:tr>
+              <w:tr>
+                <w:trPr>
+                  <w:divId w:val="125199055"/>
+                  <w:tblCellSpacing w:w="15" w:type="dxa"/>
+                </w:trPr>
+                <w:tc>
+                  <w:tcPr>
+                    <w:tcW w:w="50" w:type="pct"/>
+                    <w:hideMark/>
+                  </w:tcPr>
+                  <w:p>
+                    <w:pPr>
+                      <w:pStyle w:val="Bibliography"/>
+                      <w:rPr>
+                        <w:noProof/>
+                      </w:rPr>
+                    </w:pPr>
+                    <w:r>
+                      <w:rPr>
+                        <w:noProof/>
+                      </w:rPr>
+                      <w:t xml:space="preserve">[2] </w:t>
+                    </w:r>
+                  </w:p>
+                </w:tc>
+                <w:tc>
+                  <w:tcPr>
+                    <w:tcW w:w="0" w:type="auto"/>
+                    <w:hideMark/>
+                  </w:tcPr>
+                  <w:p>
+                    <w:pPr>
+                      <w:pStyle w:val="references"/>
+                      <w:numPr>
+                        <w:ilvl w:val="0"/>
+                        <w:numId w:val="0"/>
+                      </w:numPr>
+                      <w:ind w:left="360" w:hanging="360"/>
+                      <w:rPr>
+                        <w:sz w:val="20"/>
+                        <w:szCs w:val="20"/>
+                      </w:rPr>
+                    </w:pPr>
+                    <w:r>
+                      <w:rPr>
+                        <w:sz w:val="20"/>
+                        <w:szCs w:val="20"/>
+                      </w:rPr>
+                      <w:t>J. Clerk Maxwell, A Treatise on Electricity and</w:t>
+                    </w:r>
+                  </w:p>
+                  <w:p>
+                    <w:pPr>
+                      <w:pStyle w:val="references"/>
+                      <w:numPr>
+                        <w:ilvl w:val="0"/>
+                        <w:numId w:val="0"/>
+                      </w:numPr>
+                      <w:ind w:left="360" w:hanging="360"/>
+                      <w:rPr>
+                        <w:sz w:val="20"/>
+                        <w:szCs w:val="20"/>
+                      </w:rPr>
+                    </w:pPr>
+                    <w:r>
+                      <w:rPr>
+                        <w:sz w:val="20"/>
+                        <w:szCs w:val="20"/>
+                      </w:rPr>
+                      <w:t>Magnetism, 3rd ed., vol. 2. Oxford: Clarendon, 1892,</w:t>
+                    </w:r>
+                  </w:p>
+                  <w:p>
+                    <w:pPr>
+                      <w:pStyle w:val="references"/>
+                      <w:numPr>
+                        <w:ilvl w:val="0"/>
+                        <w:numId w:val="0"/>
+                      </w:numPr>
+                      <w:ind w:left="360" w:hanging="360"/>
+                      <w:rPr>
+                        <w:sz w:val="20"/>
+                        <w:szCs w:val="20"/>
+                      </w:rPr>
+                    </w:pPr>
+                    <w:r>
+                      <w:rPr>
+                        <w:sz w:val="20"/>
+                        <w:szCs w:val="20"/>
+                      </w:rPr>
+                      <w:t>pp.68–73.</w:t>
+                    </w:r>
+                  </w:p>
+                  <w:p>
+                    <w:pPr>
+                      <w:pStyle w:val="Bibliography"/>
+                      <w:jc w:val="both"/>
+                      <w:rPr>
+                        <w:noProof/>
+                      </w:rPr>
+                    </w:pPr>
+                  </w:p>
+                </w:tc>
+              </w:tr>
+              <w:tr>
+                <w:trPr>
+                  <w:divId w:val="125199055"/>
+                  <w:tblCellSpacing w:w="15" w:type="dxa"/>
+                </w:trPr>
+                <w:tc>
+                  <w:tcPr>
+                    <w:tcW w:w="50" w:type="pct"/>
+                    <w:hideMark/>
+                  </w:tcPr>
+                  <w:p>
+                    <w:pPr>
+                      <w:pStyle w:val="Bibliography"/>
+                      <w:rPr>
+                        <w:noProof/>
+                      </w:rPr>
+                    </w:pPr>
+                    <w:r>
+                      <w:rPr>
+                        <w:noProof/>
+                      </w:rPr>
+                      <w:t xml:space="preserve">[3] </w:t>
+                    </w:r>
+                  </w:p>
+                </w:tc>
+                <w:tc>
+                  <w:tcPr>
+                    <w:tcW w:w="0" w:type="auto"/>
+                    <w:hideMark/>
+                  </w:tcPr>
+                  <w:p>
+                    <w:pPr>
+                      <w:pStyle w:val="references"/>
+                      <w:numPr>
+                        <w:ilvl w:val="0"/>
+                        <w:numId w:val="0"/>
+                      </w:numPr>
+                      <w:ind w:left="360" w:hanging="360"/>
+                      <w:rPr>
+                        <w:sz w:val="20"/>
+                        <w:szCs w:val="20"/>
+                      </w:rPr>
+                    </w:pPr>
+                    <w:r>
+                      <w:rPr>
+                        <w:sz w:val="20"/>
+                        <w:szCs w:val="20"/>
+                      </w:rPr>
+                      <w:t xml:space="preserve"> NeoCortex forked github repository for Anomaly</w:t>
+                    </w:r>
+                  </w:p>
+                  <w:p>
+                    <w:pPr>
+                      <w:pStyle w:val="references"/>
+                      <w:numPr>
+                        <w:ilvl w:val="0"/>
+                        <w:numId w:val="0"/>
+                      </w:numPr>
+                      <w:ind w:left="360" w:hanging="360"/>
+                      <w:rPr>
+                        <w:sz w:val="20"/>
+                        <w:szCs w:val="20"/>
+                      </w:rPr>
+                    </w:pPr>
+                    <w:r>
+                      <w:rPr>
+                        <w:sz w:val="20"/>
+                        <w:szCs w:val="20"/>
+                      </w:rPr>
+                      <w:t>Detection</w:t>
+                    </w:r>
+                    <w:r>
+                      <w:rPr>
+                        <w:sz w:val="20"/>
+                        <w:szCs w:val="20"/>
+                      </w:rPr>
+                      <w:t xml:space="preserve"> </w:t>
+                    </w:r>
+                    <w:r>
+                      <w:rPr>
+                        <w:sz w:val="20"/>
+                        <w:szCs w:val="20"/>
+                      </w:rPr>
+                      <w:t>Sample, Team Synergy:</w:t>
+                    </w:r>
+                    <w:r>
+                      <w:rPr>
+                        <w:sz w:val="20"/>
+                        <w:szCs w:val="20"/>
+                      </w:rPr>
+                      <w:t xml:space="preserve"> </w:t>
+                    </w:r>
+                  </w:p>
+                  <w:p>
+                    <w:pPr>
+                      <w:pStyle w:val="references"/>
+                      <w:numPr>
+                        <w:ilvl w:val="0"/>
+                        <w:numId w:val="0"/>
+                      </w:numPr>
+                      <w:ind w:left="360" w:hanging="360"/>
+                      <w:rPr>
+                        <w:sz w:val="20"/>
+                        <w:szCs w:val="20"/>
+                      </w:rPr>
+                    </w:pPr>
+                    <w:r>
+                      <w:rPr>
+                        <w:sz w:val="20"/>
+                        <w:szCs w:val="20"/>
+                      </w:rPr>
+                      <w:t>https://github.com/Muhammad-Talha-S/synergy-neocortex-ad</w:t>
+                    </w:r>
+                  </w:p>
+                  <w:p>
+                    <w:pPr>
+                      <w:pStyle w:val="Bibliography"/>
+                      <w:jc w:val="both"/>
+                      <w:rPr>
+                        <w:noProof/>
+                      </w:rPr>
+                    </w:pPr>
+                  </w:p>
+                </w:tc>
+              </w:tr>
+              <w:tr>
+                <w:trPr>
+                  <w:divId w:val="125199055"/>
+                  <w:tblCellSpacing w:w="15" w:type="dxa"/>
+                </w:trPr>
+                <w:tc>
+                  <w:tcPr>
+                    <w:tcW w:w="50" w:type="pct"/>
+                    <w:hideMark/>
+                  </w:tcPr>
+                  <w:p>
+                    <w:pPr>
+                      <w:pStyle w:val="Bibliography"/>
+                      <w:rPr>
+                        <w:noProof/>
+                      </w:rPr>
+                    </w:pPr>
+                    <w:r>
+                      <w:rPr>
+                        <w:noProof/>
+                      </w:rPr>
+                      <w:t xml:space="preserve">[4] </w:t>
+                    </w:r>
+                  </w:p>
+                </w:tc>
+                <w:tc>
+                  <w:tcPr>
+                    <w:tcW w:w="0" w:type="auto"/>
+                    <w:hideMark/>
+                  </w:tcPr>
+                  <w:p>
+                    <w:pPr>
+                      <w:pStyle w:val="references"/>
+                      <w:numPr>
+                        <w:ilvl w:val="0"/>
+                        <w:numId w:val="0"/>
+                      </w:numPr>
+                      <w:ind w:left="360" w:hanging="360"/>
+                      <w:rPr>
+                        <w:sz w:val="20"/>
+                        <w:szCs w:val="20"/>
+                      </w:rPr>
+                    </w:pPr>
+                    <w:r>
+                      <w:rPr>
+                        <w:sz w:val="20"/>
+                        <w:szCs w:val="20"/>
+                      </w:rPr>
+                      <w:t>S. Ahmad &amp; J. Hawkins, "Properties of Sparse</w:t>
+                    </w:r>
+                    <w:r>
+                      <w:rPr>
+                        <w:sz w:val="20"/>
+                        <w:szCs w:val="20"/>
+                      </w:rPr>
+                      <w:t xml:space="preserve"> </w:t>
+                    </w:r>
+                  </w:p>
+                  <w:p>
+                    <w:pPr>
+                      <w:pStyle w:val="references"/>
+                      <w:numPr>
+                        <w:ilvl w:val="0"/>
+                        <w:numId w:val="0"/>
+                      </w:numPr>
+                      <w:ind w:left="360" w:hanging="360"/>
+                      <w:rPr>
+                        <w:sz w:val="20"/>
+                        <w:szCs w:val="20"/>
+                      </w:rPr>
+                    </w:pPr>
+                    <w:r>
+                      <w:rPr>
+                        <w:sz w:val="20"/>
+                        <w:szCs w:val="20"/>
+                      </w:rPr>
+                      <w:t>Distributed Representations and their Application to</w:t>
+                    </w:r>
+                  </w:p>
+                  <w:p>
+                    <w:pPr>
+                      <w:pStyle w:val="references"/>
+                      <w:numPr>
+                        <w:ilvl w:val="0"/>
+                        <w:numId w:val="0"/>
+                      </w:numPr>
+                      <w:ind w:left="360" w:hanging="360"/>
+                      <w:rPr>
+                        <w:sz w:val="20"/>
+                        <w:szCs w:val="20"/>
+                      </w:rPr>
+                    </w:pPr>
+                    <w:r>
+                      <w:rPr>
+                        <w:sz w:val="20"/>
+                        <w:szCs w:val="20"/>
+                      </w:rPr>
+                      <w:t>Hierarchical Temporal</w:t>
+                    </w:r>
+                    <w:r>
+                      <w:rPr>
+                        <w:sz w:val="20"/>
+                        <w:szCs w:val="20"/>
+                      </w:rPr>
+                      <w:t xml:space="preserve"> </w:t>
+                    </w:r>
+                    <w:r>
+                      <w:rPr>
+                        <w:sz w:val="20"/>
+                        <w:szCs w:val="20"/>
+                      </w:rPr>
+                      <w:t>Memory," Frontiers in</w:t>
+                    </w:r>
+                  </w:p>
+                  <w:p>
+                    <w:pPr>
+                      <w:pStyle w:val="references"/>
+                      <w:numPr>
+                        <w:ilvl w:val="0"/>
+                        <w:numId w:val="0"/>
+                      </w:numPr>
+                      <w:ind w:left="360" w:hanging="360"/>
+                      <w:rPr>
+                        <w:sz w:val="20"/>
+                        <w:szCs w:val="20"/>
+                      </w:rPr>
+                    </w:pPr>
+                    <w:r>
+                      <w:rPr>
+                        <w:sz w:val="20"/>
+                        <w:szCs w:val="20"/>
+                      </w:rPr>
+                      <w:t>Computational Neuroscience, 2015.</w:t>
+                    </w:r>
+                  </w:p>
+                  <w:p>
+                    <w:pPr>
+                      <w:pStyle w:val="Bibliography"/>
+                      <w:jc w:val="both"/>
+                      <w:rPr>
+                        <w:noProof/>
+                      </w:rPr>
+                    </w:pPr>
+                  </w:p>
+                </w:tc>
+              </w:tr>
+              <w:tr>
+                <w:trPr>
+                  <w:divId w:val="125199055"/>
+                  <w:tblCellSpacing w:w="15" w:type="dxa"/>
+                </w:trPr>
+                <w:tc>
+                  <w:tcPr>
+                    <w:tcW w:w="50" w:type="pct"/>
+                    <w:hideMark/>
+                  </w:tcPr>
+                  <w:p>
+                    <w:pPr>
+                      <w:pStyle w:val="Bibliography"/>
+                      <w:rPr>
+                        <w:noProof/>
+                      </w:rPr>
+                    </w:pPr>
+                    <w:r>
+                      <w:rPr>
+                        <w:noProof/>
+                      </w:rPr>
+                      <w:t xml:space="preserve">[5] </w:t>
+                    </w:r>
+                  </w:p>
+                </w:tc>
+                <w:tc>
+                  <w:tcPr>
+                    <w:tcW w:w="0" w:type="auto"/>
+                    <w:hideMark/>
+                  </w:tcPr>
+                  <w:p>
+                    <w:pPr>
+                      <w:pStyle w:val="Bibliography"/>
+                      <w:jc w:val="both"/>
+                      <w:rPr>
+                        <w:noProof/>
+                      </w:rPr>
+                    </w:pPr>
+                    <w:r>
+                      <w:rPr>
+                        <w:noProof/>
+                      </w:rPr>
+                      <w:t xml:space="preserve"> Y</w:t>
+                    </w:r>
+                    <w:r>
+                      <w:t>. Cui, S. Ahmad, &amp; J. Hawkins, "Continuous Online Sequence Learning with an Unsupervised Neural Network Model," Neural Computation, 2017.</w:t>
+                    </w:r>
+                  </w:p>
+                </w:tc>
+              </w:tr>
+              <w:tr>
+                <w:trPr>
+                  <w:divId w:val="125199055"/>
+                  <w:tblCellSpacing w:w="15" w:type="dxa"/>
+                </w:trPr>
+                <w:tc>
+                  <w:tcPr>
+                    <w:tcW w:w="50" w:type="pct"/>
+                    <w:hideMark/>
+                  </w:tcPr>
+                  <w:p>
+                    <w:pPr>
+                      <w:pStyle w:val="Bibliography"/>
+                      <w:jc w:val="both"/>
+                      <w:rPr>
+                        <w:noProof/>
+                      </w:rPr>
+                    </w:pPr>
+                    <w:r>
+                      <w:rPr>
+                        <w:noProof/>
+                      </w:rPr>
+                      <w:t xml:space="preserve"> </w:t>
+                    </w:r>
+                  </w:p>
+                </w:tc>
+                <w:tc>
+                  <w:tcPr>
+                    <w:tcW w:w="0" w:type="auto"/>
+                    <w:hideMark/>
+                  </w:tcPr>
+                  <w:p>
+                    <w:pPr>
+                      <w:pStyle w:val="Bibliography"/>
+                      <w:jc w:val="both"/>
+                      <w:rPr>
+                        <w:noProof/>
+                      </w:rPr>
+                    </w:pPr>
+                  </w:p>
+                </w:tc>
+              </w:tr>
+            </w:tbl>
+            <w:p>
+              <w:pPr>
+                <w:jc w:val="both"/>
+                <w:divId w:val="125199055"/>
+                <w:rPr>
+                  <w:rFonts w:eastAsia="Times New Roman"/>
+                  <w:noProof/>
+                </w:rPr>
+              </w:pPr>
+            </w:p>
+            <w:p>
+              <w:r>
+                <w:rPr>
+                  <w:b/>
+                  <w:bCs/>
+                  <w:noProof/>
+                </w:rPr>
+                <w:fldChar w:fldCharType="end"/>
+              </w:r>
+            </w:p>
+          </w:sdtContent>
+        </w:sdt>
+      </w:sdtContent>
+    </w:sdt>
+    <w:p>
+      <w:pPr>
+        <w:pStyle w:val="ListParagraph"/>
         <w:numPr>
           <w:ilvl w:val="0"/>
-          <w:numId w:val="46"/>
-        </w:numPr>
-      </w:pPr>
-      <w:r>
-        <w:t xml:space="preserve">G. Eason, B. Noble, and I. N. Sneddon, “On certain integrals of Lipschitz-Hankel type involving products of Bessel functions,” Phil. Trans. Roy. Soc. London, vol. A247, pp. 529–551, April 1955. </w:t>
-      </w:r>
-      <w:r>
-        <w:rPr>
-          <w:i/>
-          <w:iCs/>
-        </w:rPr>
-        <w:t>(references)</w:t>
-      </w:r>
-    </w:p>
-    <w:p>
-      <w:pPr>
-        <w:pStyle w:val="references"/>
-        <w:numPr>
-          <w:ilvl w:val="0"/>
-          <w:numId w:val="47"/>
+          <w:numId w:val="48"/>
         </w:numPr>
         <w:sectPr>
           <w:type w:val="continuous"/>
@@ -14943,9 +16198,22 @@
           <w:docGrid w:linePitch="360"/>
         </w:sectPr>
       </w:pPr>
-      <w:r>
-        <w:t>Y. Cui, S. Ahmad, &amp; J. Hawkins, "Continuous Online Sequence Learning with an Unsupervised Neural Network Model," Neural Computation, 2017.</w:t>
-      </w:r>
+    </w:p>
+    <w:p>
+      <w:pPr>
+        <w:pStyle w:val="references"/>
+        <w:numPr>
+          <w:ilvl w:val="0"/>
+          <w:numId w:val="0"/>
+        </w:numPr>
+        <w:sectPr>
+          <w:type w:val="continuous"/>
+          <w:pgSz w:w="11906" w:h="16838" w:code="9"/>
+          <w:pgMar w:top="1080" w:right="907" w:bottom="1440" w:left="907" w:header="720" w:footer="720" w:gutter="0"/>
+          <w:cols w:num="2" w:space="360"/>
+          <w:docGrid w:linePitch="360"/>
+        </w:sectPr>
+      </w:pPr>
     </w:p>
     <w:p>
       <w:pPr>
@@ -16779,6 +18047,92 @@
     </w:lvl>
   </w:abstractNum>
   <w:abstractNum w:abstractNumId="22" w15:restartNumberingAfterBreak="0">
+    <w:nsid w:val="3D1503A8"/>
+    <w:multiLevelType w:val="hybridMultilevel"/>
+    <w:tmpl w:val="052EF70A"/>
+    <w:lvl w:ilvl="0" w:tplc="0409000F">
+      <w:start w:val="1"/>
+      <w:numFmt w:val="decimal"/>
+      <w:lvlText w:val="%1."/>
+      <w:lvlJc w:val="left"/>
+      <w:pPr>
+        <w:ind w:left="720" w:hanging="360"/>
+      </w:pPr>
+    </w:lvl>
+    <w:lvl w:ilvl="1" w:tplc="04090019" w:tentative="1">
+      <w:start w:val="1"/>
+      <w:numFmt w:val="lowerLetter"/>
+      <w:lvlText w:val="%2."/>
+      <w:lvlJc w:val="left"/>
+      <w:pPr>
+        <w:ind w:left="1440" w:hanging="360"/>
+      </w:pPr>
+    </w:lvl>
+    <w:lvl w:ilvl="2" w:tplc="0409001B" w:tentative="1">
+      <w:start w:val="1"/>
+      <w:numFmt w:val="lowerRoman"/>
+      <w:lvlText w:val="%3."/>
+      <w:lvlJc w:val="right"/>
+      <w:pPr>
+        <w:ind w:left="2160" w:hanging="180"/>
+      </w:pPr>
+    </w:lvl>
+    <w:lvl w:ilvl="3" w:tplc="0409000F" w:tentative="1">
+      <w:start w:val="1"/>
+      <w:numFmt w:val="decimal"/>
+      <w:lvlText w:val="%4."/>
+      <w:lvlJc w:val="left"/>
+      <w:pPr>
+        <w:ind w:left="2880" w:hanging="360"/>
+      </w:pPr>
+    </w:lvl>
+    <w:lvl w:ilvl="4" w:tplc="04090019" w:tentative="1">
+      <w:start w:val="1"/>
+      <w:numFmt w:val="lowerLetter"/>
+      <w:lvlText w:val="%5."/>
+      <w:lvlJc w:val="left"/>
+      <w:pPr>
+        <w:ind w:left="3600" w:hanging="360"/>
+      </w:pPr>
+    </w:lvl>
+    <w:lvl w:ilvl="5" w:tplc="0409001B" w:tentative="1">
+      <w:start w:val="1"/>
+      <w:numFmt w:val="lowerRoman"/>
+      <w:lvlText w:val="%6."/>
+      <w:lvlJc w:val="right"/>
+      <w:pPr>
+        <w:ind w:left="4320" w:hanging="180"/>
+      </w:pPr>
+    </w:lvl>
+    <w:lvl w:ilvl="6" w:tplc="0409000F" w:tentative="1">
+      <w:start w:val="1"/>
+      <w:numFmt w:val="decimal"/>
+      <w:lvlText w:val="%7."/>
+      <w:lvlJc w:val="left"/>
+      <w:pPr>
+        <w:ind w:left="5040" w:hanging="360"/>
+      </w:pPr>
+    </w:lvl>
+    <w:lvl w:ilvl="7" w:tplc="04090019" w:tentative="1">
+      <w:start w:val="1"/>
+      <w:numFmt w:val="lowerLetter"/>
+      <w:lvlText w:val="%8."/>
+      <w:lvlJc w:val="left"/>
+      <w:pPr>
+        <w:ind w:left="5760" w:hanging="360"/>
+      </w:pPr>
+    </w:lvl>
+    <w:lvl w:ilvl="8" w:tplc="0409001B" w:tentative="1">
+      <w:start w:val="1"/>
+      <w:numFmt w:val="lowerRoman"/>
+      <w:lvlText w:val="%9."/>
+      <w:lvlJc w:val="right"/>
+      <w:pPr>
+        <w:ind w:left="6480" w:hanging="180"/>
+      </w:pPr>
+    </w:lvl>
+  </w:abstractNum>
+  <w:abstractNum w:abstractNumId="23" w15:restartNumberingAfterBreak="0">
     <w:nsid w:val="3DFA67E4"/>
     <w:multiLevelType w:val="multilevel"/>
     <w:tmpl w:val="E3746392"/>
@@ -16927,7 +18281,7 @@
       </w:rPr>
     </w:lvl>
   </w:abstractNum>
-  <w:abstractNum w:abstractNumId="23" w15:restartNumberingAfterBreak="0">
+  <w:abstractNum w:abstractNumId="24" w15:restartNumberingAfterBreak="0">
     <w:nsid w:val="3E6E5185"/>
     <w:multiLevelType w:val="multilevel"/>
     <w:tmpl w:val="68422F2E"/>
@@ -17076,7 +18430,7 @@
       </w:rPr>
     </w:lvl>
   </w:abstractNum>
-  <w:abstractNum w:abstractNumId="24" w15:restartNumberingAfterBreak="0">
+  <w:abstractNum w:abstractNumId="25" w15:restartNumberingAfterBreak="0">
     <w:nsid w:val="3EC66250"/>
     <w:multiLevelType w:val="multilevel"/>
     <w:tmpl w:val="D4C07676"/>
@@ -17225,7 +18579,7 @@
       </w:rPr>
     </w:lvl>
   </w:abstractNum>
-  <w:abstractNum w:abstractNumId="25" w15:restartNumberingAfterBreak="0">
+  <w:abstractNum w:abstractNumId="26" w15:restartNumberingAfterBreak="0">
     <w:nsid w:val="405D7DD0"/>
     <w:multiLevelType w:val="multilevel"/>
     <w:tmpl w:val="B1802674"/>
@@ -17374,7 +18728,7 @@
       </w:rPr>
     </w:lvl>
   </w:abstractNum>
-  <w:abstractNum w:abstractNumId="26" w15:restartNumberingAfterBreak="0">
+  <w:abstractNum w:abstractNumId="27" w15:restartNumberingAfterBreak="0">
     <w:nsid w:val="4189603E"/>
     <w:multiLevelType w:val="multilevel"/>
     <w:tmpl w:val="0AB06E12"/>
@@ -17581,7 +18935,7 @@
       </w:rPr>
     </w:lvl>
   </w:abstractNum>
-  <w:abstractNum w:abstractNumId="27" w15:restartNumberingAfterBreak="0">
+  <w:abstractNum w:abstractNumId="28" w15:restartNumberingAfterBreak="0">
     <w:nsid w:val="42A74250"/>
     <w:multiLevelType w:val="hybridMultilevel"/>
     <w:tmpl w:val="6504AC68"/>
@@ -17667,7 +19021,7 @@
       </w:pPr>
     </w:lvl>
   </w:abstractNum>
-  <w:abstractNum w:abstractNumId="28" w15:restartNumberingAfterBreak="0">
+  <w:abstractNum w:abstractNumId="29" w15:restartNumberingAfterBreak="0">
     <w:nsid w:val="493C3F76"/>
     <w:multiLevelType w:val="hybridMultilevel"/>
     <w:tmpl w:val="9A9E418C"/>
@@ -17778,7 +19132,7 @@
       </w:pPr>
     </w:lvl>
   </w:abstractNum>
-  <w:abstractNum w:abstractNumId="29" w15:restartNumberingAfterBreak="0">
+  <w:abstractNum w:abstractNumId="30" w15:restartNumberingAfterBreak="0">
     <w:nsid w:val="4A5138BD"/>
     <w:multiLevelType w:val="multilevel"/>
     <w:tmpl w:val="F63C12A2"/>
@@ -17927,7 +19281,7 @@
       </w:rPr>
     </w:lvl>
   </w:abstractNum>
-  <w:abstractNum w:abstractNumId="30" w15:restartNumberingAfterBreak="0">
+  <w:abstractNum w:abstractNumId="31" w15:restartNumberingAfterBreak="0">
     <w:nsid w:val="4DC25270"/>
     <w:multiLevelType w:val="multilevel"/>
     <w:tmpl w:val="B8E4A058"/>
@@ -18076,7 +19430,7 @@
       </w:rPr>
     </w:lvl>
   </w:abstractNum>
-  <w:abstractNum w:abstractNumId="31" w15:restartNumberingAfterBreak="0">
+  <w:abstractNum w:abstractNumId="32" w15:restartNumberingAfterBreak="0">
     <w:nsid w:val="4F3B51B7"/>
     <w:multiLevelType w:val="multilevel"/>
     <w:tmpl w:val="648CB60E"/>
@@ -18225,7 +19579,7 @@
       </w:rPr>
     </w:lvl>
   </w:abstractNum>
-  <w:abstractNum w:abstractNumId="32" w15:restartNumberingAfterBreak="0">
+  <w:abstractNum w:abstractNumId="33" w15:restartNumberingAfterBreak="0">
     <w:nsid w:val="52CA544A"/>
     <w:multiLevelType w:val="singleLevel"/>
     <w:tmpl w:val="A14A0786"/>
@@ -18252,7 +19606,7 @@
       </w:rPr>
     </w:lvl>
   </w:abstractNum>
-  <w:abstractNum w:abstractNumId="33" w15:restartNumberingAfterBreak="0">
+  <w:abstractNum w:abstractNumId="34" w15:restartNumberingAfterBreak="0">
     <w:nsid w:val="535C471F"/>
     <w:multiLevelType w:val="multilevel"/>
     <w:tmpl w:val="65D41630"/>
@@ -18401,7 +19755,7 @@
       </w:rPr>
     </w:lvl>
   </w:abstractNum>
-  <w:abstractNum w:abstractNumId="34" w15:restartNumberingAfterBreak="0">
+  <w:abstractNum w:abstractNumId="35" w15:restartNumberingAfterBreak="0">
     <w:nsid w:val="5A4F4EC8"/>
     <w:multiLevelType w:val="multilevel"/>
     <w:tmpl w:val="446446DA"/>
@@ -18550,7 +19904,7 @@
       </w:rPr>
     </w:lvl>
   </w:abstractNum>
-  <w:abstractNum w:abstractNumId="35" w15:restartNumberingAfterBreak="0">
+  <w:abstractNum w:abstractNumId="36" w15:restartNumberingAfterBreak="0">
     <w:nsid w:val="61D15E1E"/>
     <w:multiLevelType w:val="multilevel"/>
     <w:tmpl w:val="E160E2B4"/>
@@ -18699,7 +20053,7 @@
       </w:rPr>
     </w:lvl>
   </w:abstractNum>
-  <w:abstractNum w:abstractNumId="36" w15:restartNumberingAfterBreak="0">
+  <w:abstractNum w:abstractNumId="37" w15:restartNumberingAfterBreak="0">
     <w:nsid w:val="699F36DC"/>
     <w:multiLevelType w:val="multilevel"/>
     <w:tmpl w:val="B3A43BB4"/>
@@ -18848,7 +20202,7 @@
       </w:rPr>
     </w:lvl>
   </w:abstractNum>
-  <w:abstractNum w:abstractNumId="37" w15:restartNumberingAfterBreak="0">
+  <w:abstractNum w:abstractNumId="38" w15:restartNumberingAfterBreak="0">
     <w:nsid w:val="6C402C58"/>
     <w:multiLevelType w:val="hybridMultilevel"/>
     <w:tmpl w:val="9A1CA078"/>
@@ -18993,7 +20347,7 @@
       </w:rPr>
     </w:lvl>
   </w:abstractNum>
-  <w:abstractNum w:abstractNumId="38" w15:restartNumberingAfterBreak="0">
+  <w:abstractNum w:abstractNumId="39" w15:restartNumberingAfterBreak="0">
     <w:nsid w:val="6CD32DA8"/>
     <w:multiLevelType w:val="singleLevel"/>
     <w:tmpl w:val="166470C2"/>
@@ -19019,7 +20373,7 @@
       </w:rPr>
     </w:lvl>
   </w:abstractNum>
-  <w:abstractNum w:abstractNumId="39" w15:restartNumberingAfterBreak="0">
+  <w:abstractNum w:abstractNumId="40" w15:restartNumberingAfterBreak="0">
     <w:nsid w:val="79C41F47"/>
     <w:multiLevelType w:val="multilevel"/>
     <w:tmpl w:val="4FA8343E"/>
@@ -19132,7 +20486,7 @@
       </w:pPr>
     </w:lvl>
   </w:abstractNum>
-  <w:abstractNum w:abstractNumId="40" w15:restartNumberingAfterBreak="0">
+  <w:abstractNum w:abstractNumId="41" w15:restartNumberingAfterBreak="0">
     <w:nsid w:val="7A991E13"/>
     <w:multiLevelType w:val="multilevel"/>
     <w:tmpl w:val="E3E0CC68"/>
@@ -19245,7 +20599,7 @@
       </w:pPr>
     </w:lvl>
   </w:abstractNum>
-  <w:abstractNum w:abstractNumId="41" w15:restartNumberingAfterBreak="0">
+  <w:abstractNum w:abstractNumId="42" w15:restartNumberingAfterBreak="0">
     <w:nsid w:val="7FAC42A0"/>
     <w:multiLevelType w:val="multilevel"/>
     <w:tmpl w:val="7B0C17AC"/>
@@ -19398,28 +20752,28 @@
     <w:abstractNumId w:val="18"/>
   </w:num>
   <w:num w:numId="2" w16cid:durableId="744106382">
-    <w:abstractNumId w:val="37"/>
+    <w:abstractNumId w:val="38"/>
   </w:num>
   <w:num w:numId="3" w16cid:durableId="405542283">
     <w:abstractNumId w:val="16"/>
   </w:num>
   <w:num w:numId="4" w16cid:durableId="58528485">
-    <w:abstractNumId w:val="26"/>
+    <w:abstractNumId w:val="27"/>
   </w:num>
   <w:num w:numId="5" w16cid:durableId="158690621">
-    <w:abstractNumId w:val="26"/>
+    <w:abstractNumId w:val="27"/>
   </w:num>
   <w:num w:numId="6" w16cid:durableId="1725248462">
-    <w:abstractNumId w:val="26"/>
+    <w:abstractNumId w:val="27"/>
   </w:num>
   <w:num w:numId="7" w16cid:durableId="941455226">
-    <w:abstractNumId w:val="26"/>
+    <w:abstractNumId w:val="27"/>
   </w:num>
   <w:num w:numId="8" w16cid:durableId="1785659599">
-    <w:abstractNumId w:val="32"/>
+    <w:abstractNumId w:val="33"/>
   </w:num>
   <w:num w:numId="9" w16cid:durableId="1933902280">
-    <w:abstractNumId w:val="38"/>
+    <w:abstractNumId w:val="39"/>
   </w:num>
   <w:num w:numId="10" w16cid:durableId="1495225212">
     <w:abstractNumId w:val="20"/>
@@ -19464,82 +20818,85 @@
     <w:abstractNumId w:val="1"/>
   </w:num>
   <w:num w:numId="24" w16cid:durableId="841047741">
-    <w:abstractNumId w:val="28"/>
+    <w:abstractNumId w:val="29"/>
   </w:num>
   <w:num w:numId="25" w16cid:durableId="1846700602">
     <w:abstractNumId w:val="13"/>
   </w:num>
   <w:num w:numId="26" w16cid:durableId="2075734801">
-    <w:abstractNumId w:val="24"/>
+    <w:abstractNumId w:val="25"/>
   </w:num>
   <w:num w:numId="27" w16cid:durableId="372577414">
     <w:abstractNumId w:val="17"/>
   </w:num>
   <w:num w:numId="28" w16cid:durableId="500002219">
-    <w:abstractNumId w:val="22"/>
+    <w:abstractNumId w:val="23"/>
   </w:num>
   <w:num w:numId="29" w16cid:durableId="1753428773">
-    <w:abstractNumId w:val="31"/>
+    <w:abstractNumId w:val="32"/>
   </w:num>
   <w:num w:numId="30" w16cid:durableId="987705696">
-    <w:abstractNumId w:val="33"/>
+    <w:abstractNumId w:val="34"/>
   </w:num>
   <w:num w:numId="31" w16cid:durableId="147357453">
     <w:abstractNumId w:val="19"/>
   </w:num>
   <w:num w:numId="32" w16cid:durableId="956182253">
-    <w:abstractNumId w:val="25"/>
+    <w:abstractNumId w:val="26"/>
   </w:num>
   <w:num w:numId="33" w16cid:durableId="1632902333">
-    <w:abstractNumId w:val="27"/>
+    <w:abstractNumId w:val="28"/>
   </w:num>
   <w:num w:numId="34" w16cid:durableId="482357074">
-    <w:abstractNumId w:val="29"/>
+    <w:abstractNumId w:val="30"/>
   </w:num>
   <w:num w:numId="35" w16cid:durableId="1552963809">
-    <w:abstractNumId w:val="36"/>
+    <w:abstractNumId w:val="37"/>
   </w:num>
   <w:num w:numId="36" w16cid:durableId="1073889321">
-    <w:abstractNumId w:val="39"/>
+    <w:abstractNumId w:val="40"/>
   </w:num>
   <w:num w:numId="37" w16cid:durableId="639959264">
-    <w:abstractNumId w:val="40"/>
+    <w:abstractNumId w:val="41"/>
   </w:num>
   <w:num w:numId="38" w16cid:durableId="1437747114">
-    <w:abstractNumId w:val="34"/>
+    <w:abstractNumId w:val="35"/>
   </w:num>
   <w:num w:numId="39" w16cid:durableId="1726641033">
-    <w:abstractNumId w:val="30"/>
+    <w:abstractNumId w:val="31"/>
   </w:num>
   <w:num w:numId="40" w16cid:durableId="998115210">
     <w:abstractNumId w:val="21"/>
   </w:num>
   <w:num w:numId="41" w16cid:durableId="978657057">
-    <w:abstractNumId w:val="41"/>
+    <w:abstractNumId w:val="42"/>
   </w:num>
   <w:num w:numId="42" w16cid:durableId="1766077393">
     <w:abstractNumId w:val="11"/>
   </w:num>
   <w:num w:numId="43" w16cid:durableId="1793203176">
-    <w:abstractNumId w:val="35"/>
+    <w:abstractNumId w:val="36"/>
   </w:num>
   <w:num w:numId="44" w16cid:durableId="893588090">
-    <w:abstractNumId w:val="23"/>
+    <w:abstractNumId w:val="24"/>
   </w:num>
   <w:num w:numId="45" w16cid:durableId="1320689725">
     <w:abstractNumId w:val="15"/>
   </w:num>
   <w:num w:numId="46" w16cid:durableId="896892844">
-    <w:abstractNumId w:val="32"/>
+    <w:abstractNumId w:val="33"/>
     <w:lvlOverride w:ilvl="0">
       <w:startOverride w:val="1"/>
     </w:lvlOverride>
   </w:num>
   <w:num w:numId="47" w16cid:durableId="1047870688">
-    <w:abstractNumId w:val="32"/>
+    <w:abstractNumId w:val="33"/>
     <w:lvlOverride w:ilvl="0">
       <w:startOverride w:val="5"/>
     </w:lvlOverride>
+  </w:num>
+  <w:num w:numId="48" w16cid:durableId="360204083">
+    <w:abstractNumId w:val="22"/>
   </w:num>
 </w:numbering>
 </file>
@@ -19852,6 +21209,7 @@
     <w:name w:val="heading 1"/>
     <w:basedOn w:val="Normal"/>
     <w:next w:val="Normal"/>
+    <w:link w:val="Heading1Char"/>
     <w:uiPriority w:val="9"/>
     <w:qFormat/>
     <w:rsid w:val="006B6B66"/>
@@ -20422,6 +21780,36 @@
       <w:u w:val="single"/>
     </w:rPr>
   </w:style>
+  <w:style w:type="paragraph" w:styleId="ListParagraph">
+    <w:name w:val="List Paragraph"/>
+    <w:basedOn w:val="Normal"/>
+    <w:uiPriority w:val="34"/>
+    <w:qFormat/>
+    <w:rsid w:val="002452B2"/>
+    <w:pPr>
+      <w:ind w:left="720"/>
+      <w:contextualSpacing/>
+    </w:pPr>
+  </w:style>
+  <w:style w:type="character" w:customStyle="1" w:styleId="Heading1Char">
+    <w:name w:val="Heading 1 Char"/>
+    <w:basedOn w:val="DefaultParagraphFont"/>
+    <w:link w:val="Heading1"/>
+    <w:uiPriority w:val="9"/>
+    <w:rsid w:val="006B79D4"/>
+    <w:rPr>
+      <w:smallCaps/>
+      <w:noProof/>
+    </w:rPr>
+  </w:style>
+  <w:style w:type="paragraph" w:styleId="Bibliography">
+    <w:name w:val="Bibliography"/>
+    <w:basedOn w:val="Normal"/>
+    <w:next w:val="Normal"/>
+    <w:uiPriority w:val="37"/>
+    <w:unhideWhenUsed/>
+    <w:rsid w:val="006B79D4"/>
+  </w:style>
 </w:styles>
 </file>
 
@@ -20740,13 +22128,105 @@
     <b:Title>A New Spatial Pooler Algorithm Based on Heterogeneous Hash Group</b:Title>
     <b:Year>2023</b:Year>
     <b:ConferenceName>International Joint Conference on Neural Networks (IJCNN)</b:ConferenceName>
+    <b:RefOrder>6</b:RefOrder>
+  </b:Source>
+  <b:Source>
+    <b:Tag>GEa55</b:Tag>
+    <b:SourceType>Book</b:SourceType>
+    <b:Guid>{A851DDE5-E8CE-4E6D-94C2-008DB5B0D0A9}</b:Guid>
+    <b:Author>
+      <b:Author>
+        <b:NameList>
+          <b:Person>
+            <b:Last>G. Eason</b:Last>
+            <b:First>B.</b:First>
+            <b:Middle>Noble, and I. N. Sneddon</b:Middle>
+          </b:Person>
+        </b:NameList>
+      </b:Author>
+    </b:Author>
+    <b:Title>On certain integrals of Lipschitz-Hankel type involving products of Bessel functions</b:Title>
+    <b:Year>April 1955</b:Year>
+    <b:RefOrder>1</b:RefOrder>
+  </b:Source>
+  <b:Source>
+    <b:Tag>Max92</b:Tag>
+    <b:SourceType>Book</b:SourceType>
+    <b:Guid>{9A867CB5-9365-4D42-AC7F-B17A3E4B0D93}</b:Guid>
+    <b:Author>
+      <b:Author>
+        <b:NameList>
+          <b:Person>
+            <b:Last>Maxwell</b:Last>
+            <b:First>J.</b:First>
+            <b:Middle>Clerk</b:Middle>
+          </b:Person>
+        </b:NameList>
+      </b:Author>
+    </b:Author>
+    <b:Title>A Treatise on Electricity and Magnetism, 3rd ed</b:Title>
+    <b:Year>1892</b:Year>
     <b:RefOrder>2</b:RefOrder>
+  </b:Source>
+  <b:Source>
+    <b:Tag>Syn</b:Tag>
+    <b:SourceType>Book</b:SourceType>
+    <b:Guid>{0F0E0957-7185-4EEC-9205-39CB35419BD6}</b:Guid>
+    <b:Author>
+      <b:Author>
+        <b:NameList>
+          <b:Person>
+            <b:Last>Synergy</b:Last>
+          </b:Person>
+        </b:NameList>
+      </b:Author>
+    </b:Author>
+    <b:Title>NeoCortex forked github repository for Anomaly Detection Sample: https://github.com/Muhammad-Talha-S/synergy-neocortex-ad</b:Title>
+    <b:RefOrder>4</b:RefOrder>
+  </b:Source>
+  <b:Source>
+    <b:Tag>SAh15</b:Tag>
+    <b:SourceType>Book</b:SourceType>
+    <b:Guid>{0791319D-42E2-4B0C-BA0E-4C868E55CD06}</b:Guid>
+    <b:Author>
+      <b:Author>
+        <b:NameList>
+          <b:Person>
+            <b:Last>Hawkins</b:Last>
+            <b:First>S.</b:First>
+            <b:Middle>Ahmad &amp; J.</b:Middle>
+          </b:Person>
+        </b:NameList>
+      </b:Author>
+    </b:Author>
+    <b:Title>Properties of Sparse Distributed Representations and their Application to Hierarchical Temporal Memory, Frontiers in Computational Neuroscience</b:Title>
+    <b:Year>2015</b:Year>
+    <b:RefOrder>5</b:RefOrder>
+  </b:Source>
+  <b:Source>
+    <b:Tag>YCu17</b:Tag>
+    <b:SourceType>Book</b:SourceType>
+    <b:Guid>{4E3F1FAE-F18F-46DC-A5E1-E59B65689A3A}</b:Guid>
+    <b:Author>
+      <b:Author>
+        <b:NameList>
+          <b:Person>
+            <b:Last>Y. Cui</b:Last>
+            <b:First>S.</b:First>
+            <b:Middle>Ahmad, &amp; J. Hawkins</b:Middle>
+          </b:Person>
+        </b:NameList>
+      </b:Author>
+    </b:Author>
+    <b:Title>Continuous Online Sequence Learning with an Unsupervised Neural Network Model, Neural Computational</b:Title>
+    <b:Year>2017</b:Year>
+    <b:RefOrder>3</b:RefOrder>
   </b:Source>
 </b:Sources>
 </file>
 
 <file path=customXml/itemProps1.xml><?xml version="1.0" encoding="utf-8"?>
-<ds:datastoreItem xmlns:ds="http://schemas.openxmlformats.org/officeDocument/2006/customXml" ds:itemID="{833E5AD0-A351-4BB7-8FB9-89B14A5B98EA}">
+<ds:datastoreItem xmlns:ds="http://schemas.openxmlformats.org/officeDocument/2006/customXml" ds:itemID="{2B1B5C6B-BD5C-4581-A3B7-43A89E349601}">
   <ds:schemaRefs>
     <ds:schemaRef ds:uri="http://schemas.openxmlformats.org/officeDocument/2006/bibliography"/>
   </ds:schemaRefs>

--- a/source/MySEProject/Documentation/ML 24-25-03 Implement Anomaly Detection Sample_Team Synergy.docx
+++ b/source/MySEProject/Documentation/ML 24-25-03 Implement Anomaly Detection Sample_Team Synergy.docx
@@ -4137,9 +4137,10 @@
     <w:p>
       <w:pPr>
         <w:pStyle w:val="Heading2"/>
-      </w:pPr>
-      <w:r>
-        <w:t xml:space="preserve">Anomaly Detection </w:t>
+        <w:jc w:val="center"/>
+      </w:pPr>
+      <w:r>
+        <w:t>Anomaly Detection</w:t>
       </w:r>
     </w:p>
     <w:p>
@@ -13427,40 +13428,7 @@
           <w:sz w:val="18"/>
           <w:szCs w:val="18"/>
         </w:rPr>
-        <w:t>2: Lists</w:t>
-      </w:r>
-      <w:r>
-        <w:rPr>
-          <w:b w:val="0"/>
-          <w:bCs w:val="0"/>
-          <w:i/>
-          <w:iCs/>
-          <w:sz w:val="18"/>
-          <w:szCs w:val="18"/>
-        </w:rPr>
-        <w:t xml:space="preserve"> the inferring data, predicted sequences, and best-matched learned sequences across </w:t>
-      </w:r>
-      <w:r>
-        <w:rPr>
-          <w:b w:val="0"/>
-          <w:bCs w:val="0"/>
-          <w:i/>
-          <w:iCs/>
-          <w:sz w:val="18"/>
-          <w:szCs w:val="18"/>
-        </w:rPr>
-        <w:t>26-time</w:t>
-      </w:r>
-      <w:r>
-        <w:rPr>
-          <w:b w:val="0"/>
-          <w:bCs w:val="0"/>
-          <w:i/>
-          <w:iCs/>
-          <w:sz w:val="18"/>
-          <w:szCs w:val="18"/>
-        </w:rPr>
-        <w:t xml:space="preserve"> steps. Anomalies are marked by significant deviations</w:t>
+        <w:t>2: Lists the inferring data, predicted sequences, and best-matched learned sequences across 26-time steps. Anomalies are marked by significant deviations</w:t>
       </w:r>
       <w:r>
         <w:rPr>
@@ -13807,6 +13775,7 @@
     <w:p>
       <w:pPr>
         <w:pStyle w:val="Heading2"/>
+        <w:jc w:val="center"/>
         <w:rPr>
           <w:shd w:val="clear" w:color="auto" w:fill="FFFFFF"/>
         </w:rPr>
@@ -14066,12 +14035,6 @@
           <w:shd w:val="clear" w:color="auto" w:fill="FFFFFF"/>
         </w:rPr>
         <w:instrText xml:space="preserve"> REF _Ref162475542 \h  \* MERGEFORMAT </w:instrText>
-      </w:r>
-      <w:r>
-        <w:rPr>
-          <w:color w:val="0D0D0D"/>
-          <w:shd w:val="clear" w:color="auto" w:fill="FFFFFF"/>
-        </w:rPr>
       </w:r>
       <w:r>
         <w:rPr>
@@ -19543,9 +19506,9 @@
       <w:lvlJc w:val="left"/>
       <w:pPr>
         <w:tabs>
-          <w:tab w:val="num" w:pos="1170"/>
-        </w:tabs>
-        <w:ind w:left="1098" w:hanging="288"/>
+          <w:tab w:val="num" w:pos="360"/>
+        </w:tabs>
+        <w:ind w:left="288" w:hanging="288"/>
       </w:pPr>
       <w:rPr>
         <w:rFonts w:ascii="Times New Roman" w:hAnsi="Times New Roman" w:cs="Times New Roman" w:hint="default"/>
@@ -22022,9 +21985,12 @@
         <w:numId w:val="4"/>
       </w:numPr>
       <w:tabs>
+        <w:tab w:val="clear" w:pos="360"/>
         <w:tab w:val="num" w:pos="288"/>
+        <w:tab w:val="num" w:pos="1170"/>
       </w:tabs>
       <w:spacing w:before="120" w:after="60"/>
+      <w:ind w:left="1098"/>
       <w:jc w:val="left"/>
       <w:outlineLvl w:val="1"/>
     </w:pPr>
@@ -22102,6 +22068,7 @@
   <w:style w:type="character" w:default="1" w:styleId="DefaultParagraphFont">
     <w:name w:val="Default Paragraph Font"/>
     <w:uiPriority w:val="1"/>
+    <w:semiHidden/>
     <w:unhideWhenUsed/>
   </w:style>
   <w:style w:type="table" w:default="1" w:styleId="TableNormal">
